--- a/workflow.docx
+++ b/workflow.docx
@@ -10,22 +10,21 @@
           <w:lang w:val="en-GB"/>
         </w:rPr>
       </w:pPr>
-      <w:proofErr w:type="spellStart"/>
       <w:r>
         <w:rPr>
           <w:rFonts w:ascii="Arial" w:hAnsi="Arial" w:cs="Arial"/>
           <w:lang w:val="en-GB"/>
         </w:rPr>
-        <w:t>stargzr</w:t>
-      </w:r>
-      <w:proofErr w:type="spellEnd"/>
-      <w:r>
+        <w:t>stargzr Workflow</w:t>
+      </w:r>
+    </w:p>
+    <w:p>
+      <w:pPr>
         <w:rPr>
           <w:rFonts w:ascii="Arial" w:hAnsi="Arial" w:cs="Arial"/>
           <w:lang w:val="en-GB"/>
         </w:rPr>
-        <w:t xml:space="preserve"> Workflow</w:t>
-      </w:r>
+      </w:pPr>
     </w:p>
     <w:p>
       <w:pPr>
@@ -39,29 +38,30 @@
       <w:pPr>
         <w:rPr>
           <w:rFonts w:ascii="Arial" w:hAnsi="Arial" w:cs="Arial"/>
+          <w:sz w:val="28"/>
+          <w:szCs w:val="28"/>
           <w:lang w:val="en-GB"/>
         </w:rPr>
       </w:pPr>
-    </w:p>
-    <w:p>
-      <w:pPr>
+      <w:r>
         <w:rPr>
           <w:rFonts w:ascii="Arial" w:hAnsi="Arial" w:cs="Arial"/>
           <w:sz w:val="28"/>
           <w:szCs w:val="28"/>
           <w:lang w:val="en-GB"/>
         </w:rPr>
-      </w:pPr>
-      <w:r>
+        <w:t xml:space="preserve">so… you ran stargzr huh </w:t>
+      </w:r>
+    </w:p>
+    <w:p>
+      <w:pPr>
         <w:rPr>
           <w:rFonts w:ascii="Arial" w:hAnsi="Arial" w:cs="Arial"/>
           <w:sz w:val="28"/>
           <w:szCs w:val="28"/>
           <w:lang w:val="en-GB"/>
         </w:rPr>
-        <w:t xml:space="preserve">so… you ran </w:t>
-      </w:r>
-      <w:proofErr w:type="spellStart"/>
+      </w:pPr>
       <w:r>
         <w:rPr>
           <w:rFonts w:ascii="Arial" w:hAnsi="Arial" w:cs="Arial"/>
@@ -69,9 +69,8 @@
           <w:szCs w:val="28"/>
           <w:lang w:val="en-GB"/>
         </w:rPr>
-        <w:t>stargzr</w:t>
-      </w:r>
-      <w:proofErr w:type="spellEnd"/>
+        <w:t>well, this is what happens</w:t>
+      </w:r>
       <w:r>
         <w:rPr>
           <w:rFonts w:ascii="Arial" w:hAnsi="Arial" w:cs="Arial"/>
@@ -79,7 +78,7 @@
           <w:szCs w:val="28"/>
           <w:lang w:val="en-GB"/>
         </w:rPr>
-        <w:t xml:space="preserve"> huh </w:t>
+        <w:t>. Also this assumes you have the code at hand so I don’t need to just copy the comment explanation on struct fields.</w:t>
       </w:r>
     </w:p>
     <w:p>
@@ -91,15 +90,16 @@
           <w:lang w:val="en-GB"/>
         </w:rPr>
       </w:pPr>
-      <w:r>
+    </w:p>
+    <w:p>
+      <w:pPr>
         <w:rPr>
           <w:rFonts w:ascii="Arial" w:hAnsi="Arial" w:cs="Arial"/>
           <w:sz w:val="28"/>
           <w:szCs w:val="28"/>
           <w:lang w:val="en-GB"/>
         </w:rPr>
-        <w:t>well, this is what happens</w:t>
-      </w:r>
+      </w:pPr>
       <w:r>
         <w:rPr>
           <w:rFonts w:ascii="Arial" w:hAnsi="Arial" w:cs="Arial"/>
@@ -107,9 +107,8 @@
           <w:szCs w:val="28"/>
           <w:lang w:val="en-GB"/>
         </w:rPr>
-        <w:t xml:space="preserve">. </w:t>
-      </w:r>
-      <w:proofErr w:type="gramStart"/>
+        <w:t>let</w:t>
+      </w:r>
       <w:r>
         <w:rPr>
           <w:rFonts w:ascii="Arial" w:hAnsi="Arial" w:cs="Arial"/>
@@ -117,9 +116,8 @@
           <w:szCs w:val="28"/>
           <w:lang w:val="en-GB"/>
         </w:rPr>
-        <w:t>Also</w:t>
-      </w:r>
-      <w:proofErr w:type="gramEnd"/>
+        <w:t>’</w:t>
+      </w:r>
       <w:r>
         <w:rPr>
           <w:rFonts w:ascii="Arial" w:hAnsi="Arial" w:cs="Arial"/>
@@ -127,19 +125,18 @@
           <w:szCs w:val="28"/>
           <w:lang w:val="en-GB"/>
         </w:rPr>
-        <w:t xml:space="preserve"> this assumes you have the code at </w:t>
-      </w:r>
-      <w:proofErr w:type="gramStart"/>
-      <w:r>
+        <w:t xml:space="preserve">s start from main.rs </w:t>
+      </w:r>
+    </w:p>
+    <w:p>
+      <w:pPr>
         <w:rPr>
           <w:rFonts w:ascii="Arial" w:hAnsi="Arial" w:cs="Arial"/>
           <w:sz w:val="28"/>
           <w:szCs w:val="28"/>
           <w:lang w:val="en-GB"/>
         </w:rPr>
-        <w:t>hand</w:t>
-      </w:r>
-      <w:proofErr w:type="gramEnd"/>
+      </w:pPr>
       <w:r>
         <w:rPr>
           <w:rFonts w:ascii="Arial" w:hAnsi="Arial" w:cs="Arial"/>
@@ -147,7 +144,7 @@
           <w:szCs w:val="28"/>
           <w:lang w:val="en-GB"/>
         </w:rPr>
-        <w:t xml:space="preserve"> so I don’t need to just copy the comment explanation on struct fields.</w:t>
+        <w:t>here we first look at the env variables that are only set if this is ran through docker – otherwise for the path we assume that the folder is called media and that it is in the root of the project.</w:t>
       </w:r>
     </w:p>
     <w:p>
@@ -159,16 +156,15 @@
           <w:lang w:val="en-GB"/>
         </w:rPr>
       </w:pPr>
-    </w:p>
-    <w:p>
-      <w:pPr>
+      <w:r>
         <w:rPr>
           <w:rFonts w:ascii="Arial" w:hAnsi="Arial" w:cs="Arial"/>
           <w:sz w:val="28"/>
           <w:szCs w:val="28"/>
           <w:lang w:val="en-GB"/>
         </w:rPr>
-      </w:pPr>
+        <w:t>and now we initialize by sending the bath as a PathBuf, which is just rust’s way of knowing that this is a file</w:t>
+      </w:r>
       <w:r>
         <w:rPr>
           <w:rFonts w:ascii="Arial" w:hAnsi="Arial" w:cs="Arial"/>
@@ -176,7 +172,7 @@
           <w:szCs w:val="28"/>
           <w:lang w:val="en-GB"/>
         </w:rPr>
-        <w:t>let</w:t>
+        <w:t xml:space="preserve"> </w:t>
       </w:r>
       <w:r>
         <w:rPr>
@@ -185,7 +181,7 @@
           <w:szCs w:val="28"/>
           <w:lang w:val="en-GB"/>
         </w:rPr>
-        <w:t>’</w:t>
+        <w:t>path so it know</w:t>
       </w:r>
       <w:r>
         <w:rPr>
@@ -194,132 +190,16 @@
           <w:szCs w:val="28"/>
           <w:lang w:val="en-GB"/>
         </w:rPr>
-        <w:t xml:space="preserve">s start from main.rs </w:t>
-      </w:r>
-    </w:p>
-    <w:p>
-      <w:pPr>
+        <w:t>s</w:t>
+      </w:r>
+      <w:r>
         <w:rPr>
           <w:rFonts w:ascii="Arial" w:hAnsi="Arial" w:cs="Arial"/>
           <w:sz w:val="28"/>
           <w:szCs w:val="28"/>
           <w:lang w:val="en-GB"/>
         </w:rPr>
-      </w:pPr>
-      <w:r>
-        <w:rPr>
-          <w:rFonts w:ascii="Arial" w:hAnsi="Arial" w:cs="Arial"/>
-          <w:sz w:val="28"/>
-          <w:szCs w:val="28"/>
-          <w:lang w:val="en-GB"/>
-        </w:rPr>
-        <w:t>here we first look at the env variables that are only set if this is ran through docker – otherwise for the path we assume that the folder is called media and that it is in the root of the project.</w:t>
-      </w:r>
-    </w:p>
-    <w:p>
-      <w:pPr>
-        <w:rPr>
-          <w:rFonts w:ascii="Arial" w:hAnsi="Arial" w:cs="Arial"/>
-          <w:sz w:val="28"/>
-          <w:szCs w:val="28"/>
-          <w:lang w:val="en-GB"/>
-        </w:rPr>
-      </w:pPr>
-      <w:r>
-        <w:rPr>
-          <w:rFonts w:ascii="Arial" w:hAnsi="Arial" w:cs="Arial"/>
-          <w:sz w:val="28"/>
-          <w:szCs w:val="28"/>
-          <w:lang w:val="en-GB"/>
-        </w:rPr>
-        <w:t xml:space="preserve">and now we initialize by sending the bath as a </w:t>
-      </w:r>
-      <w:proofErr w:type="spellStart"/>
-      <w:r>
-        <w:rPr>
-          <w:rFonts w:ascii="Arial" w:hAnsi="Arial" w:cs="Arial"/>
-          <w:sz w:val="28"/>
-          <w:szCs w:val="28"/>
-          <w:lang w:val="en-GB"/>
-        </w:rPr>
-        <w:t>PathBuf</w:t>
-      </w:r>
-      <w:proofErr w:type="spellEnd"/>
-      <w:r>
-        <w:rPr>
-          <w:rFonts w:ascii="Arial" w:hAnsi="Arial" w:cs="Arial"/>
-          <w:sz w:val="28"/>
-          <w:szCs w:val="28"/>
-          <w:lang w:val="en-GB"/>
-        </w:rPr>
-        <w:t>, which is just rust’s way of knowing that this is a file</w:t>
-      </w:r>
-      <w:r>
-        <w:rPr>
-          <w:rFonts w:ascii="Arial" w:hAnsi="Arial" w:cs="Arial"/>
-          <w:sz w:val="28"/>
-          <w:szCs w:val="28"/>
-          <w:lang w:val="en-GB"/>
-        </w:rPr>
-        <w:t xml:space="preserve"> </w:t>
-      </w:r>
-      <w:proofErr w:type="gramStart"/>
-      <w:r>
-        <w:rPr>
-          <w:rFonts w:ascii="Arial" w:hAnsi="Arial" w:cs="Arial"/>
-          <w:sz w:val="28"/>
-          <w:szCs w:val="28"/>
-          <w:lang w:val="en-GB"/>
-        </w:rPr>
-        <w:t>path</w:t>
-      </w:r>
-      <w:proofErr w:type="gramEnd"/>
-      <w:r>
-        <w:rPr>
-          <w:rFonts w:ascii="Arial" w:hAnsi="Arial" w:cs="Arial"/>
-          <w:sz w:val="28"/>
-          <w:szCs w:val="28"/>
-          <w:lang w:val="en-GB"/>
-        </w:rPr>
-        <w:t xml:space="preserve"> so it know</w:t>
-      </w:r>
-      <w:r>
-        <w:rPr>
-          <w:rFonts w:ascii="Arial" w:hAnsi="Arial" w:cs="Arial"/>
-          <w:sz w:val="28"/>
-          <w:szCs w:val="28"/>
-          <w:lang w:val="en-GB"/>
-        </w:rPr>
-        <w:t>s</w:t>
-      </w:r>
-      <w:r>
-        <w:rPr>
-          <w:rFonts w:ascii="Arial" w:hAnsi="Arial" w:cs="Arial"/>
-          <w:sz w:val="28"/>
-          <w:szCs w:val="28"/>
-          <w:lang w:val="en-GB"/>
-        </w:rPr>
-        <w:t xml:space="preserve"> how to add stuff to it like extensions (.mp3, .mp4…) or other files like media/</w:t>
-      </w:r>
-      <w:proofErr w:type="spellStart"/>
-      <w:r>
-        <w:rPr>
-          <w:rFonts w:ascii="Arial" w:hAnsi="Arial" w:cs="Arial"/>
-          <w:sz w:val="28"/>
-          <w:szCs w:val="28"/>
-          <w:lang w:val="en-GB"/>
-        </w:rPr>
-        <w:t>some_folder</w:t>
-      </w:r>
-      <w:proofErr w:type="spellEnd"/>
-      <w:r>
-        <w:rPr>
-          <w:rFonts w:ascii="Arial" w:hAnsi="Arial" w:cs="Arial"/>
-          <w:sz w:val="28"/>
-          <w:szCs w:val="28"/>
-          <w:lang w:val="en-GB"/>
-        </w:rPr>
-        <w:t>/this.txt.</w:t>
+        <w:t xml:space="preserve"> how to add stuff to it like extensions (.mp3, .mp4…) or other files like media/some_folder/this.txt.</w:t>
       </w:r>
     </w:p>
     <w:p>
@@ -1983,6 +1863,2472 @@
         </w:rPr>
         <w:t xml:space="preserve"> </w:t>
       </w:r>
+      <w:r>
+        <w:rPr>
+          <w:rFonts w:ascii="Arial" w:hAnsi="Arial" w:cs="Arial"/>
+          <w:sz w:val="28"/>
+          <w:szCs w:val="28"/>
+        </w:rPr>
+        <w:t>say someone wants to access this servers API they would do that by going to the / or /player route (let’s assume that every call is nested with the /strgzr prefix from here and on). T</w:t>
+      </w:r>
+      <w:r>
+        <w:rPr>
+          <w:rFonts w:ascii="Arial" w:hAnsi="Arial" w:cs="Arial"/>
+          <w:sz w:val="28"/>
+          <w:szCs w:val="28"/>
+        </w:rPr>
+        <w:t xml:space="preserve">he browser opens (or reuses) a TCP connection and sends a GET /stargzr/ request. Hyper reads the bytes from the socket, parses the HTTP request, and hands it to Axum’s router. </w:t>
+      </w:r>
+      <w:r>
+        <w:rPr>
+          <w:rFonts w:ascii="Arial" w:hAnsi="Arial" w:cs="Arial"/>
+          <w:sz w:val="28"/>
+          <w:szCs w:val="28"/>
+        </w:rPr>
+        <w:t>T</w:t>
+      </w:r>
+      <w:r>
+        <w:rPr>
+          <w:rFonts w:ascii="Arial" w:hAnsi="Arial" w:cs="Arial"/>
+          <w:sz w:val="28"/>
+          <w:szCs w:val="28"/>
+        </w:rPr>
+        <w:t>he router matches the / route inside the nested player router and executes player_page</w:t>
+      </w:r>
+      <w:r>
+        <w:rPr>
+          <w:rFonts w:ascii="Arial" w:hAnsi="Arial" w:cs="Arial"/>
+          <w:sz w:val="28"/>
+          <w:szCs w:val="28"/>
+        </w:rPr>
+        <w:t xml:space="preserve"> function</w:t>
+      </w:r>
+    </w:p>
+    <w:p>
+      <w:pPr>
+        <w:ind w:left="705"/>
+        <w:rPr>
+          <w:rFonts w:ascii="Arial" w:hAnsi="Arial" w:cs="Arial"/>
+          <w:sz w:val="28"/>
+          <w:szCs w:val="28"/>
+        </w:rPr>
+      </w:pPr>
+      <w:r>
+        <w:rPr>
+          <w:rFonts w:ascii="Arial" w:hAnsi="Arial" w:cs="Arial"/>
+          <w:sz w:val="28"/>
+          <w:szCs w:val="28"/>
+        </w:rPr>
+        <w:t xml:space="preserve">the function lives in handlers.rs. </w:t>
+      </w:r>
+      <w:r>
+        <w:rPr>
+          <w:rFonts w:ascii="Arial" w:hAnsi="Arial" w:cs="Arial"/>
+          <w:sz w:val="28"/>
+          <w:szCs w:val="28"/>
+        </w:rPr>
+        <w:t>Axum's extractor system kicks in before the function body runs. State(state) tells Axum to pull the SharedState out of the request extensions</w:t>
+      </w:r>
+      <w:r>
+        <w:rPr>
+          <w:rFonts w:ascii="Arial" w:hAnsi="Arial" w:cs="Arial"/>
+          <w:sz w:val="28"/>
+          <w:szCs w:val="28"/>
+        </w:rPr>
+        <w:t xml:space="preserve">, </w:t>
+      </w:r>
+      <w:r>
+        <w:rPr>
+          <w:rFonts w:ascii="Arial" w:hAnsi="Arial" w:cs="Arial"/>
+          <w:sz w:val="28"/>
+          <w:szCs w:val="28"/>
+        </w:rPr>
+        <w:t>remember that with_state() attached it to the router earlier, so every handler can grab it this way. HeaderMap is another extractor that gives us the raw HTTP headers from the request. Both are resolved by Axum before the function body executes.</w:t>
+      </w:r>
+    </w:p>
+    <w:p>
+      <w:pPr>
+        <w:ind w:left="1410"/>
+        <w:rPr>
+          <w:rFonts w:ascii="Arial" w:hAnsi="Arial" w:cs="Arial"/>
+          <w:sz w:val="28"/>
+          <w:szCs w:val="28"/>
+        </w:rPr>
+      </w:pPr>
+      <w:r>
+        <w:rPr>
+          <w:rFonts w:ascii="Arial" w:hAnsi="Arial" w:cs="Arial"/>
+          <w:sz w:val="28"/>
+          <w:szCs w:val="28"/>
+        </w:rPr>
+        <w:t xml:space="preserve">get_session_id </w:t>
+      </w:r>
+      <w:r>
+        <w:rPr>
+          <w:rFonts w:ascii="Arial" w:hAnsi="Arial" w:cs="Arial"/>
+          <w:sz w:val="28"/>
+          <w:szCs w:val="28"/>
+        </w:rPr>
+        <w:t xml:space="preserve">in sessions.rs </w:t>
+      </w:r>
+      <w:r>
+        <w:rPr>
+          <w:rFonts w:ascii="Arial" w:hAnsi="Arial" w:cs="Arial"/>
+          <w:sz w:val="28"/>
+          <w:szCs w:val="28"/>
+        </w:rPr>
+        <w:t>looks for a session cookie in the Cookie header. If one exists and is valid it returns that ID; if not it generates a fresh UUID. This is how stargzr knows who is who without any login system.</w:t>
+      </w:r>
+    </w:p>
+    <w:p>
+      <w:pPr>
+        <w:rPr>
+          <w:rFonts w:ascii="Arial" w:hAnsi="Arial" w:cs="Arial"/>
+          <w:sz w:val="28"/>
+          <w:szCs w:val="28"/>
+        </w:rPr>
+      </w:pPr>
+      <w:r>
+        <w:rPr>
+          <w:rFonts w:ascii="Arial" w:hAnsi="Arial" w:cs="Arial"/>
+          <w:sz w:val="28"/>
+          <w:szCs w:val="28"/>
+        </w:rPr>
+        <w:tab/>
+      </w:r>
+    </w:p>
+    <w:p>
+      <w:pPr>
+        <w:ind w:left="1410"/>
+        <w:rPr>
+          <w:rFonts w:ascii="Arial" w:hAnsi="Arial" w:cs="Arial"/>
+          <w:sz w:val="28"/>
+          <w:szCs w:val="28"/>
+        </w:rPr>
+      </w:pPr>
+      <w:r>
+        <w:rPr>
+          <w:rFonts w:ascii="Arial" w:hAnsi="Arial" w:cs="Arial"/>
+          <w:sz w:val="28"/>
+          <w:szCs w:val="28"/>
+        </w:rPr>
+        <w:lastRenderedPageBreak/>
+        <w:t>e</w:t>
+      </w:r>
+      <w:r>
+        <w:rPr>
+          <w:rFonts w:ascii="Arial" w:hAnsi="Arial" w:cs="Arial"/>
+          <w:sz w:val="28"/>
+          <w:szCs w:val="28"/>
+        </w:rPr>
+        <w:t>ach session has its own cursor into the playlist</w:t>
+      </w:r>
+      <w:r>
+        <w:rPr>
+          <w:rFonts w:ascii="Arial" w:hAnsi="Arial" w:cs="Arial"/>
+          <w:sz w:val="28"/>
+          <w:szCs w:val="28"/>
+        </w:rPr>
+        <w:t>,</w:t>
+      </w:r>
+      <w:r>
+        <w:rPr>
+          <w:rFonts w:ascii="Arial" w:hAnsi="Arial" w:cs="Arial"/>
+          <w:sz w:val="28"/>
+          <w:szCs w:val="28"/>
+        </w:rPr>
+        <w:t xml:space="preserve"> the track they were last on. get_or_create_position looks up the session in the shared state's session map. If the session is new, it inserts a fresh entry at index 0. Either way it returns a usiz</w:t>
+      </w:r>
+      <w:r>
+        <w:rPr>
+          <w:rFonts w:ascii="Arial" w:hAnsi="Arial" w:cs="Arial"/>
+          <w:sz w:val="28"/>
+          <w:szCs w:val="28"/>
+        </w:rPr>
+        <w:t>e</w:t>
+      </w:r>
+      <w:r>
+        <w:rPr>
+          <w:rFonts w:ascii="Arial" w:hAnsi="Arial" w:cs="Arial"/>
+          <w:sz w:val="28"/>
+          <w:szCs w:val="28"/>
+        </w:rPr>
+        <w:t>.</w:t>
+      </w:r>
+    </w:p>
+    <w:p>
+      <w:pPr>
+        <w:ind w:left="705"/>
+        <w:rPr>
+          <w:rFonts w:ascii="Arial" w:hAnsi="Arial" w:cs="Arial"/>
+          <w:sz w:val="28"/>
+          <w:szCs w:val="28"/>
+        </w:rPr>
+      </w:pPr>
+      <w:r>
+        <w:rPr>
+          <w:rFonts w:ascii="Arial" w:hAnsi="Arial" w:cs="Arial"/>
+          <w:sz w:val="28"/>
+          <w:szCs w:val="28"/>
+        </w:rPr>
+        <w:t xml:space="preserve">next we need the name of the actual thing the user is playing. </w:t>
+      </w:r>
+      <w:r>
+        <w:rPr>
+          <w:rFonts w:ascii="Arial" w:hAnsi="Arial" w:cs="Arial"/>
+          <w:sz w:val="28"/>
+          <w:szCs w:val="28"/>
+        </w:rPr>
+        <w:t>The playlist lives behind a RwLock</w:t>
+      </w:r>
+      <w:r>
+        <w:rPr>
+          <w:rFonts w:ascii="Arial" w:hAnsi="Arial" w:cs="Arial"/>
+          <w:sz w:val="28"/>
+          <w:szCs w:val="28"/>
+        </w:rPr>
+        <w:t>,</w:t>
+      </w:r>
+      <w:r>
+        <w:rPr>
+          <w:rFonts w:ascii="Arial" w:hAnsi="Arial" w:cs="Arial"/>
+          <w:sz w:val="28"/>
+          <w:szCs w:val="28"/>
+        </w:rPr>
+        <w:t xml:space="preserve"> multiple readers can hold it simultaneously, but a writer blocks everyone. .read().await acquires a read lock asynchronously so we don't block the runtime waiting for it. Inside the block we grab the filename at current_index and the total count, then clone them out. The block ends, the lock guard drops, and the lock is released before we do anything else. This is deliberate</w:t>
+      </w:r>
+      <w:r>
+        <w:rPr>
+          <w:rFonts w:ascii="Arial" w:hAnsi="Arial" w:cs="Arial"/>
+          <w:sz w:val="28"/>
+          <w:szCs w:val="28"/>
+        </w:rPr>
+        <w:t>,</w:t>
+      </w:r>
+      <w:r>
+        <w:rPr>
+          <w:rFonts w:ascii="Arial" w:hAnsi="Arial" w:cs="Arial"/>
+          <w:sz w:val="28"/>
+          <w:szCs w:val="28"/>
+        </w:rPr>
+        <w:t xml:space="preserve"> you never want to hold a lock across an await point because that would block every other task trying to read the playlist for the entire duration of whatever async operation follows.</w:t>
+      </w:r>
+    </w:p>
+    <w:p>
+      <w:pPr>
+        <w:ind w:left="705"/>
+        <w:rPr>
+          <w:rFonts w:ascii="Arial" w:hAnsi="Arial" w:cs="Arial"/>
+          <w:sz w:val="28"/>
+          <w:szCs w:val="28"/>
+        </w:rPr>
+      </w:pPr>
+    </w:p>
+    <w:p>
+      <w:pPr>
+        <w:ind w:left="705"/>
+        <w:rPr>
+          <w:rFonts w:ascii="Arial" w:hAnsi="Arial" w:cs="Arial"/>
+          <w:sz w:val="28"/>
+          <w:szCs w:val="28"/>
+        </w:rPr>
+      </w:pPr>
+      <w:r>
+        <w:rPr>
+          <w:rFonts w:ascii="Arial" w:hAnsi="Arial" w:cs="Arial"/>
+          <w:sz w:val="28"/>
+          <w:szCs w:val="28"/>
+        </w:rPr>
+        <w:t>now we return</w:t>
+      </w:r>
+      <w:r>
+        <w:rPr>
+          <w:rFonts w:ascii="Arial" w:hAnsi="Arial" w:cs="Arial"/>
+          <w:sz w:val="28"/>
+          <w:szCs w:val="28"/>
+        </w:rPr>
+        <w:t xml:space="preserve"> and</w:t>
+      </w:r>
+      <w:r>
+        <w:rPr>
+          <w:rFonts w:ascii="Arial" w:hAnsi="Arial" w:cs="Arial"/>
+          <w:sz w:val="28"/>
+          <w:szCs w:val="28"/>
+        </w:rPr>
+        <w:t xml:space="preserve"> give this over to Aksama. </w:t>
+      </w:r>
+      <w:r>
+        <w:rPr>
+          <w:rFonts w:ascii="Arial" w:hAnsi="Arial" w:cs="Arial"/>
+          <w:sz w:val="28"/>
+          <w:szCs w:val="28"/>
+        </w:rPr>
+        <w:t xml:space="preserve">PlayerTemplate is </w:t>
+      </w:r>
+      <w:r>
+        <w:rPr>
+          <w:rFonts w:ascii="Arial" w:hAnsi="Arial" w:cs="Arial"/>
+          <w:sz w:val="28"/>
+          <w:szCs w:val="28"/>
+        </w:rPr>
+        <w:t>our</w:t>
+      </w:r>
+      <w:r>
+        <w:rPr>
+          <w:rFonts w:ascii="Arial" w:hAnsi="Arial" w:cs="Arial"/>
+          <w:sz w:val="28"/>
+          <w:szCs w:val="28"/>
+        </w:rPr>
+        <w:t xml:space="preserve"> Rust struct that Askama knows about because it has a #[derive(Template)] attribute and a template(path = "player.html") annotation. Askama is a compile-time template engine</w:t>
+      </w:r>
+      <w:r>
+        <w:rPr>
+          <w:rFonts w:ascii="Arial" w:hAnsi="Arial" w:cs="Arial"/>
+          <w:sz w:val="28"/>
+          <w:szCs w:val="28"/>
+        </w:rPr>
+        <w:t>.</w:t>
+      </w:r>
+      <w:r>
+        <w:rPr>
+          <w:rFonts w:ascii="Arial" w:hAnsi="Arial" w:cs="Arial"/>
+          <w:sz w:val="28"/>
+          <w:szCs w:val="28"/>
+        </w:rPr>
+        <w:t xml:space="preserve"> </w:t>
+      </w:r>
+      <w:r>
+        <w:rPr>
+          <w:rFonts w:ascii="Arial" w:hAnsi="Arial" w:cs="Arial"/>
+          <w:sz w:val="28"/>
+          <w:szCs w:val="28"/>
+        </w:rPr>
+        <w:t>W</w:t>
+      </w:r>
+      <w:r>
+        <w:rPr>
+          <w:rFonts w:ascii="Arial" w:hAnsi="Arial" w:cs="Arial"/>
+          <w:sz w:val="28"/>
+          <w:szCs w:val="28"/>
+        </w:rPr>
+        <w:t>hen you run cargo build, it reads player.html from the dirs listed in askama.toml</w:t>
+      </w:r>
+      <w:r>
+        <w:rPr>
+          <w:rFonts w:ascii="Arial" w:hAnsi="Arial" w:cs="Arial"/>
+          <w:sz w:val="28"/>
+          <w:szCs w:val="28"/>
+        </w:rPr>
+        <w:t>. Aksama generates Rust code something like</w:t>
+      </w:r>
+      <w:r>
+        <w:rPr>
+          <w:rFonts w:ascii="Arial" w:hAnsi="Arial" w:cs="Arial"/>
+          <w:sz w:val="28"/>
+          <w:szCs w:val="28"/>
+        </w:rPr>
+        <w:t>:</w:t>
+      </w:r>
+      <w:r>
+        <w:rPr>
+          <w:rFonts w:ascii="Arial" w:hAnsi="Arial" w:cs="Arial"/>
+          <w:sz w:val="28"/>
+          <w:szCs w:val="28"/>
+        </w:rPr>
+        <w:t xml:space="preserve"> </w:t>
+      </w:r>
+    </w:p>
+    <w:p>
+      <w:pPr>
+        <w:ind w:left="1416"/>
+        <w:rPr>
+          <w:rFonts w:ascii="Arial" w:hAnsi="Arial" w:cs="Arial"/>
+          <w:sz w:val="28"/>
+          <w:szCs w:val="28"/>
+        </w:rPr>
+      </w:pPr>
+      <w:r>
+        <w:rPr>
+          <w:rFonts w:ascii="Arial" w:hAnsi="Arial" w:cs="Arial"/>
+          <w:sz w:val="28"/>
+          <w:szCs w:val="28"/>
+        </w:rPr>
+        <w:t>impl Template for PlayerTemplate {</w:t>
+      </w:r>
+      <w:r>
+        <w:rPr>
+          <w:rFonts w:ascii="Arial" w:hAnsi="Arial" w:cs="Arial"/>
+          <w:sz w:val="28"/>
+          <w:szCs w:val="28"/>
+        </w:rPr>
+        <w:br/>
+      </w:r>
+      <w:r>
+        <w:rPr>
+          <w:rFonts w:ascii="Arial" w:hAnsi="Arial" w:cs="Arial"/>
+          <w:sz w:val="28"/>
+          <w:szCs w:val="28"/>
+        </w:rPr>
+        <w:tab/>
+      </w:r>
+      <w:r>
+        <w:rPr>
+          <w:rFonts w:ascii="Arial" w:hAnsi="Arial" w:cs="Arial"/>
+          <w:sz w:val="28"/>
+          <w:szCs w:val="28"/>
+        </w:rPr>
+        <w:t>fn render(&amp;self) -&gt; Result&lt;String, Error&gt; {</w:t>
+      </w:r>
+      <w:r>
+        <w:rPr>
+          <w:rFonts w:ascii="Arial" w:hAnsi="Arial" w:cs="Arial"/>
+          <w:sz w:val="28"/>
+          <w:szCs w:val="28"/>
+        </w:rPr>
+        <w:br/>
+      </w:r>
+      <w:r>
+        <w:rPr>
+          <w:rFonts w:ascii="Arial" w:hAnsi="Arial" w:cs="Arial"/>
+          <w:sz w:val="28"/>
+          <w:szCs w:val="28"/>
+        </w:rPr>
+        <w:tab/>
+      </w:r>
+      <w:r>
+        <w:rPr>
+          <w:rFonts w:ascii="Arial" w:hAnsi="Arial" w:cs="Arial"/>
+          <w:sz w:val="28"/>
+          <w:szCs w:val="28"/>
+        </w:rPr>
+        <w:tab/>
+      </w:r>
+      <w:r>
+        <w:rPr>
+          <w:rFonts w:ascii="Arial" w:hAnsi="Arial" w:cs="Arial"/>
+          <w:sz w:val="28"/>
+          <w:szCs w:val="28"/>
+        </w:rPr>
+        <w:t>let mut output = String::new();</w:t>
+      </w:r>
+      <w:r>
+        <w:rPr>
+          <w:rFonts w:ascii="Arial" w:hAnsi="Arial" w:cs="Arial"/>
+          <w:sz w:val="28"/>
+          <w:szCs w:val="28"/>
+        </w:rPr>
+        <w:br/>
+      </w:r>
+      <w:r>
+        <w:rPr>
+          <w:rFonts w:ascii="Arial" w:hAnsi="Arial" w:cs="Arial"/>
+          <w:sz w:val="28"/>
+          <w:szCs w:val="28"/>
+        </w:rPr>
+        <w:br/>
+      </w:r>
+      <w:r>
+        <w:rPr>
+          <w:rFonts w:ascii="Arial" w:hAnsi="Arial" w:cs="Arial"/>
+          <w:sz w:val="28"/>
+          <w:szCs w:val="28"/>
+        </w:rPr>
+        <w:tab/>
+      </w:r>
+      <w:r>
+        <w:rPr>
+          <w:rFonts w:ascii="Arial" w:hAnsi="Arial" w:cs="Arial"/>
+          <w:sz w:val="28"/>
+          <w:szCs w:val="28"/>
+        </w:rPr>
+        <w:tab/>
+      </w:r>
+      <w:r>
+        <w:rPr>
+          <w:rFonts w:ascii="Arial" w:hAnsi="Arial" w:cs="Arial"/>
+          <w:sz w:val="28"/>
+          <w:szCs w:val="28"/>
+        </w:rPr>
+        <w:t>output.push_str("&lt;h1&gt;");</w:t>
+      </w:r>
+      <w:r>
+        <w:rPr>
+          <w:rFonts w:ascii="Arial" w:hAnsi="Arial" w:cs="Arial"/>
+          <w:sz w:val="28"/>
+          <w:szCs w:val="28"/>
+        </w:rPr>
+        <w:br/>
+      </w:r>
+      <w:r>
+        <w:rPr>
+          <w:rFonts w:ascii="Arial" w:hAnsi="Arial" w:cs="Arial"/>
+          <w:sz w:val="28"/>
+          <w:szCs w:val="28"/>
+        </w:rPr>
+        <w:tab/>
+      </w:r>
+      <w:r>
+        <w:rPr>
+          <w:rFonts w:ascii="Arial" w:hAnsi="Arial" w:cs="Arial"/>
+          <w:sz w:val="28"/>
+          <w:szCs w:val="28"/>
+        </w:rPr>
+        <w:tab/>
+      </w:r>
+      <w:r>
+        <w:rPr>
+          <w:rFonts w:ascii="Arial" w:hAnsi="Arial" w:cs="Arial"/>
+          <w:sz w:val="28"/>
+          <w:szCs w:val="28"/>
+        </w:rPr>
+        <w:t>output.push_str(&amp;self.title);</w:t>
+      </w:r>
+      <w:r>
+        <w:rPr>
+          <w:rFonts w:ascii="Arial" w:hAnsi="Arial" w:cs="Arial"/>
+          <w:sz w:val="28"/>
+          <w:szCs w:val="28"/>
+        </w:rPr>
+        <w:br/>
+      </w:r>
+      <w:r>
+        <w:rPr>
+          <w:rFonts w:ascii="Arial" w:hAnsi="Arial" w:cs="Arial"/>
+          <w:sz w:val="28"/>
+          <w:szCs w:val="28"/>
+        </w:rPr>
+        <w:tab/>
+      </w:r>
+      <w:r>
+        <w:rPr>
+          <w:rFonts w:ascii="Arial" w:hAnsi="Arial" w:cs="Arial"/>
+          <w:sz w:val="28"/>
+          <w:szCs w:val="28"/>
+        </w:rPr>
+        <w:tab/>
+      </w:r>
+      <w:r>
+        <w:rPr>
+          <w:rFonts w:ascii="Arial" w:hAnsi="Arial" w:cs="Arial"/>
+          <w:sz w:val="28"/>
+          <w:szCs w:val="28"/>
+        </w:rPr>
+        <w:t>output.push_str("&lt;/h1&gt;");</w:t>
+      </w:r>
+      <w:r>
+        <w:rPr>
+          <w:rFonts w:ascii="Arial" w:hAnsi="Arial" w:cs="Arial"/>
+          <w:sz w:val="28"/>
+          <w:szCs w:val="28"/>
+        </w:rPr>
+        <w:br/>
+      </w:r>
+      <w:r>
+        <w:rPr>
+          <w:rFonts w:ascii="Arial" w:hAnsi="Arial" w:cs="Arial"/>
+          <w:sz w:val="28"/>
+          <w:szCs w:val="28"/>
+        </w:rPr>
+        <w:br/>
+      </w:r>
+      <w:r>
+        <w:rPr>
+          <w:rFonts w:ascii="Arial" w:hAnsi="Arial" w:cs="Arial"/>
+          <w:sz w:val="28"/>
+          <w:szCs w:val="28"/>
+        </w:rPr>
+        <w:tab/>
+      </w:r>
+      <w:r>
+        <w:rPr>
+          <w:rFonts w:ascii="Arial" w:hAnsi="Arial" w:cs="Arial"/>
+          <w:sz w:val="28"/>
+          <w:szCs w:val="28"/>
+        </w:rPr>
+        <w:tab/>
+      </w:r>
+      <w:r>
+        <w:rPr>
+          <w:rFonts w:ascii="Arial" w:hAnsi="Arial" w:cs="Arial"/>
+          <w:sz w:val="28"/>
+          <w:szCs w:val="28"/>
+        </w:rPr>
+        <w:t>Ok(output)</w:t>
+      </w:r>
+      <w:r>
+        <w:rPr>
+          <w:rFonts w:ascii="Arial" w:hAnsi="Arial" w:cs="Arial"/>
+          <w:sz w:val="28"/>
+          <w:szCs w:val="28"/>
+        </w:rPr>
+        <w:br/>
+      </w:r>
+      <w:r>
+        <w:rPr>
+          <w:rFonts w:ascii="Arial" w:hAnsi="Arial" w:cs="Arial"/>
+          <w:sz w:val="28"/>
+          <w:szCs w:val="28"/>
+        </w:rPr>
+        <w:tab/>
+      </w:r>
+      <w:r>
+        <w:rPr>
+          <w:rFonts w:ascii="Arial" w:hAnsi="Arial" w:cs="Arial"/>
+          <w:sz w:val="28"/>
+          <w:szCs w:val="28"/>
+        </w:rPr>
+        <w:t>}</w:t>
+      </w:r>
+      <w:r>
+        <w:rPr>
+          <w:rFonts w:ascii="Arial" w:hAnsi="Arial" w:cs="Arial"/>
+          <w:sz w:val="28"/>
+          <w:szCs w:val="28"/>
+        </w:rPr>
+        <w:br/>
+        <w:t>}</w:t>
+      </w:r>
+    </w:p>
+    <w:p>
+      <w:pPr>
+        <w:ind w:left="705"/>
+        <w:rPr>
+          <w:rFonts w:ascii="Arial" w:hAnsi="Arial" w:cs="Arial"/>
+          <w:sz w:val="28"/>
+          <w:szCs w:val="28"/>
+        </w:rPr>
+      </w:pPr>
+      <w:r>
+        <w:rPr>
+          <w:rFonts w:ascii="Arial" w:hAnsi="Arial" w:cs="Arial"/>
+          <w:sz w:val="28"/>
+          <w:szCs w:val="28"/>
+        </w:rPr>
+        <w:t>i</w:t>
+      </w:r>
+      <w:r>
+        <w:rPr>
+          <w:rFonts w:ascii="Arial" w:hAnsi="Arial" w:cs="Arial"/>
+          <w:sz w:val="28"/>
+          <w:szCs w:val="28"/>
+        </w:rPr>
+        <w:t>t finds every {{ variable }} in the HTML and generates a Rust impl Template for PlayerTemplate that does string rendering. By the time the binary runs, there is no file reading, no template parsing</w:t>
+      </w:r>
+      <w:r>
+        <w:rPr>
+          <w:rFonts w:ascii="Arial" w:hAnsi="Arial" w:cs="Arial"/>
+          <w:sz w:val="28"/>
+          <w:szCs w:val="28"/>
+        </w:rPr>
+        <w:t xml:space="preserve"> </w:t>
+      </w:r>
+      <w:r>
+        <w:rPr>
+          <w:rFonts w:ascii="Arial" w:hAnsi="Arial" w:cs="Arial"/>
+          <w:sz w:val="28"/>
+          <w:szCs w:val="28"/>
+        </w:rPr>
+        <w:t>–</w:t>
+      </w:r>
+      <w:r>
+        <w:rPr>
+          <w:rFonts w:ascii="Arial" w:hAnsi="Arial" w:cs="Arial"/>
+          <w:sz w:val="28"/>
+          <w:szCs w:val="28"/>
+        </w:rPr>
+        <w:t xml:space="preserve"> </w:t>
+      </w:r>
+      <w:r>
+        <w:rPr>
+          <w:rFonts w:ascii="Arial" w:hAnsi="Arial" w:cs="Arial"/>
+          <w:sz w:val="28"/>
+          <w:szCs w:val="28"/>
+        </w:rPr>
+        <w:t xml:space="preserve"> it's all inlined Rust code that just formats a string.</w:t>
+      </w:r>
+    </w:p>
+    <w:p>
+      <w:pPr>
+        <w:ind w:left="705"/>
+        <w:rPr>
+          <w:rFonts w:ascii="Arial" w:hAnsi="Arial" w:cs="Arial"/>
+          <w:sz w:val="28"/>
+          <w:szCs w:val="28"/>
+        </w:rPr>
+      </w:pPr>
+      <w:r>
+        <w:rPr>
+          <w:rFonts w:ascii="Arial" w:hAnsi="Arial" w:cs="Arial"/>
+          <w:sz w:val="28"/>
+          <w:szCs w:val="28"/>
+        </w:rPr>
+        <w:lastRenderedPageBreak/>
+        <w:t>w</w:t>
+      </w:r>
+      <w:r>
+        <w:rPr>
+          <w:rFonts w:ascii="Arial" w:hAnsi="Arial" w:cs="Arial"/>
+          <w:sz w:val="28"/>
+          <w:szCs w:val="28"/>
+        </w:rPr>
+        <w:t>hen Axum calls the handler and gets back a PlayerTemplate, it calls the Askama-generated render() method on it, which produces the final HTML string with all the {{ }} placeholders replaced by the actual values</w:t>
+      </w:r>
+      <w:r>
+        <w:rPr>
+          <w:rFonts w:ascii="Arial" w:hAnsi="Arial" w:cs="Arial"/>
+          <w:sz w:val="28"/>
+          <w:szCs w:val="28"/>
+        </w:rPr>
+        <w:t>,</w:t>
+      </w:r>
+      <w:r>
+        <w:rPr>
+          <w:rFonts w:ascii="Arial" w:hAnsi="Arial" w:cs="Arial"/>
+          <w:sz w:val="28"/>
+          <w:szCs w:val="28"/>
+        </w:rPr>
+        <w:t xml:space="preserve"> current_media becomes the filename, current_index becomes the track number, and so on.</w:t>
+      </w:r>
+    </w:p>
+    <w:p>
+      <w:pPr>
+        <w:ind w:left="705"/>
+        <w:rPr>
+          <w:rFonts w:ascii="Arial" w:hAnsi="Arial" w:cs="Arial"/>
+          <w:sz w:val="28"/>
+          <w:szCs w:val="28"/>
+        </w:rPr>
+      </w:pPr>
+      <w:r>
+        <w:rPr>
+          <w:rFonts w:ascii="Arial" w:hAnsi="Arial" w:cs="Arial"/>
+          <w:sz w:val="28"/>
+          <w:szCs w:val="28"/>
+        </w:rPr>
+        <w:t>Axum then wraps that string in an HTTP response with Content-Type: text/html and sends it back down the TCP connection to the browser.</w:t>
+      </w:r>
+    </w:p>
+    <w:p>
+      <w:pPr>
+        <w:rPr>
+          <w:rFonts w:ascii="Arial" w:hAnsi="Arial" w:cs="Arial"/>
+          <w:sz w:val="28"/>
+          <w:szCs w:val="28"/>
+        </w:rPr>
+      </w:pPr>
+    </w:p>
+    <w:p>
+      <w:pPr>
+        <w:rPr>
+          <w:rFonts w:ascii="Arial" w:hAnsi="Arial" w:cs="Arial"/>
+          <w:sz w:val="28"/>
+          <w:szCs w:val="28"/>
+        </w:rPr>
+      </w:pPr>
+      <w:r>
+        <w:rPr>
+          <w:rFonts w:ascii="Arial" w:hAnsi="Arial" w:cs="Arial"/>
+          <w:sz w:val="28"/>
+          <w:szCs w:val="28"/>
+        </w:rPr>
+        <w:t>aight! The browser now has HTML. But what does it does with it is a thing worth mentioning.</w:t>
+      </w:r>
+    </w:p>
+    <w:p>
+      <w:pPr>
+        <w:rPr>
+          <w:rFonts w:ascii="Arial" w:hAnsi="Arial" w:cs="Arial"/>
+          <w:sz w:val="28"/>
+          <w:szCs w:val="28"/>
+        </w:rPr>
+      </w:pPr>
+      <w:r>
+        <w:rPr>
+          <w:rFonts w:ascii="Arial" w:hAnsi="Arial" w:cs="Arial"/>
+          <w:sz w:val="28"/>
+          <w:szCs w:val="28"/>
+        </w:rPr>
+        <w:t xml:space="preserve">it starts parsing it and immediately comes across </w:t>
+      </w:r>
+      <w:r>
+        <w:rPr>
+          <w:rFonts w:ascii="Arial" w:hAnsi="Arial" w:cs="Arial"/>
+          <w:sz w:val="28"/>
+          <w:szCs w:val="28"/>
+        </w:rPr>
+        <w:t>&lt;link rel="stylesheet" href="/stargzr/static/css/player.css" /&gt;</w:t>
+      </w:r>
+      <w:r>
+        <w:rPr>
+          <w:rFonts w:ascii="Arial" w:hAnsi="Arial" w:cs="Arial"/>
+          <w:sz w:val="28"/>
+          <w:szCs w:val="28"/>
+        </w:rPr>
+        <w:t xml:space="preserve">. </w:t>
+      </w:r>
+      <w:r>
+        <w:rPr>
+          <w:rFonts w:ascii="Arial" w:hAnsi="Arial" w:cs="Arial"/>
+          <w:sz w:val="28"/>
+          <w:szCs w:val="28"/>
+        </w:rPr>
+        <w:t>This triggers a new HTTP GET request to /stargzr/static/css/player.css. Back in the router, this path matches the nest_service mount that points ServeDir at the static/ folder on disk</w:t>
+      </w:r>
+      <w:r>
+        <w:rPr>
+          <w:rFonts w:ascii="Arial" w:hAnsi="Arial" w:cs="Arial"/>
+          <w:sz w:val="28"/>
+          <w:szCs w:val="28"/>
+        </w:rPr>
+        <w:t xml:space="preserve"> </w:t>
+      </w:r>
+      <w:r>
+        <w:rPr>
+          <w:rFonts w:ascii="Arial" w:hAnsi="Arial" w:cs="Arial"/>
+          <w:sz w:val="28"/>
+          <w:szCs w:val="28"/>
+        </w:rPr>
+        <w:t>–</w:t>
+      </w:r>
+      <w:r>
+        <w:rPr>
+          <w:rFonts w:ascii="Arial" w:hAnsi="Arial" w:cs="Arial"/>
+          <w:sz w:val="28"/>
+          <w:szCs w:val="28"/>
+        </w:rPr>
+        <w:t xml:space="preserve"> </w:t>
+      </w:r>
+      <w:r>
+        <w:rPr>
+          <w:rFonts w:ascii="Arial" w:hAnsi="Arial" w:cs="Arial"/>
+          <w:sz w:val="28"/>
+          <w:szCs w:val="28"/>
+        </w:rPr>
+        <w:t>so Axum finds the file and serves it. Same thing happens for every &lt;script src="..."&gt; tag at the bottom of the page. Each one is a separate HTTP request, each one routed to ServeDir</w:t>
+      </w:r>
+      <w:r>
+        <w:rPr>
+          <w:rFonts w:ascii="Arial" w:hAnsi="Arial" w:cs="Arial"/>
+          <w:sz w:val="28"/>
+          <w:szCs w:val="28"/>
+        </w:rPr>
+        <w:t xml:space="preserve"> (</w:t>
+      </w:r>
+      <w:r>
+        <w:rPr>
+          <w:rFonts w:ascii="Arial" w:hAnsi="Arial" w:cs="Arial"/>
+          <w:sz w:val="28"/>
+          <w:szCs w:val="28"/>
+        </w:rPr>
+        <w:t>behaves like a static file server</w:t>
+      </w:r>
+      <w:r>
+        <w:rPr>
+          <w:rFonts w:ascii="Arial" w:hAnsi="Arial" w:cs="Arial"/>
+          <w:sz w:val="28"/>
+          <w:szCs w:val="28"/>
+        </w:rPr>
+        <w:t>)</w:t>
+      </w:r>
+      <w:r>
+        <w:rPr>
+          <w:rFonts w:ascii="Arial" w:hAnsi="Arial" w:cs="Arial"/>
+          <w:sz w:val="28"/>
+          <w:szCs w:val="28"/>
+        </w:rPr>
+        <w:t>, each one returning the file contents.</w:t>
+      </w:r>
+    </w:p>
+    <w:p>
+      <w:pPr>
+        <w:rPr>
+          <w:rFonts w:ascii="Arial" w:hAnsi="Arial" w:cs="Arial"/>
+          <w:sz w:val="28"/>
+          <w:szCs w:val="28"/>
+        </w:rPr>
+      </w:pPr>
+      <w:r>
+        <w:rPr>
+          <w:rFonts w:ascii="Arial" w:hAnsi="Arial" w:cs="Arial"/>
+          <w:sz w:val="28"/>
+          <w:szCs w:val="28"/>
+        </w:rPr>
+        <w:t>t</w:t>
+      </w:r>
+      <w:r>
+        <w:rPr>
+          <w:rFonts w:ascii="Arial" w:hAnsi="Arial" w:cs="Arial"/>
+          <w:sz w:val="28"/>
+          <w:szCs w:val="28"/>
+        </w:rPr>
+        <w:t xml:space="preserve">he defer attribute on the script tags means the browser downloads them in parallel but doesn't execute them until the HTML is fully parsed </w:t>
+      </w:r>
+      <w:r>
+        <w:rPr>
+          <w:rFonts w:ascii="Arial" w:hAnsi="Arial" w:cs="Arial"/>
+          <w:sz w:val="28"/>
+          <w:szCs w:val="28"/>
+        </w:rPr>
+        <w:t>–</w:t>
+      </w:r>
+      <w:r>
+        <w:rPr>
+          <w:rFonts w:ascii="Arial" w:hAnsi="Arial" w:cs="Arial"/>
+          <w:sz w:val="28"/>
+          <w:szCs w:val="28"/>
+        </w:rPr>
+        <w:t xml:space="preserve"> which is why load order in the comments matters, since defer preserves document order.</w:t>
+      </w:r>
+    </w:p>
+    <w:p>
+      <w:pPr>
+        <w:rPr>
+          <w:rFonts w:ascii="Arial" w:hAnsi="Arial" w:cs="Arial"/>
+          <w:sz w:val="28"/>
+          <w:szCs w:val="28"/>
+        </w:rPr>
+      </w:pPr>
+    </w:p>
+    <w:p>
+      <w:pPr>
+        <w:rPr>
+          <w:rFonts w:ascii="Arial" w:hAnsi="Arial" w:cs="Arial"/>
+          <w:sz w:val="28"/>
+          <w:szCs w:val="28"/>
+        </w:rPr>
+      </w:pPr>
+      <w:r>
+        <w:rPr>
+          <w:rFonts w:ascii="Arial" w:hAnsi="Arial" w:cs="Arial"/>
+          <w:sz w:val="28"/>
+          <w:szCs w:val="28"/>
+        </w:rPr>
+        <w:t>okey dokey, we have the HTML all the scripts and styles fetched...which means... it’s JS timeee. You can read more about the script laod order reasoning. For now lets talk about admin.js and main.js because they are the only one that run code immediately. We might get in the others some more if need be.</w:t>
+      </w:r>
+    </w:p>
+    <w:p>
+      <w:pPr>
+        <w:rPr>
+          <w:rFonts w:ascii="Arial" w:hAnsi="Arial" w:cs="Arial"/>
+          <w:sz w:val="28"/>
+          <w:szCs w:val="28"/>
+        </w:rPr>
+      </w:pPr>
+      <w:r>
+        <w:rPr>
+          <w:rFonts w:ascii="Arial" w:hAnsi="Arial" w:cs="Arial"/>
+          <w:sz w:val="28"/>
+          <w:szCs w:val="28"/>
+        </w:rPr>
+        <w:t xml:space="preserve">first, </w:t>
+      </w:r>
+    </w:p>
+    <w:p>
+      <w:pPr>
+        <w:ind w:left="705"/>
+        <w:rPr>
+          <w:rFonts w:ascii="Arial" w:hAnsi="Arial" w:cs="Arial"/>
+          <w:sz w:val="28"/>
+          <w:szCs w:val="28"/>
+        </w:rPr>
+      </w:pPr>
+      <w:r>
+        <w:rPr>
+          <w:rFonts w:ascii="Arial" w:hAnsi="Arial" w:cs="Arial"/>
+          <w:sz w:val="28"/>
+          <w:szCs w:val="28"/>
+        </w:rPr>
+        <w:t>admin.js</w:t>
+      </w:r>
+      <w:r>
+        <w:rPr>
+          <w:rFonts w:ascii="Arial" w:hAnsi="Arial" w:cs="Arial"/>
+          <w:sz w:val="28"/>
+          <w:szCs w:val="28"/>
+        </w:rPr>
+        <w:t xml:space="preserve"> </w:t>
+      </w:r>
+      <w:r>
+        <w:rPr>
+          <w:rFonts w:ascii="Arial" w:hAnsi="Arial" w:cs="Arial"/>
+          <w:sz w:val="28"/>
+          <w:szCs w:val="28"/>
+        </w:rPr>
+        <w:t xml:space="preserve">immediately starts its own independent runtime loop. Its responsibility is observability rather than playback </w:t>
+      </w:r>
+      <w:r>
+        <w:rPr>
+          <w:rFonts w:ascii="Arial" w:hAnsi="Arial" w:cs="Arial"/>
+          <w:sz w:val="28"/>
+          <w:szCs w:val="28"/>
+        </w:rPr>
+        <w:t>–</w:t>
+      </w:r>
+      <w:r>
+        <w:rPr>
+          <w:rFonts w:ascii="Arial" w:hAnsi="Arial" w:cs="Arial"/>
+          <w:sz w:val="28"/>
+          <w:szCs w:val="28"/>
+        </w:rPr>
+        <w:t xml:space="preserve"> </w:t>
+      </w:r>
+      <w:r>
+        <w:rPr>
+          <w:rFonts w:ascii="Arial" w:hAnsi="Arial" w:cs="Arial"/>
+          <w:sz w:val="28"/>
+          <w:szCs w:val="28"/>
+        </w:rPr>
+        <w:t>it periodically requests the server’s administrative state and renders a snapshot of what the backend currently knows about active sessions and listener relationships.</w:t>
+      </w:r>
+    </w:p>
+    <w:p>
+      <w:pPr>
+        <w:rPr>
+          <w:rFonts w:ascii="Arial" w:hAnsi="Arial" w:cs="Arial"/>
+          <w:sz w:val="28"/>
+          <w:szCs w:val="28"/>
+        </w:rPr>
+      </w:pPr>
+      <w:r>
+        <w:rPr>
+          <w:rFonts w:ascii="Arial" w:hAnsi="Arial" w:cs="Arial"/>
+          <w:sz w:val="28"/>
+          <w:szCs w:val="28"/>
+        </w:rPr>
+        <w:lastRenderedPageBreak/>
+        <w:t xml:space="preserve">second, </w:t>
+      </w:r>
+    </w:p>
+    <w:p>
+      <w:pPr>
+        <w:ind w:left="705"/>
+        <w:rPr>
+          <w:rFonts w:ascii="Arial" w:hAnsi="Arial" w:cs="Arial"/>
+          <w:sz w:val="28"/>
+          <w:szCs w:val="28"/>
+        </w:rPr>
+      </w:pPr>
+      <w:r>
+        <w:rPr>
+          <w:rFonts w:ascii="Arial" w:hAnsi="Arial" w:cs="Arial"/>
+          <w:sz w:val="28"/>
+          <w:szCs w:val="28"/>
+        </w:rPr>
+        <w:t>main.js</w:t>
+      </w:r>
+      <w:r>
+        <w:rPr>
+          <w:rFonts w:ascii="Arial" w:hAnsi="Arial" w:cs="Arial"/>
+          <w:sz w:val="28"/>
+          <w:szCs w:val="28"/>
+        </w:rPr>
+        <w:t xml:space="preserve">, </w:t>
+      </w:r>
+      <w:r>
+        <w:rPr>
+          <w:rFonts w:ascii="Arial" w:hAnsi="Arial" w:cs="Arial"/>
+          <w:sz w:val="28"/>
+          <w:szCs w:val="28"/>
+        </w:rPr>
+        <w:t>It grabs the &lt;audio&gt; and &lt;video&gt; elements and sets window._activeMedia to the audio element by default. Video is hidden initially. This allows the switchMediaElement() function to swap between audio and video whenever needed, and ensures every part of the code can talk to _activeMedia without caring which element is visible.</w:t>
+      </w:r>
+    </w:p>
+    <w:p>
+      <w:pPr>
+        <w:ind w:left="705"/>
+        <w:rPr>
+          <w:rFonts w:ascii="Arial" w:hAnsi="Arial" w:cs="Arial"/>
+          <w:sz w:val="28"/>
+          <w:szCs w:val="28"/>
+        </w:rPr>
+      </w:pPr>
+      <w:r>
+        <w:rPr>
+          <w:rFonts w:ascii="Arial" w:hAnsi="Arial" w:cs="Arial"/>
+          <w:sz w:val="28"/>
+          <w:szCs w:val="28"/>
+        </w:rPr>
+        <w:t>b</w:t>
+      </w:r>
+      <w:r>
+        <w:rPr>
+          <w:rFonts w:ascii="Arial" w:hAnsi="Arial" w:cs="Arial"/>
+          <w:sz w:val="28"/>
+          <w:szCs w:val="28"/>
+        </w:rPr>
+        <w:t xml:space="preserve">luetooth mode toggle is initialized. </w:t>
+      </w:r>
+      <w:r>
+        <w:rPr>
+          <w:rFonts w:ascii="Arial" w:hAnsi="Arial" w:cs="Arial"/>
+          <w:sz w:val="28"/>
+          <w:szCs w:val="28"/>
+        </w:rPr>
+        <w:t>m</w:t>
+      </w:r>
+      <w:r>
+        <w:rPr>
+          <w:rFonts w:ascii="Arial" w:hAnsi="Arial" w:cs="Arial"/>
+          <w:sz w:val="28"/>
+          <w:szCs w:val="28"/>
+        </w:rPr>
+        <w:t>ain.js reads localStorage to see if Bluetooth mode is enabled from a previous session, checks the toggle box accordingly, and sets up listeners to update the stored value when the user changes it. When Bluetooth mode is on, seeking or media switching temporarily mutes playback to avoid audio glitches, then unmutes automatically after a short delay.</w:t>
+      </w:r>
+    </w:p>
+    <w:p>
+      <w:pPr>
+        <w:ind w:left="705"/>
+        <w:rPr>
+          <w:rFonts w:ascii="Arial" w:hAnsi="Arial" w:cs="Arial"/>
+          <w:sz w:val="28"/>
+          <w:szCs w:val="28"/>
+        </w:rPr>
+      </w:pPr>
+      <w:r>
+        <w:rPr>
+          <w:rFonts w:ascii="Arial" w:hAnsi="Arial" w:cs="Arial"/>
+          <w:sz w:val="28"/>
+          <w:szCs w:val="28"/>
+        </w:rPr>
+        <w:t>i</w:t>
+      </w:r>
+      <w:r>
+        <w:rPr>
+          <w:rFonts w:ascii="Arial" w:hAnsi="Arial" w:cs="Arial"/>
+          <w:sz w:val="28"/>
+          <w:szCs w:val="28"/>
+        </w:rPr>
+        <w:t>t patches both audio and video elements so play() is seek-aware: if a seek is pending, playback is deferred until the element has finished seeking. This prevents the player from playing at the wrong position.</w:t>
+      </w:r>
+    </w:p>
+    <w:p>
+      <w:pPr>
+        <w:ind w:left="705"/>
+        <w:rPr>
+          <w:rFonts w:ascii="Arial" w:hAnsi="Arial" w:cs="Arial"/>
+          <w:sz w:val="28"/>
+          <w:szCs w:val="28"/>
+        </w:rPr>
+      </w:pPr>
+    </w:p>
+    <w:p>
+      <w:pPr>
+        <w:ind w:left="705"/>
+        <w:rPr>
+          <w:rFonts w:ascii="Arial" w:hAnsi="Arial" w:cs="Arial"/>
+          <w:sz w:val="28"/>
+          <w:szCs w:val="28"/>
+        </w:rPr>
+      </w:pPr>
+      <w:r>
+        <w:rPr>
+          <w:rFonts w:ascii="Arial" w:hAnsi="Arial" w:cs="Arial"/>
+          <w:sz w:val="28"/>
+          <w:szCs w:val="28"/>
+        </w:rPr>
+        <w:t>i</w:t>
+      </w:r>
+      <w:r>
+        <w:rPr>
+          <w:rFonts w:ascii="Arial" w:hAnsi="Arial" w:cs="Arial"/>
+          <w:sz w:val="28"/>
+          <w:szCs w:val="28"/>
+        </w:rPr>
+        <w:t>t wires shared event handlers to both media elements:</w:t>
+      </w:r>
+    </w:p>
+    <w:p>
+      <w:pPr>
+        <w:numPr>
+          <w:ilvl w:val="0"/>
+          <w:numId w:val="3"/>
+        </w:numPr>
+        <w:rPr>
+          <w:rFonts w:ascii="Arial" w:hAnsi="Arial" w:cs="Arial"/>
+          <w:sz w:val="28"/>
+          <w:szCs w:val="28"/>
+        </w:rPr>
+      </w:pPr>
+      <w:r>
+        <w:rPr>
+          <w:rFonts w:ascii="Arial" w:hAnsi="Arial" w:cs="Arial"/>
+          <w:sz w:val="28"/>
+          <w:szCs w:val="28"/>
+        </w:rPr>
+        <w:t xml:space="preserve">seeking sets a flag and triggers Bluetooth muting if needed. </w:t>
+      </w:r>
+    </w:p>
+    <w:p>
+      <w:pPr>
+        <w:numPr>
+          <w:ilvl w:val="0"/>
+          <w:numId w:val="3"/>
+        </w:numPr>
+        <w:rPr>
+          <w:rFonts w:ascii="Arial" w:hAnsi="Arial" w:cs="Arial"/>
+          <w:sz w:val="28"/>
+          <w:szCs w:val="28"/>
+        </w:rPr>
+      </w:pPr>
+      <w:r>
+        <w:rPr>
+          <w:rFonts w:ascii="Arial" w:hAnsi="Arial" w:cs="Arial"/>
+          <w:sz w:val="28"/>
+          <w:szCs w:val="28"/>
+        </w:rPr>
+        <w:t xml:space="preserve">seeked clears the flag. </w:t>
+      </w:r>
+    </w:p>
+    <w:p>
+      <w:pPr>
+        <w:numPr>
+          <w:ilvl w:val="0"/>
+          <w:numId w:val="3"/>
+        </w:numPr>
+        <w:rPr>
+          <w:rFonts w:ascii="Arial" w:hAnsi="Arial" w:cs="Arial"/>
+          <w:sz w:val="28"/>
+          <w:szCs w:val="28"/>
+        </w:rPr>
+      </w:pPr>
+      <w:r>
+        <w:rPr>
+          <w:rFonts w:ascii="Arial" w:hAnsi="Arial" w:cs="Arial"/>
+          <w:sz w:val="28"/>
+          <w:szCs w:val="28"/>
+        </w:rPr>
+        <w:t xml:space="preserve">playing unmutes if Bluetooth mode was temporarily muting. </w:t>
+      </w:r>
+    </w:p>
+    <w:p>
+      <w:pPr>
+        <w:numPr>
+          <w:ilvl w:val="0"/>
+          <w:numId w:val="3"/>
+        </w:numPr>
+        <w:rPr>
+          <w:rFonts w:ascii="Arial" w:hAnsi="Arial" w:cs="Arial"/>
+          <w:sz w:val="28"/>
+          <w:szCs w:val="28"/>
+        </w:rPr>
+      </w:pPr>
+      <w:r>
+        <w:rPr>
+          <w:rFonts w:ascii="Arial" w:hAnsi="Arial" w:cs="Arial"/>
+          <w:sz w:val="28"/>
+          <w:szCs w:val="28"/>
+        </w:rPr>
+        <w:t xml:space="preserve">ended triggers different behaviors: </w:t>
+      </w:r>
+    </w:p>
+    <w:p>
+      <w:pPr>
+        <w:numPr>
+          <w:ilvl w:val="1"/>
+          <w:numId w:val="3"/>
+        </w:numPr>
+        <w:rPr>
+          <w:rFonts w:ascii="Arial" w:hAnsi="Arial" w:cs="Arial"/>
+          <w:sz w:val="28"/>
+          <w:szCs w:val="28"/>
+        </w:rPr>
+      </w:pPr>
+      <w:r>
+        <w:rPr>
+          <w:rFonts w:ascii="Arial" w:hAnsi="Arial" w:cs="Arial"/>
+          <w:sz w:val="28"/>
+          <w:szCs w:val="28"/>
+        </w:rPr>
+        <w:t xml:space="preserve">If in radio mode, it waits for AutoNext or broadcaster sync. </w:t>
+      </w:r>
+    </w:p>
+    <w:p>
+      <w:pPr>
+        <w:numPr>
+          <w:ilvl w:val="1"/>
+          <w:numId w:val="3"/>
+        </w:numPr>
+        <w:rPr>
+          <w:rFonts w:ascii="Arial" w:hAnsi="Arial" w:cs="Arial"/>
+          <w:sz w:val="28"/>
+          <w:szCs w:val="28"/>
+        </w:rPr>
+      </w:pPr>
+      <w:r>
+        <w:rPr>
+          <w:rFonts w:ascii="Arial" w:hAnsi="Arial" w:cs="Arial"/>
+          <w:sz w:val="28"/>
+          <w:szCs w:val="28"/>
+        </w:rPr>
+        <w:t xml:space="preserve">If broadcasting, it tells the server to move to the next track. </w:t>
+      </w:r>
+    </w:p>
+    <w:p>
+      <w:pPr>
+        <w:numPr>
+          <w:ilvl w:val="1"/>
+          <w:numId w:val="3"/>
+        </w:numPr>
+        <w:rPr>
+          <w:rFonts w:ascii="Arial" w:hAnsi="Arial" w:cs="Arial"/>
+          <w:sz w:val="28"/>
+          <w:szCs w:val="28"/>
+        </w:rPr>
+      </w:pPr>
+      <w:r>
+        <w:rPr>
+          <w:rFonts w:ascii="Arial" w:hAnsi="Arial" w:cs="Arial"/>
+          <w:sz w:val="28"/>
+          <w:szCs w:val="28"/>
+        </w:rPr>
+        <w:t xml:space="preserve">Otherwise, it plays the next track in the playlist. </w:t>
+      </w:r>
+    </w:p>
+    <w:p>
+      <w:pPr>
+        <w:numPr>
+          <w:ilvl w:val="0"/>
+          <w:numId w:val="3"/>
+        </w:numPr>
+        <w:rPr>
+          <w:rFonts w:ascii="Arial" w:hAnsi="Arial" w:cs="Arial"/>
+          <w:sz w:val="28"/>
+          <w:szCs w:val="28"/>
+        </w:rPr>
+      </w:pPr>
+      <w:r>
+        <w:rPr>
+          <w:rFonts w:ascii="Arial" w:hAnsi="Arial" w:cs="Arial"/>
+          <w:sz w:val="28"/>
+          <w:szCs w:val="28"/>
+        </w:rPr>
+        <w:t xml:space="preserve">timeupdate updates the progress bar and timer if tuned into a broadcaster. </w:t>
+      </w:r>
+    </w:p>
+    <w:p>
+      <w:pPr>
+        <w:numPr>
+          <w:ilvl w:val="0"/>
+          <w:numId w:val="3"/>
+        </w:numPr>
+        <w:rPr>
+          <w:rFonts w:ascii="Arial" w:hAnsi="Arial" w:cs="Arial"/>
+          <w:sz w:val="28"/>
+          <w:szCs w:val="28"/>
+        </w:rPr>
+      </w:pPr>
+      <w:r>
+        <w:rPr>
+          <w:rFonts w:ascii="Arial" w:hAnsi="Arial" w:cs="Arial"/>
+          <w:sz w:val="28"/>
+          <w:szCs w:val="28"/>
+        </w:rPr>
+        <w:lastRenderedPageBreak/>
+        <w:t>play checks session validity on the server and updates OS-level media session metadata so notifications show the current track.</w:t>
+      </w:r>
+    </w:p>
+    <w:p>
+      <w:pPr>
+        <w:ind w:left="708"/>
+        <w:rPr>
+          <w:rFonts w:ascii="Arial" w:hAnsi="Arial" w:cs="Arial"/>
+          <w:sz w:val="28"/>
+          <w:szCs w:val="28"/>
+        </w:rPr>
+      </w:pPr>
+    </w:p>
+    <w:p>
+      <w:pPr>
+        <w:ind w:left="708"/>
+        <w:rPr>
+          <w:rFonts w:ascii="Arial" w:hAnsi="Arial" w:cs="Arial"/>
+          <w:sz w:val="28"/>
+          <w:szCs w:val="28"/>
+        </w:rPr>
+      </w:pPr>
+      <w:r>
+        <w:rPr>
+          <w:rFonts w:ascii="Arial" w:hAnsi="Arial" w:cs="Arial"/>
+          <w:sz w:val="28"/>
+          <w:szCs w:val="28"/>
+        </w:rPr>
+        <w:t>n</w:t>
+      </w:r>
+      <w:r>
+        <w:rPr>
+          <w:rFonts w:ascii="Arial" w:hAnsi="Arial" w:cs="Arial"/>
+          <w:sz w:val="28"/>
+          <w:szCs w:val="28"/>
+        </w:rPr>
+        <w:t>ext, Media Session API is initialized. If the browser supports it, main.js registers handlers for play, pause, next, and previous. These handlers are persistent and automatically updated with each track’s metadata, so OS notifications always show the correct title and respond to hardware/media keys.</w:t>
+      </w:r>
+    </w:p>
+    <w:p>
+      <w:pPr>
+        <w:ind w:left="708"/>
+        <w:rPr>
+          <w:rFonts w:ascii="Arial" w:hAnsi="Arial" w:cs="Arial"/>
+          <w:sz w:val="28"/>
+          <w:szCs w:val="28"/>
+        </w:rPr>
+      </w:pPr>
+    </w:p>
+    <w:p>
+      <w:pPr>
+        <w:ind w:left="708"/>
+        <w:rPr>
+          <w:rFonts w:ascii="Arial" w:hAnsi="Arial" w:cs="Arial"/>
+          <w:sz w:val="28"/>
+          <w:szCs w:val="28"/>
+        </w:rPr>
+      </w:pPr>
+      <w:r>
+        <w:rPr>
+          <w:rFonts w:ascii="Arial" w:hAnsi="Arial" w:cs="Arial"/>
+          <w:sz w:val="28"/>
+          <w:szCs w:val="28"/>
+        </w:rPr>
+        <w:t>m</w:t>
+      </w:r>
+      <w:r>
+        <w:rPr>
+          <w:rFonts w:ascii="Arial" w:hAnsi="Arial" w:cs="Arial"/>
+          <w:sz w:val="28"/>
+          <w:szCs w:val="28"/>
+        </w:rPr>
+        <w:t>ain.js then creates the core instances</w:t>
+      </w:r>
+      <w:r>
+        <w:rPr>
+          <w:rFonts w:ascii="Arial" w:hAnsi="Arial" w:cs="Arial"/>
+          <w:sz w:val="28"/>
+          <w:szCs w:val="28"/>
+        </w:rPr>
+        <w:t xml:space="preserve"> </w:t>
+      </w:r>
+      <w:r>
+        <w:rPr>
+          <w:rFonts w:ascii="Arial" w:hAnsi="Arial" w:cs="Arial"/>
+          <w:sz w:val="28"/>
+          <w:szCs w:val="28"/>
+        </w:rPr>
+        <w:t>player</w:t>
+      </w:r>
+      <w:r>
+        <w:rPr>
+          <w:rFonts w:ascii="Arial" w:hAnsi="Arial" w:cs="Arial"/>
+          <w:sz w:val="28"/>
+          <w:szCs w:val="28"/>
+        </w:rPr>
+        <w:t xml:space="preserve"> (</w:t>
+      </w:r>
+      <w:r>
+        <w:rPr>
+          <w:rFonts w:ascii="Arial" w:hAnsi="Arial" w:cs="Arial"/>
+          <w:sz w:val="28"/>
+          <w:szCs w:val="28"/>
+        </w:rPr>
+        <w:t>the brain that tracks everything about playback, broadcasting, syncing, and reconnecting</w:t>
+      </w:r>
+      <w:r>
+        <w:rPr>
+          <w:rFonts w:ascii="Arial" w:hAnsi="Arial" w:cs="Arial"/>
+          <w:sz w:val="28"/>
+          <w:szCs w:val="28"/>
+        </w:rPr>
+        <w:t xml:space="preserve"> from radio-player.js)</w:t>
+      </w:r>
+      <w:r>
+        <w:rPr>
+          <w:rFonts w:ascii="Arial" w:hAnsi="Arial" w:cs="Arial"/>
+          <w:sz w:val="28"/>
+          <w:szCs w:val="28"/>
+        </w:rPr>
+        <w:t xml:space="preserve"> and </w:t>
+      </w:r>
+      <w:r>
+        <w:rPr>
+          <w:rFonts w:ascii="Arial" w:hAnsi="Arial" w:cs="Arial"/>
+          <w:sz w:val="28"/>
+          <w:szCs w:val="28"/>
+        </w:rPr>
+        <w:t>playlistManager</w:t>
+      </w:r>
+      <w:r>
+        <w:rPr>
+          <w:rFonts w:ascii="Arial" w:hAnsi="Arial" w:cs="Arial"/>
+          <w:sz w:val="28"/>
+          <w:szCs w:val="28"/>
+        </w:rPr>
+        <w:t xml:space="preserve"> (</w:t>
+      </w:r>
+      <w:r>
+        <w:rPr>
+          <w:rFonts w:ascii="Arial" w:hAnsi="Arial" w:cs="Arial"/>
+          <w:sz w:val="28"/>
+          <w:szCs w:val="28"/>
+        </w:rPr>
+        <w:t>memory and organizer</w:t>
+      </w:r>
+      <w:r>
+        <w:rPr>
+          <w:rFonts w:ascii="Arial" w:hAnsi="Arial" w:cs="Arial"/>
+          <w:sz w:val="28"/>
+          <w:szCs w:val="28"/>
+        </w:rPr>
+        <w:t xml:space="preserve"> from playlist.js)</w:t>
+      </w:r>
+      <w:r>
+        <w:rPr>
+          <w:rFonts w:ascii="Arial" w:hAnsi="Arial" w:cs="Arial"/>
+          <w:sz w:val="28"/>
+          <w:szCs w:val="28"/>
+        </w:rPr>
+        <w:t>, about which we might speak later in more detail.</w:t>
+      </w:r>
+      <w:r>
+        <w:rPr>
+          <w:rFonts w:ascii="Arial" w:hAnsi="Arial" w:cs="Arial"/>
+          <w:sz w:val="28"/>
+          <w:szCs w:val="28"/>
+        </w:rPr>
+        <w:br/>
+      </w:r>
+      <w:r>
+        <w:rPr>
+          <w:rFonts w:ascii="Arial" w:hAnsi="Arial" w:cs="Arial"/>
+          <w:sz w:val="28"/>
+          <w:szCs w:val="28"/>
+        </w:rPr>
+        <w:br/>
+      </w:r>
+      <w:r>
+        <w:rPr>
+          <w:rFonts w:ascii="Arial" w:hAnsi="Arial" w:cs="Arial"/>
+          <w:sz w:val="28"/>
+          <w:szCs w:val="28"/>
+        </w:rPr>
+        <w:t>t</w:t>
+      </w:r>
+      <w:r>
+        <w:rPr>
+          <w:rFonts w:ascii="Arial" w:hAnsi="Arial" w:cs="Arial"/>
+          <w:sz w:val="28"/>
+          <w:szCs w:val="28"/>
+        </w:rPr>
+        <w:t xml:space="preserve">hese are attached to window so any other code (scripts, UI buttons) can access them globally. The player connects to the server over WebSocket to receive live updates, broadcast status, and listener info. </w:t>
+      </w:r>
+    </w:p>
+    <w:p>
+      <w:pPr>
+        <w:ind w:left="708"/>
+        <w:rPr>
+          <w:rFonts w:ascii="Arial" w:hAnsi="Arial" w:cs="Arial"/>
+          <w:sz w:val="28"/>
+          <w:szCs w:val="28"/>
+        </w:rPr>
+      </w:pPr>
+      <w:r>
+        <w:rPr>
+          <w:rFonts w:ascii="Arial" w:hAnsi="Arial" w:cs="Arial"/>
+          <w:sz w:val="28"/>
+          <w:szCs w:val="28"/>
+        </w:rPr>
+        <w:t>i</w:t>
+      </w:r>
+      <w:r>
+        <w:rPr>
+          <w:rFonts w:ascii="Arial" w:hAnsi="Arial" w:cs="Arial"/>
+          <w:sz w:val="28"/>
+          <w:szCs w:val="28"/>
+        </w:rPr>
+        <w:t>t runs an async session check on page load. If the server says the session expired (401), main.js forces a reload to get a fresh session.</w:t>
+      </w:r>
+    </w:p>
+    <w:p>
+      <w:pPr>
+        <w:ind w:left="708"/>
+        <w:rPr>
+          <w:rFonts w:ascii="Arial" w:hAnsi="Arial" w:cs="Arial"/>
+          <w:sz w:val="28"/>
+          <w:szCs w:val="28"/>
+        </w:rPr>
+      </w:pPr>
+    </w:p>
+    <w:p>
+      <w:pPr>
+        <w:ind w:left="708"/>
+        <w:rPr>
+          <w:rFonts w:ascii="Arial" w:hAnsi="Arial" w:cs="Arial"/>
+          <w:sz w:val="28"/>
+          <w:szCs w:val="28"/>
+        </w:rPr>
+      </w:pPr>
+      <w:r>
+        <w:rPr>
+          <w:rFonts w:ascii="Arial" w:hAnsi="Arial" w:cs="Arial"/>
+          <w:sz w:val="28"/>
+          <w:szCs w:val="28"/>
+        </w:rPr>
+        <w:t>b</w:t>
+      </w:r>
+      <w:r>
+        <w:rPr>
+          <w:rFonts w:ascii="Arial" w:hAnsi="Arial" w:cs="Arial"/>
+          <w:sz w:val="28"/>
+          <w:szCs w:val="28"/>
+        </w:rPr>
+        <w:t>utton event bindings come next:</w:t>
+      </w:r>
+    </w:p>
+    <w:p>
+      <w:pPr>
+        <w:numPr>
+          <w:ilvl w:val="0"/>
+          <w:numId w:val="5"/>
+        </w:numPr>
+        <w:rPr>
+          <w:rFonts w:ascii="Arial" w:hAnsi="Arial" w:cs="Arial"/>
+          <w:sz w:val="28"/>
+          <w:szCs w:val="28"/>
+        </w:rPr>
+      </w:pPr>
+      <w:r>
+        <w:rPr>
+          <w:rFonts w:ascii="Arial" w:hAnsi="Arial" w:cs="Arial"/>
+          <w:sz w:val="28"/>
+          <w:szCs w:val="28"/>
+        </w:rPr>
+        <w:t xml:space="preserve">tune-in reads the session ID input and tells the player to tune into that broadcaster. It updates UI badges, shows broadcaster info, and hides/shows relevant buttons. </w:t>
+      </w:r>
+    </w:p>
+    <w:p>
+      <w:pPr>
+        <w:numPr>
+          <w:ilvl w:val="0"/>
+          <w:numId w:val="5"/>
+        </w:numPr>
+        <w:rPr>
+          <w:rFonts w:ascii="Arial" w:hAnsi="Arial" w:cs="Arial"/>
+          <w:sz w:val="28"/>
+          <w:szCs w:val="28"/>
+        </w:rPr>
+      </w:pPr>
+      <w:r>
+        <w:rPr>
+          <w:rFonts w:ascii="Arial" w:hAnsi="Arial" w:cs="Arial"/>
+          <w:sz w:val="28"/>
+          <w:szCs w:val="28"/>
+        </w:rPr>
+        <w:t xml:space="preserve">tune-out switches back to private mode. </w:t>
+      </w:r>
+    </w:p>
+    <w:p>
+      <w:pPr>
+        <w:numPr>
+          <w:ilvl w:val="0"/>
+          <w:numId w:val="5"/>
+        </w:numPr>
+        <w:rPr>
+          <w:rFonts w:ascii="Arial" w:hAnsi="Arial" w:cs="Arial"/>
+          <w:sz w:val="28"/>
+          <w:szCs w:val="28"/>
+        </w:rPr>
+      </w:pPr>
+      <w:r>
+        <w:rPr>
+          <w:rFonts w:ascii="Arial" w:hAnsi="Arial" w:cs="Arial"/>
+          <w:sz w:val="28"/>
+          <w:szCs w:val="28"/>
+        </w:rPr>
+        <w:t xml:space="preserve">broadcast and stop-broadcast trigger broadcasting actions. </w:t>
+      </w:r>
+    </w:p>
+    <w:p>
+      <w:pPr>
+        <w:numPr>
+          <w:ilvl w:val="0"/>
+          <w:numId w:val="5"/>
+        </w:numPr>
+        <w:rPr>
+          <w:rFonts w:ascii="Arial" w:hAnsi="Arial" w:cs="Arial"/>
+          <w:sz w:val="28"/>
+          <w:szCs w:val="28"/>
+        </w:rPr>
+      </w:pPr>
+      <w:r>
+        <w:rPr>
+          <w:rFonts w:ascii="Arial" w:hAnsi="Arial" w:cs="Arial"/>
+          <w:sz w:val="28"/>
+          <w:szCs w:val="28"/>
+        </w:rPr>
+        <w:t>prev and next navigate the playlist if not in radio mode; in radio mode, they are disabled with an alert.</w:t>
+      </w:r>
+    </w:p>
+    <w:p>
+      <w:pPr>
+        <w:rPr>
+          <w:rFonts w:ascii="Arial" w:hAnsi="Arial" w:cs="Arial"/>
+          <w:sz w:val="28"/>
+          <w:szCs w:val="28"/>
+        </w:rPr>
+      </w:pPr>
+    </w:p>
+    <w:p>
+      <w:pPr>
+        <w:ind w:left="708"/>
+        <w:rPr>
+          <w:rFonts w:ascii="Arial" w:hAnsi="Arial" w:cs="Arial"/>
+          <w:sz w:val="28"/>
+          <w:szCs w:val="28"/>
+        </w:rPr>
+      </w:pPr>
+      <w:r>
+        <w:rPr>
+          <w:rFonts w:ascii="Arial" w:hAnsi="Arial" w:cs="Arial"/>
+          <w:sz w:val="28"/>
+          <w:szCs w:val="28"/>
+        </w:rPr>
+        <w:lastRenderedPageBreak/>
+        <w:t>p</w:t>
+      </w:r>
+      <w:r>
+        <w:rPr>
+          <w:rFonts w:ascii="Arial" w:hAnsi="Arial" w:cs="Arial"/>
+          <w:sz w:val="28"/>
+          <w:szCs w:val="28"/>
+        </w:rPr>
+        <w:t>age lifecycle events are wired: beforeunload and pagehide disconnect the player and stop broadcasting if the user navigates away, closes the tab</w:t>
+      </w:r>
+      <w:r>
+        <w:rPr>
+          <w:rFonts w:ascii="Arial" w:hAnsi="Arial" w:cs="Arial"/>
+          <w:sz w:val="28"/>
+          <w:szCs w:val="28"/>
+        </w:rPr>
+        <w:t xml:space="preserve"> or whatever elsa falls under those events</w:t>
+      </w:r>
+      <w:r>
+        <w:rPr>
+          <w:rFonts w:ascii="Arial" w:hAnsi="Arial" w:cs="Arial"/>
+          <w:sz w:val="28"/>
+          <w:szCs w:val="28"/>
+        </w:rPr>
+        <w:t>.</w:t>
+      </w:r>
+    </w:p>
+    <w:p>
+      <w:pPr>
+        <w:ind w:left="708"/>
+        <w:rPr>
+          <w:rFonts w:ascii="Arial" w:hAnsi="Arial" w:cs="Arial"/>
+          <w:sz w:val="28"/>
+          <w:szCs w:val="28"/>
+        </w:rPr>
+      </w:pPr>
+    </w:p>
+    <w:p>
+      <w:pPr>
+        <w:ind w:left="708"/>
+        <w:rPr>
+          <w:rFonts w:ascii="Arial" w:hAnsi="Arial" w:cs="Arial"/>
+          <w:sz w:val="28"/>
+          <w:szCs w:val="28"/>
+        </w:rPr>
+      </w:pPr>
+      <w:r>
+        <w:rPr>
+          <w:rFonts w:ascii="Arial" w:hAnsi="Arial" w:cs="Arial"/>
+          <w:sz w:val="28"/>
+          <w:szCs w:val="28"/>
+        </w:rPr>
+        <w:t>finally we call the playlistManager to loadPlaylist which goes to</w:t>
+      </w:r>
+    </w:p>
+    <w:p>
+      <w:pPr>
+        <w:ind w:left="1413"/>
+        <w:rPr>
+          <w:rFonts w:ascii="Arial" w:hAnsi="Arial" w:cs="Arial"/>
+          <w:sz w:val="28"/>
+          <w:szCs w:val="28"/>
+        </w:rPr>
+      </w:pPr>
+      <w:r>
+        <w:rPr>
+          <w:rFonts w:ascii="Arial" w:hAnsi="Arial" w:cs="Arial"/>
+          <w:sz w:val="28"/>
+          <w:szCs w:val="28"/>
+        </w:rPr>
+        <w:t xml:space="preserve">playlist.js, </w:t>
+      </w:r>
+      <w:r>
+        <w:rPr>
+          <w:rFonts w:ascii="Arial" w:hAnsi="Arial" w:cs="Arial"/>
+          <w:sz w:val="28"/>
+          <w:szCs w:val="28"/>
+        </w:rPr>
+        <w:t>loadPlaylist() kicks off by fetching the playlist and other files from the server in parallel using Promise.all(). Once both fetches resolve, it parses the JSON: the main media list goes into this.originalMedias and this.medias (a working copy), while other files</w:t>
+      </w:r>
+      <w:r>
+        <w:rPr>
+          <w:rFonts w:ascii="Arial" w:hAnsi="Arial" w:cs="Arial"/>
+          <w:sz w:val="28"/>
+          <w:szCs w:val="28"/>
+        </w:rPr>
+        <w:t xml:space="preserve"> (anything that isn’t playable type)</w:t>
+      </w:r>
+      <w:r>
+        <w:rPr>
+          <w:rFonts w:ascii="Arial" w:hAnsi="Arial" w:cs="Arial"/>
+          <w:sz w:val="28"/>
+          <w:szCs w:val="28"/>
+        </w:rPr>
+        <w:t xml:space="preserve"> go into this.otherFiles.</w:t>
+      </w:r>
+    </w:p>
+    <w:p>
+      <w:pPr>
+        <w:ind w:left="1413"/>
+        <w:rPr>
+          <w:rFonts w:ascii="Arial" w:hAnsi="Arial" w:cs="Arial"/>
+          <w:sz w:val="28"/>
+          <w:szCs w:val="28"/>
+        </w:rPr>
+      </w:pPr>
+      <w:r>
+        <w:rPr>
+          <w:rFonts w:ascii="Arial" w:hAnsi="Arial" w:cs="Arial"/>
+          <w:sz w:val="28"/>
+          <w:szCs w:val="28"/>
+        </w:rPr>
+        <w:t>we attempt to load a custom playlist order by calling in the same file:</w:t>
+      </w:r>
+    </w:p>
+    <w:p>
+      <w:pPr>
+        <w:ind w:left="2124" w:firstLine="9"/>
+        <w:rPr>
+          <w:rFonts w:ascii="Arial" w:hAnsi="Arial" w:cs="Arial"/>
+          <w:sz w:val="28"/>
+          <w:szCs w:val="28"/>
+        </w:rPr>
+      </w:pPr>
+      <w:r>
+        <w:rPr>
+          <w:rFonts w:ascii="Arial" w:hAnsi="Arial" w:cs="Arial"/>
+          <w:sz w:val="28"/>
+          <w:szCs w:val="28"/>
+        </w:rPr>
+        <w:t>loadCustomOrder() restores the playlist to a user’s saved order from localStorage. It first checks if there’s a saved order under this.storageKey, and if not, it just keeps the default playlist. If a saved order exists, it parses the JSON array of media IDs, filters out any invalid or missing IDs, and reorders this.medias to match the saved sequence, appending any media not in the saved order to the end. Throughout the process it logs whether the custom order was successfully loaded or if parsing failed. In short, it ensures the playlist appears exactly how the user left it last time.</w:t>
+      </w:r>
+    </w:p>
+    <w:p>
+      <w:pPr>
+        <w:rPr>
+          <w:rFonts w:ascii="Arial" w:hAnsi="Arial" w:cs="Arial"/>
+          <w:sz w:val="28"/>
+          <w:szCs w:val="28"/>
+        </w:rPr>
+      </w:pPr>
+      <w:r>
+        <w:rPr>
+          <w:rFonts w:ascii="Arial" w:hAnsi="Arial" w:cs="Arial"/>
+          <w:sz w:val="28"/>
+          <w:szCs w:val="28"/>
+        </w:rPr>
+        <w:tab/>
+      </w:r>
+      <w:r>
+        <w:rPr>
+          <w:rFonts w:ascii="Arial" w:hAnsi="Arial" w:cs="Arial"/>
+          <w:sz w:val="28"/>
+          <w:szCs w:val="28"/>
+        </w:rPr>
+        <w:tab/>
+      </w:r>
+    </w:p>
+    <w:p>
+      <w:pPr>
+        <w:rPr>
+          <w:rFonts w:ascii="Arial" w:hAnsi="Arial" w:cs="Arial"/>
+          <w:sz w:val="28"/>
+          <w:szCs w:val="28"/>
+        </w:rPr>
+      </w:pPr>
+      <w:r>
+        <w:rPr>
+          <w:rFonts w:ascii="Arial" w:hAnsi="Arial" w:cs="Arial"/>
+          <w:sz w:val="28"/>
+          <w:szCs w:val="28"/>
+        </w:rPr>
+        <w:tab/>
+      </w:r>
+      <w:r>
+        <w:rPr>
+          <w:rFonts w:ascii="Arial" w:hAnsi="Arial" w:cs="Arial"/>
+          <w:sz w:val="28"/>
+          <w:szCs w:val="28"/>
+        </w:rPr>
+        <w:tab/>
+        <w:t xml:space="preserve">then also from playlist.js we try to set the media ID to the one </w:t>
+      </w:r>
+      <w:r>
+        <w:rPr>
+          <w:rFonts w:ascii="Arial" w:hAnsi="Arial" w:cs="Arial"/>
+          <w:sz w:val="28"/>
+          <w:szCs w:val="28"/>
+        </w:rPr>
+        <w:tab/>
+      </w:r>
+      <w:r>
+        <w:rPr>
+          <w:rFonts w:ascii="Arial" w:hAnsi="Arial" w:cs="Arial"/>
+          <w:sz w:val="28"/>
+          <w:szCs w:val="28"/>
+        </w:rPr>
+        <w:tab/>
+        <w:t>determined server-side when the HTML itself got made:</w:t>
+      </w:r>
+    </w:p>
+    <w:p>
+      <w:pPr>
+        <w:ind w:left="2124" w:firstLine="6"/>
+        <w:rPr>
+          <w:rFonts w:ascii="Arial" w:hAnsi="Arial" w:cs="Arial"/>
+          <w:sz w:val="28"/>
+          <w:szCs w:val="28"/>
+        </w:rPr>
+      </w:pPr>
+      <w:r>
+        <w:rPr>
+          <w:rFonts w:ascii="Arial" w:hAnsi="Arial" w:cs="Arial"/>
+          <w:sz w:val="28"/>
+          <w:szCs w:val="28"/>
+        </w:rPr>
+        <w:t xml:space="preserve">syncCurrentFromAudio() ensures that the playlist manager knows which media is currently playing, even if the page was loaded with the &lt;audio&gt; or &lt;video&gt; element already set by the server. It first selects the active media element, falling back to the default audio player if none is set. It then reads the media source, checking both the element’s currentSrc or src and, if needed, the &lt;source&gt; child element’s src attribute, because the browser sometimes reports the document </w:t>
+      </w:r>
+      <w:r>
+        <w:rPr>
+          <w:rFonts w:ascii="Arial" w:hAnsi="Arial" w:cs="Arial"/>
+          <w:sz w:val="28"/>
+          <w:szCs w:val="28"/>
+        </w:rPr>
+        <w:lastRenderedPageBreak/>
+        <w:t>URL instead of the actual stream. It tries to extract either a media ID from a /stream/id/… path or an index from a /stream/… path, and sets this.currentMediaId accordingly. This keeps the playlist manager in sync with whatever is already playing and logs what it found</w:t>
+      </w:r>
+      <w:r>
+        <w:rPr>
+          <w:rFonts w:ascii="Arial" w:hAnsi="Arial" w:cs="Arial"/>
+          <w:sz w:val="28"/>
+          <w:szCs w:val="28"/>
+        </w:rPr>
+        <w:t>.</w:t>
+      </w:r>
+    </w:p>
+    <w:p>
+      <w:pPr>
+        <w:rPr>
+          <w:rFonts w:ascii="Arial" w:hAnsi="Arial" w:cs="Arial"/>
+          <w:sz w:val="28"/>
+          <w:szCs w:val="28"/>
+        </w:rPr>
+      </w:pPr>
+      <w:r>
+        <w:rPr>
+          <w:rFonts w:ascii="Arial" w:hAnsi="Arial" w:cs="Arial"/>
+          <w:sz w:val="28"/>
+          <w:szCs w:val="28"/>
+        </w:rPr>
+        <w:tab/>
+      </w:r>
+      <w:r>
+        <w:rPr>
+          <w:rFonts w:ascii="Arial" w:hAnsi="Arial" w:cs="Arial"/>
+          <w:sz w:val="28"/>
+          <w:szCs w:val="28"/>
+        </w:rPr>
+        <w:tab/>
+      </w:r>
+    </w:p>
+    <w:p>
+      <w:pPr>
+        <w:rPr>
+          <w:rFonts w:ascii="Arial" w:hAnsi="Arial" w:cs="Arial"/>
+          <w:sz w:val="28"/>
+          <w:szCs w:val="28"/>
+        </w:rPr>
+      </w:pPr>
+      <w:r>
+        <w:rPr>
+          <w:rFonts w:ascii="Arial" w:hAnsi="Arial" w:cs="Arial"/>
+          <w:sz w:val="28"/>
+          <w:szCs w:val="28"/>
+        </w:rPr>
+        <w:tab/>
+      </w:r>
+      <w:r>
+        <w:rPr>
+          <w:rFonts w:ascii="Arial" w:hAnsi="Arial" w:cs="Arial"/>
+          <w:sz w:val="28"/>
+          <w:szCs w:val="28"/>
+        </w:rPr>
+        <w:tab/>
+        <w:t>w</w:t>
+      </w:r>
+      <w:r>
+        <w:rPr>
+          <w:rFonts w:ascii="Arial" w:hAnsi="Arial" w:cs="Arial"/>
+          <w:sz w:val="28"/>
+          <w:szCs w:val="28"/>
+        </w:rPr>
+        <w:t xml:space="preserve">e countinue by making the operating system itself aware of </w:t>
+      </w:r>
+      <w:r>
+        <w:rPr>
+          <w:rFonts w:ascii="Arial" w:hAnsi="Arial" w:cs="Arial"/>
+          <w:sz w:val="28"/>
+          <w:szCs w:val="28"/>
+        </w:rPr>
+        <w:tab/>
+      </w:r>
+      <w:r>
+        <w:rPr>
+          <w:rFonts w:ascii="Arial" w:hAnsi="Arial" w:cs="Arial"/>
+          <w:sz w:val="28"/>
+          <w:szCs w:val="28"/>
+        </w:rPr>
+        <w:tab/>
+      </w:r>
+      <w:r>
+        <w:rPr>
+          <w:rFonts w:ascii="Arial" w:hAnsi="Arial" w:cs="Arial"/>
+          <w:sz w:val="28"/>
+          <w:szCs w:val="28"/>
+        </w:rPr>
+        <w:t xml:space="preserve">the track that’s currently playing, right when the page loads. </w:t>
+      </w:r>
+      <w:r>
+        <w:rPr>
+          <w:rFonts w:ascii="Arial" w:hAnsi="Arial" w:cs="Arial"/>
+          <w:sz w:val="28"/>
+          <w:szCs w:val="28"/>
+        </w:rPr>
+        <w:tab/>
+      </w:r>
+      <w:r>
+        <w:rPr>
+          <w:rFonts w:ascii="Arial" w:hAnsi="Arial" w:cs="Arial"/>
+          <w:sz w:val="28"/>
+          <w:szCs w:val="28"/>
+        </w:rPr>
+        <w:tab/>
+      </w:r>
+      <w:r>
+        <w:rPr>
+          <w:rFonts w:ascii="Arial" w:hAnsi="Arial" w:cs="Arial"/>
+          <w:sz w:val="28"/>
+          <w:szCs w:val="28"/>
+        </w:rPr>
+        <w:t xml:space="preserve">Even before the user interacts with anything, if </w:t>
+      </w:r>
+      <w:r>
+        <w:rPr>
+          <w:rFonts w:ascii="Arial" w:hAnsi="Arial" w:cs="Arial"/>
+          <w:sz w:val="28"/>
+          <w:szCs w:val="28"/>
+        </w:rPr>
+        <w:tab/>
+      </w:r>
+      <w:r>
+        <w:rPr>
+          <w:rFonts w:ascii="Arial" w:hAnsi="Arial" w:cs="Arial"/>
+          <w:sz w:val="28"/>
+          <w:szCs w:val="28"/>
+        </w:rPr>
+        <w:tab/>
+      </w:r>
+      <w:r>
+        <w:rPr>
+          <w:rFonts w:ascii="Arial" w:hAnsi="Arial" w:cs="Arial"/>
+          <w:sz w:val="28"/>
+          <w:szCs w:val="28"/>
+        </w:rPr>
+        <w:tab/>
+      </w:r>
+      <w:r>
+        <w:rPr>
+          <w:rFonts w:ascii="Arial" w:hAnsi="Arial" w:cs="Arial"/>
+          <w:sz w:val="28"/>
+          <w:szCs w:val="28"/>
+        </w:rPr>
+        <w:tab/>
+      </w:r>
+      <w:r>
+        <w:rPr>
+          <w:rFonts w:ascii="Arial" w:hAnsi="Arial" w:cs="Arial"/>
+          <w:sz w:val="28"/>
+          <w:szCs w:val="28"/>
+        </w:rPr>
+        <w:t xml:space="preserve">currentMediaId is already set (from syncing the </w:t>
+      </w:r>
+      <w:r>
+        <w:rPr>
+          <w:rFonts w:ascii="Arial" w:hAnsi="Arial" w:cs="Arial"/>
+          <w:sz w:val="28"/>
+          <w:szCs w:val="28"/>
+        </w:rPr>
+        <w:tab/>
+      </w:r>
+      <w:r>
+        <w:rPr>
+          <w:rFonts w:ascii="Arial" w:hAnsi="Arial" w:cs="Arial"/>
+          <w:sz w:val="28"/>
+          <w:szCs w:val="28"/>
+        </w:rPr>
+        <w:tab/>
+      </w:r>
+      <w:r>
+        <w:rPr>
+          <w:rFonts w:ascii="Arial" w:hAnsi="Arial" w:cs="Arial"/>
+          <w:sz w:val="28"/>
+          <w:szCs w:val="28"/>
+        </w:rPr>
+        <w:tab/>
+      </w:r>
+      <w:r>
+        <w:rPr>
+          <w:rFonts w:ascii="Arial" w:hAnsi="Arial" w:cs="Arial"/>
+          <w:sz w:val="28"/>
+          <w:szCs w:val="28"/>
+        </w:rPr>
+        <w:tab/>
+      </w:r>
+      <w:r>
+        <w:rPr>
+          <w:rFonts w:ascii="Arial" w:hAnsi="Arial" w:cs="Arial"/>
+          <w:sz w:val="28"/>
+          <w:szCs w:val="28"/>
+        </w:rPr>
+        <w:t xml:space="preserve">&lt;audio&gt;/&lt;video&gt; element), it looks up that media in the </w:t>
+      </w:r>
+      <w:r>
+        <w:rPr>
+          <w:rFonts w:ascii="Arial" w:hAnsi="Arial" w:cs="Arial"/>
+          <w:sz w:val="28"/>
+          <w:szCs w:val="28"/>
+        </w:rPr>
+        <w:tab/>
+      </w:r>
+      <w:r>
+        <w:rPr>
+          <w:rFonts w:ascii="Arial" w:hAnsi="Arial" w:cs="Arial"/>
+          <w:sz w:val="28"/>
+          <w:szCs w:val="28"/>
+        </w:rPr>
+        <w:tab/>
+      </w:r>
+      <w:r>
+        <w:rPr>
+          <w:rFonts w:ascii="Arial" w:hAnsi="Arial" w:cs="Arial"/>
+          <w:sz w:val="28"/>
+          <w:szCs w:val="28"/>
+        </w:rPr>
+        <w:tab/>
+      </w:r>
+      <w:r>
+        <w:rPr>
+          <w:rFonts w:ascii="Arial" w:hAnsi="Arial" w:cs="Arial"/>
+          <w:sz w:val="28"/>
+          <w:szCs w:val="28"/>
+        </w:rPr>
+        <w:t xml:space="preserve">playlist. If it finds it, it calls window.updateMediaSession with </w:t>
+      </w:r>
+      <w:r>
+        <w:rPr>
+          <w:rFonts w:ascii="Arial" w:hAnsi="Arial" w:cs="Arial"/>
+          <w:sz w:val="28"/>
+          <w:szCs w:val="28"/>
+        </w:rPr>
+        <w:tab/>
+      </w:r>
+      <w:r>
+        <w:rPr>
+          <w:rFonts w:ascii="Arial" w:hAnsi="Arial" w:cs="Arial"/>
+          <w:sz w:val="28"/>
+          <w:szCs w:val="28"/>
+        </w:rPr>
+        <w:tab/>
+      </w:r>
+      <w:r>
+        <w:rPr>
+          <w:rFonts w:ascii="Arial" w:hAnsi="Arial" w:cs="Arial"/>
+          <w:sz w:val="28"/>
+          <w:szCs w:val="28"/>
+        </w:rPr>
+        <w:t xml:space="preserve">the filename, which updates the OS-level media session—so </w:t>
+      </w:r>
+      <w:r>
+        <w:rPr>
+          <w:rFonts w:ascii="Arial" w:hAnsi="Arial" w:cs="Arial"/>
+          <w:sz w:val="28"/>
+          <w:szCs w:val="28"/>
+        </w:rPr>
+        <w:tab/>
+      </w:r>
+      <w:r>
+        <w:rPr>
+          <w:rFonts w:ascii="Arial" w:hAnsi="Arial" w:cs="Arial"/>
+          <w:sz w:val="28"/>
+          <w:szCs w:val="28"/>
+        </w:rPr>
+        <w:tab/>
+      </w:r>
+      <w:r>
+        <w:rPr>
+          <w:rFonts w:ascii="Arial" w:hAnsi="Arial" w:cs="Arial"/>
+          <w:sz w:val="28"/>
+          <w:szCs w:val="28"/>
+        </w:rPr>
+        <w:t xml:space="preserve">things like the lock screen, notification shade, or media keys </w:t>
+      </w:r>
+      <w:r>
+        <w:rPr>
+          <w:rFonts w:ascii="Arial" w:hAnsi="Arial" w:cs="Arial"/>
+          <w:sz w:val="28"/>
+          <w:szCs w:val="28"/>
+        </w:rPr>
+        <w:tab/>
+      </w:r>
+      <w:r>
+        <w:rPr>
+          <w:rFonts w:ascii="Arial" w:hAnsi="Arial" w:cs="Arial"/>
+          <w:sz w:val="28"/>
+          <w:szCs w:val="28"/>
+        </w:rPr>
+        <w:tab/>
+      </w:r>
+      <w:r>
+        <w:rPr>
+          <w:rFonts w:ascii="Arial" w:hAnsi="Arial" w:cs="Arial"/>
+          <w:sz w:val="28"/>
+          <w:szCs w:val="28"/>
+        </w:rPr>
+        <w:t>show the correct track and metadata.</w:t>
+      </w:r>
+    </w:p>
+    <w:p>
+      <w:pPr>
+        <w:ind w:left="708" w:firstLine="708"/>
+        <w:rPr>
+          <w:rFonts w:ascii="Arial" w:hAnsi="Arial" w:cs="Arial"/>
+          <w:sz w:val="28"/>
+          <w:szCs w:val="28"/>
+        </w:rPr>
+      </w:pPr>
+      <w:r>
+        <w:rPr>
+          <w:rFonts w:ascii="Arial" w:hAnsi="Arial" w:cs="Arial"/>
+          <w:sz w:val="28"/>
+          <w:szCs w:val="28"/>
+        </w:rPr>
+        <w:t>b</w:t>
+      </w:r>
+      <w:r>
+        <w:rPr>
+          <w:rFonts w:ascii="Arial" w:hAnsi="Arial" w:cs="Arial"/>
+          <w:sz w:val="28"/>
+          <w:szCs w:val="28"/>
+        </w:rPr>
+        <w:t xml:space="preserve">asically, it’s making sure the system “knows” what’s playing </w:t>
+      </w:r>
+      <w:r>
+        <w:rPr>
+          <w:rFonts w:ascii="Arial" w:hAnsi="Arial" w:cs="Arial"/>
+          <w:sz w:val="28"/>
+          <w:szCs w:val="28"/>
+        </w:rPr>
+        <w:tab/>
+      </w:r>
+      <w:r>
+        <w:rPr>
+          <w:rFonts w:ascii="Arial" w:hAnsi="Arial" w:cs="Arial"/>
+          <w:sz w:val="28"/>
+          <w:szCs w:val="28"/>
+        </w:rPr>
+        <w:t>even before JavaScript starts actively controlling playback.</w:t>
+      </w:r>
+    </w:p>
+    <w:p>
+      <w:pPr>
+        <w:ind w:left="708" w:firstLine="708"/>
+        <w:rPr>
+          <w:rFonts w:ascii="Arial" w:hAnsi="Arial" w:cs="Arial"/>
+          <w:sz w:val="28"/>
+          <w:szCs w:val="28"/>
+        </w:rPr>
+      </w:pPr>
+    </w:p>
+    <w:p>
+      <w:pPr>
+        <w:ind w:left="1416"/>
+        <w:rPr>
+          <w:rFonts w:ascii="Arial" w:hAnsi="Arial" w:cs="Arial"/>
+          <w:sz w:val="28"/>
+          <w:szCs w:val="28"/>
+        </w:rPr>
+      </w:pPr>
+      <w:r>
+        <w:rPr>
+          <w:rFonts w:ascii="Arial" w:hAnsi="Arial" w:cs="Arial"/>
+          <w:sz w:val="28"/>
+          <w:szCs w:val="28"/>
+        </w:rPr>
+        <w:t xml:space="preserve">finally we </w:t>
+      </w:r>
+      <w:r>
+        <w:rPr>
+          <w:rFonts w:ascii="Arial" w:hAnsi="Arial" w:cs="Arial"/>
+          <w:sz w:val="28"/>
+          <w:szCs w:val="28"/>
+        </w:rPr>
+        <w:t>update the visible playlist on the page. renderFilterBar() redraws the top navigation buttons so you can filter the playlist by all, audio, video, or other files, showing counts and highlighting the active filter. render() then populates the main playlist area with the actual items: media files get play buttons, download links, and badges for audio/video, while “other” files get download buttons and size/status info. Essentially, renderFilterBar() handles the filters at the top, and render() handles the full playlist display below it.</w:t>
+      </w:r>
+    </w:p>
+    <w:p>
+      <w:pPr>
+        <w:rPr>
+          <w:rFonts w:ascii="Arial" w:hAnsi="Arial" w:cs="Arial"/>
+          <w:sz w:val="28"/>
+          <w:szCs w:val="28"/>
+        </w:rPr>
+      </w:pPr>
+      <w:r>
+        <w:rPr>
+          <w:rFonts w:ascii="Arial" w:hAnsi="Arial" w:cs="Arial"/>
+          <w:sz w:val="28"/>
+          <w:szCs w:val="28"/>
+        </w:rPr>
+        <w:tab/>
+      </w:r>
+    </w:p>
+    <w:p>
+      <w:pPr>
+        <w:rPr>
+          <w:rFonts w:ascii="Arial" w:hAnsi="Arial" w:cs="Arial"/>
+          <w:sz w:val="28"/>
+          <w:szCs w:val="28"/>
+        </w:rPr>
+      </w:pPr>
+      <w:r>
+        <w:rPr>
+          <w:rFonts w:ascii="Arial" w:hAnsi="Arial" w:cs="Arial"/>
+          <w:sz w:val="28"/>
+          <w:szCs w:val="28"/>
+        </w:rPr>
+        <w:tab/>
+        <w:t>now we have a fully initilized HTML with all it’s gadgets</w:t>
+      </w:r>
+      <w:r>
+        <w:rPr>
+          <w:rFonts w:ascii="Arial" w:hAnsi="Arial" w:cs="Arial"/>
+          <w:sz w:val="28"/>
+          <w:szCs w:val="28"/>
+        </w:rPr>
+        <w:t>.</w:t>
+      </w:r>
+    </w:p>
+    <w:p>
+      <w:pPr>
+        <w:rPr>
+          <w:rFonts w:ascii="Arial" w:hAnsi="Arial" w:cs="Arial"/>
+          <w:sz w:val="28"/>
+          <w:szCs w:val="28"/>
+        </w:rPr>
+      </w:pPr>
+    </w:p>
+    <w:p>
+      <w:pPr>
+        <w:rPr>
+          <w:rFonts w:ascii="Arial" w:hAnsi="Arial" w:cs="Arial"/>
+          <w:sz w:val="28"/>
+          <w:szCs w:val="28"/>
+        </w:rPr>
+      </w:pPr>
+      <w:r>
+        <w:rPr>
+          <w:rFonts w:ascii="Arial" w:hAnsi="Arial" w:cs="Arial"/>
+          <w:sz w:val="28"/>
+          <w:szCs w:val="28"/>
+        </w:rPr>
+        <w:t>which means our stargzr instance is now fully up and running and ready for use. Let’s use it.</w:t>
+      </w:r>
+    </w:p>
+    <w:p>
+      <w:pPr>
+        <w:rPr>
+          <w:rFonts w:ascii="Arial" w:hAnsi="Arial" w:cs="Arial"/>
+          <w:sz w:val="28"/>
+          <w:szCs w:val="28"/>
+        </w:rPr>
+      </w:pPr>
+    </w:p>
+    <w:p>
+      <w:pPr>
+        <w:rPr>
+          <w:rFonts w:ascii="Arial" w:hAnsi="Arial" w:cs="Arial"/>
+          <w:sz w:val="28"/>
+          <w:szCs w:val="28"/>
+        </w:rPr>
+      </w:pPr>
+    </w:p>
+    <w:p>
+      <w:pPr>
+        <w:ind w:left="708"/>
+        <w:rPr>
+          <w:rFonts w:ascii="Arial" w:hAnsi="Arial" w:cs="Arial"/>
+          <w:sz w:val="28"/>
+          <w:szCs w:val="28"/>
+        </w:rPr>
+      </w:pPr>
+    </w:p>
+    <w:p>
+      <w:pPr>
+        <w:ind w:left="705"/>
+        <w:rPr>
+          <w:rFonts w:ascii="Arial" w:hAnsi="Arial" w:cs="Arial"/>
+          <w:sz w:val="28"/>
+          <w:szCs w:val="28"/>
+        </w:rPr>
+      </w:pPr>
+    </w:p>
+    <w:p>
+      <w:pPr>
+        <w:rPr>
+          <w:rFonts w:ascii="Arial" w:hAnsi="Arial" w:cs="Arial"/>
+          <w:sz w:val="28"/>
+          <w:szCs w:val="28"/>
+        </w:rPr>
+      </w:pPr>
+    </w:p>
+    <w:p>
+      <w:pPr>
+        <w:rPr>
+          <w:rFonts w:ascii="Arial" w:hAnsi="Arial" w:cs="Arial"/>
+          <w:sz w:val="28"/>
+          <w:szCs w:val="28"/>
+        </w:rPr>
+      </w:pPr>
+    </w:p>
+    <w:p>
+      <w:pPr>
+        <w:ind w:left="705"/>
+        <w:rPr>
+          <w:rFonts w:ascii="Arial" w:hAnsi="Arial" w:cs="Arial"/>
+          <w:sz w:val="28"/>
+          <w:szCs w:val="28"/>
+        </w:rPr>
+      </w:pPr>
     </w:p>
     <w:p>
       <w:pPr>
@@ -2112,9 +4458,9 @@
 <file path=word/numbering.xml><?xml version="1.0" encoding="utf-8"?>
 <w:numbering xmlns:wpc="http://schemas.microsoft.com/office/word/2010/wordprocessingCanvas" xmlns:cx="http://schemas.microsoft.com/office/drawing/2014/chartex" xmlns:cx1="http://schemas.microsoft.com/office/drawing/2015/9/8/chartex" xmlns:cx2="http://schemas.microsoft.com/office/drawing/2015/10/21/chartex" xmlns:cx3="http://schemas.microsoft.com/office/drawing/2016/5/9/chartex" xmlns:cx4="http://schemas.microsoft.com/office/drawing/2016/5/10/chartex" xmlns:cx5="http://schemas.microsoft.com/office/drawing/2016/5/11/chartex" xmlns:cx6="http://schemas.microsoft.com/office/drawing/2016/5/12/chartex" xmlns:cx7="http://schemas.microsoft.com/office/drawing/2016/5/13/chartex" xmlns:cx8="http://schemas.microsoft.com/office/drawing/2016/5/14/chartex" xmlns:mc="http://schemas.openxmlformats.org/markup-compatibility/2006" xmlns:aink="http://schemas.microsoft.com/office/drawing/2016/ink" xmlns:am3d="http://schemas.microsoft.com/office/drawing/2017/model3d" xmlns:o="urn:schemas-microsoft-com:office:office" xmlns:oel="http://schemas.microsoft.com/office/2019/extlst" xmlns:r="http://schemas.openxmlformats.org/officeDocument/2006/relationships" xmlns:m="http://schemas.openxmlformats.org/officeDocument/2006/math" xmlns:v="urn:schemas-microsoft-com:vml" xmlns:wp14="http://schemas.microsoft.com/office/word/2010/wordprocessingDrawing" xmlns:wp="http://schemas.openxmlformats.org/drawingml/2006/wordprocessingDrawing" xmlns:w10="urn:schemas-microsoft-com:office:word" xmlns:w="http://schemas.openxmlformats.org/wordprocessingml/2006/main" xmlns:w14="http://schemas.microsoft.com/office/word/2010/wordml" xmlns:w15="http://schemas.microsoft.com/office/word/2012/wordml" xmlns:w16cex="http://schemas.microsoft.com/office/word/2018/wordml/cex" xmlns:w16cid="http://schemas.microsoft.com/office/word/2016/wordml/cid" xmlns:w16="http://schemas.microsoft.com/office/word/2018/wordml" xmlns:w16du="http://schemas.microsoft.com/office/word/2023/wordml/word16du" xmlns:w16sdtdh="http://schemas.microsoft.com/office/word/2020/wordml/sdtdatahash" xmlns:w16sdtfl="http://schemas.microsoft.com/office/word/2024/wordml/sdtformatlock" xmlns:w16se="http://schemas.microsoft.com/office/word/2015/wordml/symex" xmlns:wpg="http://schemas.microsoft.com/office/word/2010/wordprocessingGroup" xmlns:wpi="http://schemas.microsoft.com/office/word/2010/wordprocessingInk" xmlns:wne="http://schemas.microsoft.com/office/word/2006/wordml" xmlns:wps="http://schemas.microsoft.com/office/word/2010/wordprocessingShape" mc:Ignorable="w14 w15 w16se w16cid w16 w16cex w16sdtdh w16sdtfl w16du wp14">
   <w:abstractNum w:abstractNumId="0" w15:restartNumberingAfterBreak="0">
-    <w:nsid w:val="227A5B5C"/>
+    <w:nsid w:val="13490676"/>
     <w:multiLevelType w:val="multilevel"/>
-    <w:tmpl w:val="43E88F2E"/>
+    <w:tmpl w:val="1570E2D2"/>
     <w:lvl w:ilvl="0">
       <w:start w:val="1"/>
       <w:numFmt w:val="bullet"/>
@@ -2122,9 +4468,9 @@
       <w:lvlJc w:val="left"/>
       <w:pPr>
         <w:tabs>
-          <w:tab w:val="num" w:pos="720"/>
+          <w:tab w:val="num" w:pos="1428"/>
         </w:tabs>
-        <w:ind w:left="720" w:hanging="360"/>
+        <w:ind w:left="1428" w:hanging="360"/>
       </w:pPr>
       <w:rPr>
         <w:rFonts w:ascii="Symbol" w:hAnsi="Symbol" w:hint="default"/>
@@ -2138,9 +4484,9 @@
       <w:lvlJc w:val="left"/>
       <w:pPr>
         <w:tabs>
-          <w:tab w:val="num" w:pos="1440"/>
+          <w:tab w:val="num" w:pos="2148"/>
         </w:tabs>
-        <w:ind w:left="1440" w:hanging="360"/>
+        <w:ind w:left="2148" w:hanging="360"/>
       </w:pPr>
       <w:rPr>
         <w:rFonts w:ascii="Courier New" w:hAnsi="Courier New" w:hint="default"/>
@@ -2154,9 +4500,9 @@
       <w:lvlJc w:val="left"/>
       <w:pPr>
         <w:tabs>
-          <w:tab w:val="num" w:pos="2160"/>
+          <w:tab w:val="num" w:pos="2868"/>
         </w:tabs>
-        <w:ind w:left="2160" w:hanging="360"/>
+        <w:ind w:left="2868" w:hanging="360"/>
       </w:pPr>
       <w:rPr>
         <w:rFonts w:ascii="Wingdings" w:hAnsi="Wingdings" w:hint="default"/>
@@ -2170,9 +4516,9 @@
       <w:lvlJc w:val="left"/>
       <w:pPr>
         <w:tabs>
-          <w:tab w:val="num" w:pos="2880"/>
+          <w:tab w:val="num" w:pos="3588"/>
         </w:tabs>
-        <w:ind w:left="2880" w:hanging="360"/>
+        <w:ind w:left="3588" w:hanging="360"/>
       </w:pPr>
       <w:rPr>
         <w:rFonts w:ascii="Wingdings" w:hAnsi="Wingdings" w:hint="default"/>
@@ -2186,9 +4532,9 @@
       <w:lvlJc w:val="left"/>
       <w:pPr>
         <w:tabs>
-          <w:tab w:val="num" w:pos="3600"/>
+          <w:tab w:val="num" w:pos="4308"/>
         </w:tabs>
-        <w:ind w:left="3600" w:hanging="360"/>
+        <w:ind w:left="4308" w:hanging="360"/>
       </w:pPr>
       <w:rPr>
         <w:rFonts w:ascii="Wingdings" w:hAnsi="Wingdings" w:hint="default"/>
@@ -2202,9 +4548,9 @@
       <w:lvlJc w:val="left"/>
       <w:pPr>
         <w:tabs>
-          <w:tab w:val="num" w:pos="4320"/>
+          <w:tab w:val="num" w:pos="5028"/>
         </w:tabs>
-        <w:ind w:left="4320" w:hanging="360"/>
+        <w:ind w:left="5028" w:hanging="360"/>
       </w:pPr>
       <w:rPr>
         <w:rFonts w:ascii="Wingdings" w:hAnsi="Wingdings" w:hint="default"/>
@@ -2218,9 +4564,9 @@
       <w:lvlJc w:val="left"/>
       <w:pPr>
         <w:tabs>
-          <w:tab w:val="num" w:pos="5040"/>
+          <w:tab w:val="num" w:pos="5748"/>
         </w:tabs>
-        <w:ind w:left="5040" w:hanging="360"/>
+        <w:ind w:left="5748" w:hanging="360"/>
       </w:pPr>
       <w:rPr>
         <w:rFonts w:ascii="Wingdings" w:hAnsi="Wingdings" w:hint="default"/>
@@ -2234,9 +4580,9 @@
       <w:lvlJc w:val="left"/>
       <w:pPr>
         <w:tabs>
-          <w:tab w:val="num" w:pos="5760"/>
+          <w:tab w:val="num" w:pos="6468"/>
         </w:tabs>
-        <w:ind w:left="5760" w:hanging="360"/>
+        <w:ind w:left="6468" w:hanging="360"/>
       </w:pPr>
       <w:rPr>
         <w:rFonts w:ascii="Wingdings" w:hAnsi="Wingdings" w:hint="default"/>
@@ -2250,9 +4596,9 @@
       <w:lvlJc w:val="left"/>
       <w:pPr>
         <w:tabs>
-          <w:tab w:val="num" w:pos="6480"/>
+          <w:tab w:val="num" w:pos="7188"/>
         </w:tabs>
-        <w:ind w:left="6480" w:hanging="360"/>
+        <w:ind w:left="7188" w:hanging="360"/>
       </w:pPr>
       <w:rPr>
         <w:rFonts w:ascii="Wingdings" w:hAnsi="Wingdings" w:hint="default"/>
@@ -2261,9 +4607,9 @@
     </w:lvl>
   </w:abstractNum>
   <w:abstractNum w:abstractNumId="1" w15:restartNumberingAfterBreak="0">
-    <w:nsid w:val="2C56126A"/>
+    <w:nsid w:val="227A5B5C"/>
     <w:multiLevelType w:val="multilevel"/>
-    <w:tmpl w:val="3B6E61E0"/>
+    <w:tmpl w:val="43E88F2E"/>
     <w:lvl w:ilvl="0">
       <w:start w:val="1"/>
       <w:numFmt w:val="bullet"/>
@@ -2409,11 +4755,467 @@
       </w:rPr>
     </w:lvl>
   </w:abstractNum>
+  <w:abstractNum w:abstractNumId="2" w15:restartNumberingAfterBreak="0">
+    <w:nsid w:val="2C56126A"/>
+    <w:multiLevelType w:val="multilevel"/>
+    <w:tmpl w:val="3B6E61E0"/>
+    <w:lvl w:ilvl="0">
+      <w:start w:val="1"/>
+      <w:numFmt w:val="bullet"/>
+      <w:lvlText w:val=""/>
+      <w:lvlJc w:val="left"/>
+      <w:pPr>
+        <w:tabs>
+          <w:tab w:val="num" w:pos="720"/>
+        </w:tabs>
+        <w:ind w:left="720" w:hanging="360"/>
+      </w:pPr>
+      <w:rPr>
+        <w:rFonts w:ascii="Symbol" w:hAnsi="Symbol" w:hint="default"/>
+        <w:sz w:val="20"/>
+      </w:rPr>
+    </w:lvl>
+    <w:lvl w:ilvl="1" w:tentative="1">
+      <w:start w:val="1"/>
+      <w:numFmt w:val="bullet"/>
+      <w:lvlText w:val="o"/>
+      <w:lvlJc w:val="left"/>
+      <w:pPr>
+        <w:tabs>
+          <w:tab w:val="num" w:pos="1440"/>
+        </w:tabs>
+        <w:ind w:left="1440" w:hanging="360"/>
+      </w:pPr>
+      <w:rPr>
+        <w:rFonts w:ascii="Courier New" w:hAnsi="Courier New" w:hint="default"/>
+        <w:sz w:val="20"/>
+      </w:rPr>
+    </w:lvl>
+    <w:lvl w:ilvl="2" w:tentative="1">
+      <w:start w:val="1"/>
+      <w:numFmt w:val="bullet"/>
+      <w:lvlText w:val=""/>
+      <w:lvlJc w:val="left"/>
+      <w:pPr>
+        <w:tabs>
+          <w:tab w:val="num" w:pos="2160"/>
+        </w:tabs>
+        <w:ind w:left="2160" w:hanging="360"/>
+      </w:pPr>
+      <w:rPr>
+        <w:rFonts w:ascii="Wingdings" w:hAnsi="Wingdings" w:hint="default"/>
+        <w:sz w:val="20"/>
+      </w:rPr>
+    </w:lvl>
+    <w:lvl w:ilvl="3" w:tentative="1">
+      <w:start w:val="1"/>
+      <w:numFmt w:val="bullet"/>
+      <w:lvlText w:val=""/>
+      <w:lvlJc w:val="left"/>
+      <w:pPr>
+        <w:tabs>
+          <w:tab w:val="num" w:pos="2880"/>
+        </w:tabs>
+        <w:ind w:left="2880" w:hanging="360"/>
+      </w:pPr>
+      <w:rPr>
+        <w:rFonts w:ascii="Wingdings" w:hAnsi="Wingdings" w:hint="default"/>
+        <w:sz w:val="20"/>
+      </w:rPr>
+    </w:lvl>
+    <w:lvl w:ilvl="4" w:tentative="1">
+      <w:start w:val="1"/>
+      <w:numFmt w:val="bullet"/>
+      <w:lvlText w:val=""/>
+      <w:lvlJc w:val="left"/>
+      <w:pPr>
+        <w:tabs>
+          <w:tab w:val="num" w:pos="3600"/>
+        </w:tabs>
+        <w:ind w:left="3600" w:hanging="360"/>
+      </w:pPr>
+      <w:rPr>
+        <w:rFonts w:ascii="Wingdings" w:hAnsi="Wingdings" w:hint="default"/>
+        <w:sz w:val="20"/>
+      </w:rPr>
+    </w:lvl>
+    <w:lvl w:ilvl="5" w:tentative="1">
+      <w:start w:val="1"/>
+      <w:numFmt w:val="bullet"/>
+      <w:lvlText w:val=""/>
+      <w:lvlJc w:val="left"/>
+      <w:pPr>
+        <w:tabs>
+          <w:tab w:val="num" w:pos="4320"/>
+        </w:tabs>
+        <w:ind w:left="4320" w:hanging="360"/>
+      </w:pPr>
+      <w:rPr>
+        <w:rFonts w:ascii="Wingdings" w:hAnsi="Wingdings" w:hint="default"/>
+        <w:sz w:val="20"/>
+      </w:rPr>
+    </w:lvl>
+    <w:lvl w:ilvl="6" w:tentative="1">
+      <w:start w:val="1"/>
+      <w:numFmt w:val="bullet"/>
+      <w:lvlText w:val=""/>
+      <w:lvlJc w:val="left"/>
+      <w:pPr>
+        <w:tabs>
+          <w:tab w:val="num" w:pos="5040"/>
+        </w:tabs>
+        <w:ind w:left="5040" w:hanging="360"/>
+      </w:pPr>
+      <w:rPr>
+        <w:rFonts w:ascii="Wingdings" w:hAnsi="Wingdings" w:hint="default"/>
+        <w:sz w:val="20"/>
+      </w:rPr>
+    </w:lvl>
+    <w:lvl w:ilvl="7" w:tentative="1">
+      <w:start w:val="1"/>
+      <w:numFmt w:val="bullet"/>
+      <w:lvlText w:val=""/>
+      <w:lvlJc w:val="left"/>
+      <w:pPr>
+        <w:tabs>
+          <w:tab w:val="num" w:pos="5760"/>
+        </w:tabs>
+        <w:ind w:left="5760" w:hanging="360"/>
+      </w:pPr>
+      <w:rPr>
+        <w:rFonts w:ascii="Wingdings" w:hAnsi="Wingdings" w:hint="default"/>
+        <w:sz w:val="20"/>
+      </w:rPr>
+    </w:lvl>
+    <w:lvl w:ilvl="8" w:tentative="1">
+      <w:start w:val="1"/>
+      <w:numFmt w:val="bullet"/>
+      <w:lvlText w:val=""/>
+      <w:lvlJc w:val="left"/>
+      <w:pPr>
+        <w:tabs>
+          <w:tab w:val="num" w:pos="6480"/>
+        </w:tabs>
+        <w:ind w:left="6480" w:hanging="360"/>
+      </w:pPr>
+      <w:rPr>
+        <w:rFonts w:ascii="Wingdings" w:hAnsi="Wingdings" w:hint="default"/>
+        <w:sz w:val="20"/>
+      </w:rPr>
+    </w:lvl>
+  </w:abstractNum>
+  <w:abstractNum w:abstractNumId="3" w15:restartNumberingAfterBreak="0">
+    <w:nsid w:val="32953191"/>
+    <w:multiLevelType w:val="multilevel"/>
+    <w:tmpl w:val="951E13E8"/>
+    <w:lvl w:ilvl="0">
+      <w:start w:val="1"/>
+      <w:numFmt w:val="bullet"/>
+      <w:lvlText w:val=""/>
+      <w:lvlJc w:val="left"/>
+      <w:pPr>
+        <w:tabs>
+          <w:tab w:val="num" w:pos="1428"/>
+        </w:tabs>
+        <w:ind w:left="1428" w:hanging="360"/>
+      </w:pPr>
+      <w:rPr>
+        <w:rFonts w:ascii="Symbol" w:hAnsi="Symbol" w:hint="default"/>
+        <w:sz w:val="20"/>
+      </w:rPr>
+    </w:lvl>
+    <w:lvl w:ilvl="1">
+      <w:start w:val="1"/>
+      <w:numFmt w:val="bullet"/>
+      <w:lvlText w:val="o"/>
+      <w:lvlJc w:val="left"/>
+      <w:pPr>
+        <w:tabs>
+          <w:tab w:val="num" w:pos="2148"/>
+        </w:tabs>
+        <w:ind w:left="2148" w:hanging="360"/>
+      </w:pPr>
+      <w:rPr>
+        <w:rFonts w:ascii="Courier New" w:hAnsi="Courier New" w:hint="default"/>
+        <w:sz w:val="20"/>
+      </w:rPr>
+    </w:lvl>
+    <w:lvl w:ilvl="2" w:tentative="1">
+      <w:start w:val="1"/>
+      <w:numFmt w:val="bullet"/>
+      <w:lvlText w:val=""/>
+      <w:lvlJc w:val="left"/>
+      <w:pPr>
+        <w:tabs>
+          <w:tab w:val="num" w:pos="2868"/>
+        </w:tabs>
+        <w:ind w:left="2868" w:hanging="360"/>
+      </w:pPr>
+      <w:rPr>
+        <w:rFonts w:ascii="Wingdings" w:hAnsi="Wingdings" w:hint="default"/>
+        <w:sz w:val="20"/>
+      </w:rPr>
+    </w:lvl>
+    <w:lvl w:ilvl="3" w:tentative="1">
+      <w:start w:val="1"/>
+      <w:numFmt w:val="bullet"/>
+      <w:lvlText w:val=""/>
+      <w:lvlJc w:val="left"/>
+      <w:pPr>
+        <w:tabs>
+          <w:tab w:val="num" w:pos="3588"/>
+        </w:tabs>
+        <w:ind w:left="3588" w:hanging="360"/>
+      </w:pPr>
+      <w:rPr>
+        <w:rFonts w:ascii="Wingdings" w:hAnsi="Wingdings" w:hint="default"/>
+        <w:sz w:val="20"/>
+      </w:rPr>
+    </w:lvl>
+    <w:lvl w:ilvl="4" w:tentative="1">
+      <w:start w:val="1"/>
+      <w:numFmt w:val="bullet"/>
+      <w:lvlText w:val=""/>
+      <w:lvlJc w:val="left"/>
+      <w:pPr>
+        <w:tabs>
+          <w:tab w:val="num" w:pos="4308"/>
+        </w:tabs>
+        <w:ind w:left="4308" w:hanging="360"/>
+      </w:pPr>
+      <w:rPr>
+        <w:rFonts w:ascii="Wingdings" w:hAnsi="Wingdings" w:hint="default"/>
+        <w:sz w:val="20"/>
+      </w:rPr>
+    </w:lvl>
+    <w:lvl w:ilvl="5" w:tentative="1">
+      <w:start w:val="1"/>
+      <w:numFmt w:val="bullet"/>
+      <w:lvlText w:val=""/>
+      <w:lvlJc w:val="left"/>
+      <w:pPr>
+        <w:tabs>
+          <w:tab w:val="num" w:pos="5028"/>
+        </w:tabs>
+        <w:ind w:left="5028" w:hanging="360"/>
+      </w:pPr>
+      <w:rPr>
+        <w:rFonts w:ascii="Wingdings" w:hAnsi="Wingdings" w:hint="default"/>
+        <w:sz w:val="20"/>
+      </w:rPr>
+    </w:lvl>
+    <w:lvl w:ilvl="6" w:tentative="1">
+      <w:start w:val="1"/>
+      <w:numFmt w:val="bullet"/>
+      <w:lvlText w:val=""/>
+      <w:lvlJc w:val="left"/>
+      <w:pPr>
+        <w:tabs>
+          <w:tab w:val="num" w:pos="5748"/>
+        </w:tabs>
+        <w:ind w:left="5748" w:hanging="360"/>
+      </w:pPr>
+      <w:rPr>
+        <w:rFonts w:ascii="Wingdings" w:hAnsi="Wingdings" w:hint="default"/>
+        <w:sz w:val="20"/>
+      </w:rPr>
+    </w:lvl>
+    <w:lvl w:ilvl="7" w:tentative="1">
+      <w:start w:val="1"/>
+      <w:numFmt w:val="bullet"/>
+      <w:lvlText w:val=""/>
+      <w:lvlJc w:val="left"/>
+      <w:pPr>
+        <w:tabs>
+          <w:tab w:val="num" w:pos="6468"/>
+        </w:tabs>
+        <w:ind w:left="6468" w:hanging="360"/>
+      </w:pPr>
+      <w:rPr>
+        <w:rFonts w:ascii="Wingdings" w:hAnsi="Wingdings" w:hint="default"/>
+        <w:sz w:val="20"/>
+      </w:rPr>
+    </w:lvl>
+    <w:lvl w:ilvl="8" w:tentative="1">
+      <w:start w:val="1"/>
+      <w:numFmt w:val="bullet"/>
+      <w:lvlText w:val=""/>
+      <w:lvlJc w:val="left"/>
+      <w:pPr>
+        <w:tabs>
+          <w:tab w:val="num" w:pos="7188"/>
+        </w:tabs>
+        <w:ind w:left="7188" w:hanging="360"/>
+      </w:pPr>
+      <w:rPr>
+        <w:rFonts w:ascii="Wingdings" w:hAnsi="Wingdings" w:hint="default"/>
+        <w:sz w:val="20"/>
+      </w:rPr>
+    </w:lvl>
+  </w:abstractNum>
+  <w:abstractNum w:abstractNumId="4" w15:restartNumberingAfterBreak="0">
+    <w:nsid w:val="61DD350C"/>
+    <w:multiLevelType w:val="multilevel"/>
+    <w:tmpl w:val="BD12E21A"/>
+    <w:lvl w:ilvl="0">
+      <w:start w:val="1"/>
+      <w:numFmt w:val="bullet"/>
+      <w:lvlText w:val=""/>
+      <w:lvlJc w:val="left"/>
+      <w:pPr>
+        <w:tabs>
+          <w:tab w:val="num" w:pos="1428"/>
+        </w:tabs>
+        <w:ind w:left="1428" w:hanging="360"/>
+      </w:pPr>
+      <w:rPr>
+        <w:rFonts w:ascii="Symbol" w:hAnsi="Symbol" w:hint="default"/>
+        <w:sz w:val="20"/>
+      </w:rPr>
+    </w:lvl>
+    <w:lvl w:ilvl="1" w:tentative="1">
+      <w:start w:val="1"/>
+      <w:numFmt w:val="bullet"/>
+      <w:lvlText w:val="o"/>
+      <w:lvlJc w:val="left"/>
+      <w:pPr>
+        <w:tabs>
+          <w:tab w:val="num" w:pos="2148"/>
+        </w:tabs>
+        <w:ind w:left="2148" w:hanging="360"/>
+      </w:pPr>
+      <w:rPr>
+        <w:rFonts w:ascii="Courier New" w:hAnsi="Courier New" w:hint="default"/>
+        <w:sz w:val="20"/>
+      </w:rPr>
+    </w:lvl>
+    <w:lvl w:ilvl="2" w:tentative="1">
+      <w:start w:val="1"/>
+      <w:numFmt w:val="bullet"/>
+      <w:lvlText w:val=""/>
+      <w:lvlJc w:val="left"/>
+      <w:pPr>
+        <w:tabs>
+          <w:tab w:val="num" w:pos="2868"/>
+        </w:tabs>
+        <w:ind w:left="2868" w:hanging="360"/>
+      </w:pPr>
+      <w:rPr>
+        <w:rFonts w:ascii="Wingdings" w:hAnsi="Wingdings" w:hint="default"/>
+        <w:sz w:val="20"/>
+      </w:rPr>
+    </w:lvl>
+    <w:lvl w:ilvl="3" w:tentative="1">
+      <w:start w:val="1"/>
+      <w:numFmt w:val="bullet"/>
+      <w:lvlText w:val=""/>
+      <w:lvlJc w:val="left"/>
+      <w:pPr>
+        <w:tabs>
+          <w:tab w:val="num" w:pos="3588"/>
+        </w:tabs>
+        <w:ind w:left="3588" w:hanging="360"/>
+      </w:pPr>
+      <w:rPr>
+        <w:rFonts w:ascii="Wingdings" w:hAnsi="Wingdings" w:hint="default"/>
+        <w:sz w:val="20"/>
+      </w:rPr>
+    </w:lvl>
+    <w:lvl w:ilvl="4" w:tentative="1">
+      <w:start w:val="1"/>
+      <w:numFmt w:val="bullet"/>
+      <w:lvlText w:val=""/>
+      <w:lvlJc w:val="left"/>
+      <w:pPr>
+        <w:tabs>
+          <w:tab w:val="num" w:pos="4308"/>
+        </w:tabs>
+        <w:ind w:left="4308" w:hanging="360"/>
+      </w:pPr>
+      <w:rPr>
+        <w:rFonts w:ascii="Wingdings" w:hAnsi="Wingdings" w:hint="default"/>
+        <w:sz w:val="20"/>
+      </w:rPr>
+    </w:lvl>
+    <w:lvl w:ilvl="5" w:tentative="1">
+      <w:start w:val="1"/>
+      <w:numFmt w:val="bullet"/>
+      <w:lvlText w:val=""/>
+      <w:lvlJc w:val="left"/>
+      <w:pPr>
+        <w:tabs>
+          <w:tab w:val="num" w:pos="5028"/>
+        </w:tabs>
+        <w:ind w:left="5028" w:hanging="360"/>
+      </w:pPr>
+      <w:rPr>
+        <w:rFonts w:ascii="Wingdings" w:hAnsi="Wingdings" w:hint="default"/>
+        <w:sz w:val="20"/>
+      </w:rPr>
+    </w:lvl>
+    <w:lvl w:ilvl="6" w:tentative="1">
+      <w:start w:val="1"/>
+      <w:numFmt w:val="bullet"/>
+      <w:lvlText w:val=""/>
+      <w:lvlJc w:val="left"/>
+      <w:pPr>
+        <w:tabs>
+          <w:tab w:val="num" w:pos="5748"/>
+        </w:tabs>
+        <w:ind w:left="5748" w:hanging="360"/>
+      </w:pPr>
+      <w:rPr>
+        <w:rFonts w:ascii="Wingdings" w:hAnsi="Wingdings" w:hint="default"/>
+        <w:sz w:val="20"/>
+      </w:rPr>
+    </w:lvl>
+    <w:lvl w:ilvl="7" w:tentative="1">
+      <w:start w:val="1"/>
+      <w:numFmt w:val="bullet"/>
+      <w:lvlText w:val=""/>
+      <w:lvlJc w:val="left"/>
+      <w:pPr>
+        <w:tabs>
+          <w:tab w:val="num" w:pos="6468"/>
+        </w:tabs>
+        <w:ind w:left="6468" w:hanging="360"/>
+      </w:pPr>
+      <w:rPr>
+        <w:rFonts w:ascii="Wingdings" w:hAnsi="Wingdings" w:hint="default"/>
+        <w:sz w:val="20"/>
+      </w:rPr>
+    </w:lvl>
+    <w:lvl w:ilvl="8" w:tentative="1">
+      <w:start w:val="1"/>
+      <w:numFmt w:val="bullet"/>
+      <w:lvlText w:val=""/>
+      <w:lvlJc w:val="left"/>
+      <w:pPr>
+        <w:tabs>
+          <w:tab w:val="num" w:pos="7188"/>
+        </w:tabs>
+        <w:ind w:left="7188" w:hanging="360"/>
+      </w:pPr>
+      <w:rPr>
+        <w:rFonts w:ascii="Wingdings" w:hAnsi="Wingdings" w:hint="default"/>
+        <w:sz w:val="20"/>
+      </w:rPr>
+    </w:lvl>
+  </w:abstractNum>
   <w:num w:numId="1" w16cid:durableId="746149806">
-    <w:abstractNumId w:val="0"/>
+    <w:abstractNumId w:val="1"/>
   </w:num>
   <w:num w:numId="2" w16cid:durableId="799762808">
-    <w:abstractNumId w:val="1"/>
+    <w:abstractNumId w:val="2"/>
+  </w:num>
+  <w:num w:numId="3" w16cid:durableId="223223255">
+    <w:abstractNumId w:val="3"/>
+  </w:num>
+  <w:num w:numId="4" w16cid:durableId="1116362803">
+    <w:abstractNumId w:val="4"/>
+  </w:num>
+  <w:num w:numId="5" w16cid:durableId="105930635">
+    <w:abstractNumId w:val="0"/>
   </w:num>
 </w:numbering>
 </file>

--- a/workflow.docx
+++ b/workflow.docx
@@ -2520,23 +2520,7 @@
           <w:sz w:val="28"/>
           <w:szCs w:val="28"/>
         </w:rPr>
-        <w:t xml:space="preserve"> </w:t>
-      </w:r>
-      <w:r>
-        <w:rPr>
-          <w:rFonts w:ascii="Arial" w:hAnsi="Arial" w:cs="Arial"/>
-          <w:sz w:val="28"/>
-          <w:szCs w:val="28"/>
-        </w:rPr>
-        <w:t>–</w:t>
-      </w:r>
-      <w:r>
-        <w:rPr>
-          <w:rFonts w:ascii="Arial" w:hAnsi="Arial" w:cs="Arial"/>
-          <w:sz w:val="28"/>
-          <w:szCs w:val="28"/>
-        </w:rPr>
-        <w:t xml:space="preserve"> </w:t>
+        <w:t xml:space="preserve"> – </w:t>
       </w:r>
       <w:r>
         <w:rPr>
@@ -2680,23 +2664,7 @@
           <w:sz w:val="28"/>
           <w:szCs w:val="28"/>
         </w:rPr>
-        <w:t xml:space="preserve"> </w:t>
-      </w:r>
-      <w:r>
-        <w:rPr>
-          <w:rFonts w:ascii="Arial" w:hAnsi="Arial" w:cs="Arial"/>
-          <w:sz w:val="28"/>
-          <w:szCs w:val="28"/>
-        </w:rPr>
-        <w:t>–</w:t>
-      </w:r>
-      <w:r>
-        <w:rPr>
-          <w:rFonts w:ascii="Arial" w:hAnsi="Arial" w:cs="Arial"/>
-          <w:sz w:val="28"/>
-          <w:szCs w:val="28"/>
-        </w:rPr>
-        <w:t xml:space="preserve"> </w:t>
+        <w:t xml:space="preserve"> – </w:t>
       </w:r>
       <w:r>
         <w:rPr>
@@ -3421,6 +3389,227 @@
     </w:p>
     <w:p>
       <w:pPr>
+        <w:ind w:left="1413"/>
+        <w:rPr>
+          <w:rFonts w:ascii="Arial" w:hAnsi="Arial" w:cs="Arial"/>
+          <w:sz w:val="28"/>
+          <w:szCs w:val="28"/>
+        </w:rPr>
+      </w:pPr>
+      <w:r>
+        <w:rPr>
+          <w:rFonts w:ascii="Arial" w:hAnsi="Arial" w:cs="Arial"/>
+          <w:sz w:val="28"/>
+          <w:szCs w:val="28"/>
+        </w:rPr>
+        <w:t>this function is in player-radio.js,</w:t>
+      </w:r>
+      <w:r>
+        <w:rPr>
+          <w:rFonts w:ascii="Arial" w:hAnsi="Arial" w:cs="Arial"/>
+          <w:sz w:val="28"/>
+          <w:szCs w:val="28"/>
+        </w:rPr>
+        <w:t xml:space="preserve"> connectWebSocket() is the piece that opens and maintains the live connection to the radio system. It first checks whether a socket is already open or in the middle of connecting so it does not create duplicates, then clears any pending reconnect timer and marks the connection as “connecting.” It builds the WebSocket URL from the current page origin, using ws: or wss: depending on whether the page is served over HTTP or HTTPS, and creates the socket. After that it wires up the four important events: open resets reconnect state and, if needed, re-verifies broadcasting or re-tunes to the same broadcaster</w:t>
+      </w:r>
+      <w:r>
+        <w:rPr>
+          <w:rFonts w:ascii="Arial" w:hAnsi="Arial" w:cs="Arial"/>
+          <w:sz w:val="28"/>
+          <w:szCs w:val="28"/>
+        </w:rPr>
+        <w:t xml:space="preserve"> in the case of losing the ocnnection</w:t>
+      </w:r>
+      <w:r>
+        <w:rPr>
+          <w:rFonts w:ascii="Arial" w:hAnsi="Arial" w:cs="Arial"/>
+          <w:sz w:val="28"/>
+          <w:szCs w:val="28"/>
+        </w:rPr>
+        <w:t xml:space="preserve">; message parses the JSON payload and passes it into the radio message handler; error marks the connection as failed; and close decides whether to reconnect, reload the page if the session expired, or stop entirely if the disconnect was intentional. So this </w:t>
+      </w:r>
+      <w:r>
+        <w:rPr>
+          <w:rFonts w:ascii="Arial" w:hAnsi="Arial" w:cs="Arial"/>
+          <w:sz w:val="28"/>
+          <w:szCs w:val="28"/>
+        </w:rPr>
+        <w:lastRenderedPageBreak/>
+        <w:t>function is the client’s connection manager and recovery loop.</w:t>
+      </w:r>
+    </w:p>
+    <w:p>
+      <w:pPr>
+        <w:ind w:left="2124"/>
+        <w:rPr>
+          <w:rFonts w:ascii="Arial" w:hAnsi="Arial" w:cs="Arial"/>
+          <w:sz w:val="28"/>
+          <w:szCs w:val="28"/>
+        </w:rPr>
+      </w:pPr>
+      <w:r>
+        <w:rPr>
+          <w:rFonts w:ascii="Arial" w:hAnsi="Arial" w:cs="Arial"/>
+          <w:sz w:val="28"/>
+          <w:szCs w:val="28"/>
+        </w:rPr>
+        <w:t>o</w:t>
+      </w:r>
+      <w:r>
+        <w:rPr>
+          <w:rFonts w:ascii="Arial" w:hAnsi="Arial" w:cs="Arial"/>
+          <w:sz w:val="28"/>
+          <w:szCs w:val="28"/>
+        </w:rPr>
+        <w:t xml:space="preserve">n the server side, radio_websocket() is the upgrade endpoint that decides whether the connection is even allowed before the WebSocket is created. Axum gives it the upgrade request, the shared app state, the headers, and the peer address through ConnectInfo. It chooses the client IP by preferring x-real-ip from the reverse proxy and falling back to the peer address if needed. </w:t>
+      </w:r>
+    </w:p>
+    <w:p>
+      <w:pPr>
+        <w:ind w:left="2832"/>
+        <w:rPr>
+          <w:rFonts w:ascii="Arial" w:hAnsi="Arial" w:cs="Arial"/>
+          <w:sz w:val="28"/>
+          <w:szCs w:val="28"/>
+        </w:rPr>
+      </w:pPr>
+      <w:r>
+        <w:rPr>
+          <w:rFonts w:ascii="Arial" w:hAnsi="Arial" w:cs="Arial"/>
+          <w:sz w:val="28"/>
+          <w:szCs w:val="28"/>
+        </w:rPr>
+        <w:t xml:space="preserve">Then it runs that IP through the rate limiter, which is a token bucket: each IP has a bucket that refills over time, and each new connection attempt consumes one token. If the bucket is empty, the upgrade is rejected with 429 Too Many Requests. After that it validates the session ID, checks that the session still exists in server state, increments the WebSocket connection metric, </w:t>
+      </w:r>
+    </w:p>
+    <w:p>
+      <w:pPr>
+        <w:ind w:left="2124"/>
+        <w:rPr>
+          <w:rFonts w:ascii="Arial" w:hAnsi="Arial" w:cs="Arial"/>
+          <w:sz w:val="28"/>
+          <w:szCs w:val="28"/>
+        </w:rPr>
+      </w:pPr>
+      <w:r>
+        <w:rPr>
+          <w:rFonts w:ascii="Arial" w:hAnsi="Arial" w:cs="Arial"/>
+          <w:sz w:val="28"/>
+          <w:szCs w:val="28"/>
+        </w:rPr>
+        <w:t>and only then calls ws.on_upgrade(...) to hand the socket over to handle_radio_connection(). So the endpoint is not doing the live radio work itself; it is the gatekeeper that authenticates, rate-limits, and then hands off the upgraded socket.</w:t>
+      </w:r>
+    </w:p>
+    <w:p>
+      <w:pPr>
+        <w:ind w:left="2829"/>
+        <w:rPr>
+          <w:rFonts w:ascii="Arial" w:hAnsi="Arial" w:cs="Arial"/>
+          <w:sz w:val="28"/>
+          <w:szCs w:val="28"/>
+        </w:rPr>
+      </w:pPr>
+      <w:r>
+        <w:rPr>
+          <w:rFonts w:ascii="Arial" w:hAnsi="Arial" w:cs="Arial"/>
+          <w:sz w:val="28"/>
+          <w:szCs w:val="28"/>
+        </w:rPr>
+        <w:t xml:space="preserve">the </w:t>
+      </w:r>
+      <w:r>
+        <w:rPr>
+          <w:rFonts w:ascii="Arial" w:hAnsi="Arial" w:cs="Arial"/>
+          <w:sz w:val="28"/>
+          <w:szCs w:val="28"/>
+        </w:rPr>
+        <w:t>handle_</w:t>
+      </w:r>
+      <w:r>
+        <w:rPr>
+          <w:rFonts w:ascii="Arial" w:hAnsi="Arial" w:cs="Arial"/>
+          <w:sz w:val="28"/>
+          <w:szCs w:val="28"/>
+        </w:rPr>
+        <w:t>radio</w:t>
+      </w:r>
+      <w:r>
+        <w:rPr>
+          <w:rFonts w:ascii="Arial" w:hAnsi="Arial" w:cs="Arial"/>
+          <w:sz w:val="28"/>
+          <w:szCs w:val="28"/>
+        </w:rPr>
+        <w:t>_connection()</w:t>
+      </w:r>
+      <w:r>
+        <w:rPr>
+          <w:rFonts w:ascii="Arial" w:hAnsi="Arial" w:cs="Arial"/>
+          <w:sz w:val="28"/>
+          <w:szCs w:val="28"/>
+        </w:rPr>
+        <w:t xml:space="preserve"> will be talked about in detail later</w:t>
+      </w:r>
+      <w:r>
+        <w:rPr>
+          <w:rFonts w:ascii="Arial" w:hAnsi="Arial" w:cs="Arial"/>
+          <w:sz w:val="28"/>
+          <w:szCs w:val="28"/>
+        </w:rPr>
+        <w:t xml:space="preserve"> </w:t>
+      </w:r>
+      <w:r>
+        <w:rPr>
+          <w:rFonts w:ascii="Arial" w:hAnsi="Arial" w:cs="Arial"/>
+          <w:sz w:val="28"/>
+          <w:szCs w:val="28"/>
+        </w:rPr>
+        <w:t xml:space="preserve">in the post section here </w:t>
+      </w:r>
+      <w:r>
+        <w:rPr>
+          <w:rFonts w:ascii="Arial" w:hAnsi="Arial" w:cs="Arial"/>
+          <w:sz w:val="28"/>
+          <w:szCs w:val="28"/>
+        </w:rPr>
+        <w:br/>
+      </w:r>
+      <w:r>
+        <w:rPr>
+          <w:rFonts w:ascii="Arial" w:hAnsi="Arial" w:cs="Arial"/>
+          <w:sz w:val="28"/>
+          <w:szCs w:val="28"/>
+        </w:rPr>
+        <w:t>[/[ handle_radio_message architecture part ]\]</w:t>
+      </w:r>
+      <w:r>
+        <w:rPr>
+          <w:rFonts w:ascii="Arial" w:hAnsi="Arial" w:cs="Arial"/>
+          <w:sz w:val="28"/>
+          <w:szCs w:val="28"/>
+        </w:rPr>
+        <w:t>.</w:t>
+      </w:r>
+    </w:p>
+    <w:p>
+      <w:pPr>
+        <w:ind w:left="2124"/>
+        <w:rPr>
+          <w:rFonts w:ascii="Arial" w:hAnsi="Arial" w:cs="Arial"/>
+          <w:sz w:val="28"/>
+          <w:szCs w:val="28"/>
+        </w:rPr>
+      </w:pPr>
+      <w:r>
+        <w:rPr>
+          <w:rFonts w:ascii="Arial" w:hAnsi="Arial" w:cs="Arial"/>
+          <w:sz w:val="28"/>
+          <w:szCs w:val="28"/>
+        </w:rPr>
+        <w:t>PlayerError is the shared error type that keeps this whole flow consistent. Different failures are turned into the right HTTP responses automatically: bad session IDs become 400, missing media or broadcasters become 404, rate limits become 429, unauthorized broadcast/session failures become 401, and everything else falls back to 500. check_and_consume() is the core of the rate limiter, and it just refills tokens based on elapsed time, subtracts one when a connection is allowed, and returns an error when the bucket is empty.</w:t>
+      </w:r>
+    </w:p>
+    <w:p>
+      <w:pPr>
         <w:ind w:left="708"/>
         <w:rPr>
           <w:rFonts w:ascii="Arial" w:hAnsi="Arial" w:cs="Arial"/>
@@ -3428,12 +3617,23 @@
           <w:szCs w:val="28"/>
         </w:rPr>
       </w:pPr>
-      <w:r>
-        <w:rPr>
-          <w:rFonts w:ascii="Arial" w:hAnsi="Arial" w:cs="Arial"/>
-          <w:sz w:val="28"/>
-          <w:szCs w:val="28"/>
-        </w:rPr>
+    </w:p>
+    <w:p>
+      <w:pPr>
+        <w:ind w:left="708"/>
+        <w:rPr>
+          <w:rFonts w:ascii="Arial" w:hAnsi="Arial" w:cs="Arial"/>
+          <w:sz w:val="28"/>
+          <w:szCs w:val="28"/>
+        </w:rPr>
+      </w:pPr>
+      <w:r>
+        <w:rPr>
+          <w:rFonts w:ascii="Arial" w:hAnsi="Arial" w:cs="Arial"/>
+          <w:sz w:val="28"/>
+          <w:szCs w:val="28"/>
+        </w:rPr>
+        <w:lastRenderedPageBreak/>
         <w:t>i</w:t>
       </w:r>
       <w:r>
@@ -3589,138 +3789,146 @@
           <w:sz w:val="28"/>
           <w:szCs w:val="28"/>
         </w:rPr>
+        <w:t>p</w:t>
+      </w:r>
+      <w:r>
+        <w:rPr>
+          <w:rFonts w:ascii="Arial" w:hAnsi="Arial" w:cs="Arial"/>
+          <w:sz w:val="28"/>
+          <w:szCs w:val="28"/>
+        </w:rPr>
+        <w:t>age lifecycle events are wired: beforeunload and pagehide disconnect the player and stop broadcasting if the user navigates away, closes the tab</w:t>
+      </w:r>
+      <w:r>
+        <w:rPr>
+          <w:rFonts w:ascii="Arial" w:hAnsi="Arial" w:cs="Arial"/>
+          <w:sz w:val="28"/>
+          <w:szCs w:val="28"/>
+        </w:rPr>
+        <w:t xml:space="preserve"> or whatever elsa falls under those events</w:t>
+      </w:r>
+      <w:r>
+        <w:rPr>
+          <w:rFonts w:ascii="Arial" w:hAnsi="Arial" w:cs="Arial"/>
+          <w:sz w:val="28"/>
+          <w:szCs w:val="28"/>
+        </w:rPr>
+        <w:t>.</w:t>
+      </w:r>
+    </w:p>
+    <w:p>
+      <w:pPr>
+        <w:ind w:left="708"/>
+        <w:rPr>
+          <w:rFonts w:ascii="Arial" w:hAnsi="Arial" w:cs="Arial"/>
+          <w:sz w:val="28"/>
+          <w:szCs w:val="28"/>
+        </w:rPr>
+      </w:pPr>
+    </w:p>
+    <w:p>
+      <w:pPr>
+        <w:ind w:left="708"/>
+        <w:rPr>
+          <w:rFonts w:ascii="Arial" w:hAnsi="Arial" w:cs="Arial"/>
+          <w:sz w:val="28"/>
+          <w:szCs w:val="28"/>
+        </w:rPr>
+      </w:pPr>
+      <w:r>
+        <w:rPr>
+          <w:rFonts w:ascii="Arial" w:hAnsi="Arial" w:cs="Arial"/>
+          <w:sz w:val="28"/>
+          <w:szCs w:val="28"/>
+        </w:rPr>
+        <w:t>finally we call the playlistManager to loadPlaylist which goes to</w:t>
+      </w:r>
+    </w:p>
+    <w:p>
+      <w:pPr>
+        <w:ind w:left="1413"/>
+        <w:rPr>
+          <w:rFonts w:ascii="Arial" w:hAnsi="Arial" w:cs="Arial"/>
+          <w:sz w:val="28"/>
+          <w:szCs w:val="28"/>
+        </w:rPr>
+      </w:pPr>
+      <w:r>
+        <w:rPr>
+          <w:rFonts w:ascii="Arial" w:hAnsi="Arial" w:cs="Arial"/>
+          <w:sz w:val="28"/>
+          <w:szCs w:val="28"/>
+        </w:rPr>
+        <w:t xml:space="preserve">playlist.js, </w:t>
+      </w:r>
+      <w:r>
+        <w:rPr>
+          <w:rFonts w:ascii="Arial" w:hAnsi="Arial" w:cs="Arial"/>
+          <w:sz w:val="28"/>
+          <w:szCs w:val="28"/>
+        </w:rPr>
+        <w:t>loadPlaylist() kicks off by fetching the playlist and other files from the server in parallel using Promise.all(). Once both fetches resolve, it parses the JSON: the main media list goes into this.originalMedias and this.medias (a working copy), while other files</w:t>
+      </w:r>
+      <w:r>
+        <w:rPr>
+          <w:rFonts w:ascii="Arial" w:hAnsi="Arial" w:cs="Arial"/>
+          <w:sz w:val="28"/>
+          <w:szCs w:val="28"/>
+        </w:rPr>
+        <w:t xml:space="preserve"> (anything that isn’t playable type)</w:t>
+      </w:r>
+      <w:r>
+        <w:rPr>
+          <w:rFonts w:ascii="Arial" w:hAnsi="Arial" w:cs="Arial"/>
+          <w:sz w:val="28"/>
+          <w:szCs w:val="28"/>
+        </w:rPr>
+        <w:t xml:space="preserve"> go into this.otherFiles.</w:t>
+      </w:r>
+    </w:p>
+    <w:p>
+      <w:pPr>
+        <w:ind w:left="1413"/>
+        <w:rPr>
+          <w:rFonts w:ascii="Arial" w:hAnsi="Arial" w:cs="Arial"/>
+          <w:sz w:val="28"/>
+          <w:szCs w:val="28"/>
+        </w:rPr>
+      </w:pPr>
+      <w:r>
+        <w:rPr>
+          <w:rFonts w:ascii="Arial" w:hAnsi="Arial" w:cs="Arial"/>
+          <w:sz w:val="28"/>
+          <w:szCs w:val="28"/>
+        </w:rPr>
+        <w:t>we attempt to load a custom playlist order by calling in the same file:</w:t>
+      </w:r>
+    </w:p>
+    <w:p>
+      <w:pPr>
+        <w:ind w:left="2124" w:firstLine="9"/>
+        <w:rPr>
+          <w:rFonts w:ascii="Arial" w:hAnsi="Arial" w:cs="Arial"/>
+          <w:sz w:val="28"/>
+          <w:szCs w:val="28"/>
+        </w:rPr>
+      </w:pPr>
+      <w:r>
+        <w:rPr>
+          <w:rFonts w:ascii="Arial" w:hAnsi="Arial" w:cs="Arial"/>
+          <w:sz w:val="28"/>
+          <w:szCs w:val="28"/>
+        </w:rPr>
+        <w:t xml:space="preserve">loadCustomOrder() restores the playlist to a user’s saved order from localStorage. It first checks if there’s a saved order under this.storageKey, and if not, it just keeps the default playlist. If a saved order exists, it parses the JSON array of media IDs, filters out any invalid or missing IDs, and reorders this.medias to match the saved sequence, appending any media not in the saved order to the end. Throughout the process it </w:t>
+      </w:r>
+      <w:r>
+        <w:rPr>
+          <w:rFonts w:ascii="Arial" w:hAnsi="Arial" w:cs="Arial"/>
+          <w:sz w:val="28"/>
+          <w:szCs w:val="28"/>
+        </w:rPr>
         <w:lastRenderedPageBreak/>
-        <w:t>p</w:t>
-      </w:r>
-      <w:r>
-        <w:rPr>
-          <w:rFonts w:ascii="Arial" w:hAnsi="Arial" w:cs="Arial"/>
-          <w:sz w:val="28"/>
-          <w:szCs w:val="28"/>
-        </w:rPr>
-        <w:t>age lifecycle events are wired: beforeunload and pagehide disconnect the player and stop broadcasting if the user navigates away, closes the tab</w:t>
-      </w:r>
-      <w:r>
-        <w:rPr>
-          <w:rFonts w:ascii="Arial" w:hAnsi="Arial" w:cs="Arial"/>
-          <w:sz w:val="28"/>
-          <w:szCs w:val="28"/>
-        </w:rPr>
-        <w:t xml:space="preserve"> or whatever elsa falls under those events</w:t>
-      </w:r>
-      <w:r>
-        <w:rPr>
-          <w:rFonts w:ascii="Arial" w:hAnsi="Arial" w:cs="Arial"/>
-          <w:sz w:val="28"/>
-          <w:szCs w:val="28"/>
-        </w:rPr>
-        <w:t>.</w:t>
-      </w:r>
-    </w:p>
-    <w:p>
-      <w:pPr>
-        <w:ind w:left="708"/>
-        <w:rPr>
-          <w:rFonts w:ascii="Arial" w:hAnsi="Arial" w:cs="Arial"/>
-          <w:sz w:val="28"/>
-          <w:szCs w:val="28"/>
-        </w:rPr>
-      </w:pPr>
-    </w:p>
-    <w:p>
-      <w:pPr>
-        <w:ind w:left="708"/>
-        <w:rPr>
-          <w:rFonts w:ascii="Arial" w:hAnsi="Arial" w:cs="Arial"/>
-          <w:sz w:val="28"/>
-          <w:szCs w:val="28"/>
-        </w:rPr>
-      </w:pPr>
-      <w:r>
-        <w:rPr>
-          <w:rFonts w:ascii="Arial" w:hAnsi="Arial" w:cs="Arial"/>
-          <w:sz w:val="28"/>
-          <w:szCs w:val="28"/>
-        </w:rPr>
-        <w:t>finally we call the playlistManager to loadPlaylist which goes to</w:t>
-      </w:r>
-    </w:p>
-    <w:p>
-      <w:pPr>
-        <w:ind w:left="1413"/>
-        <w:rPr>
-          <w:rFonts w:ascii="Arial" w:hAnsi="Arial" w:cs="Arial"/>
-          <w:sz w:val="28"/>
-          <w:szCs w:val="28"/>
-        </w:rPr>
-      </w:pPr>
-      <w:r>
-        <w:rPr>
-          <w:rFonts w:ascii="Arial" w:hAnsi="Arial" w:cs="Arial"/>
-          <w:sz w:val="28"/>
-          <w:szCs w:val="28"/>
-        </w:rPr>
-        <w:t xml:space="preserve">playlist.js, </w:t>
-      </w:r>
-      <w:r>
-        <w:rPr>
-          <w:rFonts w:ascii="Arial" w:hAnsi="Arial" w:cs="Arial"/>
-          <w:sz w:val="28"/>
-          <w:szCs w:val="28"/>
-        </w:rPr>
-        <w:t>loadPlaylist() kicks off by fetching the playlist and other files from the server in parallel using Promise.all(). Once both fetches resolve, it parses the JSON: the main media list goes into this.originalMedias and this.medias (a working copy), while other files</w:t>
-      </w:r>
-      <w:r>
-        <w:rPr>
-          <w:rFonts w:ascii="Arial" w:hAnsi="Arial" w:cs="Arial"/>
-          <w:sz w:val="28"/>
-          <w:szCs w:val="28"/>
-        </w:rPr>
-        <w:t xml:space="preserve"> (anything that isn’t playable type)</w:t>
-      </w:r>
-      <w:r>
-        <w:rPr>
-          <w:rFonts w:ascii="Arial" w:hAnsi="Arial" w:cs="Arial"/>
-          <w:sz w:val="28"/>
-          <w:szCs w:val="28"/>
-        </w:rPr>
-        <w:t xml:space="preserve"> go into this.otherFiles.</w:t>
-      </w:r>
-    </w:p>
-    <w:p>
-      <w:pPr>
-        <w:ind w:left="1413"/>
-        <w:rPr>
-          <w:rFonts w:ascii="Arial" w:hAnsi="Arial" w:cs="Arial"/>
-          <w:sz w:val="28"/>
-          <w:szCs w:val="28"/>
-        </w:rPr>
-      </w:pPr>
-      <w:r>
-        <w:rPr>
-          <w:rFonts w:ascii="Arial" w:hAnsi="Arial" w:cs="Arial"/>
-          <w:sz w:val="28"/>
-          <w:szCs w:val="28"/>
-        </w:rPr>
-        <w:t>we attempt to load a custom playlist order by calling in the same file:</w:t>
-      </w:r>
-    </w:p>
-    <w:p>
-      <w:pPr>
-        <w:ind w:left="2124" w:firstLine="9"/>
-        <w:rPr>
-          <w:rFonts w:ascii="Arial" w:hAnsi="Arial" w:cs="Arial"/>
-          <w:sz w:val="28"/>
-          <w:szCs w:val="28"/>
-        </w:rPr>
-      </w:pPr>
-      <w:r>
-        <w:rPr>
-          <w:rFonts w:ascii="Arial" w:hAnsi="Arial" w:cs="Arial"/>
-          <w:sz w:val="28"/>
-          <w:szCs w:val="28"/>
-        </w:rPr>
-        <w:t>loadCustomOrder() restores the playlist to a user’s saved order from localStorage. It first checks if there’s a saved order under this.storageKey, and if not, it just keeps the default playlist. If a saved order exists, it parses the JSON array of media IDs, filters out any invalid or missing IDs, and reorders this.medias to match the saved sequence, appending any media not in the saved order to the end. Throughout the process it logs whether the custom order was successfully loaded or if parsing failed. In short, it ensures the playlist appears exactly how the user left it last time.</w:t>
+        <w:t>logs whether the custom order was successfully loaded or if parsing failed. In short, it ensures the playlist appears exactly how the user left it last time.</w:t>
       </w:r>
     </w:p>
     <w:p>
@@ -3806,16 +4014,7 @@
           <w:sz w:val="28"/>
           <w:szCs w:val="28"/>
         </w:rPr>
-        <w:t xml:space="preserve">syncCurrentFromAudio() ensures that the playlist manager knows which media is currently playing, even if the page was loaded with the &lt;audio&gt; or &lt;video&gt; element already set by the server. It first selects the active media element, falling back to the default audio player if none is set. It then reads the media source, checking both the element’s currentSrc or src and, if needed, the &lt;source&gt; child element’s src attribute, because the browser sometimes reports the document </w:t>
-      </w:r>
-      <w:r>
-        <w:rPr>
-          <w:rFonts w:ascii="Arial" w:hAnsi="Arial" w:cs="Arial"/>
-          <w:sz w:val="28"/>
-          <w:szCs w:val="28"/>
-        </w:rPr>
-        <w:lastRenderedPageBreak/>
-        <w:t>URL instead of the actual stream. It tries to extract either a media ID from a /stream/id/… path or an index from a /stream/… path, and sets this.currentMediaId accordingly. This keeps the playlist manager in sync with whatever is already playing and logs what it found</w:t>
+        <w:t>syncCurrentFromAudio() ensures that the playlist manager knows which media is currently playing, even if the page was loaded with the &lt;audio&gt; or &lt;video&gt; element already set by the server. It first selects the active media element, falling back to the default audio player if none is set. It then reads the media source, checking both the element’s currentSrc or src and, if needed, the &lt;source&gt; child element’s src attribute, because the browser sometimes reports the document URL instead of the actual stream. It tries to extract either a media ID from a /stream/id/… path or an index from a /stream/… path, and sets this.currentMediaId accordingly. This keeps the playlist manager in sync with whatever is already playing and logs what it found</w:t>
       </w:r>
       <w:r>
         <w:rPr>
@@ -4192,7 +4391,16 @@
           <w:sz w:val="28"/>
           <w:szCs w:val="28"/>
         </w:rPr>
-        <w:t>update the visible playlist on the page. renderFilterBar() redraws the top navigation buttons so you can filter the playlist by all, audio, video, or other files, showing counts and highlighting the active filter. render() then populates the main playlist area with the actual items: media files get play buttons, download links, and badges for audio/video, while “other” files get download buttons and size/status info. Essentially, renderFilterBar() handles the filters at the top, and render() handles the full playlist display below it.</w:t>
+        <w:t xml:space="preserve">update the visible playlist on the page. renderFilterBar() redraws the top navigation buttons so you can filter the playlist by all, audio, video, or other files, </w:t>
+      </w:r>
+      <w:r>
+        <w:rPr>
+          <w:rFonts w:ascii="Arial" w:hAnsi="Arial" w:cs="Arial"/>
+          <w:sz w:val="28"/>
+          <w:szCs w:val="28"/>
+        </w:rPr>
+        <w:lastRenderedPageBreak/>
+        <w:t>showing counts and highlighting the active filter. render() then populates the main playlist area with the actual items: media files get play buttons, download links, and badges for audio/video, while “other” files get download buttons and size/status info. Essentially, renderFilterBar() handles the filters at the top, and render() handles the full playlist display below it.</w:t>
       </w:r>
     </w:p>
     <w:p>
@@ -4284,6 +4492,639 @@
     </w:p>
     <w:p>
       <w:pPr>
+        <w:rPr>
+          <w:rFonts w:ascii="Arial" w:hAnsi="Arial" w:cs="Arial"/>
+          <w:sz w:val="28"/>
+          <w:szCs w:val="28"/>
+        </w:rPr>
+      </w:pPr>
+      <w:r>
+        <w:rPr>
+          <w:rFonts w:ascii="Arial" w:hAnsi="Arial" w:cs="Arial"/>
+          <w:sz w:val="28"/>
+          <w:szCs w:val="28"/>
+        </w:rPr>
+        <w:t>w</w:t>
+      </w:r>
+      <w:r>
+        <w:rPr>
+          <w:rFonts w:ascii="Arial" w:hAnsi="Arial" w:cs="Arial"/>
+          <w:sz w:val="28"/>
+          <w:szCs w:val="28"/>
+        </w:rPr>
+        <w:t>e can immediately click play on whichever element is rendered because t</w:t>
+      </w:r>
+      <w:r>
+        <w:rPr>
+          <w:rFonts w:ascii="Arial" w:hAnsi="Arial" w:cs="Arial"/>
+          <w:sz w:val="28"/>
+          <w:szCs w:val="28"/>
+        </w:rPr>
+        <w:t>he</w:t>
+      </w:r>
+      <w:r>
+        <w:rPr>
+          <w:rFonts w:ascii="Arial" w:hAnsi="Arial" w:cs="Arial"/>
+          <w:sz w:val="28"/>
+          <w:szCs w:val="28"/>
+        </w:rPr>
+        <w:t xml:space="preserve"> PlayerTemplate sent </w:t>
+      </w:r>
+      <w:r>
+        <w:rPr>
+          <w:rFonts w:ascii="Arial" w:hAnsi="Arial" w:cs="Arial"/>
+          <w:sz w:val="28"/>
+          <w:szCs w:val="28"/>
+        </w:rPr>
+        <w:t>current_index</w:t>
+      </w:r>
+      <w:r>
+        <w:rPr>
+          <w:rFonts w:ascii="Arial" w:hAnsi="Arial" w:cs="Arial"/>
+          <w:sz w:val="28"/>
+          <w:szCs w:val="28"/>
+        </w:rPr>
+        <w:t xml:space="preserve"> and set the source correctly – so the browser can handle this stuff on </w:t>
+      </w:r>
+      <w:r>
+        <w:rPr>
+          <w:rFonts w:ascii="Arial" w:hAnsi="Arial" w:cs="Arial"/>
+          <w:sz w:val="28"/>
+          <w:szCs w:val="28"/>
+        </w:rPr>
+        <w:t>it’</w:t>
+      </w:r>
+      <w:r>
+        <w:rPr>
+          <w:rFonts w:ascii="Arial" w:hAnsi="Arial" w:cs="Arial"/>
+          <w:sz w:val="28"/>
+          <w:szCs w:val="28"/>
+        </w:rPr>
+        <w:t>s own</w:t>
+      </w:r>
+      <w:r>
+        <w:rPr>
+          <w:rFonts w:ascii="Arial" w:hAnsi="Arial" w:cs="Arial"/>
+          <w:sz w:val="28"/>
+          <w:szCs w:val="28"/>
+        </w:rPr>
+        <w:t>.</w:t>
+      </w:r>
+    </w:p>
+    <w:p>
+      <w:pPr>
+        <w:rPr>
+          <w:rFonts w:ascii="Arial" w:hAnsi="Arial" w:cs="Arial"/>
+          <w:sz w:val="28"/>
+          <w:szCs w:val="28"/>
+        </w:rPr>
+      </w:pPr>
+      <w:r>
+        <w:rPr>
+          <w:rFonts w:ascii="Arial" w:hAnsi="Arial" w:cs="Arial"/>
+          <w:sz w:val="28"/>
+          <w:szCs w:val="28"/>
+        </w:rPr>
+        <w:t>now say we seek to some location that is already buffered, nothing happens, but if we seek to an unbuffered location then the browser makes another call to the server requesting partial content in a range of bytes (to see</w:t>
+      </w:r>
+      <w:r>
+        <w:rPr>
+          <w:rFonts w:ascii="Arial" w:hAnsi="Arial" w:cs="Arial"/>
+          <w:sz w:val="28"/>
+          <w:szCs w:val="28"/>
+        </w:rPr>
+        <w:t xml:space="preserve"> more look at the code), but: </w:t>
+      </w:r>
+    </w:p>
+    <w:p>
+      <w:pPr>
+        <w:ind w:left="705"/>
+        <w:rPr>
+          <w:rFonts w:ascii="Arial" w:hAnsi="Arial" w:cs="Arial"/>
+          <w:sz w:val="28"/>
+          <w:szCs w:val="28"/>
+        </w:rPr>
+      </w:pPr>
+      <w:r>
+        <w:rPr>
+          <w:rFonts w:ascii="Arial" w:hAnsi="Arial" w:cs="Arial"/>
+          <w:sz w:val="28"/>
+          <w:szCs w:val="28"/>
+        </w:rPr>
+        <w:t xml:space="preserve">in handler.rs if wanting partial content we just seek the io reading to whatever starting position we want and take the remaining bytes (this is wrapped in a Take struct that just tracks fo you what you have read), and that partial file of what is remainig after the seek is </w:t>
+      </w:r>
+      <w:r>
+        <w:rPr>
+          <w:rFonts w:ascii="Arial" w:hAnsi="Arial" w:cs="Arial"/>
+          <w:sz w:val="28"/>
+          <w:szCs w:val="28"/>
+        </w:rPr>
+        <w:t>streamed. And in case we start from the beginning it just streams the whole file.</w:t>
+      </w:r>
+    </w:p>
+    <w:p>
+      <w:pPr>
+        <w:rPr>
+          <w:rFonts w:ascii="Arial" w:hAnsi="Arial" w:cs="Arial"/>
+          <w:sz w:val="28"/>
+          <w:szCs w:val="28"/>
+        </w:rPr>
+      </w:pPr>
+    </w:p>
+    <w:p>
+      <w:pPr>
+        <w:rPr>
+          <w:rFonts w:ascii="Arial" w:hAnsi="Arial" w:cs="Arial"/>
+          <w:sz w:val="28"/>
+          <w:szCs w:val="28"/>
+        </w:rPr>
+      </w:pPr>
+      <w:r>
+        <w:rPr>
+          <w:rFonts w:ascii="Arial" w:hAnsi="Arial" w:cs="Arial"/>
+          <w:sz w:val="28"/>
+          <w:szCs w:val="28"/>
+        </w:rPr>
+        <w:t>now let’s try and go to the next media</w:t>
+      </w:r>
+    </w:p>
+    <w:p>
+      <w:pPr>
+        <w:rPr>
+          <w:rFonts w:ascii="Arial" w:hAnsi="Arial" w:cs="Arial"/>
+          <w:sz w:val="28"/>
+          <w:szCs w:val="28"/>
+        </w:rPr>
+      </w:pPr>
+      <w:r>
+        <w:rPr>
+          <w:rFonts w:ascii="Arial" w:hAnsi="Arial" w:cs="Arial"/>
+          <w:sz w:val="28"/>
+          <w:szCs w:val="28"/>
+        </w:rPr>
+        <w:t>i will first attempt to show this maneuver in rpivate mode and just skip the broacasting case, but after i will probably wirte the behaviour of the next button in broadcasting mode</w:t>
+      </w:r>
+    </w:p>
+    <w:p>
+      <w:pPr>
+        <w:rPr>
+          <w:rFonts w:ascii="Arial" w:hAnsi="Arial" w:cs="Arial"/>
+          <w:sz w:val="28"/>
+          <w:szCs w:val="28"/>
+        </w:rPr>
+      </w:pPr>
+      <w:r>
+        <w:rPr>
+          <w:rFonts w:ascii="Arial" w:hAnsi="Arial" w:cs="Arial"/>
+          <w:sz w:val="28"/>
+          <w:szCs w:val="28"/>
+        </w:rPr>
+        <w:t>zo, in prvate mode once we click next in html, the click even we bound for it n main.js uses the PlaylistManager defined in playlist.js</w:t>
+      </w:r>
+    </w:p>
+    <w:p>
+      <w:pPr>
+        <w:ind w:left="705"/>
+        <w:rPr>
+          <w:rFonts w:ascii="Arial" w:hAnsi="Arial" w:cs="Arial"/>
+          <w:sz w:val="28"/>
+          <w:szCs w:val="28"/>
+        </w:rPr>
+      </w:pPr>
+      <w:r>
+        <w:rPr>
+          <w:rFonts w:ascii="Arial" w:hAnsi="Arial" w:cs="Arial"/>
+          <w:sz w:val="28"/>
+          <w:szCs w:val="28"/>
+        </w:rPr>
+        <w:lastRenderedPageBreak/>
+        <w:t xml:space="preserve">here we first check if we are not listening to a broadcast (that’s what radio mode is) – we do this in the player manager in radio-player.js, after we confirm that suspicion </w:t>
+      </w:r>
+      <w:r>
+        <w:rPr>
+          <w:rFonts w:ascii="Arial" w:hAnsi="Arial" w:cs="Arial"/>
+          <w:sz w:val="28"/>
+          <w:szCs w:val="28"/>
+        </w:rPr>
+        <w:t xml:space="preserve">we move on to checkign what is the next </w:t>
+      </w:r>
+      <w:r>
+        <w:rPr>
+          <w:rFonts w:ascii="Arial" w:hAnsi="Arial" w:cs="Arial"/>
+          <w:sz w:val="28"/>
+          <w:szCs w:val="28"/>
+        </w:rPr>
+        <w:tab/>
+      </w:r>
+    </w:p>
+    <w:p>
+      <w:pPr>
+        <w:ind w:left="1410"/>
+        <w:rPr>
+          <w:rFonts w:ascii="Arial" w:hAnsi="Arial" w:cs="Arial"/>
+          <w:sz w:val="28"/>
+          <w:szCs w:val="28"/>
+        </w:rPr>
+      </w:pPr>
+      <w:r>
+        <w:rPr>
+          <w:rFonts w:ascii="Arial" w:hAnsi="Arial" w:cs="Arial"/>
+          <w:sz w:val="28"/>
+          <w:szCs w:val="28"/>
+        </w:rPr>
+        <w:t>there we first look at the filtering options, meaning if the filtering is all, next can be any type of media, otherwise we check if it’s video or audio and thus make sure that if the audio filter is on we only ever get audios from next.</w:t>
+      </w:r>
+    </w:p>
+    <w:p>
+      <w:pPr>
+        <w:ind w:left="1410"/>
+        <w:rPr>
+          <w:rFonts w:ascii="Arial" w:hAnsi="Arial" w:cs="Arial"/>
+          <w:sz w:val="28"/>
+          <w:szCs w:val="28"/>
+        </w:rPr>
+      </w:pPr>
+      <w:r>
+        <w:rPr>
+          <w:rFonts w:ascii="Arial" w:hAnsi="Arial" w:cs="Arial"/>
+          <w:sz w:val="28"/>
+          <w:szCs w:val="28"/>
+        </w:rPr>
+        <w:t>P</w:t>
+      </w:r>
+      <w:r>
+        <w:rPr>
+          <w:rFonts w:ascii="Arial" w:hAnsi="Arial" w:cs="Arial"/>
+          <w:sz w:val="28"/>
+          <w:szCs w:val="28"/>
+        </w:rPr>
+        <w:t>layMedia(mediaId) is the command</w:t>
+      </w:r>
+      <w:r>
+        <w:rPr>
+          <w:rFonts w:ascii="Arial" w:hAnsi="Arial" w:cs="Arial"/>
+          <w:sz w:val="28"/>
+          <w:szCs w:val="28"/>
+        </w:rPr>
+        <w:t xml:space="preserve"> in playlist.js</w:t>
+      </w:r>
+      <w:r>
+        <w:rPr>
+          <w:rFonts w:ascii="Arial" w:hAnsi="Arial" w:cs="Arial"/>
+          <w:sz w:val="28"/>
+          <w:szCs w:val="28"/>
+        </w:rPr>
+        <w:t xml:space="preserve"> that switches playback to a chosen track and synchronizes everything around it. When called, it first refuses to run if the player is in radio mode, because local playback is locked while listening to a broadcast. It stores the selected media as currentMediaId, determines whether the file is audio or video, and calls window.switchMediaElement() to activate the correct HTML element.</w:t>
+      </w:r>
+    </w:p>
+    <w:p>
+      <w:pPr>
+        <w:ind w:left="2124"/>
+        <w:rPr>
+          <w:rFonts w:ascii="Arial" w:hAnsi="Arial" w:cs="Arial"/>
+          <w:sz w:val="28"/>
+          <w:szCs w:val="28"/>
+        </w:rPr>
+      </w:pPr>
+      <w:r>
+        <w:rPr>
+          <w:rFonts w:ascii="Arial" w:hAnsi="Arial" w:cs="Arial"/>
+          <w:sz w:val="28"/>
+          <w:szCs w:val="28"/>
+        </w:rPr>
+        <w:t>switchMediaElement(toVideo)</w:t>
+      </w:r>
+      <w:r>
+        <w:rPr>
+          <w:rFonts w:ascii="Arial" w:hAnsi="Arial" w:cs="Arial"/>
+          <w:sz w:val="28"/>
+          <w:szCs w:val="28"/>
+        </w:rPr>
+        <w:t>,</w:t>
+      </w:r>
+      <w:r>
+        <w:rPr>
+          <w:rFonts w:ascii="Arial" w:hAnsi="Arial" w:cs="Arial"/>
+          <w:sz w:val="28"/>
+          <w:szCs w:val="28"/>
+        </w:rPr>
+        <w:t xml:space="preserve"> </w:t>
+      </w:r>
+      <w:r>
+        <w:rPr>
+          <w:rFonts w:ascii="Arial" w:hAnsi="Arial" w:cs="Arial"/>
+          <w:sz w:val="28"/>
+          <w:szCs w:val="28"/>
+        </w:rPr>
+        <w:t xml:space="preserve">defined in main.js and attached to window, </w:t>
+      </w:r>
+      <w:r>
+        <w:rPr>
+          <w:rFonts w:ascii="Arial" w:hAnsi="Arial" w:cs="Arial"/>
+          <w:sz w:val="28"/>
+          <w:szCs w:val="28"/>
+        </w:rPr>
+        <w:t xml:space="preserve">is the physical media </w:t>
+      </w:r>
+      <w:r>
+        <w:rPr>
+          <w:rFonts w:ascii="Arial" w:hAnsi="Arial" w:cs="Arial"/>
+          <w:sz w:val="28"/>
+          <w:szCs w:val="28"/>
+        </w:rPr>
+        <w:t xml:space="preserve">element </w:t>
+      </w:r>
+      <w:r>
+        <w:rPr>
+          <w:rFonts w:ascii="Arial" w:hAnsi="Arial" w:cs="Arial"/>
+          <w:sz w:val="28"/>
+          <w:szCs w:val="28"/>
+        </w:rPr>
+        <w:t>swapper. It pauses and clears the currently active element, hides it, then reveals the incoming audio or video element and assigns it to window._activeMedia, which acts as the single global “currently playing media” reference. It also redirects the RadioPlayer to control this new element and moves the resync button so it visually follows whichever player is active. In short, it guarantees that the rest of the system always talks to one unified playback target regardless of media type.</w:t>
+      </w:r>
+    </w:p>
+    <w:p>
+      <w:pPr>
+        <w:ind w:left="1410"/>
+        <w:rPr>
+          <w:rFonts w:ascii="Arial" w:hAnsi="Arial" w:cs="Arial"/>
+          <w:sz w:val="28"/>
+          <w:szCs w:val="28"/>
+        </w:rPr>
+      </w:pPr>
+      <w:r>
+        <w:rPr>
+          <w:rFonts w:ascii="Arial" w:hAnsi="Arial" w:cs="Arial"/>
+          <w:sz w:val="28"/>
+          <w:szCs w:val="28"/>
+        </w:rPr>
+        <w:t>a</w:t>
+      </w:r>
+      <w:r>
+        <w:rPr>
+          <w:rFonts w:ascii="Arial" w:hAnsi="Arial" w:cs="Arial"/>
+          <w:sz w:val="28"/>
+          <w:szCs w:val="28"/>
+        </w:rPr>
+        <w:t xml:space="preserve">fter the element is switched, </w:t>
+      </w:r>
+      <w:r>
+        <w:rPr>
+          <w:rFonts w:ascii="Arial" w:hAnsi="Arial" w:cs="Arial"/>
+          <w:sz w:val="28"/>
+          <w:szCs w:val="28"/>
+        </w:rPr>
+        <w:t>P</w:t>
+      </w:r>
+      <w:r>
+        <w:rPr>
+          <w:rFonts w:ascii="Arial" w:hAnsi="Arial" w:cs="Arial"/>
+          <w:sz w:val="28"/>
+          <w:szCs w:val="28"/>
+        </w:rPr>
+        <w:t xml:space="preserve">layMedia sets subtitles (for video), assigns the streaming URL, calls load() so the browser starts requesting data from the server, and waits for the canplay event before automatically starting playback. </w:t>
+      </w:r>
+    </w:p>
+    <w:p>
+      <w:pPr>
+        <w:ind w:left="1410"/>
+        <w:rPr>
+          <w:rFonts w:ascii="Arial" w:hAnsi="Arial" w:cs="Arial"/>
+          <w:sz w:val="28"/>
+          <w:szCs w:val="28"/>
+        </w:rPr>
+      </w:pPr>
+      <w:r>
+        <w:rPr>
+          <w:rFonts w:ascii="Arial" w:hAnsi="Arial" w:cs="Arial"/>
+          <w:sz w:val="28"/>
+          <w:szCs w:val="28"/>
+        </w:rPr>
+        <w:t>a</w:t>
+      </w:r>
+      <w:r>
+        <w:rPr>
+          <w:rFonts w:ascii="Arial" w:hAnsi="Arial" w:cs="Arial"/>
+          <w:sz w:val="28"/>
+          <w:szCs w:val="28"/>
+        </w:rPr>
+        <w:t xml:space="preserve"> loading overlay is shown while large videos prepare and is removed once playback becomes possible or if an error occurs.</w:t>
+      </w:r>
+    </w:p>
+    <w:p>
+      <w:pPr>
+        <w:ind w:left="1410"/>
+        <w:rPr>
+          <w:rFonts w:ascii="Arial" w:hAnsi="Arial" w:cs="Arial"/>
+          <w:sz w:val="28"/>
+          <w:szCs w:val="28"/>
+        </w:rPr>
+      </w:pPr>
+      <w:r>
+        <w:rPr>
+          <w:rFonts w:ascii="Arial" w:hAnsi="Arial" w:cs="Arial"/>
+          <w:sz w:val="28"/>
+          <w:szCs w:val="28"/>
+        </w:rPr>
+        <w:t>o</w:t>
+      </w:r>
+      <w:r>
+        <w:rPr>
+          <w:rFonts w:ascii="Arial" w:hAnsi="Arial" w:cs="Arial"/>
+          <w:sz w:val="28"/>
+          <w:szCs w:val="28"/>
+        </w:rPr>
+        <w:t>nce playback begins, window.updateMediaSession()</w:t>
+      </w:r>
+      <w:r>
+        <w:rPr>
+          <w:rFonts w:ascii="Arial" w:hAnsi="Arial" w:cs="Arial"/>
+          <w:sz w:val="28"/>
+          <w:szCs w:val="28"/>
+        </w:rPr>
+        <w:t>, also defined and bound in main.js,</w:t>
+      </w:r>
+      <w:r>
+        <w:rPr>
+          <w:rFonts w:ascii="Arial" w:hAnsi="Arial" w:cs="Arial"/>
+          <w:sz w:val="28"/>
+          <w:szCs w:val="28"/>
+        </w:rPr>
+        <w:t xml:space="preserve"> updates the browser’s Media Session API so operating-system controls (lock screen, </w:t>
+      </w:r>
+      <w:r>
+        <w:rPr>
+          <w:rFonts w:ascii="Arial" w:hAnsi="Arial" w:cs="Arial"/>
+          <w:sz w:val="28"/>
+          <w:szCs w:val="28"/>
+        </w:rPr>
+        <w:lastRenderedPageBreak/>
+        <w:t>notifications, headset buttons, etc.) display the correct title and remain visible even during loading gaps. The function then updates playlist text</w:t>
+      </w:r>
+      <w:r>
+        <w:rPr>
+          <w:rFonts w:ascii="Arial" w:hAnsi="Arial" w:cs="Arial"/>
+          <w:sz w:val="28"/>
+          <w:szCs w:val="28"/>
+        </w:rPr>
+        <w:t xml:space="preserve">, </w:t>
+      </w:r>
+      <w:r>
+        <w:rPr>
+          <w:rFonts w:ascii="Arial" w:hAnsi="Arial" w:cs="Arial"/>
+          <w:sz w:val="28"/>
+          <w:szCs w:val="28"/>
+        </w:rPr>
+        <w:t>rerenders the playlist UI, and logs the action.</w:t>
+      </w:r>
+    </w:p>
+    <w:p>
+      <w:pPr>
+        <w:ind w:left="2124"/>
+        <w:rPr>
+          <w:rFonts w:ascii="Arial" w:hAnsi="Arial" w:cs="Arial"/>
+          <w:sz w:val="28"/>
+          <w:szCs w:val="28"/>
+        </w:rPr>
+      </w:pPr>
+      <w:r>
+        <w:rPr>
+          <w:rFonts w:ascii="Arial" w:hAnsi="Arial" w:cs="Arial"/>
+          <w:sz w:val="28"/>
+          <w:szCs w:val="28"/>
+        </w:rPr>
+        <w:t>again, t</w:t>
+      </w:r>
+      <w:r>
+        <w:rPr>
+          <w:rFonts w:ascii="Arial" w:hAnsi="Arial" w:cs="Arial"/>
+          <w:sz w:val="28"/>
+          <w:szCs w:val="28"/>
+        </w:rPr>
+        <w:t>he render() function is the visual playlist manager. It rebuilds the playlist display depending on the active filter, showing downloadable folders and files in the “Other” tab or playable media entries otherwise. Each playlist item receives play, queue-next, download, and drag-and-drop controls, highlights the currently playing item, disables playback controls during radio mode, and finally attaches drag-reordering behavior and scrolls the list so the active track stays visible.</w:t>
+      </w:r>
+    </w:p>
+    <w:p>
+      <w:pPr>
+        <w:ind w:left="2124"/>
+        <w:rPr>
+          <w:rFonts w:ascii="Arial" w:hAnsi="Arial" w:cs="Arial"/>
+          <w:sz w:val="28"/>
+          <w:szCs w:val="28"/>
+        </w:rPr>
+      </w:pPr>
+      <w:r>
+        <w:rPr>
+          <w:rFonts w:ascii="Arial" w:hAnsi="Arial" w:cs="Arial"/>
+          <w:sz w:val="28"/>
+          <w:szCs w:val="28"/>
+        </w:rPr>
+        <w:t>basically it just re-renders the playlist display to show the correct media in the correct visible position.</w:t>
+      </w:r>
+    </w:p>
+    <w:p>
+      <w:pPr>
+        <w:rPr>
+          <w:rFonts w:ascii="Arial" w:hAnsi="Arial" w:cs="Arial"/>
+          <w:sz w:val="28"/>
+          <w:szCs w:val="28"/>
+        </w:rPr>
+      </w:pPr>
+      <w:r>
+        <w:rPr>
+          <w:rFonts w:ascii="Arial" w:hAnsi="Arial" w:cs="Arial"/>
+          <w:sz w:val="28"/>
+          <w:szCs w:val="28"/>
+        </w:rPr>
+        <w:tab/>
+      </w:r>
+      <w:r>
+        <w:rPr>
+          <w:rFonts w:ascii="Arial" w:hAnsi="Arial" w:cs="Arial"/>
+          <w:sz w:val="28"/>
+          <w:szCs w:val="28"/>
+        </w:rPr>
+        <w:tab/>
+      </w:r>
+    </w:p>
+    <w:p>
+      <w:pPr>
+        <w:rPr>
+          <w:rFonts w:ascii="Arial" w:hAnsi="Arial" w:cs="Arial"/>
+          <w:sz w:val="28"/>
+          <w:szCs w:val="28"/>
+        </w:rPr>
+      </w:pPr>
+      <w:r>
+        <w:rPr>
+          <w:rFonts w:ascii="Arial" w:hAnsi="Arial" w:cs="Arial"/>
+          <w:sz w:val="28"/>
+          <w:szCs w:val="28"/>
+        </w:rPr>
+        <w:t>now we have successfully requested and started playing the next media file. The button for previous the file does the same thing just a step back so i don’t see the need to write it out.</w:t>
+      </w:r>
+    </w:p>
+    <w:p>
+      <w:pPr>
+        <w:rPr>
+          <w:rFonts w:ascii="Arial" w:hAnsi="Arial" w:cs="Arial"/>
+          <w:sz w:val="28"/>
+          <w:szCs w:val="28"/>
+        </w:rPr>
+      </w:pPr>
+    </w:p>
+    <w:p>
+      <w:pPr>
+        <w:rPr>
+          <w:rFonts w:ascii="Arial" w:hAnsi="Arial" w:cs="Arial"/>
+          <w:sz w:val="28"/>
+          <w:szCs w:val="28"/>
+        </w:rPr>
+      </w:pPr>
+      <w:r>
+        <w:rPr>
+          <w:rFonts w:ascii="Arial" w:hAnsi="Arial" w:cs="Arial"/>
+          <w:sz w:val="28"/>
+          <w:szCs w:val="28"/>
+        </w:rPr>
+        <w:t>now</w:t>
+      </w:r>
+      <w:r>
+        <w:rPr>
+          <w:rFonts w:ascii="Arial" w:hAnsi="Arial" w:cs="Arial"/>
+          <w:sz w:val="28"/>
+          <w:szCs w:val="28"/>
+        </w:rPr>
+        <w:t>, the big leagues,</w:t>
+      </w:r>
+      <w:r>
+        <w:rPr>
+          <w:rFonts w:ascii="Arial" w:hAnsi="Arial" w:cs="Arial"/>
+          <w:sz w:val="28"/>
+          <w:szCs w:val="28"/>
+        </w:rPr>
+        <w:t xml:space="preserve"> let’s see what happens if we click the start braodcasting button</w:t>
+      </w:r>
+    </w:p>
+    <w:p>
+      <w:pPr>
+        <w:rPr>
+          <w:rFonts w:ascii="Arial" w:hAnsi="Arial" w:cs="Arial"/>
+          <w:sz w:val="28"/>
+          <w:szCs w:val="28"/>
+        </w:rPr>
+      </w:pPr>
+      <w:r>
+        <w:rPr>
+          <w:rFonts w:ascii="Arial" w:hAnsi="Arial" w:cs="Arial"/>
+          <w:sz w:val="28"/>
+          <w:szCs w:val="28"/>
+        </w:rPr>
+        <w:t xml:space="preserve">in main.js the click handler just calls player.startBroadcasting(), which </w:t>
+      </w:r>
+    </w:p>
+    <w:p>
+      <w:pPr>
         <w:ind w:left="708"/>
         <w:rPr>
           <w:rFonts w:ascii="Arial" w:hAnsi="Arial" w:cs="Arial"/>
@@ -4291,25 +5132,2200 @@
           <w:szCs w:val="28"/>
         </w:rPr>
       </w:pPr>
-    </w:p>
-    <w:p>
-      <w:pPr>
-        <w:ind w:left="705"/>
-        <w:rPr>
-          <w:rFonts w:ascii="Arial" w:hAnsi="Arial" w:cs="Arial"/>
-          <w:sz w:val="28"/>
-          <w:szCs w:val="28"/>
-        </w:rPr>
-      </w:pPr>
-    </w:p>
-    <w:p>
-      <w:pPr>
-        <w:rPr>
-          <w:rFonts w:ascii="Arial" w:hAnsi="Arial" w:cs="Arial"/>
-          <w:sz w:val="28"/>
-          <w:szCs w:val="28"/>
-        </w:rPr>
-      </w:pPr>
+      <w:r>
+        <w:rPr>
+          <w:rFonts w:ascii="Arial" w:hAnsi="Arial" w:cs="Arial"/>
+          <w:sz w:val="28"/>
+          <w:szCs w:val="28"/>
+        </w:rPr>
+        <w:t xml:space="preserve">lives in radio-player.js. the first thing it does is set isStartingBroadcast </w:t>
+      </w:r>
+      <w:r>
+        <w:rPr>
+          <w:rFonts w:ascii="Arial" w:hAnsi="Arial" w:cs="Arial"/>
+          <w:sz w:val="28"/>
+          <w:szCs w:val="28"/>
+        </w:rPr>
+        <w:t>to</w:t>
+      </w:r>
+      <w:r>
+        <w:rPr>
+          <w:rFonts w:ascii="Arial" w:hAnsi="Arial" w:cs="Arial"/>
+          <w:sz w:val="28"/>
+          <w:szCs w:val="28"/>
+        </w:rPr>
+        <w:t xml:space="preserve"> true as a guard so if the button gets double</w:t>
+      </w:r>
+      <w:r>
+        <w:rPr>
+          <w:rFonts w:ascii="Arial" w:hAnsi="Arial" w:cs="Arial"/>
+          <w:sz w:val="28"/>
+          <w:szCs w:val="28"/>
+        </w:rPr>
+        <w:t xml:space="preserve"> </w:t>
+      </w:r>
+      <w:r>
+        <w:rPr>
+          <w:rFonts w:ascii="Arial" w:hAnsi="Arial" w:cs="Arial"/>
+          <w:sz w:val="28"/>
+          <w:szCs w:val="28"/>
+        </w:rPr>
+        <w:t xml:space="preserve">clicked nothing fires twice. </w:t>
+      </w:r>
+    </w:p>
+    <w:p>
+      <w:pPr>
+        <w:ind w:left="708"/>
+        <w:rPr>
+          <w:rFonts w:ascii="Arial" w:hAnsi="Arial" w:cs="Arial"/>
+          <w:sz w:val="28"/>
+          <w:szCs w:val="28"/>
+        </w:rPr>
+      </w:pPr>
+      <w:r>
+        <w:rPr>
+          <w:rFonts w:ascii="Arial" w:hAnsi="Arial" w:cs="Arial"/>
+          <w:sz w:val="28"/>
+          <w:szCs w:val="28"/>
+        </w:rPr>
+        <w:t>then it checks if the WebSocket is open</w:t>
+      </w:r>
+      <w:r>
+        <w:rPr>
+          <w:rFonts w:ascii="Arial" w:hAnsi="Arial" w:cs="Arial"/>
+          <w:sz w:val="28"/>
+          <w:szCs w:val="28"/>
+        </w:rPr>
+        <w:t xml:space="preserve"> and</w:t>
+      </w:r>
+      <w:r>
+        <w:rPr>
+          <w:rFonts w:ascii="Arial" w:hAnsi="Arial" w:cs="Arial"/>
+          <w:sz w:val="28"/>
+          <w:szCs w:val="28"/>
+        </w:rPr>
+        <w:t xml:space="preserve"> if not it reconnects and schedules a retry in 500ms. </w:t>
+      </w:r>
+    </w:p>
+    <w:p>
+      <w:pPr>
+        <w:ind w:left="708"/>
+        <w:rPr>
+          <w:rFonts w:ascii="Arial" w:hAnsi="Arial" w:cs="Arial"/>
+          <w:sz w:val="28"/>
+          <w:szCs w:val="28"/>
+        </w:rPr>
+      </w:pPr>
+      <w:r>
+        <w:rPr>
+          <w:rFonts w:ascii="Arial" w:hAnsi="Arial" w:cs="Arial"/>
+          <w:sz w:val="28"/>
+          <w:szCs w:val="28"/>
+        </w:rPr>
+        <w:t>if you were somehow already broadcasting it cleans that up first</w:t>
+      </w:r>
+      <w:r>
+        <w:rPr>
+          <w:rFonts w:ascii="Arial" w:hAnsi="Arial" w:cs="Arial"/>
+          <w:sz w:val="28"/>
+          <w:szCs w:val="28"/>
+        </w:rPr>
+        <w:t xml:space="preserve"> by stopping the broadcast and removing the broadcast listener events</w:t>
+      </w:r>
+      <w:r>
+        <w:rPr>
+          <w:rFonts w:ascii="Arial" w:hAnsi="Arial" w:cs="Arial"/>
+          <w:sz w:val="28"/>
+          <w:szCs w:val="28"/>
+        </w:rPr>
+        <w:t>.</w:t>
+      </w:r>
+      <w:r>
+        <w:rPr>
+          <w:rFonts w:ascii="Arial" w:hAnsi="Arial" w:cs="Arial"/>
+          <w:sz w:val="28"/>
+          <w:szCs w:val="28"/>
+        </w:rPr>
+        <w:t xml:space="preserve"> This is meant to hedge our bets if we somehow call this function even tho we are already broadcasting it can handel it.</w:t>
+      </w:r>
+    </w:p>
+    <w:p>
+      <w:pPr>
+        <w:ind w:left="708"/>
+        <w:rPr>
+          <w:rFonts w:ascii="Arial" w:hAnsi="Arial" w:cs="Arial"/>
+          <w:sz w:val="28"/>
+          <w:szCs w:val="28"/>
+        </w:rPr>
+      </w:pPr>
+      <w:r>
+        <w:rPr>
+          <w:rFonts w:ascii="Arial" w:hAnsi="Arial" w:cs="Arial"/>
+          <w:sz w:val="28"/>
+          <w:szCs w:val="28"/>
+        </w:rPr>
+        <w:t xml:space="preserve">then the real work begins. it sets isBroadcasting </w:t>
+      </w:r>
+      <w:r>
+        <w:rPr>
+          <w:rFonts w:ascii="Arial" w:hAnsi="Arial" w:cs="Arial"/>
+          <w:sz w:val="28"/>
+          <w:szCs w:val="28"/>
+        </w:rPr>
+        <w:t xml:space="preserve">to </w:t>
+      </w:r>
+      <w:r>
+        <w:rPr>
+          <w:rFonts w:ascii="Arial" w:hAnsi="Arial" w:cs="Arial"/>
+          <w:sz w:val="28"/>
+          <w:szCs w:val="28"/>
+        </w:rPr>
+        <w:t>true</w:t>
+      </w:r>
+      <w:r>
+        <w:rPr>
+          <w:rFonts w:ascii="Arial" w:hAnsi="Arial" w:cs="Arial"/>
+          <w:sz w:val="28"/>
+          <w:szCs w:val="28"/>
+        </w:rPr>
+        <w:t xml:space="preserve"> which now officially means we are broadcasting</w:t>
+      </w:r>
+      <w:r>
+        <w:rPr>
+          <w:rFonts w:ascii="Arial" w:hAnsi="Arial" w:cs="Arial"/>
+          <w:sz w:val="28"/>
+          <w:szCs w:val="28"/>
+        </w:rPr>
+        <w:t xml:space="preserve">, requests a Wake Lock so the </w:t>
+      </w:r>
+      <w:r>
+        <w:rPr>
+          <w:rFonts w:ascii="Arial" w:hAnsi="Arial" w:cs="Arial"/>
+          <w:sz w:val="28"/>
+          <w:szCs w:val="28"/>
+        </w:rPr>
+        <w:lastRenderedPageBreak/>
+        <w:t>screen stays on (relevant on mobile), and shows the mobile warning banner if you're on a phone.</w:t>
+      </w:r>
+    </w:p>
+    <w:p>
+      <w:pPr>
+        <w:ind w:left="708"/>
+        <w:rPr>
+          <w:rFonts w:ascii="Arial" w:hAnsi="Arial" w:cs="Arial"/>
+          <w:sz w:val="28"/>
+          <w:szCs w:val="28"/>
+        </w:rPr>
+      </w:pPr>
+      <w:r>
+        <w:rPr>
+          <w:rFonts w:ascii="Arial" w:hAnsi="Arial" w:cs="Arial"/>
+          <w:sz w:val="28"/>
+          <w:szCs w:val="28"/>
+        </w:rPr>
+        <w:t xml:space="preserve">next it defines sendUpdate(), which is the core function that will be called every time something changes during your broadcast. it's debounced by 150ms to prevent a flood of messages when multiple events fire at once (seeking fires both seeking and seeked for example). </w:t>
+      </w:r>
+      <w:r>
+        <w:rPr>
+          <w:rFonts w:ascii="Arial" w:hAnsi="Arial" w:cs="Arial"/>
+          <w:sz w:val="28"/>
+          <w:szCs w:val="28"/>
+        </w:rPr>
+        <w:t>W</w:t>
+      </w:r>
+      <w:r>
+        <w:rPr>
+          <w:rFonts w:ascii="Arial" w:hAnsi="Arial" w:cs="Arial"/>
+          <w:sz w:val="28"/>
+          <w:szCs w:val="28"/>
+        </w:rPr>
+        <w:t>hen it fires it sends a BroadcastUpdate message to the server with your session_id, the current media_index, currentTime, whether it's playing, and a client_timestamp_ms timestamp.</w:t>
+      </w:r>
+    </w:p>
+    <w:p>
+      <w:pPr>
+        <w:ind w:left="708"/>
+        <w:rPr>
+          <w:rFonts w:ascii="Arial" w:hAnsi="Arial" w:cs="Arial"/>
+          <w:sz w:val="28"/>
+          <w:szCs w:val="28"/>
+        </w:rPr>
+      </w:pPr>
+      <w:r>
+        <w:rPr>
+          <w:rFonts w:ascii="Arial" w:hAnsi="Arial" w:cs="Arial"/>
+          <w:sz w:val="28"/>
+          <w:szCs w:val="28"/>
+        </w:rPr>
+        <w:t>it then attaches sendUpdate to play, seeked, and a pause variant (sendPauseUpdate, which skips sending if the track ended naturally) on both the audio and video elements</w:t>
+      </w:r>
+      <w:r>
+        <w:rPr>
+          <w:rFonts w:ascii="Arial" w:hAnsi="Arial" w:cs="Arial"/>
+          <w:sz w:val="28"/>
+          <w:szCs w:val="28"/>
+        </w:rPr>
+        <w:t xml:space="preserve"> (which are during the writing of his document called </w:t>
+      </w:r>
+      <w:r>
+        <w:rPr>
+          <w:rFonts w:ascii="Arial" w:hAnsi="Arial" w:cs="Arial"/>
+          <w:sz w:val="28"/>
+          <w:szCs w:val="28"/>
+        </w:rPr>
+        <w:t>audioEventHandlers</w:t>
+      </w:r>
+      <w:r>
+        <w:rPr>
+          <w:rFonts w:ascii="Arial" w:hAnsi="Arial" w:cs="Arial"/>
+          <w:sz w:val="28"/>
+          <w:szCs w:val="28"/>
+        </w:rPr>
+        <w:t xml:space="preserve"> but should probably have a more general name like mediaEventHandlers, but that would then call for more renaming so yeah... im lazy)</w:t>
+      </w:r>
+      <w:r>
+        <w:rPr>
+          <w:rFonts w:ascii="Arial" w:hAnsi="Arial" w:cs="Arial"/>
+          <w:sz w:val="28"/>
+          <w:szCs w:val="28"/>
+        </w:rPr>
+        <w:t>.</w:t>
+      </w:r>
+    </w:p>
+    <w:p>
+      <w:pPr>
+        <w:ind w:left="708"/>
+        <w:rPr>
+          <w:rFonts w:ascii="Arial" w:hAnsi="Arial" w:cs="Arial"/>
+          <w:sz w:val="28"/>
+          <w:szCs w:val="28"/>
+        </w:rPr>
+      </w:pPr>
+      <w:r>
+        <w:rPr>
+          <w:rFonts w:ascii="Arial" w:hAnsi="Arial" w:cs="Arial"/>
+          <w:sz w:val="28"/>
+          <w:szCs w:val="28"/>
+        </w:rPr>
+        <w:t>this is important</w:t>
+      </w:r>
+      <w:r>
+        <w:rPr>
+          <w:rFonts w:ascii="Arial" w:hAnsi="Arial" w:cs="Arial"/>
+          <w:sz w:val="28"/>
+          <w:szCs w:val="28"/>
+        </w:rPr>
+        <w:t xml:space="preserve">, </w:t>
+      </w:r>
+      <w:r>
+        <w:rPr>
+          <w:rFonts w:ascii="Arial" w:hAnsi="Arial" w:cs="Arial"/>
+          <w:sz w:val="28"/>
+          <w:szCs w:val="28"/>
+        </w:rPr>
+        <w:t>both elements get the listeners so switching media type mid-broadcast doesn't break anything.</w:t>
+      </w:r>
+    </w:p>
+    <w:p>
+      <w:pPr>
+        <w:ind w:left="708"/>
+        <w:rPr>
+          <w:rFonts w:ascii="Arial" w:hAnsi="Arial" w:cs="Arial"/>
+          <w:sz w:val="28"/>
+          <w:szCs w:val="28"/>
+        </w:rPr>
+      </w:pPr>
+      <w:r>
+        <w:rPr>
+          <w:rFonts w:ascii="Arial" w:hAnsi="Arial" w:cs="Arial"/>
+          <w:sz w:val="28"/>
+          <w:szCs w:val="28"/>
+        </w:rPr>
+        <w:t>a heartbeat interval is set up to fire every 2 seconds calling sendHeartbeat(), which sends a lighter Heartbeat message with just the current playback time and timestamp. this keeps the server's position estimate fresh between updates and also touches your session so the cleanup task doesn't consider you idle.</w:t>
+      </w:r>
+    </w:p>
+    <w:p>
+      <w:pPr>
+        <w:ind w:left="708"/>
+        <w:rPr>
+          <w:rFonts w:ascii="Arial" w:hAnsi="Arial" w:cs="Arial"/>
+          <w:sz w:val="28"/>
+          <w:szCs w:val="28"/>
+        </w:rPr>
+      </w:pPr>
+      <w:r>
+        <w:rPr>
+          <w:rFonts w:ascii="Arial" w:hAnsi="Arial" w:cs="Arial"/>
+          <w:sz w:val="28"/>
+          <w:szCs w:val="28"/>
+        </w:rPr>
+        <w:t>finally it sends the StartBroadcasting message with your current media index, playback time, and whether it's playing, then updates the UI.</w:t>
+      </w:r>
+    </w:p>
+    <w:p>
+      <w:pPr>
+        <w:ind w:left="1416"/>
+        <w:rPr>
+          <w:rFonts w:ascii="Arial" w:hAnsi="Arial" w:cs="Arial"/>
+          <w:sz w:val="28"/>
+          <w:szCs w:val="28"/>
+        </w:rPr>
+      </w:pPr>
+      <w:r>
+        <w:rPr>
+          <w:rFonts w:ascii="Arial" w:hAnsi="Arial" w:cs="Arial"/>
+          <w:sz w:val="28"/>
+          <w:szCs w:val="28"/>
+        </w:rPr>
+        <w:t xml:space="preserve">on the server side in radio.rs, handle_client_message receives StartBroadcasting </w:t>
+      </w:r>
+    </w:p>
+    <w:p>
+      <w:pPr>
+        <w:ind w:left="1416"/>
+        <w:rPr>
+          <w:rFonts w:ascii="Arial" w:hAnsi="Arial" w:cs="Arial"/>
+          <w:sz w:val="28"/>
+          <w:szCs w:val="28"/>
+        </w:rPr>
+      </w:pPr>
+      <w:r>
+        <w:rPr>
+          <w:rFonts w:ascii="Arial" w:hAnsi="Arial" w:cs="Arial"/>
+          <w:sz w:val="28"/>
+          <w:szCs w:val="28"/>
+        </w:rPr>
+        <w:t xml:space="preserve">it first calls ensure_same_session </w:t>
+      </w:r>
+      <w:r>
+        <w:rPr>
+          <w:rFonts w:ascii="Arial" w:hAnsi="Arial" w:cs="Arial"/>
+          <w:sz w:val="28"/>
+          <w:szCs w:val="28"/>
+        </w:rPr>
+        <w:t>and</w:t>
+      </w:r>
+      <w:r>
+        <w:rPr>
+          <w:rFonts w:ascii="Arial" w:hAnsi="Arial" w:cs="Arial"/>
+          <w:sz w:val="28"/>
+          <w:szCs w:val="28"/>
+        </w:rPr>
+        <w:t xml:space="preserve"> this is a security check that compares the broadcaster_id you sent with the session id that was established at WebSocket handshake time. </w:t>
+      </w:r>
+      <w:r>
+        <w:rPr>
+          <w:rFonts w:ascii="Arial" w:hAnsi="Arial" w:cs="Arial"/>
+          <w:sz w:val="28"/>
+          <w:szCs w:val="28"/>
+        </w:rPr>
+        <w:t>Y</w:t>
+      </w:r>
+      <w:r>
+        <w:rPr>
+          <w:rFonts w:ascii="Arial" w:hAnsi="Arial" w:cs="Arial"/>
+          <w:sz w:val="28"/>
+          <w:szCs w:val="28"/>
+        </w:rPr>
+        <w:t>ou literally cannot pretend to be someone else because the server remembers who you are from the moment the connection was upgraded.</w:t>
+      </w:r>
+    </w:p>
+    <w:p>
+      <w:pPr>
+        <w:ind w:left="708"/>
+        <w:rPr>
+          <w:rFonts w:ascii="Arial" w:hAnsi="Arial" w:cs="Arial"/>
+          <w:sz w:val="28"/>
+          <w:szCs w:val="28"/>
+        </w:rPr>
+      </w:pPr>
+      <w:r>
+        <w:rPr>
+          <w:rFonts w:ascii="Arial" w:hAnsi="Arial" w:cs="Arial"/>
+          <w:sz w:val="28"/>
+          <w:szCs w:val="28"/>
+        </w:rPr>
+        <w:lastRenderedPageBreak/>
+        <w:t>then it rate-limits you, validates the media index against the actual playlist length, and checks if you were already registered as a broadcaster (for the reconnect-after-background case).</w:t>
+      </w:r>
+    </w:p>
+    <w:p>
+      <w:pPr>
+        <w:ind w:left="708"/>
+        <w:rPr>
+          <w:rFonts w:ascii="Arial" w:hAnsi="Arial" w:cs="Arial"/>
+          <w:sz w:val="28"/>
+          <w:szCs w:val="28"/>
+        </w:rPr>
+      </w:pPr>
+      <w:r>
+        <w:rPr>
+          <w:rFonts w:ascii="Arial" w:hAnsi="Arial" w:cs="Arial"/>
+          <w:sz w:val="28"/>
+          <w:szCs w:val="28"/>
+        </w:rPr>
+        <w:t xml:space="preserve">it builds a BroadcastState struct for you and inserts it into state.broadcast_states under your session id. </w:t>
+      </w:r>
+      <w:r>
+        <w:rPr>
+          <w:rFonts w:ascii="Arial" w:hAnsi="Arial" w:cs="Arial"/>
+          <w:sz w:val="28"/>
+          <w:szCs w:val="28"/>
+        </w:rPr>
+        <w:t>T</w:t>
+      </w:r>
+      <w:r>
+        <w:rPr>
+          <w:rFonts w:ascii="Arial" w:hAnsi="Arial" w:cs="Arial"/>
+          <w:sz w:val="28"/>
+          <w:szCs w:val="28"/>
+        </w:rPr>
+        <w:t xml:space="preserve">his is the server's authoritative record of what you're playing. </w:t>
+      </w:r>
+      <w:r>
+        <w:rPr>
+          <w:rFonts w:ascii="Arial" w:hAnsi="Arial" w:cs="Arial"/>
+          <w:sz w:val="28"/>
+          <w:szCs w:val="28"/>
+        </w:rPr>
+        <w:t>T</w:t>
+      </w:r>
+      <w:r>
+        <w:rPr>
+          <w:rFonts w:ascii="Arial" w:hAnsi="Arial" w:cs="Arial"/>
+          <w:sz w:val="28"/>
+          <w:szCs w:val="28"/>
+        </w:rPr>
+        <w:t>hen it calls state.broadcast_channels.entry(...).or_insert_with(...) to create a dedicated tokio broadcast channel just for your listeners</w:t>
+      </w:r>
+      <w:r>
+        <w:rPr>
+          <w:rFonts w:ascii="Arial" w:hAnsi="Arial" w:cs="Arial"/>
+          <w:sz w:val="28"/>
+          <w:szCs w:val="28"/>
+        </w:rPr>
+        <w:t>,</w:t>
+      </w:r>
+      <w:r>
+        <w:rPr>
+          <w:rFonts w:ascii="Arial" w:hAnsi="Arial" w:cs="Arial"/>
+          <w:sz w:val="28"/>
+          <w:szCs w:val="28"/>
+        </w:rPr>
+        <w:t xml:space="preserve"> this channel is how your future BroadcastUpdate messages will fan out to everyone tuned in.</w:t>
+      </w:r>
+      <w:r>
+        <w:rPr>
+          <w:rFonts w:ascii="Arial" w:hAnsi="Arial" w:cs="Arial"/>
+          <w:sz w:val="28"/>
+          <w:szCs w:val="28"/>
+        </w:rPr>
+        <w:t xml:space="preserve"> [/[ AppState ]\] for more</w:t>
+      </w:r>
+    </w:p>
+    <w:p>
+      <w:pPr>
+        <w:ind w:left="708"/>
+        <w:rPr>
+          <w:rFonts w:ascii="Arial" w:hAnsi="Arial" w:cs="Arial"/>
+          <w:sz w:val="28"/>
+          <w:szCs w:val="28"/>
+        </w:rPr>
+      </w:pPr>
+      <w:r>
+        <w:rPr>
+          <w:rFonts w:ascii="Arial" w:hAnsi="Arial" w:cs="Arial"/>
+          <w:sz w:val="28"/>
+          <w:szCs w:val="28"/>
+        </w:rPr>
+        <w:t xml:space="preserve">if you weren't already broadcasting, it sends a BroadcasterOnline message through global_broadcast_tx, which means </w:t>
+      </w:r>
+      <w:r>
+        <w:rPr>
+          <w:rFonts w:ascii="Arial" w:hAnsi="Arial" w:cs="Arial"/>
+          <w:sz w:val="28"/>
+          <w:szCs w:val="28"/>
+        </w:rPr>
+        <w:t>every connected client</w:t>
+      </w:r>
+      <w:r>
+        <w:rPr>
+          <w:rFonts w:ascii="Arial" w:hAnsi="Arial" w:cs="Arial"/>
+          <w:sz w:val="28"/>
+          <w:szCs w:val="28"/>
+        </w:rPr>
+        <w:t xml:space="preserve"> gets notified you went live, not just people already tuned to you. this is what makes your card appear in the broadcaster list for everyone. then broadcast_analytics fires so all clients immediately see the updated counts.</w:t>
+      </w:r>
+    </w:p>
+    <w:p>
+      <w:pPr>
+        <w:rPr>
+          <w:rFonts w:ascii="Arial" w:hAnsi="Arial" w:cs="Arial"/>
+          <w:sz w:val="28"/>
+          <w:szCs w:val="28"/>
+        </w:rPr>
+      </w:pPr>
+    </w:p>
+    <w:p>
+      <w:pPr>
+        <w:rPr>
+          <w:rFonts w:ascii="Arial" w:hAnsi="Arial" w:cs="Arial"/>
+          <w:sz w:val="28"/>
+          <w:szCs w:val="28"/>
+        </w:rPr>
+      </w:pPr>
+      <w:r>
+        <w:rPr>
+          <w:rFonts w:ascii="Arial" w:hAnsi="Arial" w:cs="Arial"/>
+          <w:sz w:val="28"/>
+          <w:szCs w:val="28"/>
+        </w:rPr>
+        <w:t>now you're broadcasting. what happens when you do things</w:t>
+      </w:r>
+    </w:p>
+    <w:p>
+      <w:pPr>
+        <w:rPr>
+          <w:rFonts w:ascii="Arial" w:hAnsi="Arial" w:cs="Arial"/>
+          <w:sz w:val="28"/>
+          <w:szCs w:val="28"/>
+        </w:rPr>
+      </w:pPr>
+      <w:r>
+        <w:rPr>
+          <w:rFonts w:ascii="Arial" w:hAnsi="Arial" w:cs="Arial"/>
+          <w:sz w:val="28"/>
+          <w:szCs w:val="28"/>
+        </w:rPr>
+        <w:t xml:space="preserve">you drag the progress bar. </w:t>
+      </w:r>
+      <w:r>
+        <w:rPr>
+          <w:rFonts w:ascii="Arial" w:hAnsi="Arial" w:cs="Arial"/>
+          <w:sz w:val="28"/>
+          <w:szCs w:val="28"/>
+        </w:rPr>
+        <w:t>T</w:t>
+      </w:r>
+      <w:r>
+        <w:rPr>
+          <w:rFonts w:ascii="Arial" w:hAnsi="Arial" w:cs="Arial"/>
+          <w:sz w:val="28"/>
+          <w:szCs w:val="28"/>
+        </w:rPr>
+        <w:t>he browser fires seeking on the active media element, which in main.js sets seekPending = true and, after a setTimeout(0) to let currentTime update, potentially calls btMute() if Bluetooth mode is on.</w:t>
+      </w:r>
+      <w:r>
+        <w:rPr>
+          <w:rFonts w:ascii="Arial" w:hAnsi="Arial" w:cs="Arial"/>
+          <w:sz w:val="28"/>
+          <w:szCs w:val="28"/>
+        </w:rPr>
+        <w:t xml:space="preserve"> </w:t>
+      </w:r>
+      <w:r>
+        <w:rPr>
+          <w:rFonts w:ascii="Arial" w:hAnsi="Arial" w:cs="Arial"/>
+          <w:sz w:val="28"/>
+          <w:szCs w:val="28"/>
+        </w:rPr>
+        <w:t>When you seek, there's a brief window where the browser has registered the seek target but hasn't actually moved currentTime yet. If play() gets called in that window, playback starts at the old position and then jumps when the seek completes, which sounds like a glitch.</w:t>
+      </w:r>
+      <w:r>
+        <w:rPr>
+          <w:rFonts w:ascii="Arial" w:hAnsi="Arial" w:cs="Arial"/>
+          <w:sz w:val="28"/>
+          <w:szCs w:val="28"/>
+        </w:rPr>
+        <w:t xml:space="preserve"> That is a problem seekPending tries to solve.</w:t>
+      </w:r>
+    </w:p>
+    <w:p>
+      <w:pPr>
+        <w:rPr>
+          <w:rFonts w:ascii="Arial" w:hAnsi="Arial" w:cs="Arial"/>
+          <w:sz w:val="28"/>
+          <w:szCs w:val="28"/>
+        </w:rPr>
+      </w:pPr>
+      <w:r>
+        <w:rPr>
+          <w:rFonts w:ascii="Arial" w:hAnsi="Arial" w:cs="Arial"/>
+          <w:sz w:val="28"/>
+          <w:szCs w:val="28"/>
+        </w:rPr>
+        <w:t xml:space="preserve">then the browser fires seeked. seekPending goes back to false and the patched play() that was waiting on the seeked event resolves and resumes playback. </w:t>
+      </w:r>
+      <w:r>
+        <w:rPr>
+          <w:rFonts w:ascii="Arial" w:hAnsi="Arial" w:cs="Arial"/>
+          <w:sz w:val="28"/>
+          <w:szCs w:val="28"/>
+        </w:rPr>
+        <w:t>T</w:t>
+      </w:r>
+      <w:r>
+        <w:rPr>
+          <w:rFonts w:ascii="Arial" w:hAnsi="Arial" w:cs="Arial"/>
+          <w:sz w:val="28"/>
+          <w:szCs w:val="28"/>
+        </w:rPr>
+        <w:t xml:space="preserve">hat seeked event also triggers the sendUpdate listener that was attached in startBroadcasting(). </w:t>
+      </w:r>
+      <w:r>
+        <w:rPr>
+          <w:rFonts w:ascii="Arial" w:hAnsi="Arial" w:cs="Arial"/>
+          <w:sz w:val="28"/>
+          <w:szCs w:val="28"/>
+        </w:rPr>
+        <w:t>A</w:t>
+      </w:r>
+      <w:r>
+        <w:rPr>
+          <w:rFonts w:ascii="Arial" w:hAnsi="Arial" w:cs="Arial"/>
+          <w:sz w:val="28"/>
+          <w:szCs w:val="28"/>
+        </w:rPr>
+        <w:t>fter the 150ms debounce</w:t>
+      </w:r>
+      <w:r>
+        <w:rPr>
+          <w:rFonts w:ascii="Arial" w:hAnsi="Arial" w:cs="Arial"/>
+          <w:sz w:val="28"/>
+          <w:szCs w:val="28"/>
+        </w:rPr>
+        <w:t xml:space="preserve"> (which prevents a tripple update send for seek/pause\play)</w:t>
+      </w:r>
+      <w:r>
+        <w:rPr>
+          <w:rFonts w:ascii="Arial" w:hAnsi="Arial" w:cs="Arial"/>
+          <w:sz w:val="28"/>
+          <w:szCs w:val="28"/>
+        </w:rPr>
+        <w:t>, a BroadcastUpdate goes to the server with the new currentTime.</w:t>
+      </w:r>
+    </w:p>
+    <w:p>
+      <w:pPr>
+        <w:ind w:left="708"/>
+        <w:rPr>
+          <w:rFonts w:ascii="Arial" w:hAnsi="Arial" w:cs="Arial"/>
+          <w:sz w:val="28"/>
+          <w:szCs w:val="28"/>
+        </w:rPr>
+      </w:pPr>
+      <w:r>
+        <w:rPr>
+          <w:rFonts w:ascii="Arial" w:hAnsi="Arial" w:cs="Arial"/>
+          <w:sz w:val="28"/>
+          <w:szCs w:val="28"/>
+        </w:rPr>
+        <w:t>o</w:t>
+      </w:r>
+      <w:r>
+        <w:rPr>
+          <w:rFonts w:ascii="Arial" w:hAnsi="Arial" w:cs="Arial"/>
+          <w:sz w:val="28"/>
+          <w:szCs w:val="28"/>
+        </w:rPr>
+        <w:t xml:space="preserve">n the server, </w:t>
+      </w:r>
+      <w:r>
+        <w:rPr>
+          <w:rFonts w:ascii="Arial" w:hAnsi="Arial" w:cs="Arial"/>
+          <w:sz w:val="28"/>
+          <w:szCs w:val="28"/>
+        </w:rPr>
+        <w:t xml:space="preserve">the receiver task </w:t>
+      </w:r>
+      <w:r>
+        <w:rPr>
+          <w:rFonts w:ascii="Arial" w:hAnsi="Arial" w:cs="Arial"/>
+          <w:sz w:val="28"/>
+          <w:szCs w:val="28"/>
+        </w:rPr>
+        <w:t>receiver.next().await</w:t>
+      </w:r>
+      <w:r>
+        <w:rPr>
+          <w:rFonts w:ascii="Arial" w:hAnsi="Arial" w:cs="Arial"/>
+          <w:sz w:val="28"/>
+          <w:szCs w:val="28"/>
+        </w:rPr>
+        <w:t xml:space="preserve"> </w:t>
+      </w:r>
+      <w:r>
+        <w:rPr>
+          <w:rFonts w:ascii="Arial" w:hAnsi="Arial" w:cs="Arial"/>
+          <w:sz w:val="28"/>
+          <w:szCs w:val="28"/>
+        </w:rPr>
+        <w:t>in radio.rs runs</w:t>
+      </w:r>
+      <w:r>
+        <w:rPr>
+          <w:rFonts w:ascii="Arial" w:hAnsi="Arial" w:cs="Arial"/>
+          <w:sz w:val="28"/>
+          <w:szCs w:val="28"/>
+        </w:rPr>
+        <w:t xml:space="preserve"> validates the message typing and then calls the appropriate BroadcastUpdate arm in handle_client_message</w:t>
+      </w:r>
+      <w:r>
+        <w:rPr>
+          <w:rFonts w:ascii="Arial" w:hAnsi="Arial" w:cs="Arial"/>
+          <w:sz w:val="28"/>
+          <w:szCs w:val="28"/>
+        </w:rPr>
+        <w:t xml:space="preserve">. </w:t>
+      </w:r>
+    </w:p>
+    <w:p>
+      <w:pPr>
+        <w:ind w:left="1416"/>
+        <w:rPr>
+          <w:rFonts w:ascii="Arial" w:hAnsi="Arial" w:cs="Arial"/>
+          <w:sz w:val="28"/>
+          <w:szCs w:val="28"/>
+        </w:rPr>
+      </w:pPr>
+      <w:r>
+        <w:rPr>
+          <w:rFonts w:ascii="Arial" w:hAnsi="Arial" w:cs="Arial"/>
+          <w:sz w:val="28"/>
+          <w:szCs w:val="28"/>
+        </w:rPr>
+        <w:lastRenderedPageBreak/>
+        <w:t xml:space="preserve">it validates you, rate-limits you, then does something important: it calculates latency_ms by subtracting your client_timestamp_ms from the current server time. </w:t>
+      </w:r>
+      <w:r>
+        <w:rPr>
+          <w:rFonts w:ascii="Arial" w:hAnsi="Arial" w:cs="Arial"/>
+          <w:sz w:val="28"/>
+          <w:szCs w:val="28"/>
+        </w:rPr>
+        <w:t>T</w:t>
+      </w:r>
+      <w:r>
+        <w:rPr>
+          <w:rFonts w:ascii="Arial" w:hAnsi="Arial" w:cs="Arial"/>
+          <w:sz w:val="28"/>
+          <w:szCs w:val="28"/>
+        </w:rPr>
+        <w:t xml:space="preserve">his gives an estimate of how long the message took to travel from your browser to the server. </w:t>
+      </w:r>
+      <w:r>
+        <w:rPr>
+          <w:rFonts w:ascii="Arial" w:hAnsi="Arial" w:cs="Arial"/>
+          <w:sz w:val="28"/>
+          <w:szCs w:val="28"/>
+        </w:rPr>
+        <w:t>I</w:t>
+      </w:r>
+      <w:r>
+        <w:rPr>
+          <w:rFonts w:ascii="Arial" w:hAnsi="Arial" w:cs="Arial"/>
+          <w:sz w:val="28"/>
+          <w:szCs w:val="28"/>
+        </w:rPr>
+        <w:t xml:space="preserve">f you're still on the same media (not switching tracks), it adds that latency to playback_time to produce adjusted_playback_time. </w:t>
+      </w:r>
+      <w:r>
+        <w:rPr>
+          <w:rFonts w:ascii="Arial" w:hAnsi="Arial" w:cs="Arial"/>
+          <w:sz w:val="28"/>
+          <w:szCs w:val="28"/>
+        </w:rPr>
+        <w:t>T</w:t>
+      </w:r>
+      <w:r>
+        <w:rPr>
+          <w:rFonts w:ascii="Arial" w:hAnsi="Arial" w:cs="Arial"/>
+          <w:sz w:val="28"/>
+          <w:szCs w:val="28"/>
+        </w:rPr>
+        <w:t>he idea is that by the time the Sync message reaches a listener, the broadcaster has already moved forward by roughly that much, so the listener lands closer to the real position.</w:t>
+      </w:r>
+    </w:p>
+    <w:p>
+      <w:pPr>
+        <w:ind w:left="1416"/>
+        <w:rPr>
+          <w:rFonts w:ascii="Arial" w:hAnsi="Arial" w:cs="Arial"/>
+          <w:sz w:val="28"/>
+          <w:szCs w:val="28"/>
+        </w:rPr>
+      </w:pPr>
+      <w:r>
+        <w:rPr>
+          <w:rFonts w:ascii="Arial" w:hAnsi="Arial" w:cs="Arial"/>
+          <w:sz w:val="28"/>
+          <w:szCs w:val="28"/>
+        </w:rPr>
+        <w:t xml:space="preserve">it then builds a Sync message with that adjusted time and sends it through your personal broadcast channel as an Arc&lt;PreparedMessage&gt;. </w:t>
+      </w:r>
+      <w:r>
+        <w:rPr>
+          <w:rFonts w:ascii="Arial" w:hAnsi="Arial" w:cs="Arial"/>
+          <w:sz w:val="28"/>
+          <w:szCs w:val="28"/>
+        </w:rPr>
+        <w:t>T</w:t>
+      </w:r>
+      <w:r>
+        <w:rPr>
+          <w:rFonts w:ascii="Arial" w:hAnsi="Arial" w:cs="Arial"/>
+          <w:sz w:val="28"/>
+          <w:szCs w:val="28"/>
+        </w:rPr>
+        <w:t>he message is serialized exactly once, then the Arc is cloned cheaply to every subscriber. every listener's send task is sitting in a tokio::select! loop watching that channel, and the Sync arrives at all of them nearly simultaneously.</w:t>
+      </w:r>
+    </w:p>
+    <w:p>
+      <w:pPr>
+        <w:rPr>
+          <w:rFonts w:ascii="Arial" w:hAnsi="Arial" w:cs="Arial"/>
+          <w:sz w:val="28"/>
+          <w:szCs w:val="28"/>
+        </w:rPr>
+      </w:pPr>
+    </w:p>
+    <w:p>
+      <w:pPr>
+        <w:rPr>
+          <w:rFonts w:ascii="Arial" w:hAnsi="Arial" w:cs="Arial"/>
+          <w:sz w:val="28"/>
+          <w:szCs w:val="28"/>
+        </w:rPr>
+      </w:pPr>
+      <w:r>
+        <w:rPr>
+          <w:rFonts w:ascii="Arial" w:hAnsi="Arial" w:cs="Arial"/>
+          <w:sz w:val="28"/>
+          <w:szCs w:val="28"/>
+        </w:rPr>
+        <w:t>clicking pause fires the pause event which triggers sendPauseUpdate. this checks audio.ended first</w:t>
+      </w:r>
+      <w:r>
+        <w:rPr>
+          <w:rFonts w:ascii="Arial" w:hAnsi="Arial" w:cs="Arial"/>
+          <w:sz w:val="28"/>
+          <w:szCs w:val="28"/>
+        </w:rPr>
+        <w:t>,</w:t>
+      </w:r>
+      <w:r>
+        <w:rPr>
+          <w:rFonts w:ascii="Arial" w:hAnsi="Arial" w:cs="Arial"/>
+          <w:sz w:val="28"/>
+          <w:szCs w:val="28"/>
+        </w:rPr>
+        <w:t xml:space="preserve"> if the track finished naturally it skips the send to avoid a confusing pause message landing on listeners mid-transition. </w:t>
+      </w:r>
+      <w:r>
+        <w:rPr>
+          <w:rFonts w:ascii="Arial" w:hAnsi="Arial" w:cs="Arial"/>
+          <w:sz w:val="28"/>
+          <w:szCs w:val="28"/>
+        </w:rPr>
+        <w:t>O</w:t>
+      </w:r>
+      <w:r>
+        <w:rPr>
+          <w:rFonts w:ascii="Arial" w:hAnsi="Arial" w:cs="Arial"/>
+          <w:sz w:val="28"/>
+          <w:szCs w:val="28"/>
+        </w:rPr>
+        <w:t xml:space="preserve">therwise it calls sendUpdate and the same BroadcastUpdate flow runs, this time with is_playing: false. </w:t>
+      </w:r>
+      <w:r>
+        <w:rPr>
+          <w:rFonts w:ascii="Arial" w:hAnsi="Arial" w:cs="Arial"/>
+          <w:sz w:val="28"/>
+          <w:szCs w:val="28"/>
+        </w:rPr>
+        <w:t>L</w:t>
+      </w:r>
+      <w:r>
+        <w:rPr>
+          <w:rFonts w:ascii="Arial" w:hAnsi="Arial" w:cs="Arial"/>
+          <w:sz w:val="28"/>
+          <w:szCs w:val="28"/>
+        </w:rPr>
+        <w:t>isteners receive a Sync with is_playing: false and call audio.pause().</w:t>
+      </w:r>
+    </w:p>
+    <w:p>
+      <w:pPr>
+        <w:rPr>
+          <w:rFonts w:ascii="Arial" w:hAnsi="Arial" w:cs="Arial"/>
+          <w:sz w:val="28"/>
+          <w:szCs w:val="28"/>
+        </w:rPr>
+      </w:pPr>
+      <w:r>
+        <w:rPr>
+          <w:rFonts w:ascii="Arial" w:hAnsi="Arial" w:cs="Arial"/>
+          <w:sz w:val="28"/>
+          <w:szCs w:val="28"/>
+        </w:rPr>
+        <w:t>c</w:t>
+      </w:r>
+      <w:r>
+        <w:rPr>
+          <w:rFonts w:ascii="Arial" w:hAnsi="Arial" w:cs="Arial"/>
+          <w:sz w:val="28"/>
+          <w:szCs w:val="28"/>
+        </w:rPr>
+        <w:t>licking play fires the play event, sendUpdate runs, is_playing: true goes to the server, listeners get Sync, they call _radioPlay() which first makes sure the element isn't muted (corrects any state that load() might have reset), then calls audio.play().</w:t>
+      </w:r>
+    </w:p>
+    <w:p>
+      <w:pPr>
+        <w:rPr>
+          <w:rFonts w:ascii="Arial" w:hAnsi="Arial" w:cs="Arial"/>
+          <w:b/>
+          <w:bCs/>
+          <w:sz w:val="28"/>
+          <w:szCs w:val="28"/>
+        </w:rPr>
+      </w:pPr>
+    </w:p>
+    <w:p>
+      <w:pPr>
+        <w:rPr>
+          <w:rFonts w:ascii="Arial" w:hAnsi="Arial" w:cs="Arial"/>
+          <w:sz w:val="28"/>
+          <w:szCs w:val="28"/>
+        </w:rPr>
+      </w:pPr>
+      <w:r>
+        <w:rPr>
+          <w:rFonts w:ascii="Arial" w:hAnsi="Arial" w:cs="Arial"/>
+          <w:sz w:val="28"/>
+          <w:szCs w:val="28"/>
+        </w:rPr>
+        <w:t xml:space="preserve">next button in main.js checks isInRadioMode() (you're not, you're the broadcaster), so it calls playlistManager.playNext() which calls playMedia(id). </w:t>
+      </w:r>
+      <w:r>
+        <w:rPr>
+          <w:rFonts w:ascii="Arial" w:hAnsi="Arial" w:cs="Arial"/>
+          <w:sz w:val="28"/>
+          <w:szCs w:val="28"/>
+        </w:rPr>
+        <w:t>T</w:t>
+      </w:r>
+      <w:r>
+        <w:rPr>
+          <w:rFonts w:ascii="Arial" w:hAnsi="Arial" w:cs="Arial"/>
+          <w:sz w:val="28"/>
+          <w:szCs w:val="28"/>
+        </w:rPr>
+        <w:t>hat sets the new src, calls audio.load(), waits for canplay, then audio.play().</w:t>
+      </w:r>
+    </w:p>
+    <w:p>
+      <w:pPr>
+        <w:rPr>
+          <w:rFonts w:ascii="Arial" w:hAnsi="Arial" w:cs="Arial"/>
+          <w:sz w:val="28"/>
+          <w:szCs w:val="28"/>
+        </w:rPr>
+      </w:pPr>
+      <w:r>
+        <w:rPr>
+          <w:rFonts w:ascii="Arial" w:hAnsi="Arial" w:cs="Arial"/>
+          <w:sz w:val="28"/>
+          <w:szCs w:val="28"/>
+        </w:rPr>
+        <w:t>the play event fires → sendUpdate → debounced → BroadcastUpdate with the new media_index and playback_time: 0 (or wherever you are when canplay fires).</w:t>
+      </w:r>
+    </w:p>
+    <w:p>
+      <w:pPr>
+        <w:ind w:left="708"/>
+        <w:rPr>
+          <w:rFonts w:ascii="Arial" w:hAnsi="Arial" w:cs="Arial"/>
+          <w:sz w:val="28"/>
+          <w:szCs w:val="28"/>
+        </w:rPr>
+      </w:pPr>
+      <w:r>
+        <w:rPr>
+          <w:rFonts w:ascii="Arial" w:hAnsi="Arial" w:cs="Arial"/>
+          <w:sz w:val="28"/>
+          <w:szCs w:val="28"/>
+        </w:rPr>
+        <w:lastRenderedPageBreak/>
+        <w:t xml:space="preserve">on the server, BroadcastUpdate sees is_same_media is false because media_index changed, so it does </w:t>
+      </w:r>
+      <w:r>
+        <w:rPr>
+          <w:rFonts w:ascii="Arial" w:hAnsi="Arial" w:cs="Arial"/>
+          <w:sz w:val="28"/>
+          <w:szCs w:val="28"/>
+        </w:rPr>
+        <w:t>not</w:t>
+      </w:r>
+      <w:r>
+        <w:rPr>
+          <w:rFonts w:ascii="Arial" w:hAnsi="Arial" w:cs="Arial"/>
+          <w:sz w:val="28"/>
+          <w:szCs w:val="28"/>
+        </w:rPr>
+        <w:t xml:space="preserve"> add latency compensation</w:t>
+      </w:r>
+      <w:r>
+        <w:rPr>
+          <w:rFonts w:ascii="Arial" w:hAnsi="Arial" w:cs="Arial"/>
+          <w:sz w:val="28"/>
+          <w:szCs w:val="28"/>
+        </w:rPr>
+        <w:t xml:space="preserve">, </w:t>
+      </w:r>
+      <w:r>
+        <w:rPr>
+          <w:rFonts w:ascii="Arial" w:hAnsi="Arial" w:cs="Arial"/>
+          <w:sz w:val="28"/>
+          <w:szCs w:val="28"/>
+        </w:rPr>
+        <w:t>listeners are expected to start from the beginning of the new track, adding latency would skip their intro.</w:t>
+      </w:r>
+    </w:p>
+    <w:p>
+      <w:pPr>
+        <w:ind w:left="708"/>
+        <w:rPr>
+          <w:rFonts w:ascii="Arial" w:hAnsi="Arial" w:cs="Arial"/>
+          <w:sz w:val="28"/>
+          <w:szCs w:val="28"/>
+        </w:rPr>
+      </w:pPr>
+      <w:r>
+        <w:rPr>
+          <w:rFonts w:ascii="Arial" w:hAnsi="Arial" w:cs="Arial"/>
+          <w:sz w:val="28"/>
+          <w:szCs w:val="28"/>
+        </w:rPr>
+        <w:t xml:space="preserve">but there's a subtlety. </w:t>
+      </w:r>
+      <w:r>
+        <w:rPr>
+          <w:rFonts w:ascii="Arial" w:hAnsi="Arial" w:cs="Arial"/>
+          <w:sz w:val="28"/>
+          <w:szCs w:val="28"/>
+        </w:rPr>
+        <w:t>I</w:t>
+      </w:r>
+      <w:r>
+        <w:rPr>
+          <w:rFonts w:ascii="Arial" w:hAnsi="Arial" w:cs="Arial"/>
+          <w:sz w:val="28"/>
+          <w:szCs w:val="28"/>
+        </w:rPr>
+        <w:t xml:space="preserve">f the track ended </w:t>
+      </w:r>
+      <w:r>
+        <w:rPr>
+          <w:rFonts w:ascii="Arial" w:hAnsi="Arial" w:cs="Arial"/>
+          <w:sz w:val="28"/>
+          <w:szCs w:val="28"/>
+        </w:rPr>
+        <w:t>naturally</w:t>
+      </w:r>
+      <w:r>
+        <w:rPr>
+          <w:rFonts w:ascii="Arial" w:hAnsi="Arial" w:cs="Arial"/>
+          <w:sz w:val="28"/>
+          <w:szCs w:val="28"/>
+        </w:rPr>
+        <w:t xml:space="preserve"> (the ended event fired), main.js takes a different path. </w:t>
+      </w:r>
+      <w:r>
+        <w:rPr>
+          <w:rFonts w:ascii="Arial" w:hAnsi="Arial" w:cs="Arial"/>
+          <w:sz w:val="28"/>
+          <w:szCs w:val="28"/>
+        </w:rPr>
+        <w:t>B</w:t>
+      </w:r>
+      <w:r>
+        <w:rPr>
+          <w:rFonts w:ascii="Arial" w:hAnsi="Arial" w:cs="Arial"/>
+          <w:sz w:val="28"/>
+          <w:szCs w:val="28"/>
+        </w:rPr>
+        <w:t xml:space="preserve">ecause you're broadcasting, window.player.isBroadcasting is true, so the ended handler calls player.sendAutoNext(nextServerIndex) before calling playlistManager.playNext(). </w:t>
+      </w:r>
+      <w:r>
+        <w:rPr>
+          <w:rFonts w:ascii="Arial" w:hAnsi="Arial" w:cs="Arial"/>
+          <w:sz w:val="28"/>
+          <w:szCs w:val="28"/>
+        </w:rPr>
+        <w:t>T</w:t>
+      </w:r>
+      <w:r>
+        <w:rPr>
+          <w:rFonts w:ascii="Arial" w:hAnsi="Arial" w:cs="Arial"/>
+          <w:sz w:val="28"/>
+          <w:szCs w:val="28"/>
+        </w:rPr>
+        <w:t>his sends an AutoNext message to the server.</w:t>
+      </w:r>
+    </w:p>
+    <w:p>
+      <w:pPr>
+        <w:ind w:left="708"/>
+        <w:rPr>
+          <w:rFonts w:ascii="Arial" w:hAnsi="Arial" w:cs="Arial"/>
+          <w:b/>
+          <w:bCs/>
+          <w:sz w:val="28"/>
+          <w:szCs w:val="28"/>
+        </w:rPr>
+      </w:pPr>
+      <w:r>
+        <w:rPr>
+          <w:rFonts w:ascii="Arial" w:hAnsi="Arial" w:cs="Arial"/>
+          <w:sz w:val="28"/>
+          <w:szCs w:val="28"/>
+        </w:rPr>
+        <w:t xml:space="preserve">on the server, AutoNext in radio.rs advances the authoritative BroadcastState to the new index with playback_time: 0, then fans out the AutoNext message to all your listeners through your broadcast channel. </w:t>
+      </w:r>
+      <w:r>
+        <w:rPr>
+          <w:rFonts w:ascii="Arial" w:hAnsi="Arial" w:cs="Arial"/>
+          <w:sz w:val="28"/>
+          <w:szCs w:val="28"/>
+        </w:rPr>
+        <w:t>L</w:t>
+      </w:r>
+      <w:r>
+        <w:rPr>
+          <w:rFonts w:ascii="Arial" w:hAnsi="Arial" w:cs="Arial"/>
+          <w:sz w:val="28"/>
+          <w:szCs w:val="28"/>
+        </w:rPr>
+        <w:t xml:space="preserve">isteners receive it in handleRadioMessage, set pendingAutoNextIndex, and attach a one-time ended listener on their own audio element. </w:t>
+      </w:r>
+      <w:r>
+        <w:rPr>
+          <w:rFonts w:ascii="Arial" w:hAnsi="Arial" w:cs="Arial"/>
+          <w:sz w:val="28"/>
+          <w:szCs w:val="28"/>
+        </w:rPr>
+        <w:t>W</w:t>
+      </w:r>
+      <w:r>
+        <w:rPr>
+          <w:rFonts w:ascii="Arial" w:hAnsi="Arial" w:cs="Arial"/>
+          <w:sz w:val="28"/>
+          <w:szCs w:val="28"/>
+        </w:rPr>
+        <w:t xml:space="preserve">hen their local track finishes, they load the new media themselves and seek to wherever pendingAutoNextTime has been updated to by any Syncs that arrived in between. </w:t>
+      </w:r>
+      <w:r>
+        <w:rPr>
+          <w:rFonts w:ascii="Arial" w:hAnsi="Arial" w:cs="Arial"/>
+          <w:sz w:val="28"/>
+          <w:szCs w:val="28"/>
+        </w:rPr>
+        <w:t>T</w:t>
+      </w:r>
+      <w:r>
+        <w:rPr>
+          <w:rFonts w:ascii="Arial" w:hAnsi="Arial" w:cs="Arial"/>
+          <w:sz w:val="28"/>
+          <w:szCs w:val="28"/>
+        </w:rPr>
+        <w:t>his design means listeners finish their current track naturally without an abrupt cut, while still ending up on the correct next track.</w:t>
+      </w:r>
+      <w:r>
+        <w:rPr>
+          <w:rFonts w:ascii="Arial" w:hAnsi="Arial" w:cs="Arial"/>
+          <w:sz w:val="28"/>
+          <w:szCs w:val="28"/>
+        </w:rPr>
+        <w:t xml:space="preserve"> This ensures a smooth transition betwen songs for listeners.</w:t>
+      </w:r>
+    </w:p>
+    <w:p>
+      <w:pPr>
+        <w:ind w:left="708"/>
+        <w:rPr>
+          <w:rFonts w:ascii="Arial" w:hAnsi="Arial" w:cs="Arial"/>
+          <w:sz w:val="28"/>
+          <w:szCs w:val="28"/>
+        </w:rPr>
+      </w:pPr>
+    </w:p>
+    <w:p>
+      <w:pPr>
+        <w:rPr>
+          <w:rFonts w:ascii="Arial" w:hAnsi="Arial" w:cs="Arial"/>
+          <w:sz w:val="28"/>
+          <w:szCs w:val="28"/>
+        </w:rPr>
+      </w:pPr>
+      <w:r>
+        <w:rPr>
+          <w:rFonts w:ascii="Arial" w:hAnsi="Arial" w:cs="Arial"/>
+          <w:sz w:val="28"/>
+          <w:szCs w:val="28"/>
+        </w:rPr>
+        <w:t xml:space="preserve">every 2 seconds while you're broadcasting, sendHeartbeat() fires regardless of whether anything changed. </w:t>
+      </w:r>
+      <w:r>
+        <w:rPr>
+          <w:rFonts w:ascii="Arial" w:hAnsi="Arial" w:cs="Arial"/>
+          <w:sz w:val="28"/>
+          <w:szCs w:val="28"/>
+        </w:rPr>
+        <w:t>O</w:t>
+      </w:r>
+      <w:r>
+        <w:rPr>
+          <w:rFonts w:ascii="Arial" w:hAnsi="Arial" w:cs="Arial"/>
+          <w:sz w:val="28"/>
+          <w:szCs w:val="28"/>
+        </w:rPr>
+        <w:t xml:space="preserve">n the server this updates broadcast.playback_time, server_timestamp_ms, and recalibrates transmission_latency_ms. </w:t>
+      </w:r>
+      <w:r>
+        <w:rPr>
+          <w:rFonts w:ascii="Arial" w:hAnsi="Arial" w:cs="Arial"/>
+          <w:sz w:val="28"/>
+          <w:szCs w:val="28"/>
+        </w:rPr>
+        <w:t>T</w:t>
+      </w:r>
+      <w:r>
+        <w:rPr>
+          <w:rFonts w:ascii="Arial" w:hAnsi="Arial" w:cs="Arial"/>
+          <w:sz w:val="28"/>
+          <w:szCs w:val="28"/>
+        </w:rPr>
+        <w:t>his matters for anyone who tunes in between your updates</w:t>
+      </w:r>
+      <w:r>
+        <w:rPr>
+          <w:rFonts w:ascii="Arial" w:hAnsi="Arial" w:cs="Arial"/>
+          <w:sz w:val="28"/>
+          <w:szCs w:val="28"/>
+        </w:rPr>
+        <w:t>,</w:t>
+      </w:r>
+      <w:r>
+        <w:rPr>
+          <w:rFonts w:ascii="Arial" w:hAnsi="Arial" w:cs="Arial"/>
+          <w:sz w:val="28"/>
+          <w:szCs w:val="28"/>
+        </w:rPr>
+        <w:t xml:space="preserve"> the TuneIn handler calculates time_since_last_update_secs and adds it to your last known position to estimate where you actually are right now, and the heartbeat keeping that timestamp fresh makes that estimate accurate. </w:t>
+      </w:r>
+      <w:r>
+        <w:rPr>
+          <w:rFonts w:ascii="Arial" w:hAnsi="Arial" w:cs="Arial"/>
+          <w:sz w:val="28"/>
+          <w:szCs w:val="28"/>
+        </w:rPr>
+        <w:t>W</w:t>
+      </w:r>
+      <w:r>
+        <w:rPr>
+          <w:rFonts w:ascii="Arial" w:hAnsi="Arial" w:cs="Arial"/>
+          <w:sz w:val="28"/>
+          <w:szCs w:val="28"/>
+        </w:rPr>
+        <w:t>ithout heartbeats, someone tuning in 30 seconds after your last seek would be told you're 30 seconds behind where you really are.</w:t>
+      </w:r>
+    </w:p>
+    <w:p>
+      <w:pPr>
+        <w:rPr>
+          <w:rFonts w:ascii="Arial" w:hAnsi="Arial" w:cs="Arial"/>
+          <w:sz w:val="28"/>
+          <w:szCs w:val="28"/>
+        </w:rPr>
+      </w:pPr>
+    </w:p>
+    <w:p>
+      <w:pPr>
+        <w:rPr>
+          <w:rFonts w:ascii="Arial" w:hAnsi="Arial" w:cs="Arial"/>
+          <w:sz w:val="28"/>
+          <w:szCs w:val="28"/>
+        </w:rPr>
+      </w:pPr>
+    </w:p>
+    <w:p>
+      <w:pPr>
+        <w:rPr>
+          <w:rFonts w:ascii="Arial" w:hAnsi="Arial" w:cs="Arial"/>
+          <w:sz w:val="28"/>
+          <w:szCs w:val="28"/>
+        </w:rPr>
+      </w:pPr>
+    </w:p>
+    <w:p>
+      <w:pPr>
+        <w:rPr>
+          <w:rFonts w:ascii="Arial" w:hAnsi="Arial" w:cs="Arial"/>
+          <w:sz w:val="28"/>
+          <w:szCs w:val="28"/>
+        </w:rPr>
+      </w:pPr>
+    </w:p>
+    <w:p>
+      <w:pPr>
+        <w:rPr>
+          <w:rFonts w:ascii="Arial" w:hAnsi="Arial" w:cs="Arial"/>
+          <w:sz w:val="28"/>
+          <w:szCs w:val="28"/>
+        </w:rPr>
+      </w:pPr>
+    </w:p>
+    <w:p>
+      <w:pPr>
+        <w:rPr>
+          <w:rFonts w:ascii="Arial" w:hAnsi="Arial" w:cs="Arial"/>
+          <w:sz w:val="28"/>
+          <w:szCs w:val="28"/>
+        </w:rPr>
+      </w:pPr>
+    </w:p>
+    <w:p>
+      <w:pPr>
+        <w:rPr>
+          <w:rFonts w:ascii="Arial" w:hAnsi="Arial" w:cs="Arial"/>
+          <w:sz w:val="28"/>
+          <w:szCs w:val="28"/>
+        </w:rPr>
+      </w:pPr>
+    </w:p>
+    <w:p>
+      <w:pPr>
+        <w:rPr>
+          <w:rFonts w:ascii="Arial" w:hAnsi="Arial" w:cs="Arial"/>
+          <w:sz w:val="28"/>
+          <w:szCs w:val="28"/>
+        </w:rPr>
+      </w:pPr>
+    </w:p>
+    <w:p>
+      <w:pPr>
+        <w:rPr>
+          <w:rFonts w:ascii="Arial" w:hAnsi="Arial" w:cs="Arial"/>
+          <w:sz w:val="28"/>
+          <w:szCs w:val="28"/>
+        </w:rPr>
+      </w:pPr>
+    </w:p>
+    <w:p>
+      <w:pPr>
+        <w:rPr>
+          <w:rFonts w:ascii="Arial" w:hAnsi="Arial" w:cs="Arial"/>
+          <w:sz w:val="28"/>
+          <w:szCs w:val="28"/>
+        </w:rPr>
+      </w:pPr>
+    </w:p>
+    <w:p>
+      <w:pPr>
+        <w:pBdr>
+          <w:bottom w:val="single" w:sz="6" w:space="1" w:color="auto"/>
+        </w:pBdr>
+        <w:rPr>
+          <w:rFonts w:ascii="Arial" w:hAnsi="Arial" w:cs="Arial"/>
+          <w:sz w:val="28"/>
+          <w:szCs w:val="28"/>
+        </w:rPr>
+      </w:pPr>
+    </w:p>
+    <w:p>
+      <w:pPr>
+        <w:rPr>
+          <w:rFonts w:ascii="Arial" w:hAnsi="Arial" w:cs="Arial"/>
+          <w:sz w:val="28"/>
+          <w:szCs w:val="28"/>
+        </w:rPr>
+      </w:pPr>
+    </w:p>
+    <w:p>
+      <w:pPr>
+        <w:rPr>
+          <w:rFonts w:ascii="Arial" w:hAnsi="Arial" w:cs="Arial"/>
+          <w:sz w:val="28"/>
+          <w:szCs w:val="28"/>
+        </w:rPr>
+      </w:pPr>
+      <w:r>
+        <w:rPr>
+          <w:rFonts w:ascii="Arial" w:hAnsi="Arial" w:cs="Arial"/>
+          <w:sz w:val="28"/>
+          <w:szCs w:val="28"/>
+        </w:rPr>
+        <w:t>[/[ AppState ]\]</w:t>
+      </w:r>
+    </w:p>
+    <w:p>
+      <w:pPr>
+        <w:rPr>
+          <w:rFonts w:ascii="Arial" w:hAnsi="Arial" w:cs="Arial"/>
+          <w:sz w:val="28"/>
+          <w:szCs w:val="28"/>
+        </w:rPr>
+      </w:pPr>
+      <w:r>
+        <w:rPr>
+          <w:rFonts w:ascii="Arial" w:hAnsi="Arial" w:cs="Arial"/>
+          <w:sz w:val="28"/>
+          <w:szCs w:val="28"/>
+        </w:rPr>
+        <w:t>TODO</w:t>
+      </w:r>
+    </w:p>
+    <w:p>
+      <w:pPr>
+        <w:ind w:left="1410"/>
+        <w:rPr>
+          <w:rFonts w:ascii="Arial" w:hAnsi="Arial" w:cs="Arial"/>
+          <w:sz w:val="28"/>
+          <w:szCs w:val="28"/>
+        </w:rPr>
+      </w:pPr>
+    </w:p>
+    <w:p>
+      <w:pPr>
+        <w:rPr>
+          <w:rFonts w:ascii="Arial" w:hAnsi="Arial" w:cs="Arial"/>
+          <w:sz w:val="28"/>
+          <w:szCs w:val="28"/>
+        </w:rPr>
+      </w:pPr>
+      <w:r>
+        <w:rPr>
+          <w:rFonts w:ascii="Arial" w:hAnsi="Arial" w:cs="Arial"/>
+          <w:sz w:val="28"/>
+          <w:szCs w:val="28"/>
+        </w:rPr>
+        <w:t>[/[ handle_</w:t>
+      </w:r>
+      <w:r>
+        <w:rPr>
+          <w:rFonts w:ascii="Arial" w:hAnsi="Arial" w:cs="Arial"/>
+          <w:sz w:val="28"/>
+          <w:szCs w:val="28"/>
+        </w:rPr>
+        <w:t>radio</w:t>
+      </w:r>
+      <w:r>
+        <w:rPr>
+          <w:rFonts w:ascii="Arial" w:hAnsi="Arial" w:cs="Arial"/>
+          <w:sz w:val="28"/>
+          <w:szCs w:val="28"/>
+        </w:rPr>
+        <w:t>_message architecture part ]\]</w:t>
+      </w:r>
+    </w:p>
+    <w:p>
+      <w:pPr>
+        <w:rPr>
+          <w:rFonts w:ascii="Arial" w:hAnsi="Arial" w:cs="Arial"/>
+          <w:sz w:val="28"/>
+          <w:szCs w:val="28"/>
+        </w:rPr>
+      </w:pPr>
+      <w:r>
+        <w:rPr>
+          <w:rFonts w:ascii="Arial" w:hAnsi="Arial" w:cs="Arial"/>
+          <w:sz w:val="28"/>
+          <w:szCs w:val="28"/>
+        </w:rPr>
+        <w:t>the task structure inside handle_radio_connection</w:t>
+      </w:r>
+    </w:p>
+    <w:p>
+      <w:pPr>
+        <w:rPr>
+          <w:rFonts w:ascii="Arial" w:hAnsi="Arial" w:cs="Arial"/>
+          <w:sz w:val="28"/>
+          <w:szCs w:val="28"/>
+        </w:rPr>
+      </w:pPr>
+      <w:r>
+        <w:rPr>
+          <w:rFonts w:ascii="Arial" w:hAnsi="Arial" w:cs="Arial"/>
+          <w:sz w:val="28"/>
+          <w:szCs w:val="28"/>
+        </w:rPr>
+        <w:t xml:space="preserve">when a WebSocket connection is accepted, the socket is immediately split into two halves with .split() </w:t>
+      </w:r>
+      <w:r>
+        <w:rPr>
+          <w:rFonts w:ascii="Arial" w:hAnsi="Arial" w:cs="Arial"/>
+          <w:sz w:val="28"/>
+          <w:szCs w:val="28"/>
+        </w:rPr>
+        <w:t>and</w:t>
+      </w:r>
+      <w:r>
+        <w:rPr>
+          <w:rFonts w:ascii="Arial" w:hAnsi="Arial" w:cs="Arial"/>
+          <w:sz w:val="28"/>
+          <w:szCs w:val="28"/>
+        </w:rPr>
+        <w:t xml:space="preserve"> a sender that can only write to the socket and a receiver that can only read from it. this split is necessary because you can't have two pieces of code holding the same socket simultaneously, so you divide ownership.</w:t>
+      </w:r>
+    </w:p>
+    <w:p>
+      <w:pPr>
+        <w:rPr>
+          <w:rFonts w:ascii="Arial" w:hAnsi="Arial" w:cs="Arial"/>
+          <w:sz w:val="28"/>
+          <w:szCs w:val="28"/>
+        </w:rPr>
+      </w:pPr>
+      <w:r>
+        <w:rPr>
+          <w:rFonts w:ascii="Arial" w:hAnsi="Arial" w:cs="Arial"/>
+          <w:sz w:val="28"/>
+          <w:szCs w:val="28"/>
+        </w:rPr>
+        <w:t>two private channels are created before the tasks spawn:</w:t>
+      </w:r>
+    </w:p>
+    <w:p>
+      <w:pPr>
+        <w:rPr>
+          <w:rFonts w:ascii="Arial" w:hAnsi="Arial" w:cs="Arial"/>
+          <w:sz w:val="28"/>
+          <w:szCs w:val="28"/>
+        </w:rPr>
+      </w:pPr>
+      <w:r>
+        <w:rPr>
+          <w:rFonts w:ascii="Arial" w:hAnsi="Arial" w:cs="Arial"/>
+          <w:sz w:val="28"/>
+          <w:szCs w:val="28"/>
+        </w:rPr>
+        <w:t>let (out_tx, mut out_rx) = mpsc::channel::&lt;RadioMessage&gt;(32);</w:t>
+      </w:r>
+    </w:p>
+    <w:p>
+      <w:pPr>
+        <w:rPr>
+          <w:rFonts w:ascii="Arial" w:hAnsi="Arial" w:cs="Arial"/>
+          <w:sz w:val="28"/>
+          <w:szCs w:val="28"/>
+        </w:rPr>
+      </w:pPr>
+      <w:r>
+        <w:rPr>
+          <w:rFonts w:ascii="Arial" w:hAnsi="Arial" w:cs="Arial"/>
+          <w:sz w:val="28"/>
+          <w:szCs w:val="28"/>
+        </w:rPr>
+        <w:t>let (tuned_tx, mut tuned_rx) = tokio::sync::watch::channel::&lt;Option&lt;String&gt;&gt;(None);</w:t>
+      </w:r>
+    </w:p>
+    <w:p>
+      <w:pPr>
+        <w:rPr>
+          <w:rFonts w:ascii="Arial" w:hAnsi="Arial" w:cs="Arial"/>
+          <w:sz w:val="28"/>
+          <w:szCs w:val="28"/>
+        </w:rPr>
+      </w:pPr>
+    </w:p>
+    <w:p>
+      <w:pPr>
+        <w:rPr>
+          <w:rFonts w:ascii="Arial" w:hAnsi="Arial" w:cs="Arial"/>
+          <w:sz w:val="28"/>
+          <w:szCs w:val="28"/>
+        </w:rPr>
+      </w:pPr>
+      <w:r>
+        <w:rPr>
+          <w:rFonts w:ascii="Arial" w:hAnsi="Arial" w:cs="Arial"/>
+          <w:sz w:val="28"/>
+          <w:szCs w:val="28"/>
+        </w:rPr>
+        <w:t>out_tx/out_rx is a standard multiple producer single consumer channel.</w:t>
+      </w:r>
+    </w:p>
+    <w:p>
+      <w:pPr>
+        <w:rPr>
+          <w:rFonts w:ascii="Arial" w:hAnsi="Arial" w:cs="Arial"/>
+          <w:sz w:val="28"/>
+          <w:szCs w:val="28"/>
+        </w:rPr>
+      </w:pPr>
+      <w:r>
+        <w:rPr>
+          <w:rFonts w:ascii="Arial" w:hAnsi="Arial" w:cs="Arial"/>
+          <w:sz w:val="28"/>
+          <w:szCs w:val="28"/>
+        </w:rPr>
+        <w:t>the receive task holds out_tx and uses it to send messages back to the client</w:t>
+      </w:r>
+      <w:r>
+        <w:rPr>
+          <w:rFonts w:ascii="Arial" w:hAnsi="Arial" w:cs="Arial"/>
+          <w:sz w:val="28"/>
+          <w:szCs w:val="28"/>
+        </w:rPr>
+        <w:t xml:space="preserve"> meaning to the threads (connection’s) own send task</w:t>
+      </w:r>
+      <w:r>
+        <w:rPr>
+          <w:rFonts w:ascii="Arial" w:hAnsi="Arial" w:cs="Arial"/>
+          <w:sz w:val="28"/>
+          <w:szCs w:val="28"/>
+        </w:rPr>
+        <w:t xml:space="preserve"> onthe same websocket</w:t>
+      </w:r>
+      <w:r>
+        <w:rPr>
+          <w:rFonts w:ascii="Arial" w:hAnsi="Arial" w:cs="Arial"/>
+          <w:sz w:val="28"/>
+          <w:szCs w:val="28"/>
+        </w:rPr>
+        <w:t>,</w:t>
+      </w:r>
+      <w:r>
+        <w:rPr>
+          <w:rFonts w:ascii="Arial" w:hAnsi="Arial" w:cs="Arial"/>
+          <w:sz w:val="28"/>
+          <w:szCs w:val="28"/>
+        </w:rPr>
+        <w:t xml:space="preserve"> things like the initial Sync after TuneIn, error messages, or</w:t>
+      </w:r>
+      <w:r>
+        <w:rPr>
+          <w:rFonts w:ascii="Arial" w:hAnsi="Arial" w:cs="Arial"/>
+          <w:sz w:val="28"/>
+          <w:szCs w:val="28"/>
+        </w:rPr>
+        <w:t xml:space="preserve"> </w:t>
+      </w:r>
+      <w:r>
+        <w:rPr>
+          <w:rFonts w:ascii="Arial" w:hAnsi="Arial" w:cs="Arial"/>
+          <w:sz w:val="28"/>
+          <w:szCs w:val="28"/>
+        </w:rPr>
+        <w:t xml:space="preserve">BroadcastStateResponse. </w:t>
+      </w:r>
+    </w:p>
+    <w:p>
+      <w:pPr>
+        <w:rPr>
+          <w:rFonts w:ascii="Arial" w:hAnsi="Arial" w:cs="Arial"/>
+          <w:sz w:val="28"/>
+          <w:szCs w:val="28"/>
+        </w:rPr>
+      </w:pPr>
+      <w:r>
+        <w:rPr>
+          <w:rFonts w:ascii="Arial" w:hAnsi="Arial" w:cs="Arial"/>
+          <w:sz w:val="28"/>
+          <w:szCs w:val="28"/>
+        </w:rPr>
+        <w:lastRenderedPageBreak/>
+        <w:t xml:space="preserve">the send task holds out_rx and drains it. </w:t>
+      </w:r>
+      <w:r>
+        <w:rPr>
+          <w:rFonts w:ascii="Arial" w:hAnsi="Arial" w:cs="Arial"/>
+          <w:sz w:val="28"/>
+          <w:szCs w:val="28"/>
+        </w:rPr>
+        <w:t>S</w:t>
+      </w:r>
+      <w:r>
+        <w:rPr>
+          <w:rFonts w:ascii="Arial" w:hAnsi="Arial" w:cs="Arial"/>
+          <w:sz w:val="28"/>
+          <w:szCs w:val="28"/>
+        </w:rPr>
+        <w:t>o when the receive task handles a message and needs to reply directly to this specific client</w:t>
+      </w:r>
+      <w:r>
+        <w:rPr>
+          <w:rFonts w:ascii="Arial" w:hAnsi="Arial" w:cs="Arial"/>
+          <w:sz w:val="28"/>
+          <w:szCs w:val="28"/>
+        </w:rPr>
+        <w:t xml:space="preserve"> (the clients respon</w:t>
+      </w:r>
+      <w:r>
+        <w:rPr>
+          <w:rFonts w:ascii="Arial" w:hAnsi="Arial" w:cs="Arial"/>
+          <w:sz w:val="28"/>
+          <w:szCs w:val="28"/>
+        </w:rPr>
+        <w:t>d</w:t>
+      </w:r>
+      <w:r>
+        <w:rPr>
+          <w:rFonts w:ascii="Arial" w:hAnsi="Arial" w:cs="Arial"/>
+          <w:sz w:val="28"/>
+          <w:szCs w:val="28"/>
+        </w:rPr>
+        <w:t xml:space="preserve">s to it’s own message </w:t>
+      </w:r>
+      <w:r>
+        <w:rPr>
+          <w:rFonts w:ascii="Arial" w:hAnsi="Arial" w:cs="Arial"/>
+          <w:sz w:val="28"/>
+          <w:szCs w:val="28"/>
+        </w:rPr>
+        <w:t>on</w:t>
+      </w:r>
+      <w:r>
+        <w:rPr>
+          <w:rFonts w:ascii="Arial" w:hAnsi="Arial" w:cs="Arial"/>
+          <w:sz w:val="28"/>
+          <w:szCs w:val="28"/>
+        </w:rPr>
+        <w:t xml:space="preserve"> the same websocket)</w:t>
+      </w:r>
+      <w:r>
+        <w:rPr>
+          <w:rFonts w:ascii="Arial" w:hAnsi="Arial" w:cs="Arial"/>
+          <w:sz w:val="28"/>
+          <w:szCs w:val="28"/>
+        </w:rPr>
+        <w:t>, it doesn't touch the socket directly, it just drops a message into out_tx and the send task handles the actual writing.</w:t>
+      </w:r>
+    </w:p>
+    <w:p>
+      <w:pPr>
+        <w:rPr>
+          <w:rFonts w:ascii="Arial" w:hAnsi="Arial" w:cs="Arial"/>
+          <w:sz w:val="28"/>
+          <w:szCs w:val="28"/>
+        </w:rPr>
+      </w:pPr>
+    </w:p>
+    <w:p>
+      <w:pPr>
+        <w:rPr>
+          <w:rFonts w:ascii="Arial" w:hAnsi="Arial" w:cs="Arial"/>
+          <w:sz w:val="28"/>
+          <w:szCs w:val="28"/>
+        </w:rPr>
+      </w:pPr>
+      <w:r>
+        <w:rPr>
+          <w:rFonts w:ascii="Arial" w:hAnsi="Arial" w:cs="Arial"/>
+          <w:sz w:val="28"/>
+          <w:szCs w:val="28"/>
+        </w:rPr>
+        <w:t xml:space="preserve">tuned_tx/tuned_rx is a watch channel, which is different </w:t>
+      </w:r>
+      <w:r>
+        <w:rPr>
+          <w:rFonts w:ascii="Arial" w:hAnsi="Arial" w:cs="Arial"/>
+          <w:sz w:val="28"/>
+          <w:szCs w:val="28"/>
+        </w:rPr>
+        <w:t>because</w:t>
+      </w:r>
+      <w:r>
+        <w:rPr>
+          <w:rFonts w:ascii="Arial" w:hAnsi="Arial" w:cs="Arial"/>
+          <w:sz w:val="28"/>
+          <w:szCs w:val="28"/>
+        </w:rPr>
+        <w:t xml:space="preserve"> it holds exactly one value and receivers always see the latest one rather than a queue. </w:t>
+      </w:r>
+    </w:p>
+    <w:p>
+      <w:pPr>
+        <w:rPr>
+          <w:rFonts w:ascii="Arial" w:hAnsi="Arial" w:cs="Arial"/>
+          <w:sz w:val="28"/>
+          <w:szCs w:val="28"/>
+        </w:rPr>
+      </w:pPr>
+      <w:r>
+        <w:rPr>
+          <w:rFonts w:ascii="Arial" w:hAnsi="Arial" w:cs="Arial"/>
+          <w:sz w:val="28"/>
+          <w:szCs w:val="28"/>
+        </w:rPr>
+        <w:t xml:space="preserve">it carries Option&lt;String&gt;, either Some(broadcaster_id) meaning "subscribe to this broadcaster's channel" or None meaning "stop listening to anyone". </w:t>
+      </w:r>
+    </w:p>
+    <w:p>
+      <w:pPr>
+        <w:rPr>
+          <w:rFonts w:ascii="Arial" w:hAnsi="Arial" w:cs="Arial"/>
+          <w:sz w:val="28"/>
+          <w:szCs w:val="28"/>
+        </w:rPr>
+      </w:pPr>
+      <w:r>
+        <w:rPr>
+          <w:rFonts w:ascii="Arial" w:hAnsi="Arial" w:cs="Arial"/>
+          <w:sz w:val="28"/>
+          <w:szCs w:val="28"/>
+        </w:rPr>
+        <w:t xml:space="preserve">when the receive task processes a TuneIn or TuneOut message, it calls tuned_tx.send(Some(id)) or tuned_tx.send(None). </w:t>
+      </w:r>
+      <w:r>
+        <w:rPr>
+          <w:rFonts w:ascii="Arial" w:hAnsi="Arial" w:cs="Arial"/>
+          <w:sz w:val="28"/>
+          <w:szCs w:val="28"/>
+        </w:rPr>
+        <w:t>T</w:t>
+      </w:r>
+      <w:r>
+        <w:rPr>
+          <w:rFonts w:ascii="Arial" w:hAnsi="Arial" w:cs="Arial"/>
+          <w:sz w:val="28"/>
+          <w:szCs w:val="28"/>
+        </w:rPr>
+        <w:t>he send task watches for changes on tuned_rx and swaps out which broadcast channel it's subscribed to accordingly.</w:t>
+      </w:r>
+      <w:r>
+        <w:rPr>
+          <w:rFonts w:ascii="Arial" w:hAnsi="Arial" w:cs="Arial"/>
+          <w:sz w:val="28"/>
+          <w:szCs w:val="28"/>
+        </w:rPr>
+        <w:t xml:space="preserve"> In the case where something is set via the tuned channel it means that in the send task</w:t>
+      </w:r>
+      <w:r>
+        <w:rPr>
+          <w:rFonts w:ascii="Arial" w:hAnsi="Arial" w:cs="Arial"/>
+          <w:sz w:val="28"/>
+          <w:szCs w:val="28"/>
+        </w:rPr>
+        <w:t xml:space="preserve"> </w:t>
+      </w:r>
+      <w:r>
+        <w:rPr>
+          <w:rFonts w:ascii="Arial" w:hAnsi="Arial" w:cs="Arial"/>
+          <w:sz w:val="28"/>
+          <w:szCs w:val="28"/>
+        </w:rPr>
+        <w:t>the tuned_rx</w:t>
+      </w:r>
+      <w:r>
+        <w:rPr>
+          <w:rFonts w:ascii="Arial" w:hAnsi="Arial" w:cs="Arial"/>
+          <w:sz w:val="28"/>
+          <w:szCs w:val="28"/>
+        </w:rPr>
+        <w:t>.changed()</w:t>
+      </w:r>
+      <w:r>
+        <w:rPr>
+          <w:rFonts w:ascii="Arial" w:hAnsi="Arial" w:cs="Arial"/>
+          <w:sz w:val="28"/>
+          <w:szCs w:val="28"/>
+        </w:rPr>
+        <w:t xml:space="preserve"> branch wins </w:t>
+      </w:r>
+      <w:r>
+        <w:rPr>
+          <w:rFonts w:ascii="Arial" w:hAnsi="Arial" w:cs="Arial"/>
+          <w:sz w:val="28"/>
+          <w:szCs w:val="28"/>
+        </w:rPr>
+        <w:t xml:space="preserve">and either sets the appropriate channel of the broadcaster and subscribes to it or sets to None in the case of tune out. Then that iteration of the send task’s loop ends and a new one immediately begins, in which we immediately match on the </w:t>
+      </w:r>
+      <w:r>
+        <w:rPr>
+          <w:rFonts w:ascii="Arial" w:hAnsi="Arial" w:cs="Arial"/>
+          <w:sz w:val="28"/>
+          <w:szCs w:val="28"/>
+        </w:rPr>
+        <w:t>current_tuned_broadcaster_rx</w:t>
+      </w:r>
+      <w:r>
+        <w:rPr>
+          <w:rFonts w:ascii="Arial" w:hAnsi="Arial" w:cs="Arial"/>
+          <w:sz w:val="28"/>
+          <w:szCs w:val="28"/>
+        </w:rPr>
+        <w:t xml:space="preserve"> and if it is None we just make that branch a forever waiting future and if it is Some we await on the appropriate receiver – now when this </w:t>
+      </w:r>
+      <w:r>
+        <w:rPr>
+          <w:rFonts w:ascii="Arial" w:hAnsi="Arial" w:cs="Arial"/>
+          <w:sz w:val="28"/>
+          <w:szCs w:val="28"/>
+        </w:rPr>
+        <w:t>Some(rx) =&gt; rx.recv().await</w:t>
+      </w:r>
+      <w:r>
+        <w:rPr>
+          <w:rFonts w:ascii="Arial" w:hAnsi="Arial" w:cs="Arial"/>
+          <w:sz w:val="28"/>
+          <w:szCs w:val="28"/>
+        </w:rPr>
+        <w:t xml:space="preserve"> branch resolves and it is an Ok result we just do send_prepared message which just usese the websocket sender</w:t>
+      </w:r>
+      <w:r>
+        <w:rPr>
+          <w:rFonts w:ascii="Arial" w:hAnsi="Arial" w:cs="Arial"/>
+          <w:sz w:val="28"/>
+          <w:szCs w:val="28"/>
+        </w:rPr>
+        <w:t>. More on PreparedMessage later.</w:t>
+      </w:r>
+    </w:p>
+    <w:p>
+      <w:pPr>
+        <w:rPr>
+          <w:rFonts w:ascii="Arial" w:hAnsi="Arial" w:cs="Arial"/>
+          <w:sz w:val="28"/>
+          <w:szCs w:val="28"/>
+        </w:rPr>
+      </w:pPr>
+      <w:r>
+        <w:rPr>
+          <w:rFonts w:ascii="Arial" w:hAnsi="Arial" w:cs="Arial"/>
+          <w:sz w:val="28"/>
+          <w:szCs w:val="28"/>
+        </w:rPr>
+        <w:t>there's also: global_broadcast_rx</w:t>
+      </w:r>
+      <w:r>
+        <w:rPr>
+          <w:rFonts w:ascii="Arial" w:hAnsi="Arial" w:cs="Arial"/>
+          <w:sz w:val="28"/>
+          <w:szCs w:val="28"/>
+        </w:rPr>
+        <w:br/>
+      </w:r>
+      <w:r>
+        <w:rPr>
+          <w:rFonts w:ascii="Arial" w:hAnsi="Arial" w:cs="Arial"/>
+          <w:sz w:val="28"/>
+          <w:szCs w:val="28"/>
+        </w:rPr>
+        <w:t xml:space="preserve">this subscribes to the server-wide broadcast channel that every connected client gets. </w:t>
+      </w:r>
+      <w:r>
+        <w:rPr>
+          <w:rFonts w:ascii="Arial" w:hAnsi="Arial" w:cs="Arial"/>
+          <w:sz w:val="28"/>
+          <w:szCs w:val="28"/>
+        </w:rPr>
+        <w:t>S</w:t>
+      </w:r>
+      <w:r>
+        <w:rPr>
+          <w:rFonts w:ascii="Arial" w:hAnsi="Arial" w:cs="Arial"/>
+          <w:sz w:val="28"/>
+          <w:szCs w:val="28"/>
+        </w:rPr>
+        <w:t>ystem announcements like BroadcasterOnline, BroadcasterOffline, Analytics, and ServerShutdown all come through here.</w:t>
+      </w:r>
+    </w:p>
+    <w:p>
+      <w:pPr>
+        <w:rPr>
+          <w:rFonts w:ascii="Arial" w:hAnsi="Arial" w:cs="Arial"/>
+          <w:sz w:val="28"/>
+          <w:szCs w:val="28"/>
+        </w:rPr>
+      </w:pPr>
+    </w:p>
+    <w:p>
+      <w:pPr>
+        <w:rPr>
+          <w:rFonts w:ascii="Arial" w:hAnsi="Arial" w:cs="Arial"/>
+          <w:sz w:val="28"/>
+          <w:szCs w:val="28"/>
+        </w:rPr>
+      </w:pPr>
+      <w:r>
+        <w:rPr>
+          <w:rFonts w:ascii="Arial" w:hAnsi="Arial" w:cs="Arial"/>
+          <w:sz w:val="28"/>
+          <w:szCs w:val="28"/>
+        </w:rPr>
+        <w:t>the send task owns sender (the write half of the socket), it sits in a loop running a tokio::select! with biased</w:t>
+      </w:r>
+      <w:r>
+        <w:rPr>
+          <w:rFonts w:ascii="Arial" w:hAnsi="Arial" w:cs="Arial"/>
+          <w:sz w:val="28"/>
+          <w:szCs w:val="28"/>
+        </w:rPr>
+        <w:t xml:space="preserve"> and</w:t>
+      </w:r>
+      <w:r>
+        <w:rPr>
+          <w:rFonts w:ascii="Arial" w:hAnsi="Arial" w:cs="Arial"/>
+          <w:sz w:val="28"/>
+          <w:szCs w:val="28"/>
+        </w:rPr>
+        <w:t xml:space="preserve"> biased means branches are checked in order rather than randomly, so the hottest path (the tuned broadcaster's Sync messages) gets priority when multiple branches are ready at the same time.</w:t>
+      </w:r>
+    </w:p>
+    <w:p>
+      <w:pPr>
+        <w:rPr>
+          <w:rFonts w:ascii="Arial" w:hAnsi="Arial" w:cs="Arial"/>
+          <w:b/>
+          <w:bCs/>
+          <w:sz w:val="28"/>
+          <w:szCs w:val="28"/>
+        </w:rPr>
+      </w:pPr>
+    </w:p>
+    <w:p>
+      <w:pPr>
+        <w:rPr>
+          <w:rFonts w:ascii="Arial" w:hAnsi="Arial" w:cs="Arial"/>
+          <w:sz w:val="28"/>
+          <w:szCs w:val="28"/>
+        </w:rPr>
+      </w:pPr>
+      <w:r>
+        <w:rPr>
+          <w:rFonts w:ascii="Arial" w:hAnsi="Arial" w:cs="Arial"/>
+          <w:sz w:val="28"/>
+          <w:szCs w:val="28"/>
+        </w:rPr>
+        <w:t>both tasks are spawned and then the function does:</w:t>
+      </w:r>
+    </w:p>
+    <w:p>
+      <w:pPr>
+        <w:rPr>
+          <w:rFonts w:ascii="Arial" w:hAnsi="Arial" w:cs="Arial"/>
+          <w:sz w:val="28"/>
+          <w:szCs w:val="28"/>
+        </w:rPr>
+      </w:pPr>
+      <w:r>
+        <w:rPr>
+          <w:rFonts w:ascii="Arial" w:hAnsi="Arial" w:cs="Arial"/>
+          <w:sz w:val="28"/>
+          <w:szCs w:val="28"/>
+        </w:rPr>
+        <w:t>tokio::select! {</w:t>
+      </w:r>
+    </w:p>
+    <w:p>
+      <w:pPr>
+        <w:rPr>
+          <w:rFonts w:ascii="Arial" w:hAnsi="Arial" w:cs="Arial"/>
+          <w:sz w:val="28"/>
+          <w:szCs w:val="28"/>
+        </w:rPr>
+      </w:pPr>
+      <w:r>
+        <w:rPr>
+          <w:rFonts w:ascii="Arial" w:hAnsi="Arial" w:cs="Arial"/>
+          <w:sz w:val="28"/>
+          <w:szCs w:val="28"/>
+        </w:rPr>
+        <w:t xml:space="preserve">    _ = &amp;mut send_task =&gt; { receive_task.abort(); }</w:t>
+      </w:r>
+    </w:p>
+    <w:p>
+      <w:pPr>
+        <w:rPr>
+          <w:rFonts w:ascii="Arial" w:hAnsi="Arial" w:cs="Arial"/>
+          <w:sz w:val="28"/>
+          <w:szCs w:val="28"/>
+        </w:rPr>
+      </w:pPr>
+      <w:r>
+        <w:rPr>
+          <w:rFonts w:ascii="Arial" w:hAnsi="Arial" w:cs="Arial"/>
+          <w:sz w:val="28"/>
+          <w:szCs w:val="28"/>
+        </w:rPr>
+        <w:t xml:space="preserve">    _ = &amp;mut receive_task =&gt; { send_task.abort(); }</w:t>
+      </w:r>
+    </w:p>
+    <w:p>
+      <w:pPr>
+        <w:rPr>
+          <w:rFonts w:ascii="Arial" w:hAnsi="Arial" w:cs="Arial"/>
+          <w:sz w:val="28"/>
+          <w:szCs w:val="28"/>
+        </w:rPr>
+      </w:pPr>
+      <w:r>
+        <w:rPr>
+          <w:rFonts w:ascii="Arial" w:hAnsi="Arial" w:cs="Arial"/>
+          <w:sz w:val="28"/>
+          <w:szCs w:val="28"/>
+        </w:rPr>
+        <w:t>}</w:t>
+      </w:r>
+    </w:p>
+    <w:p>
+      <w:pPr>
+        <w:rPr>
+          <w:rFonts w:ascii="Arial" w:hAnsi="Arial" w:cs="Arial"/>
+          <w:sz w:val="28"/>
+          <w:szCs w:val="28"/>
+        </w:rPr>
+      </w:pPr>
+      <w:r>
+        <w:rPr>
+          <w:rFonts w:ascii="Arial" w:hAnsi="Arial" w:cs="Arial"/>
+          <w:sz w:val="28"/>
+          <w:szCs w:val="28"/>
+        </w:rPr>
+        <w:t xml:space="preserve">whichever task finishes first (because the client disconnected, the socket errored, or a channel closed) causes the other to be aborted. </w:t>
+      </w:r>
+      <w:r>
+        <w:rPr>
+          <w:rFonts w:ascii="Arial" w:hAnsi="Arial" w:cs="Arial"/>
+          <w:sz w:val="28"/>
+          <w:szCs w:val="28"/>
+        </w:rPr>
+        <w:t>T</w:t>
+      </w:r>
+      <w:r>
+        <w:rPr>
+          <w:rFonts w:ascii="Arial" w:hAnsi="Arial" w:cs="Arial"/>
+          <w:sz w:val="28"/>
+          <w:szCs w:val="28"/>
+        </w:rPr>
+        <w:t>hen cleanup runs removing the session from listener sets, deleting broadcast state if they were broadcasting, decrementing the connection count, and pushing updated analytics to everyone.</w:t>
+      </w:r>
+    </w:p>
+    <w:p>
+      <w:pPr>
+        <w:rPr>
+          <w:rFonts w:ascii="Arial" w:hAnsi="Arial" w:cs="Arial"/>
+          <w:sz w:val="28"/>
+          <w:szCs w:val="28"/>
+        </w:rPr>
+      </w:pPr>
+      <w:r>
+        <w:rPr>
+          <w:rFonts w:ascii="Arial" w:hAnsi="Arial" w:cs="Arial"/>
+          <w:sz w:val="28"/>
+          <w:szCs w:val="28"/>
+        </w:rPr>
+        <w:t>S</w:t>
+      </w:r>
+      <w:r>
+        <w:rPr>
+          <w:rFonts w:ascii="Arial" w:hAnsi="Arial" w:cs="Arial"/>
+          <w:sz w:val="28"/>
+          <w:szCs w:val="28"/>
+        </w:rPr>
+        <w:t>o the overall picture is: one task purely reads and routes inbound messages, one task purely writes outbound messages, and they talk to each other through two narrow channels rather than sharing any mutable state directly.</w:t>
+      </w:r>
     </w:p>
     <w:p>
       <w:pPr>

--- a/workflow.docx
+++ b/workflow.docx
@@ -10,21 +10,22 @@
           <w:lang w:val="en-GB"/>
         </w:rPr>
       </w:pPr>
+      <w:proofErr w:type="spellStart"/>
       <w:r>
         <w:rPr>
           <w:rFonts w:ascii="Arial" w:hAnsi="Arial" w:cs="Arial"/>
           <w:lang w:val="en-GB"/>
         </w:rPr>
-        <w:t>stargzr Workflow</w:t>
-      </w:r>
-    </w:p>
-    <w:p>
-      <w:pPr>
+        <w:t>stargzr</w:t>
+      </w:r>
+      <w:proofErr w:type="spellEnd"/>
+      <w:r>
         <w:rPr>
           <w:rFonts w:ascii="Arial" w:hAnsi="Arial" w:cs="Arial"/>
           <w:lang w:val="en-GB"/>
         </w:rPr>
-      </w:pPr>
+        <w:t xml:space="preserve"> Workflow</w:t>
+      </w:r>
     </w:p>
     <w:p>
       <w:pPr>
@@ -38,30 +39,29 @@
       <w:pPr>
         <w:rPr>
           <w:rFonts w:ascii="Arial" w:hAnsi="Arial" w:cs="Arial"/>
-          <w:sz w:val="28"/>
-          <w:szCs w:val="28"/>
           <w:lang w:val="en-GB"/>
         </w:rPr>
       </w:pPr>
-      <w:r>
+    </w:p>
+    <w:p>
+      <w:pPr>
         <w:rPr>
           <w:rFonts w:ascii="Arial" w:hAnsi="Arial" w:cs="Arial"/>
           <w:sz w:val="28"/>
           <w:szCs w:val="28"/>
           <w:lang w:val="en-GB"/>
         </w:rPr>
-        <w:t xml:space="preserve">so… you ran stargzr huh </w:t>
-      </w:r>
-    </w:p>
-    <w:p>
-      <w:pPr>
+      </w:pPr>
+      <w:r>
         <w:rPr>
           <w:rFonts w:ascii="Arial" w:hAnsi="Arial" w:cs="Arial"/>
           <w:sz w:val="28"/>
           <w:szCs w:val="28"/>
           <w:lang w:val="en-GB"/>
         </w:rPr>
-      </w:pPr>
+        <w:t xml:space="preserve">so… you ran </w:t>
+      </w:r>
+      <w:proofErr w:type="spellStart"/>
       <w:r>
         <w:rPr>
           <w:rFonts w:ascii="Arial" w:hAnsi="Arial" w:cs="Arial"/>
@@ -69,6 +69,35 @@
           <w:szCs w:val="28"/>
           <w:lang w:val="en-GB"/>
         </w:rPr>
+        <w:t>stargzr</w:t>
+      </w:r>
+      <w:proofErr w:type="spellEnd"/>
+      <w:r>
+        <w:rPr>
+          <w:rFonts w:ascii="Arial" w:hAnsi="Arial" w:cs="Arial"/>
+          <w:sz w:val="28"/>
+          <w:szCs w:val="28"/>
+          <w:lang w:val="en-GB"/>
+        </w:rPr>
+        <w:t xml:space="preserve"> huh </w:t>
+      </w:r>
+    </w:p>
+    <w:p>
+      <w:pPr>
+        <w:rPr>
+          <w:rFonts w:ascii="Arial" w:hAnsi="Arial" w:cs="Arial"/>
+          <w:sz w:val="28"/>
+          <w:szCs w:val="28"/>
+          <w:lang w:val="en-GB"/>
+        </w:rPr>
+      </w:pPr>
+      <w:r>
+        <w:rPr>
+          <w:rFonts w:ascii="Arial" w:hAnsi="Arial" w:cs="Arial"/>
+          <w:sz w:val="28"/>
+          <w:szCs w:val="28"/>
+          <w:lang w:val="en-GB"/>
+        </w:rPr>
         <w:t>well, this is what happens</w:t>
       </w:r>
       <w:r>
@@ -78,28 +107,29 @@
           <w:szCs w:val="28"/>
           <w:lang w:val="en-GB"/>
         </w:rPr>
-        <w:t>. Also this assumes you have the code at hand so I don’t need to just copy the comment explanation on struct fields.</w:t>
-      </w:r>
-    </w:p>
-    <w:p>
-      <w:pPr>
+        <w:t xml:space="preserve">. </w:t>
+      </w:r>
+      <w:proofErr w:type="gramStart"/>
+      <w:r>
         <w:rPr>
           <w:rFonts w:ascii="Arial" w:hAnsi="Arial" w:cs="Arial"/>
           <w:sz w:val="28"/>
           <w:szCs w:val="28"/>
           <w:lang w:val="en-GB"/>
         </w:rPr>
-      </w:pPr>
-    </w:p>
-    <w:p>
-      <w:pPr>
+        <w:t>Also</w:t>
+      </w:r>
+      <w:proofErr w:type="gramEnd"/>
+      <w:r>
         <w:rPr>
           <w:rFonts w:ascii="Arial" w:hAnsi="Arial" w:cs="Arial"/>
           <w:sz w:val="28"/>
           <w:szCs w:val="28"/>
           <w:lang w:val="en-GB"/>
         </w:rPr>
-      </w:pPr>
+        <w:t xml:space="preserve"> this assumes you have the code at </w:t>
+      </w:r>
+      <w:proofErr w:type="gramStart"/>
       <w:r>
         <w:rPr>
           <w:rFonts w:ascii="Arial" w:hAnsi="Arial" w:cs="Arial"/>
@@ -107,6 +137,45 @@
           <w:szCs w:val="28"/>
           <w:lang w:val="en-GB"/>
         </w:rPr>
+        <w:t>hand</w:t>
+      </w:r>
+      <w:proofErr w:type="gramEnd"/>
+      <w:r>
+        <w:rPr>
+          <w:rFonts w:ascii="Arial" w:hAnsi="Arial" w:cs="Arial"/>
+          <w:sz w:val="28"/>
+          <w:szCs w:val="28"/>
+          <w:lang w:val="en-GB"/>
+        </w:rPr>
+        <w:t xml:space="preserve"> so I don’t need to just copy the comment explanation on struct fields.</w:t>
+      </w:r>
+    </w:p>
+    <w:p>
+      <w:pPr>
+        <w:rPr>
+          <w:rFonts w:ascii="Arial" w:hAnsi="Arial" w:cs="Arial"/>
+          <w:sz w:val="28"/>
+          <w:szCs w:val="28"/>
+          <w:lang w:val="en-GB"/>
+        </w:rPr>
+      </w:pPr>
+    </w:p>
+    <w:p>
+      <w:pPr>
+        <w:rPr>
+          <w:rFonts w:ascii="Arial" w:hAnsi="Arial" w:cs="Arial"/>
+          <w:sz w:val="28"/>
+          <w:szCs w:val="28"/>
+          <w:lang w:val="en-GB"/>
+        </w:rPr>
+      </w:pPr>
+      <w:r>
+        <w:rPr>
+          <w:rFonts w:ascii="Arial" w:hAnsi="Arial" w:cs="Arial"/>
+          <w:sz w:val="28"/>
+          <w:szCs w:val="28"/>
+          <w:lang w:val="en-GB"/>
+        </w:rPr>
         <w:t>let</w:t>
       </w:r>
       <w:r>
@@ -163,8 +232,9 @@
           <w:szCs w:val="28"/>
           <w:lang w:val="en-GB"/>
         </w:rPr>
-        <w:t>and now we initialize by sending the bath as a PathBuf, which is just rust’s way of knowing that this is a file</w:t>
-      </w:r>
+        <w:t xml:space="preserve">and now we initialize by sending the bath as a </w:t>
+      </w:r>
+      <w:proofErr w:type="spellStart"/>
       <w:r>
         <w:rPr>
           <w:rFonts w:ascii="Arial" w:hAnsi="Arial" w:cs="Arial"/>
@@ -172,8 +242,28 @@
           <w:szCs w:val="28"/>
           <w:lang w:val="en-GB"/>
         </w:rPr>
+        <w:t>PathBuf</w:t>
+      </w:r>
+      <w:proofErr w:type="spellEnd"/>
+      <w:r>
+        <w:rPr>
+          <w:rFonts w:ascii="Arial" w:hAnsi="Arial" w:cs="Arial"/>
+          <w:sz w:val="28"/>
+          <w:szCs w:val="28"/>
+          <w:lang w:val="en-GB"/>
+        </w:rPr>
+        <w:t>, which is just rust’s way of knowing that this is a file</w:t>
+      </w:r>
+      <w:r>
+        <w:rPr>
+          <w:rFonts w:ascii="Arial" w:hAnsi="Arial" w:cs="Arial"/>
+          <w:sz w:val="28"/>
+          <w:szCs w:val="28"/>
+          <w:lang w:val="en-GB"/>
+        </w:rPr>
         <w:t xml:space="preserve"> </w:t>
       </w:r>
+      <w:proofErr w:type="gramStart"/>
       <w:r>
         <w:rPr>
           <w:rFonts w:ascii="Arial" w:hAnsi="Arial" w:cs="Arial"/>
@@ -181,8 +271,9 @@
           <w:szCs w:val="28"/>
           <w:lang w:val="en-GB"/>
         </w:rPr>
-        <w:t>path so it know</w:t>
-      </w:r>
+        <w:t>path</w:t>
+      </w:r>
+      <w:proofErr w:type="gramEnd"/>
       <w:r>
         <w:rPr>
           <w:rFonts w:ascii="Arial" w:hAnsi="Arial" w:cs="Arial"/>
@@ -190,6 +281,15 @@
           <w:szCs w:val="28"/>
           <w:lang w:val="en-GB"/>
         </w:rPr>
+        <w:t xml:space="preserve"> so it know</w:t>
+      </w:r>
+      <w:r>
+        <w:rPr>
+          <w:rFonts w:ascii="Arial" w:hAnsi="Arial" w:cs="Arial"/>
+          <w:sz w:val="28"/>
+          <w:szCs w:val="28"/>
+          <w:lang w:val="en-GB"/>
+        </w:rPr>
         <w:t>s</w:t>
       </w:r>
       <w:r>
@@ -199,7 +299,27 @@
           <w:szCs w:val="28"/>
           <w:lang w:val="en-GB"/>
         </w:rPr>
-        <w:t xml:space="preserve"> how to add stuff to it like extensions (.mp3, .mp4…) or other files like media/some_folder/this.txt.</w:t>
+        <w:t xml:space="preserve"> how to add stuff to it like extensions (.mp3, .mp4…) or other files like media/</w:t>
+      </w:r>
+      <w:proofErr w:type="spellStart"/>
+      <w:r>
+        <w:rPr>
+          <w:rFonts w:ascii="Arial" w:hAnsi="Arial" w:cs="Arial"/>
+          <w:sz w:val="28"/>
+          <w:szCs w:val="28"/>
+          <w:lang w:val="en-GB"/>
+        </w:rPr>
+        <w:t>some_folder</w:t>
+      </w:r>
+      <w:proofErr w:type="spellEnd"/>
+      <w:r>
+        <w:rPr>
+          <w:rFonts w:ascii="Arial" w:hAnsi="Arial" w:cs="Arial"/>
+          <w:sz w:val="28"/>
+          <w:szCs w:val="28"/>
+          <w:lang w:val="en-GB"/>
+        </w:rPr>
+        <w:t>/this.txt.</w:t>
       </w:r>
     </w:p>
     <w:p>
@@ -3572,13 +3692,6 @@
           <w:szCs w:val="28"/>
         </w:rPr>
         <w:br/>
-      </w:r>
-      <w:r>
-        <w:rPr>
-          <w:rFonts w:ascii="Arial" w:hAnsi="Arial" w:cs="Arial"/>
-          <w:sz w:val="28"/>
-          <w:szCs w:val="28"/>
-        </w:rPr>
         <w:t>[/[ handle_radio_message architecture part ]\]</w:t>
       </w:r>
       <w:r>
@@ -6137,7 +6250,55 @@
           <w:sz w:val="28"/>
           <w:szCs w:val="28"/>
         </w:rPr>
-        <w:t>the play event fires → sendUpdate → debounced → BroadcastUpdate with the new media_index and playback_time: 0 (or wherever you are when canplay fires).</w:t>
+        <w:t xml:space="preserve">the play event fires </w:t>
+      </w:r>
+      <w:r>
+        <w:rPr>
+          <w:rFonts w:ascii="Arial" w:hAnsi="Arial" w:cs="Arial"/>
+          <w:sz w:val="28"/>
+          <w:szCs w:val="28"/>
+        </w:rPr>
+        <w:t>-&gt;</w:t>
+      </w:r>
+      <w:r>
+        <w:rPr>
+          <w:rFonts w:ascii="Arial" w:hAnsi="Arial" w:cs="Arial"/>
+          <w:sz w:val="28"/>
+          <w:szCs w:val="28"/>
+        </w:rPr>
+        <w:t xml:space="preserve"> sendUpdate </w:t>
+      </w:r>
+      <w:r>
+        <w:rPr>
+          <w:rFonts w:ascii="Arial" w:hAnsi="Arial" w:cs="Arial"/>
+          <w:sz w:val="28"/>
+          <w:szCs w:val="28"/>
+        </w:rPr>
+        <w:t>-&gt;</w:t>
+      </w:r>
+      <w:r>
+        <w:rPr>
+          <w:rFonts w:ascii="Arial" w:hAnsi="Arial" w:cs="Arial"/>
+          <w:sz w:val="28"/>
+          <w:szCs w:val="28"/>
+        </w:rPr>
+        <w:t xml:space="preserve"> debounced </w:t>
+      </w:r>
+      <w:r>
+        <w:rPr>
+          <w:rFonts w:ascii="Arial" w:hAnsi="Arial" w:cs="Arial"/>
+          <w:sz w:val="28"/>
+          <w:szCs w:val="28"/>
+        </w:rPr>
+        <w:t>-&gt;</w:t>
+      </w:r>
+      <w:r>
+        <w:rPr>
+          <w:rFonts w:ascii="Arial" w:hAnsi="Arial" w:cs="Arial"/>
+          <w:sz w:val="28"/>
+          <w:szCs w:val="28"/>
+        </w:rPr>
+        <w:t xml:space="preserve"> BroadcastUpdate with the new media_index and playback_time: 0 (or wherever you are when canplay fires).</w:t>
       </w:r>
     </w:p>
     <w:p>
@@ -6448,6 +6609,1697 @@
           <w:szCs w:val="28"/>
         </w:rPr>
       </w:pPr>
+    </w:p>
+    <w:p>
+      <w:pPr>
+        <w:rPr>
+          <w:rFonts w:ascii="Arial" w:hAnsi="Arial" w:cs="Arial"/>
+          <w:sz w:val="28"/>
+          <w:szCs w:val="28"/>
+        </w:rPr>
+      </w:pPr>
+    </w:p>
+    <w:p>
+      <w:pPr>
+        <w:rPr>
+          <w:rFonts w:ascii="Arial" w:hAnsi="Arial" w:cs="Arial"/>
+          <w:sz w:val="28"/>
+          <w:szCs w:val="28"/>
+        </w:rPr>
+      </w:pPr>
+      <w:r>
+        <w:rPr>
+          <w:rFonts w:ascii="Arial" w:hAnsi="Arial" w:cs="Arial"/>
+          <w:sz w:val="28"/>
+          <w:szCs w:val="28"/>
+        </w:rPr>
+        <w:t>OK NOW! we are broadcasting and sending stuff to people that are tuned in... tuned in? ... what is that...</w:t>
+      </w:r>
+    </w:p>
+    <w:p>
+      <w:pPr>
+        <w:rPr>
+          <w:rFonts w:ascii="Arial" w:hAnsi="Arial" w:cs="Arial"/>
+          <w:sz w:val="28"/>
+          <w:szCs w:val="28"/>
+        </w:rPr>
+      </w:pPr>
+      <w:r>
+        <w:rPr>
+          <w:rFonts w:ascii="Arial" w:hAnsi="Arial" w:cs="Arial"/>
+          <w:sz w:val="28"/>
+          <w:szCs w:val="28"/>
+        </w:rPr>
+        <w:lastRenderedPageBreak/>
+        <w:t xml:space="preserve">there are two ways to tune into a broadcaster. </w:t>
+      </w:r>
+      <w:r>
+        <w:rPr>
+          <w:rFonts w:ascii="Arial" w:hAnsi="Arial" w:cs="Arial"/>
+          <w:sz w:val="28"/>
+          <w:szCs w:val="28"/>
+        </w:rPr>
+        <w:t>Y</w:t>
+      </w:r>
+      <w:r>
+        <w:rPr>
+          <w:rFonts w:ascii="Arial" w:hAnsi="Arial" w:cs="Arial"/>
+          <w:sz w:val="28"/>
+          <w:szCs w:val="28"/>
+        </w:rPr>
+        <w:t xml:space="preserve">ou can type a session ID into the input field and click the tune-in button, or you can click the Tune In button on a broadcaster's card in the analytics list. </w:t>
+      </w:r>
+      <w:r>
+        <w:rPr>
+          <w:rFonts w:ascii="Arial" w:hAnsi="Arial" w:cs="Arial"/>
+          <w:sz w:val="28"/>
+          <w:szCs w:val="28"/>
+        </w:rPr>
+        <w:t>B</w:t>
+      </w:r>
+      <w:r>
+        <w:rPr>
+          <w:rFonts w:ascii="Arial" w:hAnsi="Arial" w:cs="Arial"/>
+          <w:sz w:val="28"/>
+          <w:szCs w:val="28"/>
+        </w:rPr>
+        <w:t>oth paths end up calling the same function but let's walk through both entry points.</w:t>
+      </w:r>
+    </w:p>
+    <w:p>
+      <w:pPr>
+        <w:rPr>
+          <w:rFonts w:ascii="Arial" w:hAnsi="Arial" w:cs="Arial"/>
+          <w:sz w:val="28"/>
+          <w:szCs w:val="28"/>
+        </w:rPr>
+      </w:pPr>
+      <w:r>
+        <w:rPr>
+          <w:rFonts w:ascii="Arial" w:hAnsi="Arial" w:cs="Arial"/>
+          <w:sz w:val="28"/>
+          <w:szCs w:val="28"/>
+        </w:rPr>
+        <w:t xml:space="preserve">the manual input path </w:t>
+      </w:r>
+    </w:p>
+    <w:p>
+      <w:pPr>
+        <w:ind w:left="708"/>
+        <w:rPr>
+          <w:rFonts w:ascii="Arial" w:hAnsi="Arial" w:cs="Arial"/>
+          <w:sz w:val="28"/>
+          <w:szCs w:val="28"/>
+        </w:rPr>
+      </w:pPr>
+      <w:r>
+        <w:rPr>
+          <w:rFonts w:ascii="Arial" w:hAnsi="Arial" w:cs="Arial"/>
+          <w:sz w:val="28"/>
+          <w:szCs w:val="28"/>
+        </w:rPr>
+        <w:t xml:space="preserve">is bound in main.js. when you click the tune-in button it reads the value from the broadcaster-input field, trims whitespace, and if it's empty shows an alert and stops. </w:t>
+      </w:r>
+      <w:r>
+        <w:rPr>
+          <w:rFonts w:ascii="Arial" w:hAnsi="Arial" w:cs="Arial"/>
+          <w:sz w:val="28"/>
+          <w:szCs w:val="28"/>
+        </w:rPr>
+        <w:t>I</w:t>
+      </w:r>
+      <w:r>
+        <w:rPr>
+          <w:rFonts w:ascii="Arial" w:hAnsi="Arial" w:cs="Arial"/>
+          <w:sz w:val="28"/>
+          <w:szCs w:val="28"/>
+        </w:rPr>
+        <w:t>f there's something there it calls player.tuneIn(broadcasterId) and immediately updates the UI</w:t>
+      </w:r>
+      <w:r>
+        <w:rPr>
+          <w:rFonts w:ascii="Arial" w:hAnsi="Arial" w:cs="Arial"/>
+          <w:sz w:val="28"/>
+          <w:szCs w:val="28"/>
+        </w:rPr>
+        <w:t>.</w:t>
+      </w:r>
+      <w:r>
+        <w:rPr>
+          <w:rFonts w:ascii="Arial" w:hAnsi="Arial" w:cs="Arial"/>
+          <w:sz w:val="28"/>
+          <w:szCs w:val="28"/>
+        </w:rPr>
+        <w:t xml:space="preserve"> </w:t>
+      </w:r>
+      <w:r>
+        <w:rPr>
+          <w:rFonts w:ascii="Arial" w:hAnsi="Arial" w:cs="Arial"/>
+          <w:sz w:val="28"/>
+          <w:szCs w:val="28"/>
+        </w:rPr>
+        <w:t>T</w:t>
+      </w:r>
+      <w:r>
+        <w:rPr>
+          <w:rFonts w:ascii="Arial" w:hAnsi="Arial" w:cs="Arial"/>
+          <w:sz w:val="28"/>
+          <w:szCs w:val="28"/>
+        </w:rPr>
+        <w:t xml:space="preserve">he mode badge switches to "Radio Mode", the broadcaster info section appears with the ID, the tune-in button hides, the tune-out button appears, and prev/next get disabled. </w:t>
+      </w:r>
+      <w:r>
+        <w:rPr>
+          <w:rFonts w:ascii="Arial" w:hAnsi="Arial" w:cs="Arial"/>
+          <w:sz w:val="28"/>
+          <w:szCs w:val="28"/>
+        </w:rPr>
+        <w:t>T</w:t>
+      </w:r>
+      <w:r>
+        <w:rPr>
+          <w:rFonts w:ascii="Arial" w:hAnsi="Arial" w:cs="Arial"/>
+          <w:sz w:val="28"/>
+          <w:szCs w:val="28"/>
+        </w:rPr>
+        <w:t>his UI update happens before the server responds to anything, it's optimistic.</w:t>
+      </w:r>
+    </w:p>
+    <w:p>
+      <w:pPr>
+        <w:rPr>
+          <w:rFonts w:ascii="Arial" w:hAnsi="Arial" w:cs="Arial"/>
+          <w:sz w:val="28"/>
+          <w:szCs w:val="28"/>
+        </w:rPr>
+      </w:pPr>
+      <w:r>
+        <w:rPr>
+          <w:rFonts w:ascii="Arial" w:hAnsi="Arial" w:cs="Arial"/>
+          <w:sz w:val="28"/>
+          <w:szCs w:val="28"/>
+        </w:rPr>
+        <w:t xml:space="preserve">the broadcaster card path is in analytics.js. </w:t>
+      </w:r>
+      <w:r>
+        <w:rPr>
+          <w:rFonts w:ascii="Arial" w:hAnsi="Arial" w:cs="Arial"/>
+          <w:sz w:val="28"/>
+          <w:szCs w:val="28"/>
+        </w:rPr>
+        <w:tab/>
+      </w:r>
+      <w:r>
+        <w:rPr>
+          <w:rFonts w:ascii="Arial" w:hAnsi="Arial" w:cs="Arial"/>
+          <w:sz w:val="28"/>
+          <w:szCs w:val="28"/>
+        </w:rPr>
+        <w:t xml:space="preserve">tuneInToBroadcaster(broadcasterId) does the exact same UI </w:t>
+      </w:r>
+      <w:r>
+        <w:rPr>
+          <w:rFonts w:ascii="Arial" w:hAnsi="Arial" w:cs="Arial"/>
+          <w:sz w:val="28"/>
+          <w:szCs w:val="28"/>
+        </w:rPr>
+        <w:tab/>
+      </w:r>
+      <w:r>
+        <w:rPr>
+          <w:rFonts w:ascii="Arial" w:hAnsi="Arial" w:cs="Arial"/>
+          <w:sz w:val="28"/>
+          <w:szCs w:val="28"/>
+        </w:rPr>
+        <w:t xml:space="preserve">updates as above and then calls </w:t>
+      </w:r>
+      <w:r>
+        <w:rPr>
+          <w:rFonts w:ascii="Arial" w:hAnsi="Arial" w:cs="Arial"/>
+          <w:sz w:val="28"/>
+          <w:szCs w:val="28"/>
+        </w:rPr>
+        <w:tab/>
+      </w:r>
+      <w:r>
+        <w:rPr>
+          <w:rFonts w:ascii="Arial" w:hAnsi="Arial" w:cs="Arial"/>
+          <w:sz w:val="28"/>
+          <w:szCs w:val="28"/>
+        </w:rPr>
+        <w:t xml:space="preserve">window.player.tuneIn(broadcasterId). </w:t>
+      </w:r>
+      <w:r>
+        <w:rPr>
+          <w:rFonts w:ascii="Arial" w:hAnsi="Arial" w:cs="Arial"/>
+          <w:sz w:val="28"/>
+          <w:szCs w:val="28"/>
+        </w:rPr>
+        <w:t>S</w:t>
+      </w:r>
+      <w:r>
+        <w:rPr>
+          <w:rFonts w:ascii="Arial" w:hAnsi="Arial" w:cs="Arial"/>
+          <w:sz w:val="28"/>
+          <w:szCs w:val="28"/>
+        </w:rPr>
+        <w:t xml:space="preserve">o it's just a shortcut that </w:t>
+      </w:r>
+      <w:r>
+        <w:rPr>
+          <w:rFonts w:ascii="Arial" w:hAnsi="Arial" w:cs="Arial"/>
+          <w:sz w:val="28"/>
+          <w:szCs w:val="28"/>
+        </w:rPr>
+        <w:tab/>
+      </w:r>
+      <w:r>
+        <w:rPr>
+          <w:rFonts w:ascii="Arial" w:hAnsi="Arial" w:cs="Arial"/>
+          <w:sz w:val="28"/>
+          <w:szCs w:val="28"/>
+        </w:rPr>
+        <w:t>reads the broadcaster ID from the card rather than an input field.</w:t>
+      </w:r>
+    </w:p>
+    <w:p>
+      <w:pPr>
+        <w:rPr>
+          <w:rFonts w:ascii="Arial" w:hAnsi="Arial" w:cs="Arial"/>
+          <w:sz w:val="28"/>
+          <w:szCs w:val="28"/>
+        </w:rPr>
+      </w:pPr>
+      <w:r>
+        <w:rPr>
+          <w:rFonts w:ascii="Arial" w:hAnsi="Arial" w:cs="Arial"/>
+          <w:sz w:val="28"/>
+          <w:szCs w:val="28"/>
+        </w:rPr>
+        <w:t xml:space="preserve">both land in tuneIn() in radio-player.js. </w:t>
+      </w:r>
+    </w:p>
+    <w:p>
+      <w:pPr>
+        <w:ind w:left="708"/>
+        <w:rPr>
+          <w:rFonts w:ascii="Arial" w:hAnsi="Arial" w:cs="Arial"/>
+          <w:sz w:val="28"/>
+          <w:szCs w:val="28"/>
+        </w:rPr>
+      </w:pPr>
+      <w:r>
+        <w:rPr>
+          <w:rFonts w:ascii="Arial" w:hAnsi="Arial" w:cs="Arial"/>
+          <w:sz w:val="28"/>
+          <w:szCs w:val="28"/>
+        </w:rPr>
+        <w:t xml:space="preserve">the first thing it does is check if the WebSocket is open. if it isn't it calls connectWebSocket() and schedules a retry in 500ms via setTimeout, then returns. </w:t>
+      </w:r>
+      <w:r>
+        <w:rPr>
+          <w:rFonts w:ascii="Arial" w:hAnsi="Arial" w:cs="Arial"/>
+          <w:sz w:val="28"/>
+          <w:szCs w:val="28"/>
+        </w:rPr>
+        <w:t>T</w:t>
+      </w:r>
+      <w:r>
+        <w:rPr>
+          <w:rFonts w:ascii="Arial" w:hAnsi="Arial" w:cs="Arial"/>
+          <w:sz w:val="28"/>
+          <w:szCs w:val="28"/>
+        </w:rPr>
+        <w:t>his handles the edge case where someone tries to tune in right as a reconnect is happening.</w:t>
+      </w:r>
+    </w:p>
+    <w:p>
+      <w:pPr>
+        <w:ind w:left="708"/>
+        <w:rPr>
+          <w:rFonts w:ascii="Arial" w:hAnsi="Arial" w:cs="Arial"/>
+          <w:sz w:val="28"/>
+          <w:szCs w:val="28"/>
+        </w:rPr>
+      </w:pPr>
+      <w:r>
+        <w:rPr>
+          <w:rFonts w:ascii="Arial" w:hAnsi="Arial" w:cs="Arial"/>
+          <w:sz w:val="28"/>
+          <w:szCs w:val="28"/>
+        </w:rPr>
+        <w:t>if you're already tuned to someone different, it sends a TuneOut message first to cleanly leave that broadcaster's listener set before joining another.</w:t>
+      </w:r>
+    </w:p>
+    <w:p>
+      <w:pPr>
+        <w:ind w:left="708"/>
+        <w:rPr>
+          <w:rFonts w:ascii="Arial" w:hAnsi="Arial" w:cs="Arial"/>
+          <w:sz w:val="28"/>
+          <w:szCs w:val="28"/>
+        </w:rPr>
+      </w:pPr>
+      <w:r>
+        <w:rPr>
+          <w:rFonts w:ascii="Arial" w:hAnsi="Arial" w:cs="Arial"/>
+          <w:sz w:val="28"/>
+          <w:szCs w:val="28"/>
+        </w:rPr>
+        <w:t xml:space="preserve">then comes the snapshot. </w:t>
+      </w:r>
+      <w:r>
+        <w:rPr>
+          <w:rFonts w:ascii="Arial" w:hAnsi="Arial" w:cs="Arial"/>
+          <w:sz w:val="28"/>
+          <w:szCs w:val="28"/>
+        </w:rPr>
+        <w:t>I</w:t>
+      </w:r>
+      <w:r>
+        <w:rPr>
+          <w:rFonts w:ascii="Arial" w:hAnsi="Arial" w:cs="Arial"/>
+          <w:sz w:val="28"/>
+          <w:szCs w:val="28"/>
+        </w:rPr>
+        <w:t>f you're not already in radio mode (this.mode !== "radio"), it saves your current private playback state into this.preRadioSnapshot:</w:t>
+      </w:r>
+    </w:p>
+    <w:p>
+      <w:pPr>
+        <w:ind w:left="708"/>
+        <w:rPr>
+          <w:rFonts w:ascii="Arial" w:hAnsi="Arial" w:cs="Arial"/>
+          <w:sz w:val="28"/>
+          <w:szCs w:val="28"/>
+        </w:rPr>
+      </w:pPr>
+      <w:r>
+        <w:rPr>
+          <w:rFonts w:ascii="Arial" w:hAnsi="Arial" w:cs="Arial"/>
+          <w:sz w:val="28"/>
+          <w:szCs w:val="28"/>
+        </w:rPr>
+        <w:t xml:space="preserve">this is the restore point for when you tune out later. </w:t>
+      </w:r>
+      <w:r>
+        <w:rPr>
+          <w:rFonts w:ascii="Arial" w:hAnsi="Arial" w:cs="Arial"/>
+          <w:sz w:val="28"/>
+          <w:szCs w:val="28"/>
+        </w:rPr>
+        <w:t>I</w:t>
+      </w:r>
+      <w:r>
+        <w:rPr>
+          <w:rFonts w:ascii="Arial" w:hAnsi="Arial" w:cs="Arial"/>
+          <w:sz w:val="28"/>
+          <w:szCs w:val="28"/>
+        </w:rPr>
+        <w:t>t captures exactly what was playing, where it was, whether it was paused, and whether it was video or audio. the isVideo flag is important because tuneOut needs to know which element to switch back to.</w:t>
+      </w:r>
+    </w:p>
+    <w:p>
+      <w:pPr>
+        <w:ind w:left="708"/>
+        <w:rPr>
+          <w:rFonts w:ascii="Arial" w:hAnsi="Arial" w:cs="Arial"/>
+          <w:sz w:val="28"/>
+          <w:szCs w:val="28"/>
+        </w:rPr>
+      </w:pPr>
+      <w:r>
+        <w:rPr>
+          <w:rFonts w:ascii="Arial" w:hAnsi="Arial" w:cs="Arial"/>
+          <w:sz w:val="28"/>
+          <w:szCs w:val="28"/>
+        </w:rPr>
+        <w:t xml:space="preserve">listener controls are shown </w:t>
+      </w:r>
+      <w:r>
+        <w:rPr>
+          <w:rFonts w:ascii="Arial" w:hAnsi="Arial" w:cs="Arial"/>
+          <w:sz w:val="28"/>
+          <w:szCs w:val="28"/>
+        </w:rPr>
+        <w:t>and</w:t>
+      </w:r>
+      <w:r>
+        <w:rPr>
+          <w:rFonts w:ascii="Arial" w:hAnsi="Arial" w:cs="Arial"/>
+          <w:sz w:val="28"/>
+          <w:szCs w:val="28"/>
+        </w:rPr>
+        <w:t xml:space="preserve"> the mute button and resync button appear. </w:t>
+      </w:r>
+      <w:r>
+        <w:rPr>
+          <w:rFonts w:ascii="Arial" w:hAnsi="Arial" w:cs="Arial"/>
+          <w:sz w:val="28"/>
+          <w:szCs w:val="28"/>
+        </w:rPr>
+        <w:t>M</w:t>
+      </w:r>
+      <w:r>
+        <w:rPr>
+          <w:rFonts w:ascii="Arial" w:hAnsi="Arial" w:cs="Arial"/>
+          <w:sz w:val="28"/>
+          <w:szCs w:val="28"/>
+        </w:rPr>
+        <w:t xml:space="preserve">ute state is explicitly reset to unmuted regardless of what it was in private mode, because your mute preference from private </w:t>
+      </w:r>
+      <w:r>
+        <w:rPr>
+          <w:rFonts w:ascii="Arial" w:hAnsi="Arial" w:cs="Arial"/>
+          <w:sz w:val="28"/>
+          <w:szCs w:val="28"/>
+        </w:rPr>
+        <w:lastRenderedPageBreak/>
+        <w:t xml:space="preserve">playback shouldn't carry over into radio mode. </w:t>
+      </w:r>
+      <w:r>
+        <w:rPr>
+          <w:rFonts w:ascii="Arial" w:hAnsi="Arial" w:cs="Arial"/>
+          <w:sz w:val="28"/>
+          <w:szCs w:val="28"/>
+        </w:rPr>
+        <w:t>T</w:t>
+      </w:r>
+      <w:r>
+        <w:rPr>
+          <w:rFonts w:ascii="Arial" w:hAnsi="Arial" w:cs="Arial"/>
+          <w:sz w:val="28"/>
+          <w:szCs w:val="28"/>
+        </w:rPr>
+        <w:t>he resync button is moved in the DOM to sit after whichever media element is currently active.</w:t>
+      </w:r>
+    </w:p>
+    <w:p>
+      <w:pPr>
+        <w:ind w:left="708"/>
+        <w:rPr>
+          <w:rFonts w:ascii="Arial" w:hAnsi="Arial" w:cs="Arial"/>
+          <w:sz w:val="28"/>
+          <w:szCs w:val="28"/>
+        </w:rPr>
+      </w:pPr>
+      <w:r>
+        <w:rPr>
+          <w:rFonts w:ascii="Arial" w:hAnsi="Arial" w:cs="Arial"/>
+          <w:sz w:val="28"/>
+          <w:szCs w:val="28"/>
+        </w:rPr>
+        <w:t xml:space="preserve">this.mode is set to "radio", this.tunedBroadcaster is set to the broadcaster's ID, and this._tuneInSentAt is set to Date.now(). </w:t>
+      </w:r>
+      <w:r>
+        <w:rPr>
+          <w:rFonts w:ascii="Arial" w:hAnsi="Arial" w:cs="Arial"/>
+          <w:sz w:val="28"/>
+          <w:szCs w:val="28"/>
+        </w:rPr>
+        <w:t>T</w:t>
+      </w:r>
+      <w:r>
+        <w:rPr>
+          <w:rFonts w:ascii="Arial" w:hAnsi="Arial" w:cs="Arial"/>
+          <w:sz w:val="28"/>
+          <w:szCs w:val="28"/>
+        </w:rPr>
+        <w:t>hat timestamp is used for latency compensation and we'll get to that in a moment.</w:t>
+      </w:r>
+    </w:p>
+    <w:p>
+      <w:pPr>
+        <w:ind w:firstLine="708"/>
+        <w:rPr>
+          <w:rFonts w:ascii="Arial" w:hAnsi="Arial" w:cs="Arial"/>
+          <w:sz w:val="28"/>
+          <w:szCs w:val="28"/>
+        </w:rPr>
+      </w:pPr>
+      <w:r>
+        <w:rPr>
+          <w:rFonts w:ascii="Arial" w:hAnsi="Arial" w:cs="Arial"/>
+          <w:sz w:val="28"/>
+          <w:szCs w:val="28"/>
+        </w:rPr>
+        <w:t>then the actual WebSocket message goes out</w:t>
+      </w:r>
+      <w:r>
+        <w:rPr>
+          <w:rFonts w:ascii="Arial" w:hAnsi="Arial" w:cs="Arial"/>
+          <w:sz w:val="28"/>
+          <w:szCs w:val="28"/>
+        </w:rPr>
+        <w:t>.</w:t>
+      </w:r>
+    </w:p>
+    <w:p>
+      <w:pPr>
+        <w:ind w:left="708"/>
+        <w:rPr>
+          <w:rFonts w:ascii="Arial" w:hAnsi="Arial" w:cs="Arial"/>
+          <w:sz w:val="28"/>
+          <w:szCs w:val="28"/>
+        </w:rPr>
+      </w:pPr>
+      <w:r>
+        <w:rPr>
+          <w:rFonts w:ascii="Arial" w:hAnsi="Arial" w:cs="Arial"/>
+          <w:sz w:val="28"/>
+          <w:szCs w:val="28"/>
+        </w:rPr>
+        <w:t>audio.controls is set to false so the browser's native controls disappear, the progress bar section is shown, and playlistManager.render() is called to redisable all the play buttons since we're now in radio mode.</w:t>
+      </w:r>
+    </w:p>
+    <w:p>
+      <w:pPr>
+        <w:rPr>
+          <w:rFonts w:ascii="Arial" w:hAnsi="Arial" w:cs="Arial"/>
+          <w:sz w:val="28"/>
+          <w:szCs w:val="28"/>
+        </w:rPr>
+      </w:pPr>
+    </w:p>
+    <w:p>
+      <w:pPr>
+        <w:ind w:left="1416"/>
+        <w:rPr>
+          <w:rFonts w:ascii="Arial" w:hAnsi="Arial" w:cs="Arial"/>
+          <w:sz w:val="28"/>
+          <w:szCs w:val="28"/>
+        </w:rPr>
+      </w:pPr>
+      <w:r>
+        <w:rPr>
+          <w:rFonts w:ascii="Arial" w:hAnsi="Arial" w:cs="Arial"/>
+          <w:sz w:val="28"/>
+          <w:szCs w:val="28"/>
+        </w:rPr>
+        <w:t>on the server, the receive task picks up the message and routes it to the TuneIn arm in handle_client_message in radio.rs.</w:t>
+      </w:r>
+    </w:p>
+    <w:p>
+      <w:pPr>
+        <w:ind w:left="1416"/>
+        <w:rPr>
+          <w:rFonts w:ascii="Arial" w:hAnsi="Arial" w:cs="Arial"/>
+          <w:sz w:val="28"/>
+          <w:szCs w:val="28"/>
+        </w:rPr>
+      </w:pPr>
+      <w:r>
+        <w:rPr>
+          <w:rFonts w:ascii="Arial" w:hAnsi="Arial" w:cs="Arial"/>
+          <w:sz w:val="28"/>
+          <w:szCs w:val="28"/>
+        </w:rPr>
+        <w:t xml:space="preserve">first it wraps the broadcaster_id in a SessionId this is the validation newtype in validation.rs. </w:t>
+      </w:r>
+    </w:p>
+    <w:p>
+      <w:pPr>
+        <w:ind w:left="2124"/>
+        <w:rPr>
+          <w:rFonts w:ascii="Arial" w:hAnsi="Arial" w:cs="Arial"/>
+          <w:sz w:val="28"/>
+          <w:szCs w:val="28"/>
+        </w:rPr>
+      </w:pPr>
+      <w:r>
+        <w:rPr>
+          <w:rFonts w:ascii="Arial" w:hAnsi="Arial" w:cs="Arial"/>
+          <w:sz w:val="28"/>
+          <w:szCs w:val="28"/>
+        </w:rPr>
+        <w:t>SessionId::new() calls uuid::Uuid::parse_str on the string and if it isn't a valid UUID it returns PlayerError::InvalidSessionId which becomes a 400,</w:t>
+      </w:r>
+    </w:p>
+    <w:p>
+      <w:pPr>
+        <w:ind w:left="1416"/>
+        <w:rPr>
+          <w:rFonts w:ascii="Arial" w:hAnsi="Arial" w:cs="Arial"/>
+          <w:sz w:val="28"/>
+          <w:szCs w:val="28"/>
+        </w:rPr>
+      </w:pPr>
+      <w:r>
+        <w:rPr>
+          <w:rFonts w:ascii="Arial" w:hAnsi="Arial" w:cs="Arial"/>
+          <w:sz w:val="28"/>
+          <w:szCs w:val="28"/>
+        </w:rPr>
+        <w:t xml:space="preserve">and the receive task catches that and sends an Error message back through out_tx. </w:t>
+      </w:r>
+      <w:r>
+        <w:rPr>
+          <w:rFonts w:ascii="Arial" w:hAnsi="Arial" w:cs="Arial"/>
+          <w:sz w:val="28"/>
+          <w:szCs w:val="28"/>
+        </w:rPr>
+        <w:t>S</w:t>
+      </w:r>
+      <w:r>
+        <w:rPr>
+          <w:rFonts w:ascii="Arial" w:hAnsi="Arial" w:cs="Arial"/>
+          <w:sz w:val="28"/>
+          <w:szCs w:val="28"/>
+        </w:rPr>
+        <w:t>o if someone manually types garbage into the broadcaster input they get an error message rather than a server crash.</w:t>
+      </w:r>
+    </w:p>
+    <w:p>
+      <w:pPr>
+        <w:ind w:left="1416"/>
+        <w:rPr>
+          <w:rFonts w:ascii="Arial" w:hAnsi="Arial" w:cs="Arial"/>
+          <w:sz w:val="28"/>
+          <w:szCs w:val="28"/>
+        </w:rPr>
+      </w:pPr>
+      <w:r>
+        <w:rPr>
+          <w:rFonts w:ascii="Arial" w:hAnsi="Arial" w:cs="Arial"/>
+          <w:sz w:val="28"/>
+          <w:szCs w:val="28"/>
+        </w:rPr>
+        <w:t xml:space="preserve">then it checks if the broadcaster actually exists in state.broadcast_states first </w:t>
+      </w:r>
+      <w:r>
+        <w:rPr>
+          <w:rFonts w:ascii="Arial" w:hAnsi="Arial" w:cs="Arial"/>
+          <w:sz w:val="28"/>
+          <w:szCs w:val="28"/>
+        </w:rPr>
+        <w:t>and</w:t>
+      </w:r>
+      <w:r>
+        <w:rPr>
+          <w:rFonts w:ascii="Arial" w:hAnsi="Arial" w:cs="Arial"/>
+          <w:sz w:val="28"/>
+          <w:szCs w:val="28"/>
+        </w:rPr>
+        <w:t xml:space="preserve"> if not it returns PlayerError::BroadcasterNotFound immediately before touching anything else.</w:t>
+      </w:r>
+    </w:p>
+    <w:p>
+      <w:pPr>
+        <w:ind w:left="2124"/>
+        <w:rPr>
+          <w:rFonts w:ascii="Arial" w:hAnsi="Arial" w:cs="Arial"/>
+          <w:sz w:val="28"/>
+          <w:szCs w:val="28"/>
+        </w:rPr>
+      </w:pPr>
+      <w:r>
+        <w:rPr>
+          <w:rFonts w:ascii="Arial" w:hAnsi="Arial" w:cs="Arial"/>
+          <w:sz w:val="28"/>
+          <w:szCs w:val="28"/>
+        </w:rPr>
+        <w:t>o</w:t>
+      </w:r>
+      <w:r>
+        <w:rPr>
+          <w:rFonts w:ascii="Arial" w:hAnsi="Arial" w:cs="Arial"/>
+          <w:sz w:val="28"/>
+          <w:szCs w:val="28"/>
+        </w:rPr>
+        <w:t>n the JS side handleRadioMessage catches the Error type and if the message includes "BroadcasterNotFound" or "not broadcasting" it checks if you think you're broadcasting and stops you if so, otherwise it shows an alert.</w:t>
+      </w:r>
+    </w:p>
+    <w:p>
+      <w:pPr>
+        <w:ind w:left="1416"/>
+        <w:rPr>
+          <w:rFonts w:ascii="Arial" w:hAnsi="Arial" w:cs="Arial"/>
+          <w:sz w:val="28"/>
+          <w:szCs w:val="28"/>
+        </w:rPr>
+      </w:pPr>
+      <w:r>
+        <w:rPr>
+          <w:rFonts w:ascii="Arial" w:hAnsi="Arial" w:cs="Arial"/>
+          <w:sz w:val="28"/>
+          <w:szCs w:val="28"/>
+        </w:rPr>
+        <w:lastRenderedPageBreak/>
+        <w:t xml:space="preserve">then it checks if you were already tuned to someone by doing a remove on state.session_tuned_to. </w:t>
+      </w:r>
+      <w:r>
+        <w:rPr>
+          <w:rFonts w:ascii="Arial" w:hAnsi="Arial" w:cs="Arial"/>
+          <w:sz w:val="28"/>
+          <w:szCs w:val="28"/>
+        </w:rPr>
+        <w:t>I</w:t>
+      </w:r>
+      <w:r>
+        <w:rPr>
+          <w:rFonts w:ascii="Arial" w:hAnsi="Arial" w:cs="Arial"/>
+          <w:sz w:val="28"/>
+          <w:szCs w:val="28"/>
+        </w:rPr>
+        <w:t>f there was an old broadcaster ID there it also removes your session from that broadcaster's listener set in state.broadcaster_listeners. this is the clean handoff between broadcasters.</w:t>
+      </w:r>
+    </w:p>
+    <w:p>
+      <w:pPr>
+        <w:ind w:left="1416"/>
+        <w:rPr>
+          <w:rFonts w:ascii="Arial" w:hAnsi="Arial" w:cs="Arial"/>
+          <w:sz w:val="28"/>
+          <w:szCs w:val="28"/>
+        </w:rPr>
+      </w:pPr>
+      <w:r>
+        <w:rPr>
+          <w:rFonts w:ascii="Arial" w:hAnsi="Arial" w:cs="Arial"/>
+          <w:sz w:val="28"/>
+          <w:szCs w:val="28"/>
+        </w:rPr>
+        <w:t>it inserts your session ID into the new broadcaster's listener set</w:t>
+      </w:r>
+      <w:r>
+        <w:rPr>
+          <w:rFonts w:ascii="Arial" w:hAnsi="Arial" w:cs="Arial"/>
+          <w:sz w:val="28"/>
+          <w:szCs w:val="28"/>
+        </w:rPr>
+        <w:t xml:space="preserve"> by looking for the broadcasters DashMap entry and either creating the HashSet if you’re the frst or just inserting yourself in the list of other listeners</w:t>
+      </w:r>
+    </w:p>
+    <w:p>
+      <w:pPr>
+        <w:ind w:left="1416"/>
+        <w:rPr>
+          <w:rFonts w:ascii="Arial" w:hAnsi="Arial" w:cs="Arial"/>
+          <w:sz w:val="28"/>
+          <w:szCs w:val="28"/>
+        </w:rPr>
+      </w:pPr>
+      <w:r>
+        <w:rPr>
+          <w:rFonts w:ascii="Arial" w:hAnsi="Arial" w:cs="Arial"/>
+          <w:sz w:val="28"/>
+          <w:szCs w:val="28"/>
+        </w:rPr>
+        <w:t>and inserts the reverse mapping so TuneOut can find you later in O(1)</w:t>
+      </w:r>
+    </w:p>
+    <w:p>
+      <w:pPr>
+        <w:ind w:left="1416"/>
+        <w:rPr>
+          <w:rFonts w:ascii="Arial" w:hAnsi="Arial" w:cs="Arial"/>
+          <w:sz w:val="28"/>
+          <w:szCs w:val="28"/>
+        </w:rPr>
+      </w:pPr>
+      <w:r>
+        <w:rPr>
+          <w:rFonts w:ascii="Arial" w:hAnsi="Arial" w:cs="Arial"/>
+          <w:sz w:val="28"/>
+          <w:szCs w:val="28"/>
+        </w:rPr>
+        <w:t xml:space="preserve">it updates the listener count on the BroadcastState, then looks up whether the broadcaster is actually live in state.broadcast_states. </w:t>
+      </w:r>
+    </w:p>
+    <w:p>
+      <w:pPr>
+        <w:ind w:left="1416"/>
+        <w:rPr>
+          <w:rFonts w:ascii="Arial" w:hAnsi="Arial" w:cs="Arial"/>
+          <w:sz w:val="28"/>
+          <w:szCs w:val="28"/>
+        </w:rPr>
+      </w:pPr>
+      <w:r>
+        <w:rPr>
+          <w:rFonts w:ascii="Arial" w:hAnsi="Arial" w:cs="Arial"/>
+          <w:sz w:val="28"/>
+          <w:szCs w:val="28"/>
+        </w:rPr>
+        <w:t>if the broadcaster is found, the server does the latency-adjusted initial sync calculation</w:t>
+      </w:r>
+    </w:p>
+    <w:p>
+      <w:pPr>
+        <w:ind w:left="1416"/>
+        <w:rPr>
+          <w:rFonts w:ascii="Arial" w:hAnsi="Arial" w:cs="Arial"/>
+          <w:sz w:val="28"/>
+          <w:szCs w:val="28"/>
+        </w:rPr>
+      </w:pPr>
+      <w:r>
+        <w:rPr>
+          <w:rFonts w:ascii="Arial" w:hAnsi="Arial" w:cs="Arial"/>
+          <w:sz w:val="28"/>
+          <w:szCs w:val="28"/>
+        </w:rPr>
+        <w:t>this estimates where the broadcaster actually is right now. b_state.playback_time is the raw position from the last heartbeat or update. time_since_last_update_secs accounts for the fact that the broadcaster has kept playing since that heartbeat arrived</w:t>
+      </w:r>
+      <w:r>
+        <w:rPr>
+          <w:rFonts w:ascii="Arial" w:hAnsi="Arial" w:cs="Arial"/>
+          <w:sz w:val="28"/>
+          <w:szCs w:val="28"/>
+        </w:rPr>
+        <w:t xml:space="preserve">, </w:t>
+      </w:r>
+      <w:r>
+        <w:rPr>
+          <w:rFonts w:ascii="Arial" w:hAnsi="Arial" w:cs="Arial"/>
+          <w:sz w:val="28"/>
+          <w:szCs w:val="28"/>
+        </w:rPr>
+        <w:t xml:space="preserve">if they sent a heartbeat 3 seconds ago at position 45s and they're still playing, they're probably at 48s now. transmission_latency_ms adds the known broadcaster-to-server lag on top. </w:t>
+      </w:r>
+      <w:r>
+        <w:rPr>
+          <w:rFonts w:ascii="Arial" w:hAnsi="Arial" w:cs="Arial"/>
+          <w:sz w:val="28"/>
+          <w:szCs w:val="28"/>
+        </w:rPr>
+        <w:t>I</w:t>
+      </w:r>
+      <w:r>
+        <w:rPr>
+          <w:rFonts w:ascii="Arial" w:hAnsi="Arial" w:cs="Arial"/>
+          <w:sz w:val="28"/>
+          <w:szCs w:val="28"/>
+        </w:rPr>
+        <w:t>f the broadcaster is paused the time delta</w:t>
+      </w:r>
+      <w:r>
+        <w:rPr>
+          <w:rFonts w:ascii="Arial" w:hAnsi="Arial" w:cs="Arial"/>
+          <w:sz w:val="28"/>
+          <w:szCs w:val="28"/>
+        </w:rPr>
+        <w:t xml:space="preserve"> (</w:t>
+      </w:r>
+      <w:r>
+        <w:rPr>
+          <w:rFonts w:ascii="Arial" w:hAnsi="Arial" w:cs="Arial"/>
+          <w:sz w:val="28"/>
+          <w:szCs w:val="28"/>
+        </w:rPr>
+        <w:t>change</w:t>
+      </w:r>
+      <w:r>
+        <w:rPr>
+          <w:rFonts w:ascii="Arial" w:hAnsi="Arial" w:cs="Arial"/>
+          <w:sz w:val="28"/>
+          <w:szCs w:val="28"/>
+        </w:rPr>
+        <w:t xml:space="preserve"> or </w:t>
+      </w:r>
+      <w:r>
+        <w:rPr>
+          <w:rFonts w:ascii="Arial" w:hAnsi="Arial" w:cs="Arial"/>
+          <w:sz w:val="28"/>
+          <w:szCs w:val="28"/>
+        </w:rPr>
+        <w:t>the time elapsed since the last frame</w:t>
+      </w:r>
+      <w:r>
+        <w:rPr>
+          <w:rFonts w:ascii="Arial" w:hAnsi="Arial" w:cs="Arial"/>
+          <w:sz w:val="28"/>
+          <w:szCs w:val="28"/>
+        </w:rPr>
+        <w:t>)</w:t>
+      </w:r>
+      <w:r>
+        <w:rPr>
+          <w:rFonts w:ascii="Arial" w:hAnsi="Arial" w:cs="Arial"/>
+          <w:sz w:val="28"/>
+          <w:szCs w:val="28"/>
+        </w:rPr>
+        <w:t xml:space="preserve"> is skipped since nothing has moved.</w:t>
+      </w:r>
+    </w:p>
+    <w:p>
+      <w:pPr>
+        <w:ind w:left="1416"/>
+        <w:rPr>
+          <w:rFonts w:ascii="Arial" w:hAnsi="Arial" w:cs="Arial"/>
+          <w:sz w:val="28"/>
+          <w:szCs w:val="28"/>
+        </w:rPr>
+      </w:pPr>
+      <w:r>
+        <w:rPr>
+          <w:rFonts w:ascii="Arial" w:hAnsi="Arial" w:cs="Arial"/>
+          <w:sz w:val="28"/>
+          <w:szCs w:val="28"/>
+        </w:rPr>
+        <w:t xml:space="preserve">then tuned_tx.send(Some(broadcaster_id.clone())) is called. this is the watch channel that the send task is watching. </w:t>
+      </w:r>
+      <w:r>
+        <w:rPr>
+          <w:rFonts w:ascii="Arial" w:hAnsi="Arial" w:cs="Arial"/>
+          <w:sz w:val="28"/>
+          <w:szCs w:val="28"/>
+        </w:rPr>
+        <w:t>W</w:t>
+      </w:r>
+      <w:r>
+        <w:rPr>
+          <w:rFonts w:ascii="Arial" w:hAnsi="Arial" w:cs="Arial"/>
+          <w:sz w:val="28"/>
+          <w:szCs w:val="28"/>
+        </w:rPr>
+        <w:t xml:space="preserve">hen this fires, the send task's tuned_rx.changed() branch wins the select, looks up the broadcaster's personal channel in state.broadcast_channels, subscribes to it, and stores the receiver in current_tuned_broadcaster_rx. </w:t>
+      </w:r>
+      <w:r>
+        <w:rPr>
+          <w:rFonts w:ascii="Arial" w:hAnsi="Arial" w:cs="Arial"/>
+          <w:sz w:val="28"/>
+          <w:szCs w:val="28"/>
+        </w:rPr>
+        <w:t>F</w:t>
+      </w:r>
+      <w:r>
+        <w:rPr>
+          <w:rFonts w:ascii="Arial" w:hAnsi="Arial" w:cs="Arial"/>
+          <w:sz w:val="28"/>
+          <w:szCs w:val="28"/>
+        </w:rPr>
+        <w:t>rom this point forward, every Sync message the broadcaster generates goes directly to your send task through that channel.</w:t>
+      </w:r>
+    </w:p>
+    <w:p>
+      <w:pPr>
+        <w:ind w:left="1416"/>
+        <w:rPr>
+          <w:rFonts w:ascii="Arial" w:hAnsi="Arial" w:cs="Arial"/>
+          <w:sz w:val="28"/>
+          <w:szCs w:val="28"/>
+        </w:rPr>
+      </w:pPr>
+      <w:r>
+        <w:rPr>
+          <w:rFonts w:ascii="Arial" w:hAnsi="Arial" w:cs="Arial"/>
+          <w:sz w:val="28"/>
+          <w:szCs w:val="28"/>
+        </w:rPr>
+        <w:t>the initial Sync message is sent through out_tx so it goes to you specifically and not to other listeners:</w:t>
+      </w:r>
+    </w:p>
+    <w:p>
+      <w:pPr>
+        <w:ind w:left="708"/>
+        <w:rPr>
+          <w:rFonts w:ascii="Arial" w:hAnsi="Arial" w:cs="Arial"/>
+          <w:sz w:val="28"/>
+          <w:szCs w:val="28"/>
+        </w:rPr>
+      </w:pPr>
+      <w:r>
+        <w:rPr>
+          <w:rFonts w:ascii="Arial" w:hAnsi="Arial" w:cs="Arial"/>
+          <w:sz w:val="28"/>
+          <w:szCs w:val="28"/>
+        </w:rPr>
+        <w:lastRenderedPageBreak/>
+        <w:t>back on the JS side, handleRadioMessage</w:t>
+      </w:r>
+      <w:r>
+        <w:rPr>
+          <w:rFonts w:ascii="Arial" w:hAnsi="Arial" w:cs="Arial"/>
+          <w:sz w:val="28"/>
+          <w:szCs w:val="28"/>
+        </w:rPr>
+        <w:t xml:space="preserve"> defined in radio-player.js</w:t>
+      </w:r>
+      <w:r>
+        <w:rPr>
+          <w:rFonts w:ascii="Arial" w:hAnsi="Arial" w:cs="Arial"/>
+          <w:sz w:val="28"/>
+          <w:szCs w:val="28"/>
+        </w:rPr>
+        <w:t xml:space="preserve"> receives the Sync. </w:t>
+      </w:r>
+      <w:r>
+        <w:rPr>
+          <w:rFonts w:ascii="Arial" w:hAnsi="Arial" w:cs="Arial"/>
+          <w:sz w:val="28"/>
+          <w:szCs w:val="28"/>
+        </w:rPr>
+        <w:t>I</w:t>
+      </w:r>
+      <w:r>
+        <w:rPr>
+          <w:rFonts w:ascii="Arial" w:hAnsi="Arial" w:cs="Arial"/>
+          <w:sz w:val="28"/>
+          <w:szCs w:val="28"/>
+        </w:rPr>
+        <w:t>t first checks if (msg.type === "Sync" &amp;&amp; msg.broadcaster_id === this.sessionId) return</w:t>
+      </w:r>
+      <w:r>
+        <w:rPr>
+          <w:rFonts w:ascii="Arial" w:hAnsi="Arial" w:cs="Arial"/>
+          <w:sz w:val="28"/>
+          <w:szCs w:val="28"/>
+        </w:rPr>
+        <w:t xml:space="preserve"> then</w:t>
+      </w:r>
+      <w:r>
+        <w:rPr>
+          <w:rFonts w:ascii="Arial" w:hAnsi="Arial" w:cs="Arial"/>
+          <w:sz w:val="28"/>
+          <w:szCs w:val="28"/>
+        </w:rPr>
+        <w:t xml:space="preserve"> this filters out your own Sync messages if you're broadcasting, since you don't want to sync to yourself.</w:t>
+      </w:r>
+    </w:p>
+    <w:p>
+      <w:pPr>
+        <w:ind w:left="708"/>
+        <w:rPr>
+          <w:rFonts w:ascii="Arial" w:hAnsi="Arial" w:cs="Arial"/>
+          <w:sz w:val="28"/>
+          <w:szCs w:val="28"/>
+        </w:rPr>
+      </w:pPr>
+      <w:r>
+        <w:rPr>
+          <w:rFonts w:ascii="Arial" w:hAnsi="Arial" w:cs="Arial"/>
+          <w:sz w:val="28"/>
+          <w:szCs w:val="28"/>
+        </w:rPr>
+        <w:t xml:space="preserve">then it hits the debounce: clearTimeout(this.syncTimer); this.syncTimer = setTimeout(() =&gt; this.syncToBroadcaster(msg), 80). </w:t>
+      </w:r>
+      <w:r>
+        <w:rPr>
+          <w:rFonts w:ascii="Arial" w:hAnsi="Arial" w:cs="Arial"/>
+          <w:sz w:val="28"/>
+          <w:szCs w:val="28"/>
+        </w:rPr>
+        <w:t>T</w:t>
+      </w:r>
+      <w:r>
+        <w:rPr>
+          <w:rFonts w:ascii="Arial" w:hAnsi="Arial" w:cs="Arial"/>
+          <w:sz w:val="28"/>
+          <w:szCs w:val="28"/>
+        </w:rPr>
+        <w:t>he 80ms debounce exists because if multiple Sync messages arrive in quick succession (which can happen on tune-in if the network delivers them bunched), only the last one is processed.</w:t>
+      </w:r>
+    </w:p>
+    <w:p>
+      <w:pPr>
+        <w:ind w:left="1416"/>
+        <w:rPr>
+          <w:rFonts w:ascii="Arial" w:hAnsi="Arial" w:cs="Arial"/>
+          <w:sz w:val="28"/>
+          <w:szCs w:val="28"/>
+        </w:rPr>
+      </w:pPr>
+      <w:r>
+        <w:rPr>
+          <w:rFonts w:ascii="Arial" w:hAnsi="Arial" w:cs="Arial"/>
+          <w:sz w:val="28"/>
+          <w:szCs w:val="28"/>
+        </w:rPr>
+        <w:t xml:space="preserve">syncToBroadcaster is where the client-side half of latency compensation happens. </w:t>
+      </w:r>
+      <w:r>
+        <w:rPr>
+          <w:rFonts w:ascii="Arial" w:hAnsi="Arial" w:cs="Arial"/>
+          <w:sz w:val="28"/>
+          <w:szCs w:val="28"/>
+        </w:rPr>
+        <w:t>B</w:t>
+      </w:r>
+      <w:r>
+        <w:rPr>
+          <w:rFonts w:ascii="Arial" w:hAnsi="Arial" w:cs="Arial"/>
+          <w:sz w:val="28"/>
+          <w:szCs w:val="28"/>
+        </w:rPr>
+        <w:t>ecause _tuneInSentAt is set, it calculates how long the round trip took from when you sent TuneIn to when this Sync arrived</w:t>
+      </w:r>
+    </w:p>
+    <w:p>
+      <w:pPr>
+        <w:ind w:left="1416"/>
+        <w:rPr>
+          <w:rFonts w:ascii="Arial" w:hAnsi="Arial" w:cs="Arial"/>
+          <w:sz w:val="28"/>
+          <w:szCs w:val="28"/>
+        </w:rPr>
+      </w:pPr>
+      <w:r>
+        <w:rPr>
+          <w:rFonts w:ascii="Arial" w:hAnsi="Arial" w:cs="Arial"/>
+          <w:sz w:val="28"/>
+          <w:szCs w:val="28"/>
+        </w:rPr>
+        <w:t xml:space="preserve">the server already added broadcaster-to-server latency. </w:t>
+      </w:r>
+      <w:r>
+        <w:rPr>
+          <w:rFonts w:ascii="Arial" w:hAnsi="Arial" w:cs="Arial"/>
+          <w:sz w:val="28"/>
+          <w:szCs w:val="28"/>
+        </w:rPr>
+        <w:t>T</w:t>
+      </w:r>
+      <w:r>
+        <w:rPr>
+          <w:rFonts w:ascii="Arial" w:hAnsi="Arial" w:cs="Arial"/>
+          <w:sz w:val="28"/>
+          <w:szCs w:val="28"/>
+        </w:rPr>
+        <w:t xml:space="preserve">his adds server-to-you latency. </w:t>
+      </w:r>
+      <w:r>
+        <w:rPr>
+          <w:rFonts w:ascii="Arial" w:hAnsi="Arial" w:cs="Arial"/>
+          <w:sz w:val="28"/>
+          <w:szCs w:val="28"/>
+        </w:rPr>
+        <w:t>T</w:t>
+      </w:r>
+      <w:r>
+        <w:rPr>
+          <w:rFonts w:ascii="Arial" w:hAnsi="Arial" w:cs="Arial"/>
+          <w:sz w:val="28"/>
+          <w:szCs w:val="28"/>
+        </w:rPr>
+        <w:t>ogether they put you as close as possible to the broadcaster's actual real-time position.</w:t>
+      </w:r>
+    </w:p>
+    <w:p>
+      <w:pPr>
+        <w:ind w:left="1416"/>
+        <w:rPr>
+          <w:rFonts w:ascii="Arial" w:hAnsi="Arial" w:cs="Arial"/>
+          <w:sz w:val="28"/>
+          <w:szCs w:val="28"/>
+        </w:rPr>
+      </w:pPr>
+      <w:r>
+        <w:rPr>
+          <w:rFonts w:ascii="Arial" w:hAnsi="Arial" w:cs="Arial"/>
+          <w:sz w:val="28"/>
+          <w:szCs w:val="28"/>
+        </w:rPr>
+        <w:t xml:space="preserve">then it checks if the media index matches what you're currently playing. </w:t>
+      </w:r>
+      <w:r>
+        <w:rPr>
+          <w:rFonts w:ascii="Arial" w:hAnsi="Arial" w:cs="Arial"/>
+          <w:sz w:val="28"/>
+          <w:szCs w:val="28"/>
+        </w:rPr>
+        <w:t>I</w:t>
+      </w:r>
+      <w:r>
+        <w:rPr>
+          <w:rFonts w:ascii="Arial" w:hAnsi="Arial" w:cs="Arial"/>
+          <w:sz w:val="28"/>
+          <w:szCs w:val="28"/>
+        </w:rPr>
+        <w:t xml:space="preserve">f it doesn't, or if _loadingMediaIndex matches (meaning you're already in the middle of loading this media from a previous Sync), it sets the pending seek time and playing state and either starts loading the new media or waits for the already-in-progress load to finish. </w:t>
+      </w:r>
+      <w:r>
+        <w:rPr>
+          <w:rFonts w:ascii="Arial" w:hAnsi="Arial" w:cs="Arial"/>
+          <w:sz w:val="28"/>
+          <w:szCs w:val="28"/>
+        </w:rPr>
+        <w:t>T</w:t>
+      </w:r>
+      <w:r>
+        <w:rPr>
+          <w:rFonts w:ascii="Arial" w:hAnsi="Arial" w:cs="Arial"/>
+          <w:sz w:val="28"/>
+          <w:szCs w:val="28"/>
+        </w:rPr>
+        <w:t xml:space="preserve">he _loadingMediaIndex guard is critical </w:t>
+      </w:r>
+      <w:r>
+        <w:rPr>
+          <w:rFonts w:ascii="Arial" w:hAnsi="Arial" w:cs="Arial"/>
+          <w:sz w:val="28"/>
+          <w:szCs w:val="28"/>
+        </w:rPr>
+        <w:t>because</w:t>
+      </w:r>
+      <w:r>
+        <w:rPr>
+          <w:rFonts w:ascii="Arial" w:hAnsi="Arial" w:cs="Arial"/>
+          <w:sz w:val="28"/>
+          <w:szCs w:val="28"/>
+        </w:rPr>
+        <w:t xml:space="preserve"> without it, if two Syncs arrive before canplay fires, you'd attach two canplay listeners and the second one would seek to the wrong position after the first already started playback.</w:t>
+      </w:r>
+    </w:p>
+    <w:p>
+      <w:pPr>
+        <w:ind w:left="1416" w:firstLine="6"/>
+        <w:rPr>
+          <w:rFonts w:ascii="Arial" w:hAnsi="Arial" w:cs="Arial"/>
+          <w:sz w:val="28"/>
+          <w:szCs w:val="28"/>
+        </w:rPr>
+      </w:pPr>
+      <w:r>
+        <w:rPr>
+          <w:rFonts w:ascii="Arial" w:hAnsi="Arial" w:cs="Arial"/>
+          <w:sz w:val="28"/>
+          <w:szCs w:val="28"/>
+        </w:rPr>
+        <w:t xml:space="preserve">when you tune in, the server sends you a Sync. </w:t>
+      </w:r>
+      <w:r>
+        <w:rPr>
+          <w:rFonts w:ascii="Arial" w:hAnsi="Arial" w:cs="Arial"/>
+          <w:sz w:val="28"/>
+          <w:szCs w:val="28"/>
+        </w:rPr>
+        <w:t>Y</w:t>
+      </w:r>
+      <w:r>
+        <w:rPr>
+          <w:rFonts w:ascii="Arial" w:hAnsi="Arial" w:cs="Arial"/>
+          <w:sz w:val="28"/>
+          <w:szCs w:val="28"/>
+        </w:rPr>
+        <w:t xml:space="preserve">our client sees the media index is different from what you're playing, so it sets this.audio.src to the new track, calls this.audio.load(), and attaches a canplay listener with { once: true }. </w:t>
+      </w:r>
+      <w:r>
+        <w:rPr>
+          <w:rFonts w:ascii="Arial" w:hAnsi="Arial" w:cs="Arial"/>
+          <w:sz w:val="28"/>
+          <w:szCs w:val="28"/>
+        </w:rPr>
+        <w:t>T</w:t>
+      </w:r>
+      <w:r>
+        <w:rPr>
+          <w:rFonts w:ascii="Arial" w:hAnsi="Arial" w:cs="Arial"/>
+          <w:sz w:val="28"/>
+          <w:szCs w:val="28"/>
+        </w:rPr>
+        <w:t>hat listener will seek to the right position and call _radioPlay() when the browser is ready.</w:t>
+      </w:r>
+    </w:p>
+    <w:p>
+      <w:pPr>
+        <w:ind w:left="1410"/>
+        <w:rPr>
+          <w:rFonts w:ascii="Arial" w:hAnsi="Arial" w:cs="Arial"/>
+          <w:sz w:val="28"/>
+          <w:szCs w:val="28"/>
+        </w:rPr>
+      </w:pPr>
+      <w:r>
+        <w:rPr>
+          <w:rFonts w:ascii="Arial" w:hAnsi="Arial" w:cs="Arial"/>
+          <w:sz w:val="28"/>
+          <w:szCs w:val="28"/>
+        </w:rPr>
+        <w:t xml:space="preserve">but the browser hasn't fired canplay yet. </w:t>
+      </w:r>
+      <w:r>
+        <w:rPr>
+          <w:rFonts w:ascii="Arial" w:hAnsi="Arial" w:cs="Arial"/>
+          <w:sz w:val="28"/>
+          <w:szCs w:val="28"/>
+        </w:rPr>
+        <w:t>T</w:t>
+      </w:r>
+      <w:r>
+        <w:rPr>
+          <w:rFonts w:ascii="Arial" w:hAnsi="Arial" w:cs="Arial"/>
+          <w:sz w:val="28"/>
+          <w:szCs w:val="28"/>
+        </w:rPr>
+        <w:t>he track is still loading.</w:t>
+      </w:r>
+    </w:p>
+    <w:p>
+      <w:pPr>
+        <w:ind w:left="1410" w:firstLine="6"/>
+        <w:rPr>
+          <w:rFonts w:ascii="Arial" w:hAnsi="Arial" w:cs="Arial"/>
+          <w:sz w:val="28"/>
+          <w:szCs w:val="28"/>
+        </w:rPr>
+      </w:pPr>
+      <w:r>
+        <w:rPr>
+          <w:rFonts w:ascii="Arial" w:hAnsi="Arial" w:cs="Arial"/>
+          <w:sz w:val="28"/>
+          <w:szCs w:val="28"/>
+        </w:rPr>
+        <w:lastRenderedPageBreak/>
+        <w:t xml:space="preserve">while it's loading, another Sync arrives </w:t>
+      </w:r>
+      <w:r>
+        <w:rPr>
+          <w:rFonts w:ascii="Arial" w:hAnsi="Arial" w:cs="Arial"/>
+          <w:sz w:val="28"/>
+          <w:szCs w:val="28"/>
+        </w:rPr>
+        <w:t>and</w:t>
+      </w:r>
+      <w:r>
+        <w:rPr>
+          <w:rFonts w:ascii="Arial" w:hAnsi="Arial" w:cs="Arial"/>
+          <w:sz w:val="28"/>
+          <w:szCs w:val="28"/>
+        </w:rPr>
+        <w:t xml:space="preserve"> maybe the broadcaster seeked, maybe it was just a heartbeat-triggered update. </w:t>
+      </w:r>
+      <w:r>
+        <w:rPr>
+          <w:rFonts w:ascii="Arial" w:hAnsi="Arial" w:cs="Arial"/>
+          <w:sz w:val="28"/>
+          <w:szCs w:val="28"/>
+        </w:rPr>
+        <w:t>O</w:t>
+      </w:r>
+      <w:r>
+        <w:rPr>
+          <w:rFonts w:ascii="Arial" w:hAnsi="Arial" w:cs="Arial"/>
+          <w:sz w:val="28"/>
+          <w:szCs w:val="28"/>
+        </w:rPr>
+        <w:t>ur client sees the media index again, thinks it needs to load the track, sets src again, calls load() again, and attaches a second canplay listener.</w:t>
+      </w:r>
+    </w:p>
+    <w:p>
+      <w:pPr>
+        <w:ind w:left="1410" w:firstLine="6"/>
+        <w:rPr>
+          <w:rFonts w:ascii="Arial" w:hAnsi="Arial" w:cs="Arial"/>
+          <w:sz w:val="28"/>
+          <w:szCs w:val="28"/>
+        </w:rPr>
+      </w:pPr>
+      <w:r>
+        <w:rPr>
+          <w:rFonts w:ascii="Arial" w:hAnsi="Arial" w:cs="Arial"/>
+          <w:sz w:val="28"/>
+          <w:szCs w:val="28"/>
+        </w:rPr>
+        <w:t>n</w:t>
+      </w:r>
+      <w:r>
+        <w:rPr>
+          <w:rFonts w:ascii="Arial" w:hAnsi="Arial" w:cs="Arial"/>
+          <w:sz w:val="28"/>
+          <w:szCs w:val="28"/>
+        </w:rPr>
+        <w:t xml:space="preserve">ow you have two canplay listeners on the same element. </w:t>
+      </w:r>
+      <w:r>
+        <w:rPr>
+          <w:rFonts w:ascii="Arial" w:hAnsi="Arial" w:cs="Arial"/>
+          <w:sz w:val="28"/>
+          <w:szCs w:val="28"/>
+        </w:rPr>
+        <w:t>W</w:t>
+      </w:r>
+      <w:r>
+        <w:rPr>
+          <w:rFonts w:ascii="Arial" w:hAnsi="Arial" w:cs="Arial"/>
+          <w:sz w:val="28"/>
+          <w:szCs w:val="28"/>
+        </w:rPr>
+        <w:t xml:space="preserve">hen the browser finally fires canplay, both run. </w:t>
+      </w:r>
+      <w:r>
+        <w:rPr>
+          <w:rFonts w:ascii="Arial" w:hAnsi="Arial" w:cs="Arial"/>
+          <w:sz w:val="28"/>
+          <w:szCs w:val="28"/>
+        </w:rPr>
+        <w:t>T</w:t>
+      </w:r>
+      <w:r>
+        <w:rPr>
+          <w:rFonts w:ascii="Arial" w:hAnsi="Arial" w:cs="Arial"/>
+          <w:sz w:val="28"/>
+          <w:szCs w:val="28"/>
+        </w:rPr>
+        <w:t xml:space="preserve">he first one seeks to position A and starts playing. </w:t>
+      </w:r>
+      <w:r>
+        <w:rPr>
+          <w:rFonts w:ascii="Arial" w:hAnsi="Arial" w:cs="Arial"/>
+          <w:sz w:val="28"/>
+          <w:szCs w:val="28"/>
+        </w:rPr>
+        <w:t>T</w:t>
+      </w:r>
+      <w:r>
+        <w:rPr>
+          <w:rFonts w:ascii="Arial" w:hAnsi="Arial" w:cs="Arial"/>
+          <w:sz w:val="28"/>
+          <w:szCs w:val="28"/>
+        </w:rPr>
+        <w:t xml:space="preserve">he second one immediately seeks to position B and starts playing again. </w:t>
+      </w:r>
+      <w:r>
+        <w:rPr>
+          <w:rFonts w:ascii="Arial" w:hAnsi="Arial" w:cs="Arial"/>
+          <w:sz w:val="28"/>
+          <w:szCs w:val="28"/>
+        </w:rPr>
+        <w:t>Y</w:t>
+      </w:r>
+      <w:r>
+        <w:rPr>
+          <w:rFonts w:ascii="Arial" w:hAnsi="Arial" w:cs="Arial"/>
+          <w:sz w:val="28"/>
+          <w:szCs w:val="28"/>
+        </w:rPr>
+        <w:t>ou get a jump, possibly a stutter, and you end up at the wrong position.</w:t>
+      </w:r>
+    </w:p>
+    <w:p>
+      <w:pPr>
+        <w:ind w:left="1410" w:firstLine="6"/>
+        <w:rPr>
+          <w:rFonts w:ascii="Arial" w:hAnsi="Arial" w:cs="Arial"/>
+          <w:sz w:val="28"/>
+          <w:szCs w:val="28"/>
+        </w:rPr>
+      </w:pPr>
+      <w:r>
+        <w:rPr>
+          <w:rFonts w:ascii="Arial" w:hAnsi="Arial" w:cs="Arial"/>
+          <w:sz w:val="28"/>
+          <w:szCs w:val="28"/>
+        </w:rPr>
+        <w:t xml:space="preserve">_loadingMediaIndex prevents this. </w:t>
+      </w:r>
+      <w:r>
+        <w:rPr>
+          <w:rFonts w:ascii="Arial" w:hAnsi="Arial" w:cs="Arial"/>
+          <w:sz w:val="28"/>
+          <w:szCs w:val="28"/>
+        </w:rPr>
+        <w:t>W</w:t>
+      </w:r>
+      <w:r>
+        <w:rPr>
+          <w:rFonts w:ascii="Arial" w:hAnsi="Arial" w:cs="Arial"/>
+          <w:sz w:val="28"/>
+          <w:szCs w:val="28"/>
+        </w:rPr>
+        <w:t>hen you start loading a media index you record it:</w:t>
+      </w:r>
+    </w:p>
+    <w:p>
+      <w:pPr>
+        <w:ind w:left="1416" w:firstLine="708"/>
+        <w:rPr>
+          <w:rFonts w:ascii="Arial" w:hAnsi="Arial" w:cs="Arial"/>
+          <w:sz w:val="28"/>
+          <w:szCs w:val="28"/>
+        </w:rPr>
+      </w:pPr>
+      <w:r>
+        <w:rPr>
+          <w:rFonts w:ascii="Arial" w:hAnsi="Arial" w:cs="Arial"/>
+          <w:sz w:val="28"/>
+          <w:szCs w:val="28"/>
+        </w:rPr>
+        <w:t>this._loadingMediaIndex = media_index;</w:t>
+      </w:r>
+    </w:p>
+    <w:p>
+      <w:pPr>
+        <w:ind w:left="1416"/>
+        <w:rPr>
+          <w:rFonts w:ascii="Arial" w:hAnsi="Arial" w:cs="Arial"/>
+          <w:sz w:val="28"/>
+          <w:szCs w:val="28"/>
+        </w:rPr>
+      </w:pPr>
+      <w:r>
+        <w:rPr>
+          <w:rFonts w:ascii="Arial" w:hAnsi="Arial" w:cs="Arial"/>
+          <w:sz w:val="28"/>
+          <w:szCs w:val="28"/>
+        </w:rPr>
+        <w:t>the next Sync that arrives checks this first:</w:t>
+      </w:r>
+    </w:p>
+    <w:p>
+      <w:pPr>
+        <w:ind w:left="2124"/>
+        <w:rPr>
+          <w:rFonts w:ascii="Arial" w:hAnsi="Arial" w:cs="Arial"/>
+          <w:sz w:val="28"/>
+          <w:szCs w:val="28"/>
+        </w:rPr>
+      </w:pPr>
+      <w:r>
+        <w:rPr>
+          <w:rFonts w:ascii="Arial" w:hAnsi="Arial" w:cs="Arial"/>
+          <w:sz w:val="28"/>
+          <w:szCs w:val="28"/>
+        </w:rPr>
+        <w:t>if (currentIndex !== media_index || this._loadingMediaIndex === media_index) {</w:t>
+      </w:r>
+    </w:p>
+    <w:p>
+      <w:pPr>
+        <w:ind w:left="1416"/>
+        <w:rPr>
+          <w:rFonts w:ascii="Arial" w:hAnsi="Arial" w:cs="Arial"/>
+          <w:sz w:val="28"/>
+          <w:szCs w:val="28"/>
+        </w:rPr>
+      </w:pPr>
+      <w:r>
+        <w:rPr>
+          <w:rFonts w:ascii="Arial" w:hAnsi="Arial" w:cs="Arial"/>
+          <w:sz w:val="28"/>
+          <w:szCs w:val="28"/>
+        </w:rPr>
+        <w:t xml:space="preserve">if _loadingMediaIndex already matches the incoming media index, it knows a load is already in progress. </w:t>
+      </w:r>
+      <w:r>
+        <w:rPr>
+          <w:rFonts w:ascii="Arial" w:hAnsi="Arial" w:cs="Arial"/>
+          <w:sz w:val="28"/>
+          <w:szCs w:val="28"/>
+        </w:rPr>
+        <w:t>I</w:t>
+      </w:r>
+      <w:r>
+        <w:rPr>
+          <w:rFonts w:ascii="Arial" w:hAnsi="Arial" w:cs="Arial"/>
+          <w:sz w:val="28"/>
+          <w:szCs w:val="28"/>
+        </w:rPr>
+        <w:t xml:space="preserve">t updates _pendingSeekTime and _pendingIsPlaying with the newer values but skips starting a new load and skips attaching another listener. </w:t>
+      </w:r>
+      <w:r>
+        <w:rPr>
+          <w:rFonts w:ascii="Arial" w:hAnsi="Arial" w:cs="Arial"/>
+          <w:sz w:val="28"/>
+          <w:szCs w:val="28"/>
+        </w:rPr>
+        <w:t>T</w:t>
+      </w:r>
+      <w:r>
+        <w:rPr>
+          <w:rFonts w:ascii="Arial" w:hAnsi="Arial" w:cs="Arial"/>
+          <w:sz w:val="28"/>
+          <w:szCs w:val="28"/>
+        </w:rPr>
+        <w:t xml:space="preserve">he already-attached listener will use those updated pending values when it fires. </w:t>
+      </w:r>
+      <w:r>
+        <w:rPr>
+          <w:rFonts w:ascii="Arial" w:hAnsi="Arial" w:cs="Arial"/>
+          <w:sz w:val="28"/>
+          <w:szCs w:val="28"/>
+        </w:rPr>
+        <w:t>O</w:t>
+      </w:r>
+      <w:r>
+        <w:rPr>
+          <w:rFonts w:ascii="Arial" w:hAnsi="Arial" w:cs="Arial"/>
+          <w:sz w:val="28"/>
+          <w:szCs w:val="28"/>
+        </w:rPr>
+        <w:t>ne load, one listener, one seek.</w:t>
+      </w:r>
+    </w:p>
+    <w:p>
+      <w:pPr>
+        <w:ind w:left="1416"/>
+        <w:rPr>
+          <w:rFonts w:ascii="Arial" w:hAnsi="Arial" w:cs="Arial"/>
+          <w:sz w:val="28"/>
+          <w:szCs w:val="28"/>
+        </w:rPr>
+      </w:pPr>
+      <w:r>
+        <w:rPr>
+          <w:rFonts w:ascii="Arial" w:hAnsi="Arial" w:cs="Arial"/>
+          <w:sz w:val="28"/>
+          <w:szCs w:val="28"/>
+        </w:rPr>
+        <w:t>and all in all this last bit is there to not jump around for minute changes if theyre all made on the currently in progress and loading media, but if a new signal arrives that shows the vogue now is a different media then it springs to action on it.</w:t>
+      </w:r>
+    </w:p>
+    <w:p>
+      <w:pPr>
+        <w:rPr>
+          <w:rFonts w:ascii="Arial" w:hAnsi="Arial" w:cs="Arial"/>
+          <w:sz w:val="28"/>
+          <w:szCs w:val="28"/>
+        </w:rPr>
+      </w:pPr>
+    </w:p>
+    <w:p>
+      <w:pPr>
+        <w:ind w:left="708"/>
+        <w:rPr>
+          <w:rFonts w:ascii="Arial" w:hAnsi="Arial" w:cs="Arial"/>
+          <w:sz w:val="28"/>
+          <w:szCs w:val="28"/>
+        </w:rPr>
+      </w:pPr>
+      <w:r>
+        <w:rPr>
+          <w:rFonts w:ascii="Arial" w:hAnsi="Arial" w:cs="Arial"/>
+          <w:sz w:val="28"/>
+          <w:szCs w:val="28"/>
+        </w:rPr>
+        <w:t>if the media index matches and you're not mid-load, it just sets currentTime directly and calls _radioPlay() if the broadcaster is playing. _radioPlay() checks if the element is muted before calling play</w:t>
+      </w:r>
+      <w:r>
+        <w:rPr>
+          <w:rFonts w:ascii="Arial" w:hAnsi="Arial" w:cs="Arial"/>
+          <w:sz w:val="28"/>
+          <w:szCs w:val="28"/>
+        </w:rPr>
+        <w:t>,</w:t>
+      </w:r>
+      <w:r>
+        <w:rPr>
+          <w:rFonts w:ascii="Arial" w:hAnsi="Arial" w:cs="Arial"/>
+          <w:sz w:val="28"/>
+          <w:szCs w:val="28"/>
+        </w:rPr>
+        <w:t xml:space="preserve"> this corrects any muted state that load() might have silently applied, because browsers sometimes reset audio element state during load.</w:t>
+      </w:r>
     </w:p>
     <w:p>
       <w:pPr>
@@ -6582,226 +8434,23 @@
           <w:sz w:val="28"/>
           <w:szCs w:val="28"/>
         </w:rPr>
-        <w:t>TODO</w:t>
-      </w:r>
-    </w:p>
-    <w:p>
-      <w:pPr>
-        <w:ind w:left="1410"/>
-        <w:rPr>
-          <w:rFonts w:ascii="Arial" w:hAnsi="Arial" w:cs="Arial"/>
-          <w:sz w:val="28"/>
-          <w:szCs w:val="28"/>
-        </w:rPr>
-      </w:pPr>
-    </w:p>
-    <w:p>
-      <w:pPr>
-        <w:rPr>
-          <w:rFonts w:ascii="Arial" w:hAnsi="Arial" w:cs="Arial"/>
-          <w:sz w:val="28"/>
-          <w:szCs w:val="28"/>
-        </w:rPr>
-      </w:pPr>
-      <w:r>
-        <w:rPr>
-          <w:rFonts w:ascii="Arial" w:hAnsi="Arial" w:cs="Arial"/>
-          <w:sz w:val="28"/>
-          <w:szCs w:val="28"/>
-        </w:rPr>
-        <w:t>[/[ handle_</w:t>
-      </w:r>
-      <w:r>
-        <w:rPr>
-          <w:rFonts w:ascii="Arial" w:hAnsi="Arial" w:cs="Arial"/>
-          <w:sz w:val="28"/>
-          <w:szCs w:val="28"/>
-        </w:rPr>
-        <w:t>radio</w:t>
-      </w:r>
-      <w:r>
-        <w:rPr>
-          <w:rFonts w:ascii="Arial" w:hAnsi="Arial" w:cs="Arial"/>
-          <w:sz w:val="28"/>
-          <w:szCs w:val="28"/>
-        </w:rPr>
-        <w:t>_message architecture part ]\]</w:t>
-      </w:r>
-    </w:p>
-    <w:p>
-      <w:pPr>
-        <w:rPr>
-          <w:rFonts w:ascii="Arial" w:hAnsi="Arial" w:cs="Arial"/>
-          <w:sz w:val="28"/>
-          <w:szCs w:val="28"/>
-        </w:rPr>
-      </w:pPr>
-      <w:r>
-        <w:rPr>
-          <w:rFonts w:ascii="Arial" w:hAnsi="Arial" w:cs="Arial"/>
-          <w:sz w:val="28"/>
-          <w:szCs w:val="28"/>
-        </w:rPr>
-        <w:t>the task structure inside handle_radio_connection</w:t>
-      </w:r>
-    </w:p>
-    <w:p>
-      <w:pPr>
-        <w:rPr>
-          <w:rFonts w:ascii="Arial" w:hAnsi="Arial" w:cs="Arial"/>
-          <w:sz w:val="28"/>
-          <w:szCs w:val="28"/>
-        </w:rPr>
-      </w:pPr>
-      <w:r>
-        <w:rPr>
-          <w:rFonts w:ascii="Arial" w:hAnsi="Arial" w:cs="Arial"/>
-          <w:sz w:val="28"/>
-          <w:szCs w:val="28"/>
-        </w:rPr>
-        <w:t xml:space="preserve">when a WebSocket connection is accepted, the socket is immediately split into two halves with .split() </w:t>
-      </w:r>
-      <w:r>
-        <w:rPr>
-          <w:rFonts w:ascii="Arial" w:hAnsi="Arial" w:cs="Arial"/>
-          <w:sz w:val="28"/>
-          <w:szCs w:val="28"/>
-        </w:rPr>
-        <w:t>and</w:t>
-      </w:r>
-      <w:r>
-        <w:rPr>
-          <w:rFonts w:ascii="Arial" w:hAnsi="Arial" w:cs="Arial"/>
-          <w:sz w:val="28"/>
-          <w:szCs w:val="28"/>
-        </w:rPr>
-        <w:t xml:space="preserve"> a sender that can only write to the socket and a receiver that can only read from it. this split is necessary because you can't have two pieces of code holding the same socket simultaneously, so you divide ownership.</w:t>
-      </w:r>
-    </w:p>
-    <w:p>
-      <w:pPr>
-        <w:rPr>
-          <w:rFonts w:ascii="Arial" w:hAnsi="Arial" w:cs="Arial"/>
-          <w:sz w:val="28"/>
-          <w:szCs w:val="28"/>
-        </w:rPr>
-      </w:pPr>
-      <w:r>
-        <w:rPr>
-          <w:rFonts w:ascii="Arial" w:hAnsi="Arial" w:cs="Arial"/>
-          <w:sz w:val="28"/>
-          <w:szCs w:val="28"/>
-        </w:rPr>
-        <w:t>two private channels are created before the tasks spawn:</w:t>
-      </w:r>
-    </w:p>
-    <w:p>
-      <w:pPr>
-        <w:rPr>
-          <w:rFonts w:ascii="Arial" w:hAnsi="Arial" w:cs="Arial"/>
-          <w:sz w:val="28"/>
-          <w:szCs w:val="28"/>
-        </w:rPr>
-      </w:pPr>
-      <w:r>
-        <w:rPr>
-          <w:rFonts w:ascii="Arial" w:hAnsi="Arial" w:cs="Arial"/>
-          <w:sz w:val="28"/>
-          <w:szCs w:val="28"/>
-        </w:rPr>
-        <w:t>let (out_tx, mut out_rx) = mpsc::channel::&lt;RadioMessage&gt;(32);</w:t>
-      </w:r>
-    </w:p>
-    <w:p>
-      <w:pPr>
-        <w:rPr>
-          <w:rFonts w:ascii="Arial" w:hAnsi="Arial" w:cs="Arial"/>
-          <w:sz w:val="28"/>
-          <w:szCs w:val="28"/>
-        </w:rPr>
-      </w:pPr>
-      <w:r>
-        <w:rPr>
-          <w:rFonts w:ascii="Arial" w:hAnsi="Arial" w:cs="Arial"/>
-          <w:sz w:val="28"/>
-          <w:szCs w:val="28"/>
-        </w:rPr>
-        <w:t>let (tuned_tx, mut tuned_rx) = tokio::sync::watch::channel::&lt;Option&lt;String&gt;&gt;(None);</w:t>
-      </w:r>
-    </w:p>
-    <w:p>
-      <w:pPr>
-        <w:rPr>
-          <w:rFonts w:ascii="Arial" w:hAnsi="Arial" w:cs="Arial"/>
-          <w:sz w:val="28"/>
-          <w:szCs w:val="28"/>
-        </w:rPr>
-      </w:pPr>
-    </w:p>
-    <w:p>
-      <w:pPr>
-        <w:rPr>
-          <w:rFonts w:ascii="Arial" w:hAnsi="Arial" w:cs="Arial"/>
-          <w:sz w:val="28"/>
-          <w:szCs w:val="28"/>
-        </w:rPr>
-      </w:pPr>
-      <w:r>
-        <w:rPr>
-          <w:rFonts w:ascii="Arial" w:hAnsi="Arial" w:cs="Arial"/>
-          <w:sz w:val="28"/>
-          <w:szCs w:val="28"/>
-        </w:rPr>
-        <w:t>out_tx/out_rx is a standard multiple producer single consumer channel.</w:t>
-      </w:r>
-    </w:p>
-    <w:p>
-      <w:pPr>
-        <w:rPr>
-          <w:rFonts w:ascii="Arial" w:hAnsi="Arial" w:cs="Arial"/>
-          <w:sz w:val="28"/>
-          <w:szCs w:val="28"/>
-        </w:rPr>
-      </w:pPr>
-      <w:r>
-        <w:rPr>
-          <w:rFonts w:ascii="Arial" w:hAnsi="Arial" w:cs="Arial"/>
-          <w:sz w:val="28"/>
-          <w:szCs w:val="28"/>
-        </w:rPr>
-        <w:t>the receive task holds out_tx and uses it to send messages back to the client</w:t>
-      </w:r>
-      <w:r>
-        <w:rPr>
-          <w:rFonts w:ascii="Arial" w:hAnsi="Arial" w:cs="Arial"/>
-          <w:sz w:val="28"/>
-          <w:szCs w:val="28"/>
-        </w:rPr>
-        <w:t xml:space="preserve"> meaning to the threads (connection’s) own send task</w:t>
-      </w:r>
-      <w:r>
-        <w:rPr>
-          <w:rFonts w:ascii="Arial" w:hAnsi="Arial" w:cs="Arial"/>
-          <w:sz w:val="28"/>
-          <w:szCs w:val="28"/>
-        </w:rPr>
-        <w:t xml:space="preserve"> onthe same websocket</w:t>
-      </w:r>
-      <w:r>
-        <w:rPr>
-          <w:rFonts w:ascii="Arial" w:hAnsi="Arial" w:cs="Arial"/>
-          <w:sz w:val="28"/>
-          <w:szCs w:val="28"/>
-        </w:rPr>
-        <w:t>,</w:t>
-      </w:r>
-      <w:r>
-        <w:rPr>
-          <w:rFonts w:ascii="Arial" w:hAnsi="Arial" w:cs="Arial"/>
-          <w:sz w:val="28"/>
-          <w:szCs w:val="28"/>
-        </w:rPr>
-        <w:t xml:space="preserve"> things like the initial Sync after TuneIn, error messages, or</w:t>
+        <w:t xml:space="preserve">i will try to broaden the understanding of </w:t>
+      </w:r>
+      <w:r>
+        <w:rPr>
+          <w:rFonts w:ascii="Arial" w:hAnsi="Arial" w:cs="Arial"/>
+          <w:sz w:val="28"/>
+          <w:szCs w:val="28"/>
+        </w:rPr>
+        <w:t>AppState architecture</w:t>
+      </w:r>
+      <w:r>
+        <w:rPr>
+          <w:rFonts w:ascii="Arial" w:hAnsi="Arial" w:cs="Arial"/>
+          <w:sz w:val="28"/>
+          <w:szCs w:val="28"/>
+        </w:rPr>
+        <w:t>. Afterall – it is used everywhere and i think it is needed to have a centralized place for reference.</w:t>
       </w:r>
       <w:r>
         <w:rPr>
@@ -6817,172 +8466,6 @@
           <w:sz w:val="28"/>
           <w:szCs w:val="28"/>
         </w:rPr>
-        <w:t xml:space="preserve">BroadcastStateResponse. </w:t>
-      </w:r>
-    </w:p>
-    <w:p>
-      <w:pPr>
-        <w:rPr>
-          <w:rFonts w:ascii="Arial" w:hAnsi="Arial" w:cs="Arial"/>
-          <w:sz w:val="28"/>
-          <w:szCs w:val="28"/>
-        </w:rPr>
-      </w:pPr>
-      <w:r>
-        <w:rPr>
-          <w:rFonts w:ascii="Arial" w:hAnsi="Arial" w:cs="Arial"/>
-          <w:sz w:val="28"/>
-          <w:szCs w:val="28"/>
-        </w:rPr>
-        <w:lastRenderedPageBreak/>
-        <w:t xml:space="preserve">the send task holds out_rx and drains it. </w:t>
-      </w:r>
-      <w:r>
-        <w:rPr>
-          <w:rFonts w:ascii="Arial" w:hAnsi="Arial" w:cs="Arial"/>
-          <w:sz w:val="28"/>
-          <w:szCs w:val="28"/>
-        </w:rPr>
-        <w:t>S</w:t>
-      </w:r>
-      <w:r>
-        <w:rPr>
-          <w:rFonts w:ascii="Arial" w:hAnsi="Arial" w:cs="Arial"/>
-          <w:sz w:val="28"/>
-          <w:szCs w:val="28"/>
-        </w:rPr>
-        <w:t>o when the receive task handles a message and needs to reply directly to this specific client</w:t>
-      </w:r>
-      <w:r>
-        <w:rPr>
-          <w:rFonts w:ascii="Arial" w:hAnsi="Arial" w:cs="Arial"/>
-          <w:sz w:val="28"/>
-          <w:szCs w:val="28"/>
-        </w:rPr>
-        <w:t xml:space="preserve"> (the clients respon</w:t>
-      </w:r>
-      <w:r>
-        <w:rPr>
-          <w:rFonts w:ascii="Arial" w:hAnsi="Arial" w:cs="Arial"/>
-          <w:sz w:val="28"/>
-          <w:szCs w:val="28"/>
-        </w:rPr>
-        <w:t>d</w:t>
-      </w:r>
-      <w:r>
-        <w:rPr>
-          <w:rFonts w:ascii="Arial" w:hAnsi="Arial" w:cs="Arial"/>
-          <w:sz w:val="28"/>
-          <w:szCs w:val="28"/>
-        </w:rPr>
-        <w:t xml:space="preserve">s to it’s own message </w:t>
-      </w:r>
-      <w:r>
-        <w:rPr>
-          <w:rFonts w:ascii="Arial" w:hAnsi="Arial" w:cs="Arial"/>
-          <w:sz w:val="28"/>
-          <w:szCs w:val="28"/>
-        </w:rPr>
-        <w:t>on</w:t>
-      </w:r>
-      <w:r>
-        <w:rPr>
-          <w:rFonts w:ascii="Arial" w:hAnsi="Arial" w:cs="Arial"/>
-          <w:sz w:val="28"/>
-          <w:szCs w:val="28"/>
-        </w:rPr>
-        <w:t xml:space="preserve"> the same websocket)</w:t>
-      </w:r>
-      <w:r>
-        <w:rPr>
-          <w:rFonts w:ascii="Arial" w:hAnsi="Arial" w:cs="Arial"/>
-          <w:sz w:val="28"/>
-          <w:szCs w:val="28"/>
-        </w:rPr>
-        <w:t>, it doesn't touch the socket directly, it just drops a message into out_tx and the send task handles the actual writing.</w:t>
-      </w:r>
-    </w:p>
-    <w:p>
-      <w:pPr>
-        <w:rPr>
-          <w:rFonts w:ascii="Arial" w:hAnsi="Arial" w:cs="Arial"/>
-          <w:sz w:val="28"/>
-          <w:szCs w:val="28"/>
-        </w:rPr>
-      </w:pPr>
-    </w:p>
-    <w:p>
-      <w:pPr>
-        <w:rPr>
-          <w:rFonts w:ascii="Arial" w:hAnsi="Arial" w:cs="Arial"/>
-          <w:sz w:val="28"/>
-          <w:szCs w:val="28"/>
-        </w:rPr>
-      </w:pPr>
-      <w:r>
-        <w:rPr>
-          <w:rFonts w:ascii="Arial" w:hAnsi="Arial" w:cs="Arial"/>
-          <w:sz w:val="28"/>
-          <w:szCs w:val="28"/>
-        </w:rPr>
-        <w:t xml:space="preserve">tuned_tx/tuned_rx is a watch channel, which is different </w:t>
-      </w:r>
-      <w:r>
-        <w:rPr>
-          <w:rFonts w:ascii="Arial" w:hAnsi="Arial" w:cs="Arial"/>
-          <w:sz w:val="28"/>
-          <w:szCs w:val="28"/>
-        </w:rPr>
-        <w:t>because</w:t>
-      </w:r>
-      <w:r>
-        <w:rPr>
-          <w:rFonts w:ascii="Arial" w:hAnsi="Arial" w:cs="Arial"/>
-          <w:sz w:val="28"/>
-          <w:szCs w:val="28"/>
-        </w:rPr>
-        <w:t xml:space="preserve"> it holds exactly one value and receivers always see the latest one rather than a queue. </w:t>
-      </w:r>
-    </w:p>
-    <w:p>
-      <w:pPr>
-        <w:rPr>
-          <w:rFonts w:ascii="Arial" w:hAnsi="Arial" w:cs="Arial"/>
-          <w:sz w:val="28"/>
-          <w:szCs w:val="28"/>
-        </w:rPr>
-      </w:pPr>
-      <w:r>
-        <w:rPr>
-          <w:rFonts w:ascii="Arial" w:hAnsi="Arial" w:cs="Arial"/>
-          <w:sz w:val="28"/>
-          <w:szCs w:val="28"/>
-        </w:rPr>
-        <w:t xml:space="preserve">it carries Option&lt;String&gt;, either Some(broadcaster_id) meaning "subscribe to this broadcaster's channel" or None meaning "stop listening to anyone". </w:t>
-      </w:r>
-    </w:p>
-    <w:p>
-      <w:pPr>
-        <w:rPr>
-          <w:rFonts w:ascii="Arial" w:hAnsi="Arial" w:cs="Arial"/>
-          <w:sz w:val="28"/>
-          <w:szCs w:val="28"/>
-        </w:rPr>
-      </w:pPr>
-      <w:r>
-        <w:rPr>
-          <w:rFonts w:ascii="Arial" w:hAnsi="Arial" w:cs="Arial"/>
-          <w:sz w:val="28"/>
-          <w:szCs w:val="28"/>
-        </w:rPr>
-        <w:t xml:space="preserve">when the receive task processes a TuneIn or TuneOut message, it calls tuned_tx.send(Some(id)) or tuned_tx.send(None). </w:t>
-      </w:r>
-      <w:r>
-        <w:rPr>
-          <w:rFonts w:ascii="Arial" w:hAnsi="Arial" w:cs="Arial"/>
-          <w:sz w:val="28"/>
-          <w:szCs w:val="28"/>
-        </w:rPr>
         <w:t>T</w:t>
       </w:r>
       <w:r>
@@ -6991,186 +8474,7 @@
           <w:sz w:val="28"/>
           <w:szCs w:val="28"/>
         </w:rPr>
-        <w:t>he send task watches for changes on tuned_rx and swaps out which broadcast channel it's subscribed to accordingly.</w:t>
-      </w:r>
-      <w:r>
-        <w:rPr>
-          <w:rFonts w:ascii="Arial" w:hAnsi="Arial" w:cs="Arial"/>
-          <w:sz w:val="28"/>
-          <w:szCs w:val="28"/>
-        </w:rPr>
-        <w:t xml:space="preserve"> In the case where something is set via the tuned channel it means that in the send task</w:t>
-      </w:r>
-      <w:r>
-        <w:rPr>
-          <w:rFonts w:ascii="Arial" w:hAnsi="Arial" w:cs="Arial"/>
-          <w:sz w:val="28"/>
-          <w:szCs w:val="28"/>
-        </w:rPr>
-        <w:t xml:space="preserve"> </w:t>
-      </w:r>
-      <w:r>
-        <w:rPr>
-          <w:rFonts w:ascii="Arial" w:hAnsi="Arial" w:cs="Arial"/>
-          <w:sz w:val="28"/>
-          <w:szCs w:val="28"/>
-        </w:rPr>
-        <w:t>the tuned_rx</w:t>
-      </w:r>
-      <w:r>
-        <w:rPr>
-          <w:rFonts w:ascii="Arial" w:hAnsi="Arial" w:cs="Arial"/>
-          <w:sz w:val="28"/>
-          <w:szCs w:val="28"/>
-        </w:rPr>
-        <w:t>.changed()</w:t>
-      </w:r>
-      <w:r>
-        <w:rPr>
-          <w:rFonts w:ascii="Arial" w:hAnsi="Arial" w:cs="Arial"/>
-          <w:sz w:val="28"/>
-          <w:szCs w:val="28"/>
-        </w:rPr>
-        <w:t xml:space="preserve"> branch wins </w:t>
-      </w:r>
-      <w:r>
-        <w:rPr>
-          <w:rFonts w:ascii="Arial" w:hAnsi="Arial" w:cs="Arial"/>
-          <w:sz w:val="28"/>
-          <w:szCs w:val="28"/>
-        </w:rPr>
-        <w:t xml:space="preserve">and either sets the appropriate channel of the broadcaster and subscribes to it or sets to None in the case of tune out. Then that iteration of the send task’s loop ends and a new one immediately begins, in which we immediately match on the </w:t>
-      </w:r>
-      <w:r>
-        <w:rPr>
-          <w:rFonts w:ascii="Arial" w:hAnsi="Arial" w:cs="Arial"/>
-          <w:sz w:val="28"/>
-          <w:szCs w:val="28"/>
-        </w:rPr>
-        <w:t>current_tuned_broadcaster_rx</w:t>
-      </w:r>
-      <w:r>
-        <w:rPr>
-          <w:rFonts w:ascii="Arial" w:hAnsi="Arial" w:cs="Arial"/>
-          <w:sz w:val="28"/>
-          <w:szCs w:val="28"/>
-        </w:rPr>
-        <w:t xml:space="preserve"> and if it is None we just make that branch a forever waiting future and if it is Some we await on the appropriate receiver – now when this </w:t>
-      </w:r>
-      <w:r>
-        <w:rPr>
-          <w:rFonts w:ascii="Arial" w:hAnsi="Arial" w:cs="Arial"/>
-          <w:sz w:val="28"/>
-          <w:szCs w:val="28"/>
-        </w:rPr>
-        <w:t>Some(rx) =&gt; rx.recv().await</w:t>
-      </w:r>
-      <w:r>
-        <w:rPr>
-          <w:rFonts w:ascii="Arial" w:hAnsi="Arial" w:cs="Arial"/>
-          <w:sz w:val="28"/>
-          <w:szCs w:val="28"/>
-        </w:rPr>
-        <w:t xml:space="preserve"> branch resolves and it is an Ok result we just do send_prepared message which just usese the websocket sender</w:t>
-      </w:r>
-      <w:r>
-        <w:rPr>
-          <w:rFonts w:ascii="Arial" w:hAnsi="Arial" w:cs="Arial"/>
-          <w:sz w:val="28"/>
-          <w:szCs w:val="28"/>
-        </w:rPr>
-        <w:t>. More on PreparedMessage later.</w:t>
-      </w:r>
-    </w:p>
-    <w:p>
-      <w:pPr>
-        <w:rPr>
-          <w:rFonts w:ascii="Arial" w:hAnsi="Arial" w:cs="Arial"/>
-          <w:sz w:val="28"/>
-          <w:szCs w:val="28"/>
-        </w:rPr>
-      </w:pPr>
-      <w:r>
-        <w:rPr>
-          <w:rFonts w:ascii="Arial" w:hAnsi="Arial" w:cs="Arial"/>
-          <w:sz w:val="28"/>
-          <w:szCs w:val="28"/>
-        </w:rPr>
-        <w:t>there's also: global_broadcast_rx</w:t>
-      </w:r>
-      <w:r>
-        <w:rPr>
-          <w:rFonts w:ascii="Arial" w:hAnsi="Arial" w:cs="Arial"/>
-          <w:sz w:val="28"/>
-          <w:szCs w:val="28"/>
-        </w:rPr>
-        <w:br/>
-      </w:r>
-      <w:r>
-        <w:rPr>
-          <w:rFonts w:ascii="Arial" w:hAnsi="Arial" w:cs="Arial"/>
-          <w:sz w:val="28"/>
-          <w:szCs w:val="28"/>
-        </w:rPr>
-        <w:t xml:space="preserve">this subscribes to the server-wide broadcast channel that every connected client gets. </w:t>
-      </w:r>
-      <w:r>
-        <w:rPr>
-          <w:rFonts w:ascii="Arial" w:hAnsi="Arial" w:cs="Arial"/>
-          <w:sz w:val="28"/>
-          <w:szCs w:val="28"/>
-        </w:rPr>
-        <w:t>S</w:t>
-      </w:r>
-      <w:r>
-        <w:rPr>
-          <w:rFonts w:ascii="Arial" w:hAnsi="Arial" w:cs="Arial"/>
-          <w:sz w:val="28"/>
-          <w:szCs w:val="28"/>
-        </w:rPr>
-        <w:t>ystem announcements like BroadcasterOnline, BroadcasterOffline, Analytics, and ServerShutdown all come through here.</w:t>
-      </w:r>
-    </w:p>
-    <w:p>
-      <w:pPr>
-        <w:rPr>
-          <w:rFonts w:ascii="Arial" w:hAnsi="Arial" w:cs="Arial"/>
-          <w:sz w:val="28"/>
-          <w:szCs w:val="28"/>
-        </w:rPr>
-      </w:pPr>
-    </w:p>
-    <w:p>
-      <w:pPr>
-        <w:rPr>
-          <w:rFonts w:ascii="Arial" w:hAnsi="Arial" w:cs="Arial"/>
-          <w:sz w:val="28"/>
-          <w:szCs w:val="28"/>
-        </w:rPr>
-      </w:pPr>
-      <w:r>
-        <w:rPr>
-          <w:rFonts w:ascii="Arial" w:hAnsi="Arial" w:cs="Arial"/>
-          <w:sz w:val="28"/>
-          <w:szCs w:val="28"/>
-        </w:rPr>
-        <w:t>the send task owns sender (the write half of the socket), it sits in a loop running a tokio::select! with biased</w:t>
-      </w:r>
-      <w:r>
-        <w:rPr>
-          <w:rFonts w:ascii="Arial" w:hAnsi="Arial" w:cs="Arial"/>
-          <w:sz w:val="28"/>
-          <w:szCs w:val="28"/>
-        </w:rPr>
-        <w:t xml:space="preserve"> and</w:t>
-      </w:r>
-      <w:r>
-        <w:rPr>
-          <w:rFonts w:ascii="Arial" w:hAnsi="Arial" w:cs="Arial"/>
-          <w:sz w:val="28"/>
-          <w:szCs w:val="28"/>
-        </w:rPr>
-        <w:t xml:space="preserve"> biased means branches are checked in order rather than randomly, so the hottest path (the tuned broadcaster's Sync messages) gets priority when multiple branches are ready at the same time.</w:t>
+        <w:t>he choices made for each field reflect what kind of access pattern that field actually has.</w:t>
       </w:r>
     </w:p>
     <w:p>
@@ -7198,6 +8502,2040 @@
           <w:sz w:val="28"/>
           <w:szCs w:val="28"/>
         </w:rPr>
+        <w:t>pub playlist: Arc&lt;RwLock&lt;Vec&lt;MediaInfo&gt;&gt;&gt;,</w:t>
+      </w:r>
+    </w:p>
+    <w:p>
+      <w:pPr>
+        <w:rPr>
+          <w:rFonts w:ascii="Arial" w:hAnsi="Arial" w:cs="Arial"/>
+          <w:sz w:val="28"/>
+          <w:szCs w:val="28"/>
+        </w:rPr>
+      </w:pPr>
+      <w:r>
+        <w:rPr>
+          <w:rFonts w:ascii="Arial" w:hAnsi="Arial" w:cs="Arial"/>
+          <w:sz w:val="28"/>
+          <w:szCs w:val="28"/>
+        </w:rPr>
+        <w:t>the playlist is a Vec behind a RwLock</w:t>
+      </w:r>
+      <w:r>
+        <w:rPr>
+          <w:rFonts w:ascii="Arial" w:hAnsi="Arial" w:cs="Arial"/>
+          <w:sz w:val="28"/>
+          <w:szCs w:val="28"/>
+        </w:rPr>
+        <w:t xml:space="preserve">, </w:t>
+      </w:r>
+      <w:r>
+        <w:rPr>
+          <w:rFonts w:ascii="Arial" w:hAnsi="Arial" w:cs="Arial"/>
+          <w:sz w:val="28"/>
+          <w:szCs w:val="28"/>
+        </w:rPr>
+        <w:t>this is the right choice because the playlist is read constantly</w:t>
+      </w:r>
+      <w:r>
+        <w:rPr>
+          <w:rFonts w:ascii="Arial" w:hAnsi="Arial" w:cs="Arial"/>
+          <w:sz w:val="28"/>
+          <w:szCs w:val="28"/>
+        </w:rPr>
+        <w:t>,</w:t>
+      </w:r>
+      <w:r>
+        <w:rPr>
+          <w:rFonts w:ascii="Arial" w:hAnsi="Arial" w:cs="Arial"/>
+          <w:sz w:val="28"/>
+          <w:szCs w:val="28"/>
+        </w:rPr>
+        <w:t xml:space="preserve"> every stream request, every tune-in, every broadcast update validates against it </w:t>
+      </w:r>
+      <w:r>
+        <w:rPr>
+          <w:rFonts w:ascii="Arial" w:hAnsi="Arial" w:cs="Arial"/>
+          <w:sz w:val="28"/>
+          <w:szCs w:val="28"/>
+        </w:rPr>
+        <w:t xml:space="preserve">– </w:t>
+      </w:r>
+      <w:r>
+        <w:rPr>
+          <w:rFonts w:ascii="Arial" w:hAnsi="Arial" w:cs="Arial"/>
+          <w:sz w:val="28"/>
+          <w:szCs w:val="28"/>
+        </w:rPr>
+        <w:t xml:space="preserve">but written to only when a file is uploaded. </w:t>
+      </w:r>
+      <w:r>
+        <w:rPr>
+          <w:rFonts w:ascii="Arial" w:hAnsi="Arial" w:cs="Arial"/>
+          <w:sz w:val="28"/>
+          <w:szCs w:val="28"/>
+        </w:rPr>
+        <w:t>S</w:t>
+      </w:r>
+      <w:r>
+        <w:rPr>
+          <w:rFonts w:ascii="Arial" w:hAnsi="Arial" w:cs="Arial"/>
+          <w:sz w:val="28"/>
+          <w:szCs w:val="28"/>
+        </w:rPr>
+        <w:t xml:space="preserve">o the common case of many simultaneous reads is cheap and never blocks, while the rare upload write blocks briefly and exclusively. </w:t>
+      </w:r>
+      <w:r>
+        <w:rPr>
+          <w:rFonts w:ascii="Arial" w:hAnsi="Arial" w:cs="Arial"/>
+          <w:sz w:val="28"/>
+          <w:szCs w:val="28"/>
+        </w:rPr>
+        <w:t>A</w:t>
+      </w:r>
+      <w:r>
+        <w:rPr>
+          <w:rFonts w:ascii="Arial" w:hAnsi="Arial" w:cs="Arial"/>
+          <w:sz w:val="28"/>
+          <w:szCs w:val="28"/>
+        </w:rPr>
+        <w:t xml:space="preserve"> Mutex would have been</w:t>
+      </w:r>
+      <w:r>
+        <w:rPr>
+          <w:rFonts w:ascii="Arial" w:hAnsi="Arial" w:cs="Arial"/>
+          <w:sz w:val="28"/>
+          <w:szCs w:val="28"/>
+        </w:rPr>
+        <w:t xml:space="preserve"> the</w:t>
+      </w:r>
+      <w:r>
+        <w:rPr>
+          <w:rFonts w:ascii="Arial" w:hAnsi="Arial" w:cs="Arial"/>
+          <w:sz w:val="28"/>
+          <w:szCs w:val="28"/>
+        </w:rPr>
+        <w:t xml:space="preserve"> wrong</w:t>
+      </w:r>
+      <w:r>
+        <w:rPr>
+          <w:rFonts w:ascii="Arial" w:hAnsi="Arial" w:cs="Arial"/>
+          <w:sz w:val="28"/>
+          <w:szCs w:val="28"/>
+        </w:rPr>
+        <w:t xml:space="preserve"> choice</w:t>
+      </w:r>
+      <w:r>
+        <w:rPr>
+          <w:rFonts w:ascii="Arial" w:hAnsi="Arial" w:cs="Arial"/>
+          <w:sz w:val="28"/>
+          <w:szCs w:val="28"/>
+        </w:rPr>
+        <w:t xml:space="preserve"> here because it allows only one reader at a time even when no writing is happening.</w:t>
+      </w:r>
+    </w:p>
+    <w:p>
+      <w:pPr>
+        <w:rPr>
+          <w:rFonts w:ascii="Arial" w:hAnsi="Arial" w:cs="Arial"/>
+          <w:sz w:val="28"/>
+          <w:szCs w:val="28"/>
+        </w:rPr>
+      </w:pPr>
+      <w:r>
+        <w:rPr>
+          <w:rFonts w:ascii="Arial" w:hAnsi="Arial" w:cs="Arial"/>
+          <w:sz w:val="28"/>
+          <w:szCs w:val="28"/>
+        </w:rPr>
+        <w:t>I</w:t>
+      </w:r>
+      <w:r>
+        <w:rPr>
+          <w:rFonts w:ascii="Arial" w:hAnsi="Arial" w:cs="Arial"/>
+          <w:sz w:val="28"/>
+          <w:szCs w:val="28"/>
+        </w:rPr>
+        <w:t xml:space="preserve">t's also wrapped in its own Arc separately from the outer Arc&lt;AppState&gt; because the upload handler needs to hold a write guard across an insert, and you never want to hold any lock longer than necessary or across await points. </w:t>
+      </w:r>
+      <w:r>
+        <w:rPr>
+          <w:rFonts w:ascii="Arial" w:hAnsi="Arial" w:cs="Arial"/>
+          <w:sz w:val="28"/>
+          <w:szCs w:val="28"/>
+        </w:rPr>
+        <w:t>H</w:t>
+      </w:r>
+      <w:r>
+        <w:rPr>
+          <w:rFonts w:ascii="Arial" w:hAnsi="Arial" w:cs="Arial"/>
+          <w:sz w:val="28"/>
+          <w:szCs w:val="28"/>
+        </w:rPr>
+        <w:t>aving the inner Arc means the lock scope is narrow and explicit.</w:t>
+      </w:r>
+      <w:r>
+        <w:rPr>
+          <w:rFonts w:ascii="Arial" w:hAnsi="Arial" w:cs="Arial"/>
+          <w:sz w:val="28"/>
+          <w:szCs w:val="28"/>
+        </w:rPr>
+        <w:t xml:space="preserve"> W</w:t>
+      </w:r>
+      <w:r>
+        <w:rPr>
+          <w:rFonts w:ascii="Arial" w:hAnsi="Arial" w:cs="Arial"/>
+          <w:sz w:val="28"/>
+          <w:szCs w:val="28"/>
+        </w:rPr>
+        <w:t xml:space="preserve">rapping it in Arc means the RwLock has its own independent lifetime on the heap, so the guard's borrow is against the Arc's allocation, not against AppState directly, and it's safe to hold across </w:t>
+      </w:r>
+      <w:r>
+        <w:rPr>
+          <w:rFonts w:ascii="Arial" w:hAnsi="Arial" w:cs="Arial"/>
+          <w:sz w:val="28"/>
+          <w:szCs w:val="28"/>
+        </w:rPr>
+        <w:lastRenderedPageBreak/>
+        <w:t xml:space="preserve">awaits </w:t>
+      </w:r>
+      <w:r>
+        <w:rPr>
+          <w:rFonts w:ascii="Arial" w:hAnsi="Arial" w:cs="Arial"/>
+          <w:sz w:val="28"/>
+          <w:szCs w:val="28"/>
+        </w:rPr>
+        <w:t xml:space="preserve">– </w:t>
+      </w:r>
+      <w:r>
+        <w:rPr>
+          <w:rFonts w:ascii="Arial" w:hAnsi="Arial" w:cs="Arial"/>
+          <w:sz w:val="28"/>
+          <w:szCs w:val="28"/>
+        </w:rPr>
+        <w:t xml:space="preserve">though </w:t>
+      </w:r>
+      <w:r>
+        <w:rPr>
+          <w:rFonts w:ascii="Arial" w:hAnsi="Arial" w:cs="Arial"/>
+          <w:sz w:val="28"/>
+          <w:szCs w:val="28"/>
+        </w:rPr>
+        <w:t>we</w:t>
+      </w:r>
+      <w:r>
+        <w:rPr>
+          <w:rFonts w:ascii="Arial" w:hAnsi="Arial" w:cs="Arial"/>
+          <w:sz w:val="28"/>
+          <w:szCs w:val="28"/>
+        </w:rPr>
+        <w:t xml:space="preserve"> still deliberately don't, because holding a write lock across an await is a deadlock waiting to happen</w:t>
+      </w:r>
+      <w:r>
+        <w:rPr>
+          <w:rFonts w:ascii="Arial" w:hAnsi="Arial" w:cs="Arial"/>
+          <w:sz w:val="28"/>
+          <w:szCs w:val="28"/>
+        </w:rPr>
+        <w:t xml:space="preserve"> and we do not wait for anything for in vigilance there can only be decay</w:t>
+      </w:r>
+      <w:r>
+        <w:rPr>
+          <w:rFonts w:ascii="Arial" w:hAnsi="Arial" w:cs="Arial"/>
+          <w:sz w:val="28"/>
+          <w:szCs w:val="28"/>
+        </w:rPr>
+        <w:t>.</w:t>
+      </w:r>
+    </w:p>
+    <w:p>
+      <w:pPr>
+        <w:rPr>
+          <w:rFonts w:ascii="Arial" w:hAnsi="Arial" w:cs="Arial"/>
+          <w:sz w:val="28"/>
+          <w:szCs w:val="28"/>
+        </w:rPr>
+      </w:pPr>
+      <w:r>
+        <w:rPr>
+          <w:rFonts w:ascii="Arial" w:hAnsi="Arial" w:cs="Arial"/>
+          <w:sz w:val="28"/>
+          <w:szCs w:val="28"/>
+        </w:rPr>
+        <w:t>DashMap everywhere else</w:t>
+      </w:r>
+    </w:p>
+    <w:p>
+      <w:pPr>
+        <w:rPr>
+          <w:rFonts w:ascii="Arial" w:hAnsi="Arial" w:cs="Arial"/>
+          <w:sz w:val="28"/>
+          <w:szCs w:val="28"/>
+        </w:rPr>
+      </w:pPr>
+      <w:r>
+        <w:rPr>
+          <w:rFonts w:ascii="Arial" w:hAnsi="Arial" w:cs="Arial"/>
+          <w:sz w:val="28"/>
+          <w:szCs w:val="28"/>
+        </w:rPr>
+        <w:t>pub sessions: DashMap&lt;String, PlayerSession&gt;,</w:t>
+      </w:r>
+    </w:p>
+    <w:p>
+      <w:pPr>
+        <w:rPr>
+          <w:rFonts w:ascii="Arial" w:hAnsi="Arial" w:cs="Arial"/>
+          <w:sz w:val="28"/>
+          <w:szCs w:val="28"/>
+        </w:rPr>
+      </w:pPr>
+      <w:r>
+        <w:rPr>
+          <w:rFonts w:ascii="Arial" w:hAnsi="Arial" w:cs="Arial"/>
+          <w:sz w:val="28"/>
+          <w:szCs w:val="28"/>
+        </w:rPr>
+        <w:t>pub broadcast_states: DashMap&lt;String, BroadcastState&gt;,</w:t>
+      </w:r>
+    </w:p>
+    <w:p>
+      <w:pPr>
+        <w:rPr>
+          <w:rFonts w:ascii="Arial" w:hAnsi="Arial" w:cs="Arial"/>
+          <w:sz w:val="28"/>
+          <w:szCs w:val="28"/>
+        </w:rPr>
+      </w:pPr>
+      <w:r>
+        <w:rPr>
+          <w:rFonts w:ascii="Arial" w:hAnsi="Arial" w:cs="Arial"/>
+          <w:sz w:val="28"/>
+          <w:szCs w:val="28"/>
+        </w:rPr>
+        <w:t>pub broadcast_channels: DashMap&lt;String, broadcast::Sender&lt;Arc&lt;PreparedMessage&gt;&gt;&gt;,</w:t>
+      </w:r>
+    </w:p>
+    <w:p>
+      <w:pPr>
+        <w:rPr>
+          <w:rFonts w:ascii="Arial" w:hAnsi="Arial" w:cs="Arial"/>
+          <w:sz w:val="28"/>
+          <w:szCs w:val="28"/>
+        </w:rPr>
+      </w:pPr>
+      <w:r>
+        <w:rPr>
+          <w:rFonts w:ascii="Arial" w:hAnsi="Arial" w:cs="Arial"/>
+          <w:sz w:val="28"/>
+          <w:szCs w:val="28"/>
+        </w:rPr>
+        <w:t>pub broadcaster_listeners: DashMap&lt;String, HashSet&lt;String&gt;&gt;,</w:t>
+      </w:r>
+    </w:p>
+    <w:p>
+      <w:pPr>
+        <w:rPr>
+          <w:rFonts w:ascii="Arial" w:hAnsi="Arial" w:cs="Arial"/>
+          <w:sz w:val="28"/>
+          <w:szCs w:val="28"/>
+        </w:rPr>
+      </w:pPr>
+      <w:r>
+        <w:rPr>
+          <w:rFonts w:ascii="Arial" w:hAnsi="Arial" w:cs="Arial"/>
+          <w:sz w:val="28"/>
+          <w:szCs w:val="28"/>
+        </w:rPr>
+        <w:t>pub session_tuned_to: DashMap&lt;String, String&gt;,</w:t>
+      </w:r>
+    </w:p>
+    <w:p>
+      <w:pPr>
+        <w:rPr>
+          <w:rFonts w:ascii="Arial" w:hAnsi="Arial" w:cs="Arial"/>
+          <w:sz w:val="28"/>
+          <w:szCs w:val="28"/>
+        </w:rPr>
+      </w:pPr>
+      <w:r>
+        <w:rPr>
+          <w:rFonts w:ascii="Arial" w:hAnsi="Arial" w:cs="Arial"/>
+          <w:sz w:val="28"/>
+          <w:szCs w:val="28"/>
+        </w:rPr>
+        <w:t>pub upload_quotas: DashMap&lt;String, u64&gt;,</w:t>
+      </w:r>
+    </w:p>
+    <w:p>
+      <w:pPr>
+        <w:rPr>
+          <w:rFonts w:ascii="Arial" w:hAnsi="Arial" w:cs="Arial"/>
+          <w:sz w:val="28"/>
+          <w:szCs w:val="28"/>
+        </w:rPr>
+      </w:pPr>
+      <w:r>
+        <w:rPr>
+          <w:rFonts w:ascii="Arial" w:hAnsi="Arial" w:cs="Arial"/>
+          <w:sz w:val="28"/>
+          <w:szCs w:val="28"/>
+        </w:rPr>
+        <w:t>all the hot-path state uses DashMap instead of RwLock&lt;HashMap&gt;. the difference is internal sharding</w:t>
+      </w:r>
+      <w:r>
+        <w:rPr>
+          <w:rFonts w:ascii="Arial" w:hAnsi="Arial" w:cs="Arial"/>
+          <w:sz w:val="28"/>
+          <w:szCs w:val="28"/>
+        </w:rPr>
+        <w:t xml:space="preserve">, </w:t>
+      </w:r>
+      <w:r>
+        <w:rPr>
+          <w:rFonts w:ascii="Arial" w:hAnsi="Arial" w:cs="Arial"/>
+          <w:sz w:val="28"/>
+          <w:szCs w:val="28"/>
+        </w:rPr>
+        <w:t xml:space="preserve">DashMap splits the map into multiple independent segments each with their own lock, so two operations on different keys can proceed simultaneously without blocking each other at all. </w:t>
+      </w:r>
+      <w:r>
+        <w:rPr>
+          <w:rFonts w:ascii="Arial" w:hAnsi="Arial" w:cs="Arial"/>
+          <w:sz w:val="28"/>
+          <w:szCs w:val="28"/>
+        </w:rPr>
+        <w:t>W</w:t>
+      </w:r>
+      <w:r>
+        <w:rPr>
+          <w:rFonts w:ascii="Arial" w:hAnsi="Arial" w:cs="Arial"/>
+          <w:sz w:val="28"/>
+          <w:szCs w:val="28"/>
+        </w:rPr>
+        <w:t>ith a single RwLock&lt;HashMap&gt; every heartbeat, every TuneIn, every BroadcastUpdate would be competing for the same lock even if they're operating on completely different sessions.</w:t>
+      </w:r>
+    </w:p>
+    <w:p>
+      <w:pPr>
+        <w:rPr>
+          <w:rFonts w:ascii="Arial" w:hAnsi="Arial" w:cs="Arial"/>
+          <w:sz w:val="28"/>
+          <w:szCs w:val="28"/>
+        </w:rPr>
+      </w:pPr>
+      <w:r>
+        <w:rPr>
+          <w:rFonts w:ascii="Arial" w:hAnsi="Arial" w:cs="Arial"/>
+          <w:sz w:val="28"/>
+          <w:szCs w:val="28"/>
+        </w:rPr>
+        <w:t>each map has a specific job:</w:t>
+      </w:r>
+    </w:p>
+    <w:p>
+      <w:pPr>
+        <w:rPr>
+          <w:rFonts w:ascii="Arial" w:hAnsi="Arial" w:cs="Arial"/>
+          <w:sz w:val="28"/>
+          <w:szCs w:val="28"/>
+        </w:rPr>
+      </w:pPr>
+      <w:r>
+        <w:rPr>
+          <w:rFonts w:ascii="Arial" w:hAnsi="Arial" w:cs="Arial"/>
+          <w:sz w:val="28"/>
+          <w:szCs w:val="28"/>
+        </w:rPr>
+        <w:t>sessions tracks every connected user's private playback position and last activity time. it's touched on almost every request</w:t>
+      </w:r>
+      <w:r>
+        <w:rPr>
+          <w:rFonts w:ascii="Arial" w:hAnsi="Arial" w:cs="Arial"/>
+          <w:sz w:val="28"/>
+          <w:szCs w:val="28"/>
+        </w:rPr>
+        <w:t xml:space="preserve"> like</w:t>
+      </w:r>
+      <w:r>
+        <w:rPr>
+          <w:rFonts w:ascii="Arial" w:hAnsi="Arial" w:cs="Arial"/>
+          <w:sz w:val="28"/>
+          <w:szCs w:val="28"/>
+        </w:rPr>
+        <w:t xml:space="preserve"> streaming, next/prev, session checks </w:t>
+      </w:r>
+      <w:r>
+        <w:rPr>
+          <w:rFonts w:ascii="Arial" w:hAnsi="Arial" w:cs="Arial"/>
+          <w:sz w:val="28"/>
+          <w:szCs w:val="28"/>
+        </w:rPr>
+        <w:t xml:space="preserve">– </w:t>
+      </w:r>
+      <w:r>
+        <w:rPr>
+          <w:rFonts w:ascii="Arial" w:hAnsi="Arial" w:cs="Arial"/>
+          <w:sz w:val="28"/>
+          <w:szCs w:val="28"/>
+        </w:rPr>
+        <w:t>so it needs to be fast under contention.</w:t>
+      </w:r>
+    </w:p>
+    <w:p>
+      <w:pPr>
+        <w:rPr>
+          <w:rFonts w:ascii="Arial" w:hAnsi="Arial" w:cs="Arial"/>
+          <w:sz w:val="28"/>
+          <w:szCs w:val="28"/>
+        </w:rPr>
+      </w:pPr>
+      <w:r>
+        <w:rPr>
+          <w:rFonts w:ascii="Arial" w:hAnsi="Arial" w:cs="Arial"/>
+          <w:sz w:val="28"/>
+          <w:szCs w:val="28"/>
+        </w:rPr>
+        <w:t xml:space="preserve">broadcast_states is the authoritative record of what every active broadcaster is currently playing. </w:t>
+      </w:r>
+      <w:r>
+        <w:rPr>
+          <w:rFonts w:ascii="Arial" w:hAnsi="Arial" w:cs="Arial"/>
+          <w:sz w:val="28"/>
+          <w:szCs w:val="28"/>
+        </w:rPr>
+        <w:t>I</w:t>
+      </w:r>
+      <w:r>
+        <w:rPr>
+          <w:rFonts w:ascii="Arial" w:hAnsi="Arial" w:cs="Arial"/>
+          <w:sz w:val="28"/>
+          <w:szCs w:val="28"/>
+        </w:rPr>
+        <w:t xml:space="preserve">t's written on every BroadcastUpdate and Heartbeat, and read on every TuneIn to compute the initial sync position. </w:t>
+      </w:r>
+      <w:r>
+        <w:rPr>
+          <w:rFonts w:ascii="Arial" w:hAnsi="Arial" w:cs="Arial"/>
+          <w:sz w:val="28"/>
+          <w:szCs w:val="28"/>
+        </w:rPr>
+        <w:t>T</w:t>
+      </w:r>
+      <w:r>
+        <w:rPr>
+          <w:rFonts w:ascii="Arial" w:hAnsi="Arial" w:cs="Arial"/>
+          <w:sz w:val="28"/>
+          <w:szCs w:val="28"/>
+        </w:rPr>
+        <w:t>he latency compensation and time</w:t>
+      </w:r>
+      <w:r>
+        <w:rPr>
+          <w:rFonts w:ascii="Arial" w:hAnsi="Arial" w:cs="Arial"/>
+          <w:sz w:val="28"/>
+          <w:szCs w:val="28"/>
+        </w:rPr>
+        <w:t xml:space="preserve"> </w:t>
+      </w:r>
+      <w:r>
+        <w:rPr>
+          <w:rFonts w:ascii="Arial" w:hAnsi="Arial" w:cs="Arial"/>
+          <w:sz w:val="28"/>
+          <w:szCs w:val="28"/>
+        </w:rPr>
+        <w:t>since</w:t>
+      </w:r>
+      <w:r>
+        <w:rPr>
+          <w:rFonts w:ascii="Arial" w:hAnsi="Arial" w:cs="Arial"/>
+          <w:sz w:val="28"/>
+          <w:szCs w:val="28"/>
+        </w:rPr>
+        <w:t xml:space="preserve"> </w:t>
+      </w:r>
+      <w:r>
+        <w:rPr>
+          <w:rFonts w:ascii="Arial" w:hAnsi="Arial" w:cs="Arial"/>
+          <w:sz w:val="28"/>
+          <w:szCs w:val="28"/>
+        </w:rPr>
+        <w:t>last</w:t>
+      </w:r>
+      <w:r>
+        <w:rPr>
+          <w:rFonts w:ascii="Arial" w:hAnsi="Arial" w:cs="Arial"/>
+          <w:sz w:val="28"/>
+          <w:szCs w:val="28"/>
+        </w:rPr>
+        <w:t xml:space="preserve"> </w:t>
+      </w:r>
+      <w:r>
+        <w:rPr>
+          <w:rFonts w:ascii="Arial" w:hAnsi="Arial" w:cs="Arial"/>
+          <w:sz w:val="28"/>
+          <w:szCs w:val="28"/>
+        </w:rPr>
+        <w:t>update calculations all read from here.</w:t>
+      </w:r>
+    </w:p>
+    <w:p>
+      <w:pPr>
+        <w:rPr>
+          <w:rFonts w:ascii="Arial" w:hAnsi="Arial" w:cs="Arial"/>
+          <w:sz w:val="28"/>
+          <w:szCs w:val="28"/>
+        </w:rPr>
+      </w:pPr>
+      <w:r>
+        <w:rPr>
+          <w:rFonts w:ascii="Arial" w:hAnsi="Arial" w:cs="Arial"/>
+          <w:sz w:val="28"/>
+          <w:szCs w:val="28"/>
+        </w:rPr>
+        <w:t xml:space="preserve">broadcast_channels maps each broadcaster to their personal tokio broadcast channel transmitter. </w:t>
+      </w:r>
+      <w:r>
+        <w:rPr>
+          <w:rFonts w:ascii="Arial" w:hAnsi="Arial" w:cs="Arial"/>
+          <w:sz w:val="28"/>
+          <w:szCs w:val="28"/>
+        </w:rPr>
+        <w:t>W</w:t>
+      </w:r>
+      <w:r>
+        <w:rPr>
+          <w:rFonts w:ascii="Arial" w:hAnsi="Arial" w:cs="Arial"/>
+          <w:sz w:val="28"/>
+          <w:szCs w:val="28"/>
+        </w:rPr>
+        <w:t>hen a BroadcastUpdate arrives the server looks up the transmitter here and sends through it, fanning out to all subscribed listeners without knowing or caring how many there are.</w:t>
+      </w:r>
+    </w:p>
+    <w:p>
+      <w:pPr>
+        <w:rPr>
+          <w:rFonts w:ascii="Arial" w:hAnsi="Arial" w:cs="Arial"/>
+          <w:sz w:val="28"/>
+          <w:szCs w:val="28"/>
+        </w:rPr>
+      </w:pPr>
+      <w:r>
+        <w:rPr>
+          <w:rFonts w:ascii="Arial" w:hAnsi="Arial" w:cs="Arial"/>
+          <w:sz w:val="28"/>
+          <w:szCs w:val="28"/>
+        </w:rPr>
+        <w:t xml:space="preserve">broadcaster_listeners maps each broadcaster to the set of session ids currently tuned to them. </w:t>
+      </w:r>
+      <w:r>
+        <w:rPr>
+          <w:rFonts w:ascii="Arial" w:hAnsi="Arial" w:cs="Arial"/>
+          <w:sz w:val="28"/>
+          <w:szCs w:val="28"/>
+        </w:rPr>
+        <w:t>T</w:t>
+      </w:r>
+      <w:r>
+        <w:rPr>
+          <w:rFonts w:ascii="Arial" w:hAnsi="Arial" w:cs="Arial"/>
+          <w:sz w:val="28"/>
+          <w:szCs w:val="28"/>
+        </w:rPr>
+        <w:t xml:space="preserve">his exists primarily to maintain accurate listener counts for analytics and to clean up when a broadcaster goes </w:t>
+      </w:r>
+      <w:r>
+        <w:rPr>
+          <w:rFonts w:ascii="Arial" w:hAnsi="Arial" w:cs="Arial"/>
+          <w:sz w:val="28"/>
+          <w:szCs w:val="28"/>
+        </w:rPr>
+        <w:lastRenderedPageBreak/>
+        <w:t xml:space="preserve">offline. </w:t>
+      </w:r>
+      <w:r>
+        <w:rPr>
+          <w:rFonts w:ascii="Arial" w:hAnsi="Arial" w:cs="Arial"/>
+          <w:sz w:val="28"/>
+          <w:szCs w:val="28"/>
+        </w:rPr>
+        <w:t>I</w:t>
+      </w:r>
+      <w:r>
+        <w:rPr>
+          <w:rFonts w:ascii="Arial" w:hAnsi="Arial" w:cs="Arial"/>
+          <w:sz w:val="28"/>
+          <w:szCs w:val="28"/>
+        </w:rPr>
+        <w:t>t uses HashSet&lt;String&gt; so adding and removing listeners is O(1) and checking membership is O(1).</w:t>
+      </w:r>
+    </w:p>
+    <w:p>
+      <w:pPr>
+        <w:rPr>
+          <w:rFonts w:ascii="Arial" w:hAnsi="Arial" w:cs="Arial"/>
+          <w:sz w:val="28"/>
+          <w:szCs w:val="28"/>
+        </w:rPr>
+      </w:pPr>
+      <w:r>
+        <w:rPr>
+          <w:rFonts w:ascii="Arial" w:hAnsi="Arial" w:cs="Arial"/>
+          <w:sz w:val="28"/>
+          <w:szCs w:val="28"/>
+        </w:rPr>
+        <w:t>session_tuned_to is the reverse of broadcaster_listeners</w:t>
+      </w:r>
+      <w:r>
+        <w:rPr>
+          <w:rFonts w:ascii="Arial" w:hAnsi="Arial" w:cs="Arial"/>
+          <w:sz w:val="28"/>
+          <w:szCs w:val="28"/>
+        </w:rPr>
+        <w:t xml:space="preserve">, </w:t>
+      </w:r>
+      <w:r>
+        <w:rPr>
+          <w:rFonts w:ascii="Arial" w:hAnsi="Arial" w:cs="Arial"/>
+          <w:sz w:val="28"/>
+          <w:szCs w:val="28"/>
+        </w:rPr>
+        <w:t xml:space="preserve">it maps each listener session to whoever they're tuned to. </w:t>
+      </w:r>
+      <w:r>
+        <w:rPr>
+          <w:rFonts w:ascii="Arial" w:hAnsi="Arial" w:cs="Arial"/>
+          <w:sz w:val="28"/>
+          <w:szCs w:val="28"/>
+        </w:rPr>
+        <w:t>T</w:t>
+      </w:r>
+      <w:r>
+        <w:rPr>
+          <w:rFonts w:ascii="Arial" w:hAnsi="Arial" w:cs="Arial"/>
+          <w:sz w:val="28"/>
+          <w:szCs w:val="28"/>
+        </w:rPr>
+        <w:t xml:space="preserve">his exists purely for performance. </w:t>
+      </w:r>
+      <w:r>
+        <w:rPr>
+          <w:rFonts w:ascii="Arial" w:hAnsi="Arial" w:cs="Arial"/>
+          <w:sz w:val="28"/>
+          <w:szCs w:val="28"/>
+        </w:rPr>
+        <w:t>W</w:t>
+      </w:r>
+      <w:r>
+        <w:rPr>
+          <w:rFonts w:ascii="Arial" w:hAnsi="Arial" w:cs="Arial"/>
+          <w:sz w:val="28"/>
+          <w:szCs w:val="28"/>
+        </w:rPr>
+        <w:t xml:space="preserve">ithout it, TuneOut would have to scan every entry in broadcaster_listeners to find which set contains your session id. </w:t>
+      </w:r>
+      <w:r>
+        <w:rPr>
+          <w:rFonts w:ascii="Arial" w:hAnsi="Arial" w:cs="Arial"/>
+          <w:sz w:val="28"/>
+          <w:szCs w:val="28"/>
+        </w:rPr>
+        <w:t>W</w:t>
+      </w:r>
+      <w:r>
+        <w:rPr>
+          <w:rFonts w:ascii="Arial" w:hAnsi="Arial" w:cs="Arial"/>
+          <w:sz w:val="28"/>
+          <w:szCs w:val="28"/>
+        </w:rPr>
+        <w:t xml:space="preserve">ith it, TuneOut is a single lookup. </w:t>
+      </w:r>
+      <w:r>
+        <w:rPr>
+          <w:rFonts w:ascii="Arial" w:hAnsi="Arial" w:cs="Arial"/>
+          <w:sz w:val="28"/>
+          <w:szCs w:val="28"/>
+        </w:rPr>
+        <w:t>T</w:t>
+      </w:r>
+      <w:r>
+        <w:rPr>
+          <w:rFonts w:ascii="Arial" w:hAnsi="Arial" w:cs="Arial"/>
+          <w:sz w:val="28"/>
+          <w:szCs w:val="28"/>
+        </w:rPr>
+        <w:t>he comment in the code calls this O(1) vs scanning, which is the exact tradeoff it's making.</w:t>
+      </w:r>
+    </w:p>
+    <w:p>
+      <w:pPr>
+        <w:rPr>
+          <w:rFonts w:ascii="Arial" w:hAnsi="Arial" w:cs="Arial"/>
+          <w:sz w:val="28"/>
+          <w:szCs w:val="28"/>
+        </w:rPr>
+      </w:pPr>
+      <w:r>
+        <w:rPr>
+          <w:rFonts w:ascii="Arial" w:hAnsi="Arial" w:cs="Arial"/>
+          <w:sz w:val="28"/>
+          <w:szCs w:val="28"/>
+        </w:rPr>
+        <w:t>upload_quotas tracks bytes uploaded per IP for the current server session. it's a soft abuse limit that resets on restart, so it deliberately doesn't need persistence. DashMap here means concurrent uploads from different IPs don't block each other.</w:t>
+      </w:r>
+    </w:p>
+    <w:p>
+      <w:pPr>
+        <w:rPr>
+          <w:rFonts w:ascii="Arial" w:hAnsi="Arial" w:cs="Arial"/>
+          <w:sz w:val="28"/>
+          <w:szCs w:val="28"/>
+        </w:rPr>
+      </w:pPr>
+    </w:p>
+    <w:p>
+      <w:pPr>
+        <w:rPr>
+          <w:rFonts w:ascii="Arial" w:hAnsi="Arial" w:cs="Arial"/>
+          <w:sz w:val="28"/>
+          <w:szCs w:val="28"/>
+        </w:rPr>
+      </w:pPr>
+      <w:r>
+        <w:rPr>
+          <w:rFonts w:ascii="Arial" w:hAnsi="Arial" w:cs="Arial"/>
+          <w:sz w:val="28"/>
+          <w:szCs w:val="28"/>
+        </w:rPr>
+        <w:t>the broadcast channels</w:t>
+      </w:r>
+      <w:r>
+        <w:rPr>
+          <w:rFonts w:ascii="Arial" w:hAnsi="Arial" w:cs="Arial"/>
+          <w:sz w:val="28"/>
+          <w:szCs w:val="28"/>
+        </w:rPr>
+        <w:t xml:space="preserve"> are talked about more above, and are shown in action but let’s have them somewhat described here too:</w:t>
+      </w:r>
+    </w:p>
+    <w:p>
+      <w:pPr>
+        <w:rPr>
+          <w:rFonts w:ascii="Arial" w:hAnsi="Arial" w:cs="Arial"/>
+          <w:sz w:val="28"/>
+          <w:szCs w:val="28"/>
+        </w:rPr>
+      </w:pPr>
+      <w:r>
+        <w:rPr>
+          <w:rFonts w:ascii="Arial" w:hAnsi="Arial" w:cs="Arial"/>
+          <w:sz w:val="28"/>
+          <w:szCs w:val="28"/>
+        </w:rPr>
+        <w:t>pub global_broadcast_tx: broadcast::Sender&lt;Arc&lt;PreparedMessage&gt;&gt;,</w:t>
+      </w:r>
+    </w:p>
+    <w:p>
+      <w:pPr>
+        <w:rPr>
+          <w:rFonts w:ascii="Arial" w:hAnsi="Arial" w:cs="Arial"/>
+          <w:sz w:val="28"/>
+          <w:szCs w:val="28"/>
+        </w:rPr>
+      </w:pPr>
+      <w:r>
+        <w:rPr>
+          <w:rFonts w:ascii="Arial" w:hAnsi="Arial" w:cs="Arial"/>
+          <w:sz w:val="28"/>
+          <w:szCs w:val="28"/>
+        </w:rPr>
+        <w:t>pub broadcast_channels: DashMap&lt;String, broadcast::Sender&lt;Arc&lt;PreparedMessage&gt;&gt;&gt;,</w:t>
+      </w:r>
+    </w:p>
+    <w:p>
+      <w:pPr>
+        <w:rPr>
+          <w:rFonts w:ascii="Arial" w:hAnsi="Arial" w:cs="Arial"/>
+          <w:sz w:val="28"/>
+          <w:szCs w:val="28"/>
+        </w:rPr>
+      </w:pPr>
+      <w:r>
+        <w:rPr>
+          <w:rFonts w:ascii="Arial" w:hAnsi="Arial" w:cs="Arial"/>
+          <w:sz w:val="28"/>
+          <w:szCs w:val="28"/>
+        </w:rPr>
+        <w:t>there are two layers of broadcast channels with different audiences.</w:t>
+      </w:r>
+    </w:p>
+    <w:p>
+      <w:pPr>
+        <w:rPr>
+          <w:rFonts w:ascii="Arial" w:hAnsi="Arial" w:cs="Arial"/>
+          <w:sz w:val="28"/>
+          <w:szCs w:val="28"/>
+        </w:rPr>
+      </w:pPr>
+      <w:r>
+        <w:rPr>
+          <w:rFonts w:ascii="Arial" w:hAnsi="Arial" w:cs="Arial"/>
+          <w:sz w:val="28"/>
+          <w:szCs w:val="28"/>
+        </w:rPr>
+        <w:t xml:space="preserve">global_broadcast_tx reaches every connected WebSocket client regardless of what they're doing. BroadcasterOnline, BroadcasterOffline, Analytics, ServerShutdown all go here because everyone needs to see them. </w:t>
+      </w:r>
+      <w:r>
+        <w:rPr>
+          <w:rFonts w:ascii="Arial" w:hAnsi="Arial" w:cs="Arial"/>
+          <w:sz w:val="28"/>
+          <w:szCs w:val="28"/>
+        </w:rPr>
+        <w:t>E</w:t>
+      </w:r>
+      <w:r>
+        <w:rPr>
+          <w:rFonts w:ascii="Arial" w:hAnsi="Arial" w:cs="Arial"/>
+          <w:sz w:val="28"/>
+          <w:szCs w:val="28"/>
+        </w:rPr>
+        <w:t>very client subscribes to this on connection.</w:t>
+      </w:r>
+    </w:p>
+    <w:p>
+      <w:pPr>
+        <w:rPr>
+          <w:rFonts w:ascii="Arial" w:hAnsi="Arial" w:cs="Arial"/>
+          <w:sz w:val="28"/>
+          <w:szCs w:val="28"/>
+        </w:rPr>
+      </w:pPr>
+      <w:r>
+        <w:rPr>
+          <w:rFonts w:ascii="Arial" w:hAnsi="Arial" w:cs="Arial"/>
+          <w:sz w:val="28"/>
+          <w:szCs w:val="28"/>
+        </w:rPr>
+        <w:t xml:space="preserve">the per-broadcaster channels in broadcast_channels reach only the listeners tuned to a specific broadcaster. Sync messages go here because a listener tuned to broadcaster A should never receive Sync messages from broadcaster B. </w:t>
+      </w:r>
+      <w:r>
+        <w:rPr>
+          <w:rFonts w:ascii="Arial" w:hAnsi="Arial" w:cs="Arial"/>
+          <w:sz w:val="28"/>
+          <w:szCs w:val="28"/>
+        </w:rPr>
+        <w:t>T</w:t>
+      </w:r>
+      <w:r>
+        <w:rPr>
+          <w:rFonts w:ascii="Arial" w:hAnsi="Arial" w:cs="Arial"/>
+          <w:sz w:val="28"/>
+          <w:szCs w:val="28"/>
+        </w:rPr>
+        <w:t xml:space="preserve">his is also why the send task dynamically swaps which channel it's subscribed to when tuned_rx changes </w:t>
+      </w:r>
+      <w:r>
+        <w:rPr>
+          <w:rFonts w:ascii="Arial" w:hAnsi="Arial" w:cs="Arial"/>
+          <w:sz w:val="28"/>
+          <w:szCs w:val="28"/>
+        </w:rPr>
+        <w:t>–</w:t>
+      </w:r>
+      <w:r>
+        <w:rPr>
+          <w:rFonts w:ascii="Arial" w:hAnsi="Arial" w:cs="Arial"/>
+          <w:sz w:val="28"/>
+          <w:szCs w:val="28"/>
+        </w:rPr>
+        <w:t xml:space="preserve"> it literally unsubscribes from one and subscribes to another.</w:t>
+      </w:r>
+    </w:p>
+    <w:p>
+      <w:pPr>
+        <w:rPr>
+          <w:rFonts w:ascii="Arial" w:hAnsi="Arial" w:cs="Arial"/>
+          <w:sz w:val="28"/>
+          <w:szCs w:val="28"/>
+        </w:rPr>
+      </w:pPr>
+      <w:r>
+        <w:rPr>
+          <w:rFonts w:ascii="Arial" w:hAnsi="Arial" w:cs="Arial"/>
+          <w:sz w:val="28"/>
+          <w:szCs w:val="28"/>
+        </w:rPr>
+        <w:t>both carry Arc&lt;PreparedMessage&gt; rather than RadioMessage directly. this is the serialize-once pattern</w:t>
+      </w:r>
+      <w:r>
+        <w:rPr>
+          <w:rFonts w:ascii="Arial" w:hAnsi="Arial" w:cs="Arial"/>
+          <w:sz w:val="28"/>
+          <w:szCs w:val="28"/>
+        </w:rPr>
+        <w:t>.</w:t>
+      </w:r>
+      <w:r>
+        <w:rPr>
+          <w:rFonts w:ascii="Arial" w:hAnsi="Arial" w:cs="Arial"/>
+          <w:sz w:val="28"/>
+          <w:szCs w:val="28"/>
+        </w:rPr>
+        <w:t xml:space="preserve"> </w:t>
+      </w:r>
+      <w:r>
+        <w:rPr>
+          <w:rFonts w:ascii="Arial" w:hAnsi="Arial" w:cs="Arial"/>
+          <w:sz w:val="28"/>
+          <w:szCs w:val="28"/>
+        </w:rPr>
+        <w:t>T</w:t>
+      </w:r>
+      <w:r>
+        <w:rPr>
+          <w:rFonts w:ascii="Arial" w:hAnsi="Arial" w:cs="Arial"/>
+          <w:sz w:val="28"/>
+          <w:szCs w:val="28"/>
+        </w:rPr>
+        <w:t xml:space="preserve">he message is turned into a JSON string once at the send site, wrapped in an Arc, and then distributed. every receiver gets a pointer clone, not a data copy. </w:t>
+      </w:r>
+      <w:r>
+        <w:rPr>
+          <w:rFonts w:ascii="Arial" w:hAnsi="Arial" w:cs="Arial"/>
+          <w:sz w:val="28"/>
+          <w:szCs w:val="28"/>
+        </w:rPr>
+        <w:t>W</w:t>
+      </w:r>
+      <w:r>
+        <w:rPr>
+          <w:rFonts w:ascii="Arial" w:hAnsi="Arial" w:cs="Arial"/>
+          <w:sz w:val="28"/>
+          <w:szCs w:val="28"/>
+        </w:rPr>
+        <w:t>ith 50 listeners each receiving the same Sync message, there's one serialization and 50 atomic increments instead of 50 serializations.</w:t>
+      </w:r>
+    </w:p>
+    <w:p>
+      <w:pPr>
+        <w:rPr>
+          <w:rFonts w:ascii="Arial" w:hAnsi="Arial" w:cs="Arial"/>
+          <w:sz w:val="28"/>
+          <w:szCs w:val="28"/>
+        </w:rPr>
+      </w:pPr>
+    </w:p>
+    <w:p>
+      <w:pPr>
+        <w:rPr>
+          <w:rFonts w:ascii="Arial" w:hAnsi="Arial" w:cs="Arial"/>
+          <w:sz w:val="28"/>
+          <w:szCs w:val="28"/>
+        </w:rPr>
+      </w:pPr>
+    </w:p>
+    <w:p>
+      <w:pPr>
+        <w:rPr>
+          <w:rFonts w:ascii="Arial" w:hAnsi="Arial" w:cs="Arial"/>
+          <w:sz w:val="28"/>
+          <w:szCs w:val="28"/>
+        </w:rPr>
+      </w:pPr>
+      <w:r>
+        <w:rPr>
+          <w:rFonts w:ascii="Arial" w:hAnsi="Arial" w:cs="Arial"/>
+          <w:sz w:val="28"/>
+          <w:szCs w:val="28"/>
+        </w:rPr>
+        <w:t>the atomics</w:t>
+      </w:r>
+    </w:p>
+    <w:p>
+      <w:pPr>
+        <w:rPr>
+          <w:rFonts w:ascii="Arial" w:hAnsi="Arial" w:cs="Arial"/>
+          <w:sz w:val="28"/>
+          <w:szCs w:val="28"/>
+        </w:rPr>
+      </w:pPr>
+      <w:r>
+        <w:rPr>
+          <w:rFonts w:ascii="Arial" w:hAnsi="Arial" w:cs="Arial"/>
+          <w:sz w:val="28"/>
+          <w:szCs w:val="28"/>
+        </w:rPr>
+        <w:t>pub active_connections: AtomicUsize,</w:t>
+      </w:r>
+    </w:p>
+    <w:p>
+      <w:pPr>
+        <w:rPr>
+          <w:rFonts w:ascii="Arial" w:hAnsi="Arial" w:cs="Arial"/>
+          <w:sz w:val="28"/>
+          <w:szCs w:val="28"/>
+        </w:rPr>
+      </w:pPr>
+      <w:r>
+        <w:rPr>
+          <w:rFonts w:ascii="Arial" w:hAnsi="Arial" w:cs="Arial"/>
+          <w:sz w:val="28"/>
+          <w:szCs w:val="28"/>
+        </w:rPr>
+        <w:t>pub last_analytics_ms: AtomicU64,</w:t>
+      </w:r>
+    </w:p>
+    <w:p>
+      <w:pPr>
+        <w:rPr>
+          <w:rFonts w:ascii="Arial" w:hAnsi="Arial" w:cs="Arial"/>
+          <w:sz w:val="28"/>
+          <w:szCs w:val="28"/>
+        </w:rPr>
+      </w:pPr>
+      <w:r>
+        <w:rPr>
+          <w:rFonts w:ascii="Arial" w:hAnsi="Arial" w:cs="Arial"/>
+          <w:sz w:val="28"/>
+          <w:szCs w:val="28"/>
+        </w:rPr>
+        <w:t>these are the two fields that need to be updated from many tasks simultaneously but don't need coordination with anything else. AtomicUsize and AtomicU64 allow lock-free reads and writes using CPU-level atomic instructions. no lock acquisition, no waiting.</w:t>
+      </w:r>
+    </w:p>
+    <w:p>
+      <w:pPr>
+        <w:rPr>
+          <w:rFonts w:ascii="Arial" w:hAnsi="Arial" w:cs="Arial"/>
+          <w:sz w:val="28"/>
+          <w:szCs w:val="28"/>
+        </w:rPr>
+      </w:pPr>
+      <w:r>
+        <w:rPr>
+          <w:rFonts w:ascii="Arial" w:hAnsi="Arial" w:cs="Arial"/>
+          <w:sz w:val="28"/>
+          <w:szCs w:val="28"/>
+        </w:rPr>
+        <w:t>active_connections is just a counter incremented on connect and decremented on disconnect. it's read frequently by broadcast_analytics to decide whether to even bother computing and sending analytics</w:t>
+      </w:r>
+      <w:r>
+        <w:rPr>
+          <w:rFonts w:ascii="Arial" w:hAnsi="Arial" w:cs="Arial"/>
+          <w:sz w:val="28"/>
+          <w:szCs w:val="28"/>
+        </w:rPr>
+        <w:t xml:space="preserve"> </w:t>
+      </w:r>
+      <w:r>
+        <w:rPr>
+          <w:rFonts w:ascii="Arial" w:hAnsi="Arial" w:cs="Arial"/>
+          <w:sz w:val="28"/>
+          <w:szCs w:val="28"/>
+        </w:rPr>
+        <w:t xml:space="preserve">– </w:t>
+      </w:r>
+      <w:r>
+        <w:rPr>
+          <w:rFonts w:ascii="Arial" w:hAnsi="Arial" w:cs="Arial"/>
+          <w:sz w:val="28"/>
+          <w:szCs w:val="28"/>
+        </w:rPr>
+        <w:t>if it's zero there's no one to send to.</w:t>
+      </w:r>
+    </w:p>
+    <w:p>
+      <w:pPr>
+        <w:rPr>
+          <w:rFonts w:ascii="Arial" w:hAnsi="Arial" w:cs="Arial"/>
+          <w:sz w:val="28"/>
+          <w:szCs w:val="28"/>
+        </w:rPr>
+      </w:pPr>
+      <w:r>
+        <w:rPr>
+          <w:rFonts w:ascii="Arial" w:hAnsi="Arial" w:cs="Arial"/>
+          <w:sz w:val="28"/>
+          <w:szCs w:val="28"/>
+        </w:rPr>
+        <w:t xml:space="preserve">last_analytics_ms is used by broadcast_analytics_throttled to prevent analytics from being sent more than once per 500ms on high-frequency paths. </w:t>
+      </w:r>
+      <w:r>
+        <w:rPr>
+          <w:rFonts w:ascii="Arial" w:hAnsi="Arial" w:cs="Arial"/>
+          <w:sz w:val="28"/>
+          <w:szCs w:val="28"/>
+        </w:rPr>
+        <w:t>I</w:t>
+      </w:r>
+      <w:r>
+        <w:rPr>
+          <w:rFonts w:ascii="Arial" w:hAnsi="Arial" w:cs="Arial"/>
+          <w:sz w:val="28"/>
+          <w:szCs w:val="28"/>
+        </w:rPr>
+        <w:t>t uses compare_exchange specifically to prevent the thundering herd problem</w:t>
+      </w:r>
+      <w:r>
+        <w:rPr>
+          <w:rFonts w:ascii="Arial" w:hAnsi="Arial" w:cs="Arial"/>
+          <w:sz w:val="28"/>
+          <w:szCs w:val="28"/>
+        </w:rPr>
+        <w:t>.</w:t>
+      </w:r>
+      <w:r>
+        <w:rPr>
+          <w:rFonts w:ascii="Arial" w:hAnsi="Arial" w:cs="Arial"/>
+          <w:sz w:val="28"/>
+          <w:szCs w:val="28"/>
+        </w:rPr>
+        <w:t xml:space="preserve"> </w:t>
+      </w:r>
+      <w:r>
+        <w:rPr>
+          <w:rFonts w:ascii="Arial" w:hAnsi="Arial" w:cs="Arial"/>
+          <w:sz w:val="28"/>
+          <w:szCs w:val="28"/>
+        </w:rPr>
+        <w:t>I</w:t>
+      </w:r>
+      <w:r>
+        <w:rPr>
+          <w:rFonts w:ascii="Arial" w:hAnsi="Arial" w:cs="Arial"/>
+          <w:sz w:val="28"/>
+          <w:szCs w:val="28"/>
+        </w:rPr>
+        <w:t>f many tasks all decide to send analytics at the same moment, only the one that successfully swaps the timestamp value actually does it, the rest see the exchange failed and skip.</w:t>
+      </w:r>
+    </w:p>
+    <w:p>
+      <w:pPr>
+        <w:rPr>
+          <w:rFonts w:ascii="Arial" w:hAnsi="Arial" w:cs="Arial"/>
+          <w:sz w:val="28"/>
+          <w:szCs w:val="28"/>
+        </w:rPr>
+      </w:pPr>
+    </w:p>
+    <w:p>
+      <w:pPr>
+        <w:rPr>
+          <w:rFonts w:ascii="Arial" w:hAnsi="Arial" w:cs="Arial"/>
+          <w:sz w:val="28"/>
+          <w:szCs w:val="28"/>
+        </w:rPr>
+      </w:pPr>
+      <w:r>
+        <w:rPr>
+          <w:rFonts w:ascii="Arial" w:hAnsi="Arial" w:cs="Arial"/>
+          <w:sz w:val="28"/>
+          <w:szCs w:val="28"/>
+        </w:rPr>
+        <w:t>the semaphore</w:t>
+      </w:r>
+    </w:p>
+    <w:p>
+      <w:pPr>
+        <w:rPr>
+          <w:rFonts w:ascii="Arial" w:hAnsi="Arial" w:cs="Arial"/>
+          <w:sz w:val="28"/>
+          <w:szCs w:val="28"/>
+        </w:rPr>
+      </w:pPr>
+      <w:r>
+        <w:rPr>
+          <w:rFonts w:ascii="Arial" w:hAnsi="Arial" w:cs="Arial"/>
+          <w:sz w:val="28"/>
+          <w:szCs w:val="28"/>
+        </w:rPr>
+        <w:t>pub conversion_semaphore: Arc&lt;Semaphore&gt;,</w:t>
+      </w:r>
+    </w:p>
+    <w:p>
+      <w:pPr>
+        <w:rPr>
+          <w:rFonts w:ascii="Arial" w:hAnsi="Arial" w:cs="Arial"/>
+          <w:sz w:val="28"/>
+          <w:szCs w:val="28"/>
+        </w:rPr>
+      </w:pPr>
+      <w:r>
+        <w:rPr>
+          <w:rFonts w:ascii="Arial" w:hAnsi="Arial" w:cs="Arial"/>
+          <w:sz w:val="28"/>
+          <w:szCs w:val="28"/>
+        </w:rPr>
+        <w:t xml:space="preserve">initialized with a count of 1, meaning only one ffmpeg conversion can run at a time. </w:t>
+      </w:r>
+      <w:r>
+        <w:rPr>
+          <w:rFonts w:ascii="Arial" w:hAnsi="Arial" w:cs="Arial"/>
+          <w:sz w:val="28"/>
+          <w:szCs w:val="28"/>
+        </w:rPr>
+        <w:t>F</w:t>
+      </w:r>
+      <w:r>
+        <w:rPr>
+          <w:rFonts w:ascii="Arial" w:hAnsi="Arial" w:cs="Arial"/>
+          <w:sz w:val="28"/>
+          <w:szCs w:val="28"/>
+        </w:rPr>
+        <w:t xml:space="preserve">fmpeg is CPU-intensive and running multiple conversions simultaneously would saturate the CPU, making all of them slower and starving other tasks. </w:t>
+      </w:r>
+      <w:r>
+        <w:rPr>
+          <w:rFonts w:ascii="Arial" w:hAnsi="Arial" w:cs="Arial"/>
+          <w:sz w:val="28"/>
+          <w:szCs w:val="28"/>
+        </w:rPr>
+        <w:t>T</w:t>
+      </w:r>
+      <w:r>
+        <w:rPr>
+          <w:rFonts w:ascii="Arial" w:hAnsi="Arial" w:cs="Arial"/>
+          <w:sz w:val="28"/>
+          <w:szCs w:val="28"/>
+        </w:rPr>
+        <w:t xml:space="preserve">he semaphore makes them queue rather than pile up. </w:t>
+      </w:r>
+      <w:r>
+        <w:rPr>
+          <w:rFonts w:ascii="Arial" w:hAnsi="Arial" w:cs="Arial"/>
+          <w:sz w:val="28"/>
+          <w:szCs w:val="28"/>
+        </w:rPr>
+        <w:t>E</w:t>
+      </w:r>
+      <w:r>
+        <w:rPr>
+          <w:rFonts w:ascii="Arial" w:hAnsi="Arial" w:cs="Arial"/>
+          <w:sz w:val="28"/>
+          <w:szCs w:val="28"/>
+        </w:rPr>
+        <w:t>ach upload that needs conversion does acquire().await which either proceeds immediately if the slot is free or waits until the previous conversion releases it.</w:t>
+      </w:r>
+    </w:p>
+    <w:p>
+      <w:pPr>
+        <w:rPr>
+          <w:rFonts w:ascii="Arial" w:hAnsi="Arial" w:cs="Arial"/>
+          <w:sz w:val="28"/>
+          <w:szCs w:val="28"/>
+        </w:rPr>
+      </w:pPr>
+    </w:p>
+    <w:p>
+      <w:pPr>
+        <w:rPr>
+          <w:rFonts w:ascii="Arial" w:hAnsi="Arial" w:cs="Arial"/>
+          <w:sz w:val="28"/>
+          <w:szCs w:val="28"/>
+        </w:rPr>
+      </w:pPr>
+      <w:r>
+        <w:rPr>
+          <w:rFonts w:ascii="Arial" w:hAnsi="Arial" w:cs="Arial"/>
+          <w:sz w:val="28"/>
+          <w:szCs w:val="28"/>
+        </w:rPr>
+        <w:t xml:space="preserve">the whole AppState is wrapped in Arc&lt;AppState&gt; which is what SharedState aliases. </w:t>
+      </w:r>
+      <w:r>
+        <w:rPr>
+          <w:rFonts w:ascii="Arial" w:hAnsi="Arial" w:cs="Arial"/>
+          <w:sz w:val="28"/>
+          <w:szCs w:val="28"/>
+        </w:rPr>
+        <w:t>T</w:t>
+      </w:r>
+      <w:r>
+        <w:rPr>
+          <w:rFonts w:ascii="Arial" w:hAnsi="Arial" w:cs="Arial"/>
+          <w:sz w:val="28"/>
+          <w:szCs w:val="28"/>
+        </w:rPr>
+        <w:t xml:space="preserve">his means the state is allocated once on the heap and every handler, every spawned task, every WebSocket connection just clones the Arc </w:t>
+      </w:r>
+      <w:r>
+        <w:rPr>
+          <w:rFonts w:ascii="Arial" w:hAnsi="Arial" w:cs="Arial"/>
+          <w:sz w:val="28"/>
+          <w:szCs w:val="28"/>
+        </w:rPr>
+        <w:t>in</w:t>
+      </w:r>
+      <w:r>
+        <w:rPr>
+          <w:rFonts w:ascii="Arial" w:hAnsi="Arial" w:cs="Arial"/>
+          <w:sz w:val="28"/>
+          <w:szCs w:val="28"/>
+        </w:rPr>
+        <w:t xml:space="preserve"> a single atomic increment to get its own handle to </w:t>
+      </w:r>
+      <w:r>
+        <w:rPr>
+          <w:rFonts w:ascii="Arial" w:hAnsi="Arial" w:cs="Arial"/>
+          <w:sz w:val="28"/>
+          <w:szCs w:val="28"/>
+        </w:rPr>
+        <w:lastRenderedPageBreak/>
+        <w:t xml:space="preserve">the same data. </w:t>
+      </w:r>
+      <w:r>
+        <w:rPr>
+          <w:rFonts w:ascii="Arial" w:hAnsi="Arial" w:cs="Arial"/>
+          <w:sz w:val="28"/>
+          <w:szCs w:val="28"/>
+        </w:rPr>
+        <w:t>T</w:t>
+      </w:r>
+      <w:r>
+        <w:rPr>
+          <w:rFonts w:ascii="Arial" w:hAnsi="Arial" w:cs="Arial"/>
+          <w:sz w:val="28"/>
+          <w:szCs w:val="28"/>
+        </w:rPr>
+        <w:t xml:space="preserve">here's no copying of the actual state, no synchronization of separate copies, just many pointers to one thing. </w:t>
+      </w:r>
+      <w:r>
+        <w:rPr>
+          <w:rFonts w:ascii="Arial" w:hAnsi="Arial" w:cs="Arial"/>
+          <w:sz w:val="28"/>
+          <w:szCs w:val="28"/>
+        </w:rPr>
+        <w:t>W</w:t>
+      </w:r>
+      <w:r>
+        <w:rPr>
+          <w:rFonts w:ascii="Arial" w:hAnsi="Arial" w:cs="Arial"/>
+          <w:sz w:val="28"/>
+          <w:szCs w:val="28"/>
+        </w:rPr>
+        <w:t>hen all the Arcs are dropped the state is deallocated, but in practice the server runs until shutdown so that never happens.</w:t>
+      </w:r>
+      <w:r>
+        <w:rPr>
+          <w:rFonts w:ascii="Arial" w:hAnsi="Arial" w:cs="Arial"/>
+          <w:sz w:val="28"/>
+          <w:szCs w:val="28"/>
+        </w:rPr>
+        <w:t xml:space="preserve"> Also this is explained above also bt it won’t hurt to double up.</w:t>
+      </w:r>
+    </w:p>
+    <w:p>
+      <w:pPr>
+        <w:ind w:left="1410"/>
+        <w:rPr>
+          <w:rFonts w:ascii="Arial" w:hAnsi="Arial" w:cs="Arial"/>
+          <w:sz w:val="28"/>
+          <w:szCs w:val="28"/>
+        </w:rPr>
+      </w:pPr>
+    </w:p>
+    <w:p>
+      <w:pPr>
+        <w:rPr>
+          <w:rFonts w:ascii="Arial" w:hAnsi="Arial" w:cs="Arial"/>
+          <w:sz w:val="28"/>
+          <w:szCs w:val="28"/>
+        </w:rPr>
+      </w:pPr>
+      <w:r>
+        <w:rPr>
+          <w:rFonts w:ascii="Arial" w:hAnsi="Arial" w:cs="Arial"/>
+          <w:sz w:val="28"/>
+          <w:szCs w:val="28"/>
+        </w:rPr>
+        <w:t>[/[ handle_</w:t>
+      </w:r>
+      <w:r>
+        <w:rPr>
+          <w:rFonts w:ascii="Arial" w:hAnsi="Arial" w:cs="Arial"/>
+          <w:sz w:val="28"/>
+          <w:szCs w:val="28"/>
+        </w:rPr>
+        <w:t>radio</w:t>
+      </w:r>
+      <w:r>
+        <w:rPr>
+          <w:rFonts w:ascii="Arial" w:hAnsi="Arial" w:cs="Arial"/>
+          <w:sz w:val="28"/>
+          <w:szCs w:val="28"/>
+        </w:rPr>
+        <w:t>_message architecture part ]\]</w:t>
+      </w:r>
+    </w:p>
+    <w:p>
+      <w:pPr>
+        <w:rPr>
+          <w:rFonts w:ascii="Arial" w:hAnsi="Arial" w:cs="Arial"/>
+          <w:sz w:val="28"/>
+          <w:szCs w:val="28"/>
+        </w:rPr>
+      </w:pPr>
+      <w:r>
+        <w:rPr>
+          <w:rFonts w:ascii="Arial" w:hAnsi="Arial" w:cs="Arial"/>
+          <w:sz w:val="28"/>
+          <w:szCs w:val="28"/>
+        </w:rPr>
+        <w:t>the task structure inside handle_radio_connection</w:t>
+      </w:r>
+    </w:p>
+    <w:p>
+      <w:pPr>
+        <w:rPr>
+          <w:rFonts w:ascii="Arial" w:hAnsi="Arial" w:cs="Arial"/>
+          <w:sz w:val="28"/>
+          <w:szCs w:val="28"/>
+        </w:rPr>
+      </w:pPr>
+      <w:r>
+        <w:rPr>
+          <w:rFonts w:ascii="Arial" w:hAnsi="Arial" w:cs="Arial"/>
+          <w:sz w:val="28"/>
+          <w:szCs w:val="28"/>
+        </w:rPr>
+        <w:t xml:space="preserve">when a WebSocket connection is accepted, the socket is immediately split into two halves with .split() </w:t>
+      </w:r>
+      <w:r>
+        <w:rPr>
+          <w:rFonts w:ascii="Arial" w:hAnsi="Arial" w:cs="Arial"/>
+          <w:sz w:val="28"/>
+          <w:szCs w:val="28"/>
+        </w:rPr>
+        <w:t>and</w:t>
+      </w:r>
+      <w:r>
+        <w:rPr>
+          <w:rFonts w:ascii="Arial" w:hAnsi="Arial" w:cs="Arial"/>
+          <w:sz w:val="28"/>
+          <w:szCs w:val="28"/>
+        </w:rPr>
+        <w:t xml:space="preserve"> a sender that can only write to the socket and a receiver that can only read from it. this split is necessary because you can't have two pieces of code holding the same socket simultaneously, so you divide ownership.</w:t>
+      </w:r>
+    </w:p>
+    <w:p>
+      <w:pPr>
+        <w:rPr>
+          <w:rFonts w:ascii="Arial" w:hAnsi="Arial" w:cs="Arial"/>
+          <w:sz w:val="28"/>
+          <w:szCs w:val="28"/>
+        </w:rPr>
+      </w:pPr>
+      <w:r>
+        <w:rPr>
+          <w:rFonts w:ascii="Arial" w:hAnsi="Arial" w:cs="Arial"/>
+          <w:sz w:val="28"/>
+          <w:szCs w:val="28"/>
+        </w:rPr>
+        <w:t>two private channels are created before the tasks spawn:</w:t>
+      </w:r>
+    </w:p>
+    <w:p>
+      <w:pPr>
+        <w:rPr>
+          <w:rFonts w:ascii="Arial" w:hAnsi="Arial" w:cs="Arial"/>
+          <w:sz w:val="28"/>
+          <w:szCs w:val="28"/>
+        </w:rPr>
+      </w:pPr>
+      <w:r>
+        <w:rPr>
+          <w:rFonts w:ascii="Arial" w:hAnsi="Arial" w:cs="Arial"/>
+          <w:sz w:val="28"/>
+          <w:szCs w:val="28"/>
+        </w:rPr>
+        <w:t>let (out_tx, mut out_rx) = mpsc::channel::&lt;RadioMessage&gt;(32);</w:t>
+      </w:r>
+    </w:p>
+    <w:p>
+      <w:pPr>
+        <w:rPr>
+          <w:rFonts w:ascii="Arial" w:hAnsi="Arial" w:cs="Arial"/>
+          <w:sz w:val="28"/>
+          <w:szCs w:val="28"/>
+        </w:rPr>
+      </w:pPr>
+      <w:r>
+        <w:rPr>
+          <w:rFonts w:ascii="Arial" w:hAnsi="Arial" w:cs="Arial"/>
+          <w:sz w:val="28"/>
+          <w:szCs w:val="28"/>
+        </w:rPr>
+        <w:t>let (tuned_tx, mut tuned_rx) = tokio::sync::watch::channel::&lt;Option&lt;String&gt;&gt;(None);</w:t>
+      </w:r>
+    </w:p>
+    <w:p>
+      <w:pPr>
+        <w:rPr>
+          <w:rFonts w:ascii="Arial" w:hAnsi="Arial" w:cs="Arial"/>
+          <w:sz w:val="28"/>
+          <w:szCs w:val="28"/>
+        </w:rPr>
+      </w:pPr>
+    </w:p>
+    <w:p>
+      <w:pPr>
+        <w:rPr>
+          <w:rFonts w:ascii="Arial" w:hAnsi="Arial" w:cs="Arial"/>
+          <w:sz w:val="28"/>
+          <w:szCs w:val="28"/>
+        </w:rPr>
+      </w:pPr>
+      <w:r>
+        <w:rPr>
+          <w:rFonts w:ascii="Arial" w:hAnsi="Arial" w:cs="Arial"/>
+          <w:sz w:val="28"/>
+          <w:szCs w:val="28"/>
+        </w:rPr>
+        <w:t>out_tx/out_rx is a standard multiple producer single consumer channel.</w:t>
+      </w:r>
+    </w:p>
+    <w:p>
+      <w:pPr>
+        <w:rPr>
+          <w:rFonts w:ascii="Arial" w:hAnsi="Arial" w:cs="Arial"/>
+          <w:sz w:val="28"/>
+          <w:szCs w:val="28"/>
+        </w:rPr>
+      </w:pPr>
+      <w:r>
+        <w:rPr>
+          <w:rFonts w:ascii="Arial" w:hAnsi="Arial" w:cs="Arial"/>
+          <w:sz w:val="28"/>
+          <w:szCs w:val="28"/>
+        </w:rPr>
+        <w:t>the receive task holds out_tx and uses it to send messages back to the client</w:t>
+      </w:r>
+      <w:r>
+        <w:rPr>
+          <w:rFonts w:ascii="Arial" w:hAnsi="Arial" w:cs="Arial"/>
+          <w:sz w:val="28"/>
+          <w:szCs w:val="28"/>
+        </w:rPr>
+        <w:t xml:space="preserve"> meaning to the threads (connection’s) own send task</w:t>
+      </w:r>
+      <w:r>
+        <w:rPr>
+          <w:rFonts w:ascii="Arial" w:hAnsi="Arial" w:cs="Arial"/>
+          <w:sz w:val="28"/>
+          <w:szCs w:val="28"/>
+        </w:rPr>
+        <w:t xml:space="preserve"> onthe same websocket</w:t>
+      </w:r>
+      <w:r>
+        <w:rPr>
+          <w:rFonts w:ascii="Arial" w:hAnsi="Arial" w:cs="Arial"/>
+          <w:sz w:val="28"/>
+          <w:szCs w:val="28"/>
+        </w:rPr>
+        <w:t>,</w:t>
+      </w:r>
+      <w:r>
+        <w:rPr>
+          <w:rFonts w:ascii="Arial" w:hAnsi="Arial" w:cs="Arial"/>
+          <w:sz w:val="28"/>
+          <w:szCs w:val="28"/>
+        </w:rPr>
+        <w:t xml:space="preserve"> things like the initial Sync after TuneIn, error messages, or</w:t>
+      </w:r>
+      <w:r>
+        <w:rPr>
+          <w:rFonts w:ascii="Arial" w:hAnsi="Arial" w:cs="Arial"/>
+          <w:sz w:val="28"/>
+          <w:szCs w:val="28"/>
+        </w:rPr>
+        <w:t xml:space="preserve"> </w:t>
+      </w:r>
+      <w:r>
+        <w:rPr>
+          <w:rFonts w:ascii="Arial" w:hAnsi="Arial" w:cs="Arial"/>
+          <w:sz w:val="28"/>
+          <w:szCs w:val="28"/>
+        </w:rPr>
+        <w:t xml:space="preserve">BroadcastStateResponse. </w:t>
+      </w:r>
+    </w:p>
+    <w:p>
+      <w:pPr>
+        <w:rPr>
+          <w:rFonts w:ascii="Arial" w:hAnsi="Arial" w:cs="Arial"/>
+          <w:sz w:val="28"/>
+          <w:szCs w:val="28"/>
+        </w:rPr>
+      </w:pPr>
+      <w:r>
+        <w:rPr>
+          <w:rFonts w:ascii="Arial" w:hAnsi="Arial" w:cs="Arial"/>
+          <w:sz w:val="28"/>
+          <w:szCs w:val="28"/>
+        </w:rPr>
+        <w:t xml:space="preserve">the send task holds out_rx and drains it. </w:t>
+      </w:r>
+      <w:r>
+        <w:rPr>
+          <w:rFonts w:ascii="Arial" w:hAnsi="Arial" w:cs="Arial"/>
+          <w:sz w:val="28"/>
+          <w:szCs w:val="28"/>
+        </w:rPr>
+        <w:t>S</w:t>
+      </w:r>
+      <w:r>
+        <w:rPr>
+          <w:rFonts w:ascii="Arial" w:hAnsi="Arial" w:cs="Arial"/>
+          <w:sz w:val="28"/>
+          <w:szCs w:val="28"/>
+        </w:rPr>
+        <w:t>o when the receive task handles a message and needs to reply directly to this specific client</w:t>
+      </w:r>
+      <w:r>
+        <w:rPr>
+          <w:rFonts w:ascii="Arial" w:hAnsi="Arial" w:cs="Arial"/>
+          <w:sz w:val="28"/>
+          <w:szCs w:val="28"/>
+        </w:rPr>
+        <w:t xml:space="preserve"> (the clients respon</w:t>
+      </w:r>
+      <w:r>
+        <w:rPr>
+          <w:rFonts w:ascii="Arial" w:hAnsi="Arial" w:cs="Arial"/>
+          <w:sz w:val="28"/>
+          <w:szCs w:val="28"/>
+        </w:rPr>
+        <w:t>d</w:t>
+      </w:r>
+      <w:r>
+        <w:rPr>
+          <w:rFonts w:ascii="Arial" w:hAnsi="Arial" w:cs="Arial"/>
+          <w:sz w:val="28"/>
+          <w:szCs w:val="28"/>
+        </w:rPr>
+        <w:t xml:space="preserve">s to it’s own message </w:t>
+      </w:r>
+      <w:r>
+        <w:rPr>
+          <w:rFonts w:ascii="Arial" w:hAnsi="Arial" w:cs="Arial"/>
+          <w:sz w:val="28"/>
+          <w:szCs w:val="28"/>
+        </w:rPr>
+        <w:t>on</w:t>
+      </w:r>
+      <w:r>
+        <w:rPr>
+          <w:rFonts w:ascii="Arial" w:hAnsi="Arial" w:cs="Arial"/>
+          <w:sz w:val="28"/>
+          <w:szCs w:val="28"/>
+        </w:rPr>
+        <w:t xml:space="preserve"> the same websocket)</w:t>
+      </w:r>
+      <w:r>
+        <w:rPr>
+          <w:rFonts w:ascii="Arial" w:hAnsi="Arial" w:cs="Arial"/>
+          <w:sz w:val="28"/>
+          <w:szCs w:val="28"/>
+        </w:rPr>
+        <w:t>, it doesn't touch the socket directly, it just drops a message into out_tx and the send task handles the actual writing.</w:t>
+      </w:r>
+    </w:p>
+    <w:p>
+      <w:pPr>
+        <w:rPr>
+          <w:rFonts w:ascii="Arial" w:hAnsi="Arial" w:cs="Arial"/>
+          <w:sz w:val="28"/>
+          <w:szCs w:val="28"/>
+        </w:rPr>
+      </w:pPr>
+    </w:p>
+    <w:p>
+      <w:pPr>
+        <w:rPr>
+          <w:rFonts w:ascii="Arial" w:hAnsi="Arial" w:cs="Arial"/>
+          <w:sz w:val="28"/>
+          <w:szCs w:val="28"/>
+        </w:rPr>
+      </w:pPr>
+      <w:r>
+        <w:rPr>
+          <w:rFonts w:ascii="Arial" w:hAnsi="Arial" w:cs="Arial"/>
+          <w:sz w:val="28"/>
+          <w:szCs w:val="28"/>
+        </w:rPr>
+        <w:t xml:space="preserve">tuned_tx/tuned_rx is a watch channel, which is different </w:t>
+      </w:r>
+      <w:r>
+        <w:rPr>
+          <w:rFonts w:ascii="Arial" w:hAnsi="Arial" w:cs="Arial"/>
+          <w:sz w:val="28"/>
+          <w:szCs w:val="28"/>
+        </w:rPr>
+        <w:t>because</w:t>
+      </w:r>
+      <w:r>
+        <w:rPr>
+          <w:rFonts w:ascii="Arial" w:hAnsi="Arial" w:cs="Arial"/>
+          <w:sz w:val="28"/>
+          <w:szCs w:val="28"/>
+        </w:rPr>
+        <w:t xml:space="preserve"> it holds exactly one value and receivers always see the latest one rather than a queue. </w:t>
+      </w:r>
+    </w:p>
+    <w:p>
+      <w:pPr>
+        <w:rPr>
+          <w:rFonts w:ascii="Arial" w:hAnsi="Arial" w:cs="Arial"/>
+          <w:sz w:val="28"/>
+          <w:szCs w:val="28"/>
+        </w:rPr>
+      </w:pPr>
+      <w:r>
+        <w:rPr>
+          <w:rFonts w:ascii="Arial" w:hAnsi="Arial" w:cs="Arial"/>
+          <w:sz w:val="28"/>
+          <w:szCs w:val="28"/>
+        </w:rPr>
+        <w:lastRenderedPageBreak/>
+        <w:t xml:space="preserve">it carries Option&lt;String&gt;, either Some(broadcaster_id) meaning "subscribe to this broadcaster's channel" or None meaning "stop listening to anyone". </w:t>
+      </w:r>
+    </w:p>
+    <w:p>
+      <w:pPr>
+        <w:rPr>
+          <w:rFonts w:ascii="Arial" w:hAnsi="Arial" w:cs="Arial"/>
+          <w:sz w:val="28"/>
+          <w:szCs w:val="28"/>
+        </w:rPr>
+      </w:pPr>
+      <w:r>
+        <w:rPr>
+          <w:rFonts w:ascii="Arial" w:hAnsi="Arial" w:cs="Arial"/>
+          <w:sz w:val="28"/>
+          <w:szCs w:val="28"/>
+        </w:rPr>
+        <w:t xml:space="preserve">when the receive task processes a TuneIn or TuneOut message, it calls tuned_tx.send(Some(id)) or tuned_tx.send(None). </w:t>
+      </w:r>
+      <w:r>
+        <w:rPr>
+          <w:rFonts w:ascii="Arial" w:hAnsi="Arial" w:cs="Arial"/>
+          <w:sz w:val="28"/>
+          <w:szCs w:val="28"/>
+        </w:rPr>
+        <w:t>T</w:t>
+      </w:r>
+      <w:r>
+        <w:rPr>
+          <w:rFonts w:ascii="Arial" w:hAnsi="Arial" w:cs="Arial"/>
+          <w:sz w:val="28"/>
+          <w:szCs w:val="28"/>
+        </w:rPr>
+        <w:t>he send task watches for changes on tuned_rx and swaps out which broadcast channel it's subscribed to accordingly.</w:t>
+      </w:r>
+      <w:r>
+        <w:rPr>
+          <w:rFonts w:ascii="Arial" w:hAnsi="Arial" w:cs="Arial"/>
+          <w:sz w:val="28"/>
+          <w:szCs w:val="28"/>
+        </w:rPr>
+        <w:t xml:space="preserve"> In the case where something is set via the tuned channel it means that in the send task</w:t>
+      </w:r>
+      <w:r>
+        <w:rPr>
+          <w:rFonts w:ascii="Arial" w:hAnsi="Arial" w:cs="Arial"/>
+          <w:sz w:val="28"/>
+          <w:szCs w:val="28"/>
+        </w:rPr>
+        <w:t xml:space="preserve"> </w:t>
+      </w:r>
+      <w:r>
+        <w:rPr>
+          <w:rFonts w:ascii="Arial" w:hAnsi="Arial" w:cs="Arial"/>
+          <w:sz w:val="28"/>
+          <w:szCs w:val="28"/>
+        </w:rPr>
+        <w:t>the tuned_rx</w:t>
+      </w:r>
+      <w:r>
+        <w:rPr>
+          <w:rFonts w:ascii="Arial" w:hAnsi="Arial" w:cs="Arial"/>
+          <w:sz w:val="28"/>
+          <w:szCs w:val="28"/>
+        </w:rPr>
+        <w:t>.changed()</w:t>
+      </w:r>
+      <w:r>
+        <w:rPr>
+          <w:rFonts w:ascii="Arial" w:hAnsi="Arial" w:cs="Arial"/>
+          <w:sz w:val="28"/>
+          <w:szCs w:val="28"/>
+        </w:rPr>
+        <w:t xml:space="preserve"> branch wins </w:t>
+      </w:r>
+      <w:r>
+        <w:rPr>
+          <w:rFonts w:ascii="Arial" w:hAnsi="Arial" w:cs="Arial"/>
+          <w:sz w:val="28"/>
+          <w:szCs w:val="28"/>
+        </w:rPr>
+        <w:t xml:space="preserve">and either sets the appropriate channel of the broadcaster and subscribes to it or sets to None in the case of tune out. Then that iteration of the send task’s loop ends and a new one immediately begins, in which we immediately match on the </w:t>
+      </w:r>
+      <w:r>
+        <w:rPr>
+          <w:rFonts w:ascii="Arial" w:hAnsi="Arial" w:cs="Arial"/>
+          <w:sz w:val="28"/>
+          <w:szCs w:val="28"/>
+        </w:rPr>
+        <w:t>current_tuned_broadcaster_rx</w:t>
+      </w:r>
+      <w:r>
+        <w:rPr>
+          <w:rFonts w:ascii="Arial" w:hAnsi="Arial" w:cs="Arial"/>
+          <w:sz w:val="28"/>
+          <w:szCs w:val="28"/>
+        </w:rPr>
+        <w:t xml:space="preserve"> and if it is None we just make that branch a forever waiting future and if it is Some we await on the appropriate receiver – now when this </w:t>
+      </w:r>
+      <w:r>
+        <w:rPr>
+          <w:rFonts w:ascii="Arial" w:hAnsi="Arial" w:cs="Arial"/>
+          <w:sz w:val="28"/>
+          <w:szCs w:val="28"/>
+        </w:rPr>
+        <w:t>Some(rx) =&gt; rx.recv().await</w:t>
+      </w:r>
+      <w:r>
+        <w:rPr>
+          <w:rFonts w:ascii="Arial" w:hAnsi="Arial" w:cs="Arial"/>
+          <w:sz w:val="28"/>
+          <w:szCs w:val="28"/>
+        </w:rPr>
+        <w:t xml:space="preserve"> branch resolves and it is an Ok result we just do send_prepared message which just usese the websocket sender</w:t>
+      </w:r>
+      <w:r>
+        <w:rPr>
+          <w:rFonts w:ascii="Arial" w:hAnsi="Arial" w:cs="Arial"/>
+          <w:sz w:val="28"/>
+          <w:szCs w:val="28"/>
+        </w:rPr>
+        <w:t>. More on PreparedMessage later.</w:t>
+      </w:r>
+    </w:p>
+    <w:p>
+      <w:pPr>
+        <w:rPr>
+          <w:rFonts w:ascii="Arial" w:hAnsi="Arial" w:cs="Arial"/>
+          <w:sz w:val="28"/>
+          <w:szCs w:val="28"/>
+        </w:rPr>
+      </w:pPr>
+      <w:r>
+        <w:rPr>
+          <w:rFonts w:ascii="Arial" w:hAnsi="Arial" w:cs="Arial"/>
+          <w:sz w:val="28"/>
+          <w:szCs w:val="28"/>
+        </w:rPr>
+        <w:t>there's also: global_broadcast_rx</w:t>
+      </w:r>
+      <w:r>
+        <w:rPr>
+          <w:rFonts w:ascii="Arial" w:hAnsi="Arial" w:cs="Arial"/>
+          <w:sz w:val="28"/>
+          <w:szCs w:val="28"/>
+        </w:rPr>
+        <w:br/>
+      </w:r>
+      <w:r>
+        <w:rPr>
+          <w:rFonts w:ascii="Arial" w:hAnsi="Arial" w:cs="Arial"/>
+          <w:sz w:val="28"/>
+          <w:szCs w:val="28"/>
+        </w:rPr>
+        <w:t xml:space="preserve">this subscribes to the server-wide broadcast channel that every connected client gets. </w:t>
+      </w:r>
+      <w:r>
+        <w:rPr>
+          <w:rFonts w:ascii="Arial" w:hAnsi="Arial" w:cs="Arial"/>
+          <w:sz w:val="28"/>
+          <w:szCs w:val="28"/>
+        </w:rPr>
+        <w:t>S</w:t>
+      </w:r>
+      <w:r>
+        <w:rPr>
+          <w:rFonts w:ascii="Arial" w:hAnsi="Arial" w:cs="Arial"/>
+          <w:sz w:val="28"/>
+          <w:szCs w:val="28"/>
+        </w:rPr>
+        <w:t>ystem announcements like BroadcasterOnline, BroadcasterOffline, Analytics, and ServerShutdown all come through here.</w:t>
+      </w:r>
+    </w:p>
+    <w:p>
+      <w:pPr>
+        <w:rPr>
+          <w:rFonts w:ascii="Arial" w:hAnsi="Arial" w:cs="Arial"/>
+          <w:sz w:val="28"/>
+          <w:szCs w:val="28"/>
+        </w:rPr>
+      </w:pPr>
+    </w:p>
+    <w:p>
+      <w:pPr>
+        <w:rPr>
+          <w:rFonts w:ascii="Arial" w:hAnsi="Arial" w:cs="Arial"/>
+          <w:sz w:val="28"/>
+          <w:szCs w:val="28"/>
+        </w:rPr>
+      </w:pPr>
+      <w:r>
+        <w:rPr>
+          <w:rFonts w:ascii="Arial" w:hAnsi="Arial" w:cs="Arial"/>
+          <w:sz w:val="28"/>
+          <w:szCs w:val="28"/>
+        </w:rPr>
+        <w:t>the send task owns sender (the write half of the socket), it sits in a loop running a tokio::select! with biased</w:t>
+      </w:r>
+      <w:r>
+        <w:rPr>
+          <w:rFonts w:ascii="Arial" w:hAnsi="Arial" w:cs="Arial"/>
+          <w:sz w:val="28"/>
+          <w:szCs w:val="28"/>
+        </w:rPr>
+        <w:t xml:space="preserve"> and</w:t>
+      </w:r>
+      <w:r>
+        <w:rPr>
+          <w:rFonts w:ascii="Arial" w:hAnsi="Arial" w:cs="Arial"/>
+          <w:sz w:val="28"/>
+          <w:szCs w:val="28"/>
+        </w:rPr>
+        <w:t xml:space="preserve"> biased means branches are checked in order rather than randomly, so the hottest path (the tuned broadcaster's Sync messages) gets priority when multiple branches are ready at the same time.</w:t>
+      </w:r>
+    </w:p>
+    <w:p>
+      <w:pPr>
+        <w:rPr>
+          <w:rFonts w:ascii="Arial" w:hAnsi="Arial" w:cs="Arial"/>
+          <w:b/>
+          <w:bCs/>
+          <w:sz w:val="28"/>
+          <w:szCs w:val="28"/>
+        </w:rPr>
+      </w:pPr>
+    </w:p>
+    <w:p>
+      <w:pPr>
+        <w:rPr>
+          <w:rFonts w:ascii="Arial" w:hAnsi="Arial" w:cs="Arial"/>
+          <w:sz w:val="28"/>
+          <w:szCs w:val="28"/>
+        </w:rPr>
+      </w:pPr>
+      <w:r>
+        <w:rPr>
+          <w:rFonts w:ascii="Arial" w:hAnsi="Arial" w:cs="Arial"/>
+          <w:sz w:val="28"/>
+          <w:szCs w:val="28"/>
+        </w:rPr>
         <w:t>both tasks are spawned and then the function does:</w:t>
       </w:r>
     </w:p>
@@ -7283,6 +10621,7 @@
           <w:sz w:val="28"/>
           <w:szCs w:val="28"/>
         </w:rPr>
+        <w:lastRenderedPageBreak/>
         <w:t xml:space="preserve">whichever task finishes first (because the client disconnected, the socket errored, or a channel closed) causes the other to be aborted. </w:t>
       </w:r>
       <w:r>
